--- a/spec/AGCP-Core.docx
+++ b/spec/AGCP-Core.docx
@@ -1874,6 +1874,11 @@
     </w:p>
     <w:p>
       <w:r>
+        <w:t>Canonical State SHALL be derived exclusively from the ordered Append-Only Governance Ledger, or from a verifiable materialized state whose derivation from the ordered Append-Only Governance Ledger can be deterministically reproduced. Ledger ordering SHALL be authoritative for Canonical State derivation and SHALL NOT be inferred from timestamps or implementation-specific storage behavior.</w:t>
+      </w:r>
+    </w:p>
+    <w:p>
+      <w:r>
         <w:pict w14:anchorId="06C4AB06">
           <v:rect id="_x0000_i1046" style="width:0;height:1.5pt" o:hralign="center" o:hrstd="t" o:hr="t" fillcolor="#a0a0a0" stroked="f"/>
         </w:pict>
@@ -1970,6 +1975,7 @@
     </w:p>
     <w:p>
       <w:r>
+        <w:lastRenderedPageBreak/>
         <w:pict w14:anchorId="37321B4A">
           <v:rect id="_x0000_i1049" style="width:0;height:1.5pt" o:hralign="center" o:hrstd="t" o:hr="t" fillcolor="#a0a0a0" stroked="f"/>
         </w:pict>
@@ -1997,7 +2003,6 @@
     </w:p>
     <w:p>
       <w:r>
-        <w:lastRenderedPageBreak/>
         <w:t>Deterministic Governance is a fundamental property of conformant AGCP implementations.</w:t>
       </w:r>
     </w:p>
@@ -2153,6 +2158,7 @@
     </w:p>
     <w:p>
       <w:r>
+        <w:lastRenderedPageBreak/>
         <w:t>A request to perform one or more governance-significant Actions.</w:t>
       </w:r>
     </w:p>
@@ -2180,7 +2186,6 @@
           <w:b/>
           <w:bCs/>
         </w:rPr>
-        <w:lastRenderedPageBreak/>
         <w:t>4.16 Proposal Qualification</w:t>
       </w:r>
     </w:p>
@@ -2380,6 +2385,7 @@
     </w:p>
     <w:p>
       <w:r>
+        <w:lastRenderedPageBreak/>
         <w:t>The Artificial Intelligence Governance Control Plane (AGCP) is a deterministic execution-layer governance architecture that governs governance-significant actions between proposal and execution.</w:t>
       </w:r>
     </w:p>
@@ -2390,7 +2396,6 @@
     </w:p>
     <w:p>
       <w:r>
-        <w:lastRenderedPageBreak/>
         <w:t>Originating systems generate proposals.</w:t>
       </w:r>
     </w:p>
@@ -2453,6 +2458,33 @@
     </w:p>
     <w:p>
       <w:r>
+        <w:pict w14:anchorId="7E50DCB6">
+          <v:rect id="_x0000_i1250" style="width:0;height:1.5pt" o:hralign="center" o:hrstd="t" o:hr="t" fillcolor="#a0a0a0" stroked="f"/>
+        </w:pict>
+      </w:r>
+    </w:p>
+    <w:p>
+      <w:pPr>
+        <w:rPr>
+          <w:b/>
+          <w:bCs/>
+        </w:rPr>
+      </w:pPr>
+      <w:r>
+        <w:rPr>
+          <w:b/>
+          <w:bCs/>
+        </w:rPr>
+        <w:t>5.2.2 Ordered Ledger Authority</w:t>
+      </w:r>
+    </w:p>
+    <w:p>
+      <w:r>
+        <w:t>The ordered Append-Only Governance Ledger is the authoritative source for Canonical State derivation. Implementations MAY maintain materialized state views for performance provided those views are deterministically reproducible from the ordered ledger and do not supersede it as the authoritative source of governance state.</w:t>
+      </w:r>
+    </w:p>
+    <w:p>
+      <w:r>
         <w:pict w14:anchorId="4D1EC356">
           <v:rect id="_x0000_i1060" style="width:0;height:1.5pt" o:hralign="center" o:hrstd="t" o:hr="t" fillcolor="#a0a0a0" stroked="f"/>
         </w:pict>
@@ -2470,7 +2502,21 @@
           <w:b/>
           <w:bCs/>
         </w:rPr>
-        <w:t>5.2.2 Execution-Layer Governance</w:t>
+        <w:t>5.2.</w:t>
+      </w:r>
+      <w:r>
+        <w:rPr>
+          <w:b/>
+          <w:bCs/>
+        </w:rPr>
+        <w:t>3</w:t>
+      </w:r>
+      <w:r>
+        <w:rPr>
+          <w:b/>
+          <w:bCs/>
+        </w:rPr>
+        <w:t xml:space="preserve"> Execution-Layer Governance</w:t>
       </w:r>
     </w:p>
     <w:p>
@@ -2502,7 +2548,21 @@
           <w:b/>
           <w:bCs/>
         </w:rPr>
-        <w:t>5.2.3 Governance Before Execution</w:t>
+        <w:t>5.2.</w:t>
+      </w:r>
+      <w:r>
+        <w:rPr>
+          <w:b/>
+          <w:bCs/>
+        </w:rPr>
+        <w:t>4</w:t>
+      </w:r>
+      <w:r>
+        <w:rPr>
+          <w:b/>
+          <w:bCs/>
+        </w:rPr>
+        <w:t xml:space="preserve"> Governance Before Execution</w:t>
       </w:r>
     </w:p>
     <w:p>
@@ -2512,6 +2572,7 @@
     </w:p>
     <w:p>
       <w:r>
+        <w:lastRenderedPageBreak/>
         <w:t>Execution SHALL NOT precede successful completion of the governance pipeline.</w:t>
       </w:r>
     </w:p>
@@ -2534,7 +2595,21 @@
           <w:b/>
           <w:bCs/>
         </w:rPr>
-        <w:t>5.2.4 Separation of Governance and Execution</w:t>
+        <w:t>5.2.</w:t>
+      </w:r>
+      <w:r>
+        <w:rPr>
+          <w:b/>
+          <w:bCs/>
+        </w:rPr>
+        <w:t>5</w:t>
+      </w:r>
+      <w:r>
+        <w:rPr>
+          <w:b/>
+          <w:bCs/>
+        </w:rPr>
+        <w:t xml:space="preserve"> Separation of Governance and Execution</w:t>
       </w:r>
     </w:p>
     <w:p>
@@ -2576,7 +2651,6 @@
     </w:p>
     <w:p>
       <w:r>
-        <w:lastRenderedPageBreak/>
         <w:t>The governance pipeline SHALL execute in the following sequence:</w:t>
       </w:r>
     </w:p>
@@ -2745,6 +2819,7 @@
     </w:p>
     <w:p>
       <w:r>
+        <w:lastRenderedPageBreak/>
         <w:pict w14:anchorId="78DDFB99">
           <v:rect id="_x0000_i1065" style="width:0;height:1.5pt" o:hralign="center" o:hrstd="t" o:hr="t" fillcolor="#a0a0a0" stroked="f"/>
         </w:pict>
@@ -2827,7 +2902,6 @@
         </w:numPr>
       </w:pPr>
       <w:r>
-        <w:lastRenderedPageBreak/>
         <w:t>Canonical State integrity;</w:t>
       </w:r>
     </w:p>
@@ -2972,6 +3046,7 @@
     </w:p>
     <w:p>
       <w:r>
+        <w:lastRenderedPageBreak/>
         <w:t>Pipeline stages SHALL invoke supporting governance services only as required to satisfy the applicable normative requirements.</w:t>
       </w:r>
     </w:p>
@@ -3037,7 +3112,6 @@
         </w:numPr>
       </w:pPr>
       <w:r>
-        <w:lastRenderedPageBreak/>
         <w:t>registry specifications;</w:t>
       </w:r>
     </w:p>
@@ -3174,6 +3248,7 @@
     </w:p>
     <w:p>
       <w:r>
+        <w:lastRenderedPageBreak/>
         <w:pict w14:anchorId="1F3C1523">
           <v:rect id="_x0000_i1070" style="width:0;height:1.5pt" o:hralign="center" o:hrstd="t" o:hr="t" fillcolor="#a0a0a0" stroked="f"/>
         </w:pict>
@@ -3233,7 +3308,6 @@
     </w:p>
     <w:p>
       <w:r>
-        <w:lastRenderedPageBreak/>
         <w:pict w14:anchorId="5F03B295">
           <v:rect id="_x0000_i1071" style="width:0;height:1.5pt" o:hralign="center" o:hrstd="t" o:hr="t" fillcolor="#a0a0a0" stroked="f"/>
         </w:pict>
@@ -3425,6 +3499,7 @@
         </w:numPr>
       </w:pPr>
       <w:r>
+        <w:lastRenderedPageBreak/>
         <w:t>provenance qualification;</w:t>
       </w:r>
     </w:p>
@@ -3499,7 +3574,6 @@
     </w:p>
     <w:p>
       <w:r>
-        <w:lastRenderedPageBreak/>
         <w:t>The Proposal satisfies all structural governance prerequisites and may proceed to the Governance Decision Function.</w:t>
       </w:r>
     </w:p>
@@ -3632,6 +3706,7 @@
           <w:b/>
           <w:bCs/>
         </w:rPr>
+        <w:lastRenderedPageBreak/>
         <w:t>6.7 Conformance</w:t>
       </w:r>
     </w:p>
@@ -3682,7 +3757,6 @@
     </w:p>
     <w:p>
       <w:r>
-        <w:lastRenderedPageBreak/>
         <w:t>The Governance Decision Function determines the admissibility of a Qualified Proposal by evaluating it against the applicable governance policy using the authoritative Canonical State.</w:t>
       </w:r>
     </w:p>
@@ -3845,6 +3919,7 @@
         </w:numPr>
       </w:pPr>
       <w:r>
+        <w:lastRenderedPageBreak/>
         <w:t>the qualified Governance Context;</w:t>
       </w:r>
     </w:p>
@@ -3916,7 +3991,6 @@
           <w:b/>
           <w:bCs/>
         </w:rPr>
-        <w:lastRenderedPageBreak/>
         <w:t>7.4 Governance Processing</w:t>
       </w:r>
     </w:p>
@@ -3933,7 +4007,7 @@
         </w:numPr>
       </w:pPr>
       <w:r>
-        <w:t>establish the Canonical State required for evaluation;</w:t>
+        <w:t>establish the Canonical State required for evaluation by deriving it from the ordered Append-Only Governance Ledger, or from a verifiable materialized state derived from that ledger;</w:t>
       </w:r>
     </w:p>
     <w:p>
@@ -4091,6 +4165,7 @@
     </w:p>
     <w:p>
       <w:r>
+        <w:lastRenderedPageBreak/>
         <w:t>Governance outcomes SHALL accurately represent the result of governance evaluation.</w:t>
       </w:r>
     </w:p>
@@ -4138,7 +4213,6 @@
     </w:p>
     <w:p>
       <w:r>
-        <w:lastRenderedPageBreak/>
         <w:t>Governance Evidence generated during governance evaluation SHALL satisfy the requirements of Section 10.</w:t>
       </w:r>
     </w:p>
@@ -4276,6 +4350,7 @@
     </w:p>
     <w:p>
       <w:r>
+        <w:lastRenderedPageBreak/>
         <w:t>Execution Authorization validates that the governance conditions established by the Governance Decision Function remain satisfied immediately prior to execution.</w:t>
       </w:r>
     </w:p>
@@ -4328,7 +4403,6 @@
     </w:p>
     <w:p>
       <w:r>
-        <w:lastRenderedPageBreak/>
         <w:t>Execution Authorization SHALL be deterministic.</w:t>
       </w:r>
     </w:p>
@@ -4509,6 +4583,7 @@
         </w:numPr>
       </w:pPr>
       <w:r>
+        <w:lastRenderedPageBreak/>
         <w:t>required authority remains valid;</w:t>
       </w:r>
     </w:p>
@@ -4607,7 +4682,6 @@
         </w:numPr>
       </w:pPr>
       <w:r>
-        <w:lastRenderedPageBreak/>
         <w:t>Authorized for Commit Boundary Processing;</w:t>
       </w:r>
     </w:p>
@@ -4714,6 +4788,7 @@
           <w:b/>
           <w:bCs/>
         </w:rPr>
+        <w:lastRenderedPageBreak/>
         <w:t>8.7 Conformance</w:t>
       </w:r>
     </w:p>
@@ -4788,7 +4863,6 @@
           <w:b/>
           <w:bCs/>
         </w:rPr>
-        <w:lastRenderedPageBreak/>
         <w:t>9. Commit Boundary</w:t>
       </w:r>
     </w:p>
@@ -4922,6 +4996,7 @@
         </w:numPr>
       </w:pPr>
       <w:r>
+        <w:lastRenderedPageBreak/>
         <w:t>the authoritative execution authorization;</w:t>
       </w:r>
     </w:p>
@@ -5026,7 +5101,6 @@
           <w:b/>
           <w:bCs/>
         </w:rPr>
-        <w:lastRenderedPageBreak/>
         <w:t>9.4 Commit Processing</w:t>
       </w:r>
     </w:p>
@@ -5186,6 +5260,7 @@
     </w:p>
     <w:p>
       <w:r>
+        <w:lastRenderedPageBreak/>
         <w:t>A successful commit SHALL establish the authoritative transition from an authorized Proposal to an executed governance-significant Action.</w:t>
       </w:r>
     </w:p>
@@ -5250,7 +5325,6 @@
         </w:numPr>
       </w:pPr>
       <w:r>
-        <w:lastRenderedPageBreak/>
         <w:t>Governance Evidence is finalized;</w:t>
       </w:r>
     </w:p>
@@ -5381,6 +5455,7 @@
           <w:b/>
           <w:bCs/>
         </w:rPr>
+        <w:lastRenderedPageBreak/>
         <w:t>10. Governance Evidence</w:t>
       </w:r>
     </w:p>
@@ -5438,7 +5513,6 @@
     </w:p>
     <w:p>
       <w:r>
-        <w:lastRenderedPageBreak/>
         <w:t>Governance Evidence is a supporting governance service that applies across the entire governance pipeline.</w:t>
       </w:r>
     </w:p>
@@ -5602,6 +5676,7 @@
         </w:numPr>
       </w:pPr>
       <w:r>
+        <w:lastRenderedPageBreak/>
         <w:t>Continuation Integrity processing;</w:t>
       </w:r>
     </w:p>
@@ -5689,7 +5764,6 @@
     </w:p>
     <w:p>
       <w:r>
-        <w:lastRenderedPageBreak/>
         <w:t>Governance Evidence SHALL contain sufficient information to establish, where applicable:</w:t>
       </w:r>
     </w:p>
@@ -5865,6 +5939,7 @@
     </w:p>
     <w:p>
       <w:r>
+        <w:lastRenderedPageBreak/>
         <w:t>Governance Evidence SHALL preserve:</w:t>
       </w:r>
     </w:p>
@@ -5958,7 +6033,6 @@
           <w:b/>
           <w:bCs/>
         </w:rPr>
-        <w:lastRenderedPageBreak/>
         <w:t>10.6 Evidence Availability</w:t>
       </w:r>
     </w:p>
@@ -6122,6 +6196,7 @@
         </w:numPr>
       </w:pPr>
       <w:r>
+        <w:lastRenderedPageBreak/>
         <w:t>Continuation Integrity processing.</w:t>
       </w:r>
     </w:p>
@@ -6191,130 +6266,130 @@
     </w:p>
     <w:p>
       <w:r>
+        <w:t>A conformant implementation SHALL generate Governance Evidence satisfying the requirements of this specification.</w:t>
+      </w:r>
+    </w:p>
+    <w:p>
+      <w:r>
+        <w:t>The implementation SHALL demonstrate that Governance Evidence is:</w:t>
+      </w:r>
+    </w:p>
+    <w:p>
+      <w:pPr>
+        <w:numPr>
+          <w:ilvl w:val="0"/>
+          <w:numId w:val="41"/>
+        </w:numPr>
+      </w:pPr>
+      <w:r>
+        <w:t>complete;</w:t>
+      </w:r>
+    </w:p>
+    <w:p>
+      <w:pPr>
+        <w:numPr>
+          <w:ilvl w:val="0"/>
+          <w:numId w:val="41"/>
+        </w:numPr>
+      </w:pPr>
+      <w:r>
+        <w:t>attributable;</w:t>
+      </w:r>
+    </w:p>
+    <w:p>
+      <w:pPr>
+        <w:numPr>
+          <w:ilvl w:val="0"/>
+          <w:numId w:val="41"/>
+        </w:numPr>
+      </w:pPr>
+      <w:r>
+        <w:t>deterministic;</w:t>
+      </w:r>
+    </w:p>
+    <w:p>
+      <w:pPr>
+        <w:numPr>
+          <w:ilvl w:val="0"/>
+          <w:numId w:val="41"/>
+        </w:numPr>
+      </w:pPr>
+      <w:r>
+        <w:t>verifiable;</w:t>
+      </w:r>
+    </w:p>
+    <w:p>
+      <w:pPr>
+        <w:numPr>
+          <w:ilvl w:val="0"/>
+          <w:numId w:val="41"/>
+        </w:numPr>
+      </w:pPr>
+      <w:r>
+        <w:t>protected against unauthorized modification.</w:t>
+      </w:r>
+    </w:p>
+    <w:p>
+      <w:r>
+        <w:t>Failure to generate required Governance Evidence, inability to reconstruct governance processing, loss of evidence integrity, or failure to preserve evidence attribution SHALL constitute non-conformance with this specification.</w:t>
+      </w:r>
+    </w:p>
+    <w:p>
+      <w:pPr>
+        <w:rPr>
+          <w:b/>
+          <w:bCs/>
+        </w:rPr>
+      </w:pPr>
+      <w:r>
+        <w:rPr>
+          <w:b/>
+          <w:bCs/>
+        </w:rPr>
+        <w:t>11. Tenant and Domain Isolation</w:t>
+      </w:r>
+    </w:p>
+    <w:p>
+      <w:pPr>
+        <w:rPr>
+          <w:b/>
+          <w:bCs/>
+        </w:rPr>
+      </w:pPr>
+      <w:r>
+        <w:rPr>
+          <w:b/>
+          <w:bCs/>
+        </w:rPr>
+        <w:t>11.1 Purpose</w:t>
+      </w:r>
+    </w:p>
+    <w:p>
+      <w:r>
+        <w:t xml:space="preserve">Tenant and Domain Isolation </w:t>
+      </w:r>
+      <w:proofErr w:type="gramStart"/>
+      <w:r>
+        <w:t>preserves</w:t>
+      </w:r>
+      <w:proofErr w:type="gramEnd"/>
+      <w:r>
+        <w:t xml:space="preserve"> the independence of governance domains throughout governance processing.</w:t>
+      </w:r>
+    </w:p>
+    <w:p>
+      <w:r>
+        <w:t>Every governance decision SHALL be evaluated within the authority, policy, governance configuration, Canonical State, and Governance Evidence associated with the originating tenant and governance domain.</w:t>
+      </w:r>
+    </w:p>
+    <w:p>
+      <w:r>
+        <w:t>Tenant and Domain Isolation SHALL prevent unauthorized influence, visibility, authority propagation, or execution across governance boundaries.</w:t>
+      </w:r>
+    </w:p>
+    <w:p>
+      <w:r>
         <w:lastRenderedPageBreak/>
-        <w:t>A conformant implementation SHALL generate Governance Evidence satisfying the requirements of this specification.</w:t>
-      </w:r>
-    </w:p>
-    <w:p>
-      <w:r>
-        <w:t>The implementation SHALL demonstrate that Governance Evidence is:</w:t>
-      </w:r>
-    </w:p>
-    <w:p>
-      <w:pPr>
-        <w:numPr>
-          <w:ilvl w:val="0"/>
-          <w:numId w:val="41"/>
-        </w:numPr>
-      </w:pPr>
-      <w:r>
-        <w:t>complete;</w:t>
-      </w:r>
-    </w:p>
-    <w:p>
-      <w:pPr>
-        <w:numPr>
-          <w:ilvl w:val="0"/>
-          <w:numId w:val="41"/>
-        </w:numPr>
-      </w:pPr>
-      <w:r>
-        <w:t>attributable;</w:t>
-      </w:r>
-    </w:p>
-    <w:p>
-      <w:pPr>
-        <w:numPr>
-          <w:ilvl w:val="0"/>
-          <w:numId w:val="41"/>
-        </w:numPr>
-      </w:pPr>
-      <w:r>
-        <w:t>deterministic;</w:t>
-      </w:r>
-    </w:p>
-    <w:p>
-      <w:pPr>
-        <w:numPr>
-          <w:ilvl w:val="0"/>
-          <w:numId w:val="41"/>
-        </w:numPr>
-      </w:pPr>
-      <w:r>
-        <w:t>verifiable;</w:t>
-      </w:r>
-    </w:p>
-    <w:p>
-      <w:pPr>
-        <w:numPr>
-          <w:ilvl w:val="0"/>
-          <w:numId w:val="41"/>
-        </w:numPr>
-      </w:pPr>
-      <w:r>
-        <w:t>protected against unauthorized modification.</w:t>
-      </w:r>
-    </w:p>
-    <w:p>
-      <w:r>
-        <w:t>Failure to generate required Governance Evidence, inability to reconstruct governance processing, loss of evidence integrity, or failure to preserve evidence attribution SHALL constitute non-conformance with this specification.</w:t>
-      </w:r>
-    </w:p>
-    <w:p>
-      <w:pPr>
-        <w:rPr>
-          <w:b/>
-          <w:bCs/>
-        </w:rPr>
-      </w:pPr>
-      <w:r>
-        <w:rPr>
-          <w:b/>
-          <w:bCs/>
-        </w:rPr>
-        <w:t>11. Tenant and Domain Isolation</w:t>
-      </w:r>
-    </w:p>
-    <w:p>
-      <w:pPr>
-        <w:rPr>
-          <w:b/>
-          <w:bCs/>
-        </w:rPr>
-      </w:pPr>
-      <w:r>
-        <w:rPr>
-          <w:b/>
-          <w:bCs/>
-        </w:rPr>
-        <w:t>11.1 Purpose</w:t>
-      </w:r>
-    </w:p>
-    <w:p>
-      <w:r>
-        <w:t xml:space="preserve">Tenant and Domain Isolation </w:t>
-      </w:r>
-      <w:proofErr w:type="gramStart"/>
-      <w:r>
-        <w:t>preserves</w:t>
-      </w:r>
-      <w:proofErr w:type="gramEnd"/>
-      <w:r>
-        <w:t xml:space="preserve"> the independence of governance domains throughout governance processing.</w:t>
-      </w:r>
-    </w:p>
-    <w:p>
-      <w:r>
-        <w:t>Every governance decision SHALL be evaluated within the authority, policy, governance configuration, Canonical State, and Governance Evidence associated with the originating tenant and governance domain.</w:t>
-      </w:r>
-    </w:p>
-    <w:p>
-      <w:r>
-        <w:t>Tenant and Domain Isolation SHALL prevent unauthorized influence, visibility, authority propagation, or execution across governance boundaries.</w:t>
-      </w:r>
-    </w:p>
-    <w:p>
-      <w:r>
         <w:pict w14:anchorId="2EE48289">
           <v:rect id="_x0000_i1102" style="width:0;height:1.5pt" o:hralign="center" o:hrstd="t" o:hr="t" fillcolor="#a0a0a0" stroked="f"/>
         </w:pict>
@@ -6413,7 +6488,6 @@
     </w:p>
     <w:p>
       <w:r>
-        <w:lastRenderedPageBreak/>
         <w:t>Tenant and Domain Isolation SHALL remain effective regardless of implementation architecture.</w:t>
       </w:r>
     </w:p>
@@ -6572,6 +6646,7 @@
         </w:numPr>
       </w:pPr>
       <w:r>
+        <w:lastRenderedPageBreak/>
         <w:t>every governance decision is evaluated within the originating governance domain unless governed cross-domain processing applies;</w:t>
       </w:r>
     </w:p>
@@ -6664,7 +6739,6 @@
         </w:numPr>
       </w:pPr>
       <w:r>
-        <w:lastRenderedPageBreak/>
         <w:t>the reference is authorized;</w:t>
       </w:r>
     </w:p>
@@ -6785,6 +6859,7 @@
     </w:p>
     <w:p>
       <w:r>
+        <w:lastRenderedPageBreak/>
         <w:t>A conformant implementation SHALL demonstrate deterministic Tenant and Domain Isolation throughout governance processing.</w:t>
       </w:r>
     </w:p>
@@ -6885,7 +6960,6 @@
     </w:p>
     <w:p>
       <w:r>
-        <w:lastRenderedPageBreak/>
         <w:t>Delegation and Authority Lineage establish the authoritative basis upon which execution authority is derived, delegated, constrained, validated, revoked, and traced throughout governance processing.</w:t>
       </w:r>
     </w:p>
@@ -6993,6 +7067,7 @@
         </w:numPr>
       </w:pPr>
       <w:r>
+        <w:lastRenderedPageBreak/>
         <w:t>receiving authority;</w:t>
       </w:r>
     </w:p>
@@ -7102,7 +7177,6 @@
         </w:numPr>
       </w:pPr>
       <w:r>
-        <w:lastRenderedPageBreak/>
         <w:t>validate delegated authority;</w:t>
       </w:r>
     </w:p>
@@ -7250,6 +7324,7 @@
         </w:numPr>
       </w:pPr>
       <w:r>
+        <w:lastRenderedPageBreak/>
         <w:t>authority revocation status.</w:t>
       </w:r>
     </w:p>
@@ -7307,7 +7382,6 @@
     </w:p>
     <w:p>
       <w:r>
-        <w:lastRenderedPageBreak/>
         <w:t>Delegation and Authority Lineage SHALL satisfy the Global Governance Invariants defined in Section 5.</w:t>
       </w:r>
     </w:p>
@@ -7457,6 +7531,7 @@
     </w:p>
     <w:p>
       <w:r>
+        <w:lastRenderedPageBreak/>
         <w:t>Continuation Integrity governs the continued admissibility of governance-significant execution following successful Commit Boundary processing.</w:t>
       </w:r>
     </w:p>
@@ -7504,7 +7579,6 @@
     </w:p>
     <w:p>
       <w:r>
-        <w:lastRenderedPageBreak/>
         <w:t>Execution SHALL NOT continue when mandatory governance conditions are no longer satisfied.</w:t>
       </w:r>
     </w:p>
@@ -7679,6 +7753,7 @@
         </w:numPr>
       </w:pPr>
       <w:r>
+        <w:lastRenderedPageBreak/>
         <w:t>validate governance dependencies;</w:t>
       </w:r>
     </w:p>
@@ -7766,7 +7841,6 @@
     </w:p>
     <w:p>
       <w:r>
-        <w:lastRenderedPageBreak/>
         <w:t>Continuation Integrity SHALL produce one of the following outcomes:</w:t>
       </w:r>
     </w:p>
@@ -7884,6 +7958,7 @@
     </w:p>
     <w:p>
       <w:r>
+        <w:lastRenderedPageBreak/>
         <w:t>Continuation Integrity SHALL satisfy the Global Governance Invariants defined in Section 5.</w:t>
       </w:r>
     </w:p>
@@ -7965,7 +8040,6 @@
     </w:p>
     <w:p>
       <w:r>
-        <w:lastRenderedPageBreak/>
         <w:t>Failure to detect governance degradation, unauthorized continuation of execution, resumption without governed re-evaluation, or non-deterministic continuation processing SHALL constitute non-conformance with this specification.</w:t>
       </w:r>
     </w:p>
@@ -8104,6 +8178,7 @@
         </w:numPr>
       </w:pPr>
       <w:r>
+        <w:lastRenderedPageBreak/>
         <w:t>Authority Lineage.</w:t>
       </w:r>
     </w:p>
@@ -8202,7 +8277,6 @@
         </w:numPr>
       </w:pPr>
       <w:r>
-        <w:lastRenderedPageBreak/>
         <w:t>Canonical State where applicable;</w:t>
       </w:r>
     </w:p>
@@ -8361,6 +8435,7 @@
           <w:b/>
           <w:bCs/>
         </w:rPr>
+        <w:lastRenderedPageBreak/>
         <w:t>14.5 Cross-Domain Outcomes</w:t>
       </w:r>
     </w:p>
@@ -8453,7 +8528,6 @@
     </w:p>
     <w:p>
       <w:r>
-        <w:lastRenderedPageBreak/>
         <w:t>Cross-Domain Authority Isolation supports every stage of the governance pipeline where multiple governance domains participate.</w:t>
       </w:r>
     </w:p>
@@ -8566,6 +8640,7 @@
         </w:numPr>
       </w:pPr>
       <w:r>
+        <w:lastRenderedPageBreak/>
         <w:t>prevent governance configuration substitution across governance domains;</w:t>
       </w:r>
     </w:p>
@@ -8632,7 +8707,6 @@
     </w:p>
     <w:p>
       <w:r>
-        <w:lastRenderedPageBreak/>
         <w:pict w14:anchorId="1C2C5897">
           <v:rect id="_x0000_i1126" style="width:0;height:1.5pt" o:hralign="center" o:hrstd="t" o:hr="t" fillcolor="#a0a0a0" stroked="f"/>
         </w:pict>
@@ -8780,6 +8854,7 @@
         </w:numPr>
       </w:pPr>
       <w:r>
+        <w:lastRenderedPageBreak/>
         <w:t>implementation profile artifacts.</w:t>
       </w:r>
     </w:p>
@@ -8827,7 +8902,6 @@
     </w:p>
     <w:p>
       <w:r>
-        <w:lastRenderedPageBreak/>
         <w:t>Governance Self-Protection SHALL operate upon:</w:t>
       </w:r>
     </w:p>
@@ -9003,6 +9077,7 @@
         </w:numPr>
       </w:pPr>
       <w:r>
+        <w:lastRenderedPageBreak/>
         <w:t>prevent unauthorized governance modification;</w:t>
       </w:r>
     </w:p>
@@ -9095,7 +9170,6 @@
     </w:p>
     <w:p>
       <w:r>
-        <w:lastRenderedPageBreak/>
         <w:t>Rejected governance artifacts SHALL NOT become operationally effective.</w:t>
       </w:r>
     </w:p>
@@ -9236,6 +9310,7 @@
     </w:p>
     <w:p>
       <w:r>
+        <w:lastRenderedPageBreak/>
         <w:t>A conformant implementation SHALL demonstrate deterministic Governance Self-Protection.</w:t>
       </w:r>
     </w:p>
@@ -9316,7 +9391,6 @@
           <w:b/>
           <w:bCs/>
         </w:rPr>
-        <w:lastRenderedPageBreak/>
         <w:t>16. Autonomous Coordination</w:t>
       </w:r>
     </w:p>
@@ -9433,6 +9507,7 @@
         </w:numPr>
       </w:pPr>
       <w:r>
+        <w:lastRenderedPageBreak/>
         <w:t>participating entities;</w:t>
       </w:r>
     </w:p>
@@ -9531,7 +9606,6 @@
     </w:p>
     <w:p>
       <w:r>
-        <w:lastRenderedPageBreak/>
         <w:t>Autonomous Coordination SHALL:</w:t>
       </w:r>
     </w:p>
@@ -9690,6 +9764,7 @@
     </w:p>
     <w:p>
       <w:r>
+        <w:lastRenderedPageBreak/>
         <w:t>Autonomous Coordination SHALL produce one of the following outcomes:</w:t>
       </w:r>
     </w:p>
@@ -9771,7 +9846,6 @@
     </w:p>
     <w:p>
       <w:r>
-        <w:lastRenderedPageBreak/>
         <w:t>Execution Authorization SHALL authorize every required participant.</w:t>
       </w:r>
     </w:p>
@@ -9895,6 +9969,7 @@
         </w:numPr>
       </w:pPr>
       <w:r>
+        <w:lastRenderedPageBreak/>
         <w:t>prevent unauthorized authority propagation between participants.</w:t>
       </w:r>
     </w:p>
@@ -9945,7 +10020,6 @@
     </w:p>
     <w:p>
       <w:r>
-        <w:lastRenderedPageBreak/>
         <w:t>Conformance is determined by externally observable governance behavior rather than implementation architecture.</w:t>
       </w:r>
     </w:p>
@@ -10109,6 +10183,7 @@
         </w:numPr>
       </w:pPr>
       <w:r>
+        <w:lastRenderedPageBreak/>
         <w:t>Continuation Integrity, where applicable.</w:t>
       </w:r>
     </w:p>
@@ -10185,7 +10260,6 @@
     </w:p>
     <w:p>
       <w:r>
-        <w:lastRenderedPageBreak/>
         <w:t>Partial implementation of mandatory governance functions SHALL NOT constitute conformance.</w:t>
       </w:r>
     </w:p>
@@ -10338,6 +10412,7 @@
         </w:numPr>
       </w:pPr>
       <w:r>
+        <w:lastRenderedPageBreak/>
         <w:t>supported capabilities;</w:t>
       </w:r>
     </w:p>
@@ -10414,7 +10489,6 @@
     </w:p>
     <w:p>
       <w:r>
-        <w:lastRenderedPageBreak/>
         <w:t>Where an implementation claims conformance to one or more AGCP Companion Specifications, those specifications SHALL be identified as part of the conformance claim.</w:t>
       </w:r>
     </w:p>
@@ -10544,6 +10618,7 @@
     </w:p>
     <w:p>
       <w:r>
+        <w:lastRenderedPageBreak/>
         <w:t>Conformance SHALL be assessed using the AGCP Conformance Test Suite together with the applicable assessment procedures.</w:t>
       </w:r>
     </w:p>
@@ -10620,7 +10695,6 @@
           <w:b/>
           <w:bCs/>
         </w:rPr>
-        <w:lastRenderedPageBreak/>
         <w:t>17.9 Non-Conformance</w:t>
       </w:r>
     </w:p>
@@ -10795,6 +10869,7 @@
     </w:p>
     <w:p>
       <w:r>
+        <w:lastRenderedPageBreak/>
         <w:t>A conformance claim SHALL accurately represent the implemented capabilities and SHALL NOT imply conformance beyond the demonstrated scope.</w:t>
       </w:r>
     </w:p>
@@ -10850,14 +10925,13 @@
     </w:p>
     <w:p>
       <w:r>
-        <w:lastRenderedPageBreak/>
         <w:t>This appendix is provided solely to aid understanding of the architecture. It introduces no additional normative requirements beyond those defined elsewhere in this specification.</w:t>
       </w:r>
     </w:p>
     <w:p>
       <w:r>
         <w:pict w14:anchorId="054E60EC">
-          <v:rect id="_x0000_i1213" style="width:0;height:1.5pt" o:hralign="center" o:hrstd="t" o:hr="t" fillcolor="#a0a0a0" stroked="f"/>
+          <v:rect id="_x0000_i1147" style="width:0;height:1.5pt" o:hralign="center" o:hrstd="t" o:hr="t" fillcolor="#a0a0a0" stroked="f"/>
         </w:pict>
       </w:r>
     </w:p>
@@ -10949,7 +11023,7 @@
     <w:p>
       <w:r>
         <w:pict w14:anchorId="2AE8FE66">
-          <v:rect id="_x0000_i1214" style="width:0;height:1.5pt" o:hralign="center" o:hrstd="t" o:hr="t" fillcolor="#a0a0a0" stroked="f"/>
+          <v:rect id="_x0000_i1148" style="width:0;height:1.5pt" o:hralign="center" o:hrstd="t" o:hr="t" fillcolor="#a0a0a0" stroked="f"/>
         </w:pict>
       </w:r>
     </w:p>
@@ -10995,6 +11069,9 @@
       </w:r>
       <w:r>
         <w:br/>
+      </w:r>
+      <w:r>
+        <w:lastRenderedPageBreak/>
         <w:t xml:space="preserve">    ▼</w:t>
       </w:r>
       <w:r>
@@ -11043,9 +11120,6 @@
       </w:r>
       <w:r>
         <w:br/>
-      </w:r>
-      <w:r>
-        <w:lastRenderedPageBreak/>
         <w:t xml:space="preserve">    ▼</w:t>
       </w:r>
       <w:r>
@@ -11137,7 +11211,7 @@
     <w:p>
       <w:r>
         <w:pict w14:anchorId="47745F87">
-          <v:rect id="_x0000_i1215" style="width:0;height:1.5pt" o:hralign="center" o:hrstd="t" o:hr="t" fillcolor="#a0a0a0" stroked="f"/>
+          <v:rect id="_x0000_i1149" style="width:0;height:1.5pt" o:hralign="center" o:hrstd="t" o:hr="t" fillcolor="#a0a0a0" stroked="f"/>
         </w:pict>
       </w:r>
     </w:p>
@@ -11222,6 +11296,7 @@
         </w:numPr>
       </w:pPr>
       <w:r>
+        <w:lastRenderedPageBreak/>
         <w:t xml:space="preserve">provenance qualification; </w:t>
       </w:r>
     </w:p>
@@ -11255,7 +11330,7 @@
     <w:p>
       <w:r>
         <w:pict w14:anchorId="56819B07">
-          <v:rect id="_x0000_i1216" style="width:0;height:1.5pt" o:hralign="center" o:hrstd="t" o:hr="t" fillcolor="#a0a0a0" stroked="f"/>
+          <v:rect id="_x0000_i1150" style="width:0;height:1.5pt" o:hralign="center" o:hrstd="t" o:hr="t" fillcolor="#a0a0a0" stroked="f"/>
         </w:pict>
       </w:r>
     </w:p>
@@ -11298,52 +11373,181 @@
         </w:numPr>
       </w:pPr>
       <w:r>
+        <w:t xml:space="preserve">authoritative Canonical State; </w:t>
+      </w:r>
+    </w:p>
+    <w:p>
+      <w:pPr>
+        <w:numPr>
+          <w:ilvl w:val="0"/>
+          <w:numId w:val="83"/>
+        </w:numPr>
+      </w:pPr>
+      <w:r>
+        <w:t xml:space="preserve">applicable governance policy; </w:t>
+      </w:r>
+    </w:p>
+    <w:p>
+      <w:pPr>
+        <w:numPr>
+          <w:ilvl w:val="0"/>
+          <w:numId w:val="83"/>
+        </w:numPr>
+      </w:pPr>
+      <w:r>
+        <w:t xml:space="preserve">Governance Context; and </w:t>
+      </w:r>
+    </w:p>
+    <w:p>
+      <w:pPr>
+        <w:numPr>
+          <w:ilvl w:val="0"/>
+          <w:numId w:val="83"/>
+        </w:numPr>
+      </w:pPr>
+      <w:r>
+        <w:t xml:space="preserve">other governance-significant inputs. </w:t>
+      </w:r>
+    </w:p>
+    <w:p>
+      <w:r>
+        <w:t>This stage produces one or more authoritative governance decisions.</w:t>
+      </w:r>
+    </w:p>
+    <w:p>
+      <w:r>
+        <w:pict w14:anchorId="45254557">
+          <v:rect id="_x0000_i1151" style="width:0;height:1.5pt" o:hralign="center" o:hrstd="t" o:hr="t" fillcolor="#a0a0a0" stroked="f"/>
+        </w:pict>
+      </w:r>
+    </w:p>
+    <w:p>
+      <w:pPr>
+        <w:rPr>
+          <w:b/>
+          <w:bCs/>
+        </w:rPr>
+      </w:pPr>
+      <w:r>
+        <w:rPr>
+          <w:b/>
+          <w:bCs/>
+        </w:rPr>
+        <w:t>A.4.3 Execution Authorization</w:t>
+      </w:r>
+    </w:p>
+    <w:p>
+      <w:r>
+        <w:t>Execution Authorization validates that the governance decision remains executable immediately prior to execution.</w:t>
+      </w:r>
+    </w:p>
+    <w:p>
+      <w:r>
+        <w:t>Typical validation includes:</w:t>
+      </w:r>
+    </w:p>
+    <w:p>
+      <w:pPr>
+        <w:numPr>
+          <w:ilvl w:val="0"/>
+          <w:numId w:val="84"/>
+        </w:numPr>
+      </w:pPr>
+      <w:r>
+        <w:t xml:space="preserve">authority verification; </w:t>
+      </w:r>
+    </w:p>
+    <w:p>
+      <w:pPr>
+        <w:numPr>
+          <w:ilvl w:val="0"/>
+          <w:numId w:val="84"/>
+        </w:numPr>
+      </w:pPr>
+      <w:r>
+        <w:t xml:space="preserve">delegation verification; </w:t>
+      </w:r>
+    </w:p>
+    <w:p>
+      <w:pPr>
+        <w:numPr>
+          <w:ilvl w:val="0"/>
+          <w:numId w:val="84"/>
+        </w:numPr>
+      </w:pPr>
+      <w:r>
+        <w:t xml:space="preserve">governance configuration validation; </w:t>
+      </w:r>
+    </w:p>
+    <w:p>
+      <w:pPr>
+        <w:numPr>
+          <w:ilvl w:val="0"/>
+          <w:numId w:val="84"/>
+        </w:numPr>
+      </w:pPr>
+      <w:r>
+        <w:t xml:space="preserve">execution context validation; and </w:t>
+      </w:r>
+    </w:p>
+    <w:p>
+      <w:pPr>
+        <w:numPr>
+          <w:ilvl w:val="0"/>
+          <w:numId w:val="84"/>
+        </w:numPr>
+      </w:pPr>
+      <w:r>
+        <w:t xml:space="preserve">execution prerequisite validation. </w:t>
+      </w:r>
+    </w:p>
+    <w:p>
+      <w:r>
+        <w:t>Successful completion produces authoritative execution authorization.</w:t>
+      </w:r>
+    </w:p>
+    <w:p>
+      <w:r>
+        <w:pict w14:anchorId="41E206BA">
+          <v:rect id="_x0000_i1152" style="width:0;height:1.5pt" o:hralign="center" o:hrstd="t" o:hr="t" fillcolor="#a0a0a0" stroked="f"/>
+        </w:pict>
+      </w:r>
+    </w:p>
+    <w:p>
+      <w:pPr>
+        <w:rPr>
+          <w:b/>
+          <w:bCs/>
+        </w:rPr>
+      </w:pPr>
+      <w:r>
+        <w:rPr>
+          <w:b/>
+          <w:bCs/>
+        </w:rPr>
+        <w:t>A.4.4 Commit Boundary</w:t>
+      </w:r>
+    </w:p>
+    <w:p>
+      <w:r>
+        <w:t>The Commit Boundary is the architectural location at which execution authorization is deterministically bound to execution.</w:t>
+      </w:r>
+    </w:p>
+    <w:p>
+      <w:r>
         <w:lastRenderedPageBreak/>
-        <w:t xml:space="preserve">authoritative Canonical State; </w:t>
-      </w:r>
-    </w:p>
-    <w:p>
-      <w:pPr>
-        <w:numPr>
-          <w:ilvl w:val="0"/>
-          <w:numId w:val="83"/>
-        </w:numPr>
-      </w:pPr>
-      <w:r>
-        <w:t xml:space="preserve">applicable governance policy; </w:t>
-      </w:r>
-    </w:p>
-    <w:p>
-      <w:pPr>
-        <w:numPr>
-          <w:ilvl w:val="0"/>
-          <w:numId w:val="83"/>
-        </w:numPr>
-      </w:pPr>
-      <w:r>
-        <w:t xml:space="preserve">Governance Context; and </w:t>
-      </w:r>
-    </w:p>
-    <w:p>
-      <w:pPr>
-        <w:numPr>
-          <w:ilvl w:val="0"/>
-          <w:numId w:val="83"/>
-        </w:numPr>
-      </w:pPr>
-      <w:r>
-        <w:t xml:space="preserve">other governance-significant inputs. </w:t>
-      </w:r>
-    </w:p>
-    <w:p>
-      <w:r>
-        <w:t>This stage produces one or more authoritative governance decisions.</w:t>
-      </w:r>
-    </w:p>
-    <w:p>
-      <w:r>
-        <w:pict w14:anchorId="45254557">
-          <v:rect id="_x0000_i1217" style="width:0;height:1.5pt" o:hralign="center" o:hrstd="t" o:hr="t" fillcolor="#a0a0a0" stroked="f"/>
+        <w:t>No governance-significant execution occurs before successful Commit Boundary processing.</w:t>
+      </w:r>
+    </w:p>
+    <w:p>
+      <w:r>
+        <w:t>Successful completion establishes the governed transition from authorized intent to executed action.</w:t>
+      </w:r>
+    </w:p>
+    <w:p>
+      <w:r>
+        <w:pict w14:anchorId="1728EB89">
+          <v:rect id="_x0000_i1153" style="width:0;height:1.5pt" o:hralign="center" o:hrstd="t" o:hr="t" fillcolor="#a0a0a0" stroked="f"/>
         </w:pict>
       </w:r>
     </w:p>
@@ -11359,83 +11563,23 @@
           <w:b/>
           <w:bCs/>
         </w:rPr>
-        <w:t>A.4.3 Execution Authorization</w:t>
-      </w:r>
-    </w:p>
-    <w:p>
-      <w:r>
-        <w:t>Execution Authorization validates that the governance decision remains executable immediately prior to execution.</w:t>
-      </w:r>
-    </w:p>
-    <w:p>
-      <w:r>
-        <w:t>Typical validation includes:</w:t>
-      </w:r>
-    </w:p>
-    <w:p>
-      <w:pPr>
-        <w:numPr>
-          <w:ilvl w:val="0"/>
-          <w:numId w:val="84"/>
-        </w:numPr>
-      </w:pPr>
-      <w:r>
-        <w:t xml:space="preserve">authority verification; </w:t>
-      </w:r>
-    </w:p>
-    <w:p>
-      <w:pPr>
-        <w:numPr>
-          <w:ilvl w:val="0"/>
-          <w:numId w:val="84"/>
-        </w:numPr>
-      </w:pPr>
-      <w:r>
-        <w:t xml:space="preserve">delegation verification; </w:t>
-      </w:r>
-    </w:p>
-    <w:p>
-      <w:pPr>
-        <w:numPr>
-          <w:ilvl w:val="0"/>
-          <w:numId w:val="84"/>
-        </w:numPr>
-      </w:pPr>
-      <w:r>
-        <w:t xml:space="preserve">governance configuration validation; </w:t>
-      </w:r>
-    </w:p>
-    <w:p>
-      <w:pPr>
-        <w:numPr>
-          <w:ilvl w:val="0"/>
-          <w:numId w:val="84"/>
-        </w:numPr>
-      </w:pPr>
-      <w:r>
-        <w:t xml:space="preserve">execution context validation; and </w:t>
-      </w:r>
-    </w:p>
-    <w:p>
-      <w:pPr>
-        <w:numPr>
-          <w:ilvl w:val="0"/>
-          <w:numId w:val="84"/>
-        </w:numPr>
-      </w:pPr>
-      <w:r>
-        <w:t xml:space="preserve">execution prerequisite validation. </w:t>
-      </w:r>
-    </w:p>
-    <w:p>
-      <w:r>
-        <w:t>Successful completion produces authoritative execution authorization.</w:t>
-      </w:r>
-    </w:p>
-    <w:p>
-      <w:r>
-        <w:pict w14:anchorId="41E206BA">
-          <v:rect id="_x0000_i1218" style="width:0;height:1.5pt" o:hralign="center" o:hrstd="t" o:hr="t" fillcolor="#a0a0a0" stroked="f"/>
+        <w:t>A.4.5 Governed Execution</w:t>
+      </w:r>
+    </w:p>
+    <w:p>
+      <w:r>
+        <w:t>Following successful Commit Boundary processing, the governed Action executes within the execution environment.</w:t>
+      </w:r>
+    </w:p>
+    <w:p>
+      <w:r>
+        <w:t>Execution remains subject to any governance requirements defined by the applicable implementation profile.</w:t>
+      </w:r>
+    </w:p>
+    <w:p>
+      <w:r>
+        <w:pict w14:anchorId="17E091B5">
+          <v:rect id="_x0000_i1154" style="width:0;height:1.5pt" o:hralign="center" o:hrstd="t" o:hr="t" fillcolor="#a0a0a0" stroked="f"/>
         </w:pict>
       </w:r>
     </w:p>
@@ -11451,76 +11595,6 @@
           <w:b/>
           <w:bCs/>
         </w:rPr>
-        <w:t>A.4.4 Commit Boundary</w:t>
-      </w:r>
-    </w:p>
-    <w:p>
-      <w:r>
-        <w:t>The Commit Boundary is the architectural location at which execution authorization is deterministically bound to execution.</w:t>
-      </w:r>
-    </w:p>
-    <w:p>
-      <w:r>
-        <w:t>No governance-significant execution occurs before successful Commit Boundary processing.</w:t>
-      </w:r>
-    </w:p>
-    <w:p>
-      <w:r>
-        <w:t>Successful completion establishes the governed transition from authorized intent to executed action.</w:t>
-      </w:r>
-    </w:p>
-    <w:p>
-      <w:r>
-        <w:pict w14:anchorId="1728EB89">
-          <v:rect id="_x0000_i1219" style="width:0;height:1.5pt" o:hralign="center" o:hrstd="t" o:hr="t" fillcolor="#a0a0a0" stroked="f"/>
-        </w:pict>
-      </w:r>
-    </w:p>
-    <w:p>
-      <w:pPr>
-        <w:rPr>
-          <w:b/>
-          <w:bCs/>
-        </w:rPr>
-      </w:pPr>
-      <w:r>
-        <w:rPr>
-          <w:b/>
-          <w:bCs/>
-        </w:rPr>
-        <w:t>A.4.5 Governed Execution</w:t>
-      </w:r>
-    </w:p>
-    <w:p>
-      <w:r>
-        <w:t>Following successful Commit Boundary processing, the governed Action executes within the execution environment.</w:t>
-      </w:r>
-    </w:p>
-    <w:p>
-      <w:r>
-        <w:t>Execution remains subject to any governance requirements defined by the applicable implementation profile.</w:t>
-      </w:r>
-    </w:p>
-    <w:p>
-      <w:r>
-        <w:lastRenderedPageBreak/>
-        <w:pict w14:anchorId="17E091B5">
-          <v:rect id="_x0000_i1220" style="width:0;height:1.5pt" o:hralign="center" o:hrstd="t" o:hr="t" fillcolor="#a0a0a0" stroked="f"/>
-        </w:pict>
-      </w:r>
-    </w:p>
-    <w:p>
-      <w:pPr>
-        <w:rPr>
-          <w:b/>
-          <w:bCs/>
-        </w:rPr>
-      </w:pPr>
-      <w:r>
-        <w:rPr>
-          <w:b/>
-          <w:bCs/>
-        </w:rPr>
         <w:t>A.4.6 Continuation Integrity</w:t>
       </w:r>
     </w:p>
@@ -11592,7 +11666,7 @@
     <w:p>
       <w:r>
         <w:pict w14:anchorId="1D42834E">
-          <v:rect id="_x0000_i1221" style="width:0;height:1.5pt" o:hralign="center" o:hrstd="t" o:hr="t" fillcolor="#a0a0a0" stroked="f"/>
+          <v:rect id="_x0000_i1155" style="width:0;height:1.5pt" o:hralign="center" o:hrstd="t" o:hr="t" fillcolor="#a0a0a0" stroked="f"/>
         </w:pict>
       </w:r>
     </w:p>
@@ -11815,6 +11889,7 @@
           </w:tcPr>
           <w:p>
             <w:r>
+              <w:lastRenderedPageBreak/>
               <w:t>Governance Self-Protection</w:t>
             </w:r>
           </w:p>
@@ -11870,7 +11945,7 @@
     <w:p>
       <w:r>
         <w:pict w14:anchorId="1BB403CE">
-          <v:rect id="_x0000_i1222" style="width:0;height:1.5pt" o:hralign="center" o:hrstd="t" o:hr="t" fillcolor="#a0a0a0" stroked="f"/>
+          <v:rect id="_x0000_i1156" style="width:0;height:1.5pt" o:hralign="center" o:hrstd="t" o:hr="t" fillcolor="#a0a0a0" stroked="f"/>
         </w:pict>
       </w:r>
     </w:p>
@@ -11943,7 +12018,6 @@
         </w:numPr>
       </w:pPr>
       <w:r>
-        <w:lastRenderedPageBreak/>
         <w:t xml:space="preserve">explicit authority validation; </w:t>
       </w:r>
     </w:p>
@@ -11999,7 +12073,7 @@
     <w:p>
       <w:r>
         <w:pict w14:anchorId="6402BFB7">
-          <v:rect id="_x0000_i1223" style="width:0;height:1.5pt" o:hralign="center" o:hrstd="t" o:hr="t" fillcolor="#a0a0a0" stroked="f"/>
+          <v:rect id="_x0000_i1157" style="width:0;height:1.5pt" o:hralign="center" o:hrstd="t" o:hr="t" fillcolor="#a0a0a0" stroked="f"/>
         </w:pict>
       </w:r>
     </w:p>
@@ -12246,6 +12320,7 @@
           </w:tcPr>
           <w:p>
             <w:r>
+              <w:lastRenderedPageBreak/>
               <w:t>Section 11</w:t>
             </w:r>
           </w:p>
@@ -12480,29 +12555,116 @@
           <w:b/>
           <w:bCs/>
         </w:rPr>
+        <w:t>B.1 Purpose</w:t>
+      </w:r>
+    </w:p>
+    <w:p>
+      <w:r>
+        <w:t>This appendix summarizes the Global Governance Invariants established by this Core Specification.</w:t>
+      </w:r>
+    </w:p>
+    <w:p>
+      <w:r>
+        <w:t>Global Governance Invariants represent architectural properties that every conformant AGCP implementation preserves throughout governance processing. They provide a concise reference for understanding the fundamental behavioral characteristics of AGCP.</w:t>
+      </w:r>
+    </w:p>
+    <w:p>
+      <w:r>
+        <w:t>This appendix is informative and introduces no additional normative requirements.</w:t>
+      </w:r>
+    </w:p>
+    <w:p>
+      <w:r>
+        <w:pict w14:anchorId="06667ACF">
+          <v:rect id="_x0000_i1158" style="width:0;height:1.5pt" o:hralign="center" o:hrstd="t" o:hr="t" fillcolor="#a0a0a0" stroked="f"/>
+        </w:pict>
+      </w:r>
+    </w:p>
+    <w:p>
+      <w:pPr>
+        <w:rPr>
+          <w:b/>
+          <w:bCs/>
+        </w:rPr>
+      </w:pPr>
+      <w:r>
+        <w:rPr>
+          <w:b/>
+          <w:bCs/>
+        </w:rPr>
+        <w:t>B.2 Overview</w:t>
+      </w:r>
+    </w:p>
+    <w:p>
+      <w:r>
+        <w:t>Global Governance Invariants describe properties that remain true throughout governance processing regardless of:</w:t>
+      </w:r>
+    </w:p>
+    <w:p>
+      <w:pPr>
+        <w:numPr>
+          <w:ilvl w:val="0"/>
+          <w:numId w:val="87"/>
+        </w:numPr>
+      </w:pPr>
+      <w:r>
+        <w:t xml:space="preserve">implementation technology; </w:t>
+      </w:r>
+    </w:p>
+    <w:p>
+      <w:pPr>
+        <w:numPr>
+          <w:ilvl w:val="0"/>
+          <w:numId w:val="87"/>
+        </w:numPr>
+      </w:pPr>
+      <w:r>
+        <w:t xml:space="preserve">programming language; </w:t>
+      </w:r>
+    </w:p>
+    <w:p>
+      <w:pPr>
+        <w:numPr>
+          <w:ilvl w:val="0"/>
+          <w:numId w:val="87"/>
+        </w:numPr>
+      </w:pPr>
+      <w:r>
+        <w:t xml:space="preserve">deployment architecture; </w:t>
+      </w:r>
+    </w:p>
+    <w:p>
+      <w:pPr>
+        <w:numPr>
+          <w:ilvl w:val="0"/>
+          <w:numId w:val="87"/>
+        </w:numPr>
+      </w:pPr>
+      <w:r>
+        <w:t xml:space="preserve">execution environment; or </w:t>
+      </w:r>
+    </w:p>
+    <w:p>
+      <w:pPr>
+        <w:numPr>
+          <w:ilvl w:val="0"/>
+          <w:numId w:val="87"/>
+        </w:numPr>
+      </w:pPr>
+      <w:r>
+        <w:t xml:space="preserve">implementation profile. </w:t>
+      </w:r>
+    </w:p>
+    <w:p>
+      <w:r>
+        <w:t>Collectively, these invariants ensure that externally observable governance behavior remains consistent across conformant implementations.</w:t>
+      </w:r>
+    </w:p>
+    <w:p>
+      <w:r>
         <w:lastRenderedPageBreak/>
-        <w:t>B.1 Purpose</w:t>
-      </w:r>
-    </w:p>
-    <w:p>
-      <w:r>
-        <w:t>This appendix summarizes the Global Governance Invariants established by this Core Specification.</w:t>
-      </w:r>
-    </w:p>
-    <w:p>
-      <w:r>
-        <w:t>Global Governance Invariants represent architectural properties that every conformant AGCP implementation preserves throughout governance processing. They provide a concise reference for understanding the fundamental behavioral characteristics of AGCP.</w:t>
-      </w:r>
-    </w:p>
-    <w:p>
-      <w:r>
-        <w:t>This appendix is informative and introduces no additional normative requirements.</w:t>
-      </w:r>
-    </w:p>
-    <w:p>
-      <w:r>
-        <w:pict w14:anchorId="06667ACF">
-          <v:rect id="_x0000_i1325" style="width:0;height:1.5pt" o:hralign="center" o:hrstd="t" o:hr="t" fillcolor="#a0a0a0" stroked="f"/>
+        <w:pict w14:anchorId="24821D09">
+          <v:rect id="_x0000_i1159" style="width:0;height:1.5pt" o:hralign="center" o:hrstd="t" o:hr="t" fillcolor="#a0a0a0" stroked="f"/>
         </w:pict>
       </w:r>
     </w:p>
@@ -12518,30 +12680,441 @@
           <w:b/>
           <w:bCs/>
         </w:rPr>
-        <w:t>B.2 Overview</w:t>
-      </w:r>
-    </w:p>
-    <w:p>
-      <w:r>
-        <w:t>Global Governance Invariants describe properties that remain true throughout governance processing regardless of:</w:t>
-      </w:r>
-    </w:p>
-    <w:p>
-      <w:pPr>
-        <w:numPr>
-          <w:ilvl w:val="0"/>
-          <w:numId w:val="87"/>
-        </w:numPr>
-      </w:pPr>
-      <w:r>
-        <w:t xml:space="preserve">implementation technology; </w:t>
-      </w:r>
-    </w:p>
-    <w:p>
-      <w:pPr>
-        <w:numPr>
-          <w:ilvl w:val="0"/>
-          <w:numId w:val="87"/>
+        <w:t>B.3 Global Governance Invariants</w:t>
+      </w:r>
+    </w:p>
+    <w:p>
+      <w:pPr>
+        <w:rPr>
+          <w:b/>
+          <w:bCs/>
+        </w:rPr>
+      </w:pPr>
+      <w:r>
+        <w:rPr>
+          <w:b/>
+          <w:bCs/>
+        </w:rPr>
+        <w:t>B.3.1 Deterministic Governance</w:t>
+      </w:r>
+    </w:p>
+    <w:p>
+      <w:r>
+        <w:t>Governance processing produces identical governance outcomes when evaluated using identical qualified inputs, governance configuration, applicable policy, and Canonical State.</w:t>
+      </w:r>
+    </w:p>
+    <w:p>
+      <w:r>
+        <w:t>This invariant enables reproducibility, verification, conformance assessment, and deterministic replay.</w:t>
+      </w:r>
+    </w:p>
+    <w:p>
+      <w:r>
+        <w:pict w14:anchorId="2EA0A0D6">
+          <v:rect id="_x0000_i1160" style="width:0;height:1.5pt" o:hralign="center" o:hrstd="t" o:hr="t" fillcolor="#a0a0a0" stroked="f"/>
+        </w:pict>
+      </w:r>
+    </w:p>
+    <w:p>
+      <w:pPr>
+        <w:rPr>
+          <w:b/>
+          <w:bCs/>
+        </w:rPr>
+      </w:pPr>
+      <w:r>
+        <w:rPr>
+          <w:b/>
+          <w:bCs/>
+        </w:rPr>
+        <w:t>B.3.2 Governance Decision Integrity</w:t>
+      </w:r>
+    </w:p>
+    <w:p>
+      <w:r>
+        <w:t>Governance decisions accurately represent the outcome of governance evaluation and remain authoritative throughout subsequent governance processing.</w:t>
+      </w:r>
+    </w:p>
+    <w:p>
+      <w:r>
+        <w:t>Governance decisions are never modified outside governed processing.</w:t>
+      </w:r>
+    </w:p>
+    <w:p>
+      <w:r>
+        <w:pict w14:anchorId="6346FEEB">
+          <v:rect id="_x0000_i1161" style="width:0;height:1.5pt" o:hralign="center" o:hrstd="t" o:hr="t" fillcolor="#a0a0a0" stroked="f"/>
+        </w:pict>
+      </w:r>
+    </w:p>
+    <w:p>
+      <w:pPr>
+        <w:rPr>
+          <w:b/>
+          <w:bCs/>
+        </w:rPr>
+      </w:pPr>
+      <w:r>
+        <w:rPr>
+          <w:b/>
+          <w:bCs/>
+        </w:rPr>
+        <w:t>B.3.3 Execution Authorization Integrity</w:t>
+      </w:r>
+    </w:p>
+    <w:p>
+      <w:r>
+        <w:t>Execution Authorization validates that governance decisions remain executable immediately prior to Commit Boundary processing.</w:t>
+      </w:r>
+    </w:p>
+    <w:p>
+      <w:r>
+        <w:t>Execution Authorization preserves the integrity of authoritative governance decisions while validating execution prerequisites.</w:t>
+      </w:r>
+    </w:p>
+    <w:p>
+      <w:r>
+        <w:pict w14:anchorId="35AE5AA8">
+          <v:rect id="_x0000_i1162" style="width:0;height:1.5pt" o:hralign="center" o:hrstd="t" o:hr="t" fillcolor="#a0a0a0" stroked="f"/>
+        </w:pict>
+      </w:r>
+    </w:p>
+    <w:p>
+      <w:pPr>
+        <w:rPr>
+          <w:b/>
+          <w:bCs/>
+        </w:rPr>
+      </w:pPr>
+      <w:r>
+        <w:rPr>
+          <w:b/>
+          <w:bCs/>
+        </w:rPr>
+        <w:t>B.3.4 Commit Boundary Integrity</w:t>
+      </w:r>
+    </w:p>
+    <w:p>
+      <w:r>
+        <w:t>Execution authorization is bound to execution only at the Commit Boundary.</w:t>
+      </w:r>
+    </w:p>
+    <w:p>
+      <w:r>
+        <w:t>No governance-significant execution occurs prior to successful Commit Boundary processing.</w:t>
+      </w:r>
+    </w:p>
+    <w:p>
+      <w:r>
+        <w:t>The Commit Boundary represents the sole architectural transition between authorized intent and governed execution.</w:t>
+      </w:r>
+    </w:p>
+    <w:p>
+      <w:r>
+        <w:pict w14:anchorId="7CD8BE56">
+          <v:rect id="_x0000_i1163" style="width:0;height:1.5pt" o:hralign="center" o:hrstd="t" o:hr="t" fillcolor="#a0a0a0" stroked="f"/>
+        </w:pict>
+      </w:r>
+    </w:p>
+    <w:p>
+      <w:pPr>
+        <w:rPr>
+          <w:b/>
+          <w:bCs/>
+        </w:rPr>
+      </w:pPr>
+      <w:r>
+        <w:rPr>
+          <w:b/>
+          <w:bCs/>
+        </w:rPr>
+        <w:t>B.3.5 Canonical State Integrity</w:t>
+      </w:r>
+    </w:p>
+    <w:p>
+      <w:r>
+        <w:t>Canonical State remains complete, consistent, authoritative, and suitable for deterministic governance evaluation.</w:t>
+      </w:r>
+      <w:r>
+        <w:t xml:space="preserve"> </w:t>
+      </w:r>
+      <w:r>
+        <w:t xml:space="preserve">Canonical State is derived from the ordered Append-Only Governance Ledger, or from a verifiable materialized state </w:t>
+      </w:r>
+      <w:r>
+        <w:lastRenderedPageBreak/>
+        <w:t>deterministically derived from that ledger, ensuring deterministic replay and implementation-independent governance behavior.</w:t>
+      </w:r>
+    </w:p>
+    <w:p>
+      <w:r>
+        <w:t>Governance processing relies upon Canonical State as the authoritative representation of governance-significant state.</w:t>
+      </w:r>
+    </w:p>
+    <w:p>
+      <w:r>
+        <w:pict w14:anchorId="220AEB3F">
+          <v:rect id="_x0000_i1164" style="width:0;height:1.5pt" o:hralign="center" o:hrstd="t" o:hr="t" fillcolor="#a0a0a0" stroked="f"/>
+        </w:pict>
+      </w:r>
+    </w:p>
+    <w:p>
+      <w:pPr>
+        <w:rPr>
+          <w:b/>
+          <w:bCs/>
+        </w:rPr>
+      </w:pPr>
+      <w:r>
+        <w:rPr>
+          <w:b/>
+          <w:bCs/>
+        </w:rPr>
+        <w:t>B.3.6 Governance Evidence Integrity</w:t>
+      </w:r>
+    </w:p>
+    <w:p>
+      <w:r>
+        <w:t>Governance Evidence accurately represents governance processing and remains attributable, verifiable, deterministic, and tamper-evident throughout the governed lifecycle.</w:t>
+      </w:r>
+    </w:p>
+    <w:p>
+      <w:r>
+        <w:t>Governance Evidence supports:</w:t>
+      </w:r>
+    </w:p>
+    <w:p>
+      <w:pPr>
+        <w:numPr>
+          <w:ilvl w:val="0"/>
+          <w:numId w:val="88"/>
+        </w:numPr>
+      </w:pPr>
+      <w:r>
+        <w:t xml:space="preserve">conformance assessment; </w:t>
+      </w:r>
+    </w:p>
+    <w:p>
+      <w:pPr>
+        <w:numPr>
+          <w:ilvl w:val="0"/>
+          <w:numId w:val="88"/>
+        </w:numPr>
+      </w:pPr>
+      <w:r>
+        <w:t xml:space="preserve">assurance assessment; </w:t>
+      </w:r>
+    </w:p>
+    <w:p>
+      <w:pPr>
+        <w:numPr>
+          <w:ilvl w:val="0"/>
+          <w:numId w:val="88"/>
+        </w:numPr>
+      </w:pPr>
+      <w:r>
+        <w:t xml:space="preserve">audit; </w:t>
+      </w:r>
+    </w:p>
+    <w:p>
+      <w:pPr>
+        <w:numPr>
+          <w:ilvl w:val="0"/>
+          <w:numId w:val="88"/>
+        </w:numPr>
+      </w:pPr>
+      <w:r>
+        <w:t xml:space="preserve">deterministic replay; and </w:t>
+      </w:r>
+    </w:p>
+    <w:p>
+      <w:pPr>
+        <w:numPr>
+          <w:ilvl w:val="0"/>
+          <w:numId w:val="88"/>
+        </w:numPr>
+      </w:pPr>
+      <w:r>
+        <w:t xml:space="preserve">forensic analysis. </w:t>
+      </w:r>
+    </w:p>
+    <w:p>
+      <w:r>
+        <w:pict w14:anchorId="17EF890F">
+          <v:rect id="_x0000_i1165" style="width:0;height:1.5pt" o:hralign="center" o:hrstd="t" o:hr="t" fillcolor="#a0a0a0" stroked="f"/>
+        </w:pict>
+      </w:r>
+    </w:p>
+    <w:p>
+      <w:pPr>
+        <w:rPr>
+          <w:b/>
+          <w:bCs/>
+        </w:rPr>
+      </w:pPr>
+      <w:r>
+        <w:rPr>
+          <w:b/>
+          <w:bCs/>
+        </w:rPr>
+        <w:t>B.3.7 Authority Lineage Integrity</w:t>
+      </w:r>
+    </w:p>
+    <w:p>
+      <w:r>
+        <w:t>Authority remains explicitly attributable throughout governance processing.</w:t>
+      </w:r>
+    </w:p>
+    <w:p>
+      <w:r>
+        <w:t>Authority Lineage establishes the authoritative chain of governance authority supporting every governance-significant Action.</w:t>
+      </w:r>
+    </w:p>
+    <w:p>
+      <w:r>
+        <w:t>Authority is never inferred.</w:t>
+      </w:r>
+    </w:p>
+    <w:p>
+      <w:r>
+        <w:pict w14:anchorId="5B69CEA0">
+          <v:rect id="_x0000_i1166" style="width:0;height:1.5pt" o:hralign="center" o:hrstd="t" o:hr="t" fillcolor="#a0a0a0" stroked="f"/>
+        </w:pict>
+      </w:r>
+    </w:p>
+    <w:p>
+      <w:pPr>
+        <w:rPr>
+          <w:b/>
+          <w:bCs/>
+        </w:rPr>
+      </w:pPr>
+      <w:r>
+        <w:rPr>
+          <w:b/>
+          <w:bCs/>
+        </w:rPr>
+        <w:t>B.3.8 Tenant Isolation</w:t>
+      </w:r>
+    </w:p>
+    <w:p>
+      <w:r>
+        <w:t>Governance processing preserves isolation between tenants.</w:t>
+      </w:r>
+    </w:p>
+    <w:p>
+      <w:r>
+        <w:t>Governance policy, Canonical State, Governance Evidence, governance configuration, and authority remain associated with the originating tenant unless explicitly governed mechanisms permit otherwise.</w:t>
+      </w:r>
+    </w:p>
+    <w:p>
+      <w:r>
+        <w:pict w14:anchorId="0528C996">
+          <v:rect id="_x0000_i1167" style="width:0;height:1.5pt" o:hralign="center" o:hrstd="t" o:hr="t" fillcolor="#a0a0a0" stroked="f"/>
+        </w:pict>
+      </w:r>
+    </w:p>
+    <w:p>
+      <w:pPr>
+        <w:rPr>
+          <w:b/>
+          <w:bCs/>
+        </w:rPr>
+      </w:pPr>
+      <w:r>
+        <w:rPr>
+          <w:b/>
+          <w:bCs/>
+        </w:rPr>
+        <w:t>B.3.9 Governance Domain Isolation</w:t>
+      </w:r>
+    </w:p>
+    <w:p>
+      <w:r>
+        <w:t>Governance domains retain independent governance authority, governance configuration, Canonical State, policy, and Governance Evidence.</w:t>
+      </w:r>
+    </w:p>
+    <w:p>
+      <w:r>
+        <w:lastRenderedPageBreak/>
+        <w:t>Cross-domain governance occurs only through explicitly governed mechanisms.</w:t>
+      </w:r>
+    </w:p>
+    <w:p>
+      <w:r>
+        <w:pict w14:anchorId="08CA43D5">
+          <v:rect id="_x0000_i1168" style="width:0;height:1.5pt" o:hralign="center" o:hrstd="t" o:hr="t" fillcolor="#a0a0a0" stroked="f"/>
+        </w:pict>
+      </w:r>
+    </w:p>
+    <w:p>
+      <w:pPr>
+        <w:rPr>
+          <w:b/>
+          <w:bCs/>
+        </w:rPr>
+      </w:pPr>
+      <w:r>
+        <w:rPr>
+          <w:b/>
+          <w:bCs/>
+        </w:rPr>
+        <w:t>B.3.10 Governance Configuration Integrity</w:t>
+      </w:r>
+    </w:p>
+    <w:p>
+      <w:r>
+        <w:t>Governance configuration remains authoritative, validated, and protected throughout governance processing.</w:t>
+      </w:r>
+    </w:p>
+    <w:p>
+      <w:r>
+        <w:t>Governance-significant configuration changes undergo governed validation before becoming operationally effective.</w:t>
+      </w:r>
+    </w:p>
+    <w:p>
+      <w:r>
+        <w:pict w14:anchorId="5298E8AB">
+          <v:rect id="_x0000_i1169" style="width:0;height:1.5pt" o:hralign="center" o:hrstd="t" o:hr="t" fillcolor="#a0a0a0" stroked="f"/>
+        </w:pict>
+      </w:r>
+    </w:p>
+    <w:p>
+      <w:pPr>
+        <w:rPr>
+          <w:b/>
+          <w:bCs/>
+        </w:rPr>
+      </w:pPr>
+      <w:r>
+        <w:rPr>
+          <w:b/>
+          <w:bCs/>
+        </w:rPr>
+        <w:t>B.3.11 Implementation Independence</w:t>
+      </w:r>
+    </w:p>
+    <w:p>
+      <w:r>
+        <w:t>Externally observable governance behavior remains consistent across conformant implementations regardless of:</w:t>
+      </w:r>
+    </w:p>
+    <w:p>
+      <w:pPr>
+        <w:numPr>
+          <w:ilvl w:val="0"/>
+          <w:numId w:val="89"/>
+        </w:numPr>
+      </w:pPr>
+      <w:r>
+        <w:t xml:space="preserve">internal software architecture; </w:t>
+      </w:r>
+    </w:p>
+    <w:p>
+      <w:pPr>
+        <w:numPr>
+          <w:ilvl w:val="0"/>
+          <w:numId w:val="89"/>
         </w:numPr>
       </w:pPr>
       <w:r>
@@ -12552,478 +13125,11 @@
       <w:pPr>
         <w:numPr>
           <w:ilvl w:val="0"/>
-          <w:numId w:val="87"/>
-        </w:numPr>
-      </w:pPr>
-      <w:r>
-        <w:t xml:space="preserve">deployment architecture; </w:t>
-      </w:r>
-    </w:p>
-    <w:p>
-      <w:pPr>
-        <w:numPr>
-          <w:ilvl w:val="0"/>
-          <w:numId w:val="87"/>
-        </w:numPr>
-      </w:pPr>
-      <w:r>
-        <w:t xml:space="preserve">execution environment; or </w:t>
-      </w:r>
-    </w:p>
-    <w:p>
-      <w:pPr>
-        <w:numPr>
-          <w:ilvl w:val="0"/>
-          <w:numId w:val="87"/>
-        </w:numPr>
-      </w:pPr>
-      <w:r>
-        <w:t xml:space="preserve">implementation profile. </w:t>
-      </w:r>
-    </w:p>
-    <w:p>
-      <w:r>
-        <w:t>Collectively, these invariants ensure that externally observable governance behavior remains consistent across conformant implementations.</w:t>
-      </w:r>
-    </w:p>
-    <w:p>
-      <w:r>
-        <w:pict w14:anchorId="24821D09">
-          <v:rect id="_x0000_i1326" style="width:0;height:1.5pt" o:hralign="center" o:hrstd="t" o:hr="t" fillcolor="#a0a0a0" stroked="f"/>
-        </w:pict>
-      </w:r>
-    </w:p>
-    <w:p>
-      <w:pPr>
-        <w:rPr>
-          <w:b/>
-          <w:bCs/>
-        </w:rPr>
-      </w:pPr>
-      <w:r>
-        <w:rPr>
-          <w:b/>
-          <w:bCs/>
-        </w:rPr>
-        <w:t>B.3 Global Governance Invariants</w:t>
-      </w:r>
-    </w:p>
-    <w:p>
-      <w:pPr>
-        <w:rPr>
-          <w:b/>
-          <w:bCs/>
-        </w:rPr>
-      </w:pPr>
-      <w:r>
-        <w:rPr>
-          <w:b/>
-          <w:bCs/>
-        </w:rPr>
-        <w:t>B.3.1 Deterministic Governance</w:t>
-      </w:r>
-    </w:p>
-    <w:p>
-      <w:r>
-        <w:t>Governance processing produces identical governance outcomes when evaluated using identical qualified inputs, governance configuration, applicable policy, and Canonical State.</w:t>
-      </w:r>
-    </w:p>
-    <w:p>
-      <w:r>
-        <w:t>This invariant enables reproducibility, verification, conformance assessment, and deterministic replay.</w:t>
-      </w:r>
-    </w:p>
-    <w:p>
-      <w:r>
-        <w:pict w14:anchorId="2EA0A0D6">
-          <v:rect id="_x0000_i1327" style="width:0;height:1.5pt" o:hralign="center" o:hrstd="t" o:hr="t" fillcolor="#a0a0a0" stroked="f"/>
-        </w:pict>
-      </w:r>
-    </w:p>
-    <w:p>
-      <w:pPr>
-        <w:rPr>
-          <w:b/>
-          <w:bCs/>
-        </w:rPr>
-      </w:pPr>
-      <w:r>
-        <w:rPr>
-          <w:b/>
-          <w:bCs/>
-        </w:rPr>
-        <w:t>B.3.2 Governance Decision Integrity</w:t>
-      </w:r>
-    </w:p>
-    <w:p>
-      <w:r>
-        <w:t>Governance decisions accurately represent the outcome of governance evaluation and remain authoritative throughout subsequent governance processing.</w:t>
-      </w:r>
-    </w:p>
-    <w:p>
-      <w:r>
-        <w:t>Governance decisions are never modified outside governed processing.</w:t>
-      </w:r>
-    </w:p>
-    <w:p>
-      <w:r>
-        <w:lastRenderedPageBreak/>
-        <w:pict w14:anchorId="6346FEEB">
-          <v:rect id="_x0000_i1328" style="width:0;height:1.5pt" o:hralign="center" o:hrstd="t" o:hr="t" fillcolor="#a0a0a0" stroked="f"/>
-        </w:pict>
-      </w:r>
-    </w:p>
-    <w:p>
-      <w:pPr>
-        <w:rPr>
-          <w:b/>
-          <w:bCs/>
-        </w:rPr>
-      </w:pPr>
-      <w:r>
-        <w:rPr>
-          <w:b/>
-          <w:bCs/>
-        </w:rPr>
-        <w:t>B.3.3 Execution Authorization Integrity</w:t>
-      </w:r>
-    </w:p>
-    <w:p>
-      <w:r>
-        <w:t>Execution Authorization validates that governance decisions remain executable immediately prior to Commit Boundary processing.</w:t>
-      </w:r>
-    </w:p>
-    <w:p>
-      <w:r>
-        <w:t>Execution Authorization preserves the integrity of authoritative governance decisions while validating execution prerequisites.</w:t>
-      </w:r>
-    </w:p>
-    <w:p>
-      <w:r>
-        <w:pict w14:anchorId="35AE5AA8">
-          <v:rect id="_x0000_i1329" style="width:0;height:1.5pt" o:hralign="center" o:hrstd="t" o:hr="t" fillcolor="#a0a0a0" stroked="f"/>
-        </w:pict>
-      </w:r>
-    </w:p>
-    <w:p>
-      <w:pPr>
-        <w:rPr>
-          <w:b/>
-          <w:bCs/>
-        </w:rPr>
-      </w:pPr>
-      <w:r>
-        <w:rPr>
-          <w:b/>
-          <w:bCs/>
-        </w:rPr>
-        <w:t>B.3.4 Commit Boundary Integrity</w:t>
-      </w:r>
-    </w:p>
-    <w:p>
-      <w:r>
-        <w:t>Execution authorization is bound to execution only at the Commit Boundary.</w:t>
-      </w:r>
-    </w:p>
-    <w:p>
-      <w:r>
-        <w:t>No governance-significant execution occurs prior to successful Commit Boundary processing.</w:t>
-      </w:r>
-    </w:p>
-    <w:p>
-      <w:r>
-        <w:t>The Commit Boundary represents the sole architectural transition between authorized intent and governed execution.</w:t>
-      </w:r>
-    </w:p>
-    <w:p>
-      <w:r>
-        <w:pict w14:anchorId="7CD8BE56">
-          <v:rect id="_x0000_i1330" style="width:0;height:1.5pt" o:hralign="center" o:hrstd="t" o:hr="t" fillcolor="#a0a0a0" stroked="f"/>
-        </w:pict>
-      </w:r>
-    </w:p>
-    <w:p>
-      <w:pPr>
-        <w:rPr>
-          <w:b/>
-          <w:bCs/>
-        </w:rPr>
-      </w:pPr>
-      <w:r>
-        <w:rPr>
-          <w:b/>
-          <w:bCs/>
-        </w:rPr>
-        <w:t>B.3.5 Canonical State Integrity</w:t>
-      </w:r>
-    </w:p>
-    <w:p>
-      <w:r>
-        <w:t>Canonical State remains complete, consistent, authoritative, and suitable for deterministic governance evaluation.</w:t>
-      </w:r>
-    </w:p>
-    <w:p>
-      <w:r>
-        <w:t>Governance processing relies upon Canonical State as the authoritative representation of governance-significant state.</w:t>
-      </w:r>
-    </w:p>
-    <w:p>
-      <w:r>
-        <w:pict w14:anchorId="220AEB3F">
-          <v:rect id="_x0000_i1331" style="width:0;height:1.5pt" o:hralign="center" o:hrstd="t" o:hr="t" fillcolor="#a0a0a0" stroked="f"/>
-        </w:pict>
-      </w:r>
-    </w:p>
-    <w:p>
-      <w:pPr>
-        <w:rPr>
-          <w:b/>
-          <w:bCs/>
-        </w:rPr>
-      </w:pPr>
-      <w:r>
-        <w:rPr>
-          <w:b/>
-          <w:bCs/>
-        </w:rPr>
-        <w:t>B.3.6 Governance Evidence Integrity</w:t>
-      </w:r>
-    </w:p>
-    <w:p>
-      <w:r>
-        <w:t>Governance Evidence accurately represents governance processing and remains attributable, verifiable, deterministic, and tamper-evident throughout the governed lifecycle.</w:t>
-      </w:r>
-    </w:p>
-    <w:p>
-      <w:r>
-        <w:t>Governance Evidence supports:</w:t>
-      </w:r>
-    </w:p>
-    <w:p>
-      <w:pPr>
-        <w:numPr>
-          <w:ilvl w:val="0"/>
-          <w:numId w:val="88"/>
-        </w:numPr>
-      </w:pPr>
-      <w:r>
-        <w:t xml:space="preserve">conformance assessment; </w:t>
-      </w:r>
-    </w:p>
-    <w:p>
-      <w:pPr>
-        <w:numPr>
-          <w:ilvl w:val="0"/>
-          <w:numId w:val="88"/>
-        </w:numPr>
-      </w:pPr>
-      <w:r>
-        <w:t xml:space="preserve">assurance assessment; </w:t>
-      </w:r>
-    </w:p>
-    <w:p>
-      <w:pPr>
-        <w:numPr>
-          <w:ilvl w:val="0"/>
-          <w:numId w:val="88"/>
-        </w:numPr>
-      </w:pPr>
-      <w:r>
-        <w:t xml:space="preserve">audit; </w:t>
-      </w:r>
-    </w:p>
-    <w:p>
-      <w:pPr>
-        <w:numPr>
-          <w:ilvl w:val="0"/>
-          <w:numId w:val="88"/>
-        </w:numPr>
-      </w:pPr>
-      <w:r>
-        <w:t xml:space="preserve">deterministic replay; and </w:t>
-      </w:r>
-    </w:p>
-    <w:p>
-      <w:pPr>
-        <w:numPr>
-          <w:ilvl w:val="0"/>
-          <w:numId w:val="88"/>
-        </w:numPr>
-      </w:pPr>
-      <w:r>
-        <w:t xml:space="preserve">forensic analysis. </w:t>
-      </w:r>
-    </w:p>
-    <w:p>
-      <w:r>
-        <w:pict w14:anchorId="17EF890F">
-          <v:rect id="_x0000_i1332" style="width:0;height:1.5pt" o:hralign="center" o:hrstd="t" o:hr="t" fillcolor="#a0a0a0" stroked="f"/>
-        </w:pict>
-      </w:r>
-    </w:p>
-    <w:p>
-      <w:pPr>
-        <w:rPr>
-          <w:b/>
-          <w:bCs/>
-        </w:rPr>
-      </w:pPr>
-      <w:r>
-        <w:rPr>
-          <w:b/>
-          <w:bCs/>
-        </w:rPr>
-        <w:lastRenderedPageBreak/>
-        <w:t>B.3.7 Authority Lineage Integrity</w:t>
-      </w:r>
-    </w:p>
-    <w:p>
-      <w:r>
-        <w:t>Authority remains explicitly attributable throughout governance processing.</w:t>
-      </w:r>
-    </w:p>
-    <w:p>
-      <w:r>
-        <w:t>Authority Lineage establishes the authoritative chain of governance authority supporting every governance-significant Action.</w:t>
-      </w:r>
-    </w:p>
-    <w:p>
-      <w:r>
-        <w:t>Authority is never inferred.</w:t>
-      </w:r>
-    </w:p>
-    <w:p>
-      <w:r>
-        <w:pict w14:anchorId="5B69CEA0">
-          <v:rect id="_x0000_i1333" style="width:0;height:1.5pt" o:hralign="center" o:hrstd="t" o:hr="t" fillcolor="#a0a0a0" stroked="f"/>
-        </w:pict>
-      </w:r>
-    </w:p>
-    <w:p>
-      <w:pPr>
-        <w:rPr>
-          <w:b/>
-          <w:bCs/>
-        </w:rPr>
-      </w:pPr>
-      <w:r>
-        <w:rPr>
-          <w:b/>
-          <w:bCs/>
-        </w:rPr>
-        <w:t>B.3.8 Tenant Isolation</w:t>
-      </w:r>
-    </w:p>
-    <w:p>
-      <w:r>
-        <w:t>Governance processing preserves isolation between tenants.</w:t>
-      </w:r>
-    </w:p>
-    <w:p>
-      <w:r>
-        <w:t>Governance policy, Canonical State, Governance Evidence, governance configuration, and authority remain associated with the originating tenant unless explicitly governed mechanisms permit otherwise.</w:t>
-      </w:r>
-    </w:p>
-    <w:p>
-      <w:r>
-        <w:pict w14:anchorId="0528C996">
-          <v:rect id="_x0000_i1334" style="width:0;height:1.5pt" o:hralign="center" o:hrstd="t" o:hr="t" fillcolor="#a0a0a0" stroked="f"/>
-        </w:pict>
-      </w:r>
-    </w:p>
-    <w:p>
-      <w:pPr>
-        <w:rPr>
-          <w:b/>
-          <w:bCs/>
-        </w:rPr>
-      </w:pPr>
-      <w:r>
-        <w:rPr>
-          <w:b/>
-          <w:bCs/>
-        </w:rPr>
-        <w:t>B.3.9 Governance Domain Isolation</w:t>
-      </w:r>
-    </w:p>
-    <w:p>
-      <w:r>
-        <w:t>Governance domains retain independent governance authority, governance configuration, Canonical State, policy, and Governance Evidence.</w:t>
-      </w:r>
-    </w:p>
-    <w:p>
-      <w:r>
-        <w:t>Cross-domain governance occurs only through explicitly governed mechanisms.</w:t>
-      </w:r>
-    </w:p>
-    <w:p>
-      <w:r>
-        <w:pict w14:anchorId="08CA43D5">
-          <v:rect id="_x0000_i1335" style="width:0;height:1.5pt" o:hralign="center" o:hrstd="t" o:hr="t" fillcolor="#a0a0a0" stroked="f"/>
-        </w:pict>
-      </w:r>
-    </w:p>
-    <w:p>
-      <w:pPr>
-        <w:rPr>
-          <w:b/>
-          <w:bCs/>
-        </w:rPr>
-      </w:pPr>
-      <w:r>
-        <w:rPr>
-          <w:b/>
-          <w:bCs/>
-        </w:rPr>
-        <w:t>B.3.10 Governance Configuration Integrity</w:t>
-      </w:r>
-    </w:p>
-    <w:p>
-      <w:r>
-        <w:t>Governance configuration remains authoritative, validated, and protected throughout governance processing.</w:t>
-      </w:r>
-    </w:p>
-    <w:p>
-      <w:r>
-        <w:t>Governance-significant configuration changes undergo governed validation before becoming operationally effective.</w:t>
-      </w:r>
-    </w:p>
-    <w:p>
-      <w:r>
-        <w:pict w14:anchorId="5298E8AB">
-          <v:rect id="_x0000_i1336" style="width:0;height:1.5pt" o:hralign="center" o:hrstd="t" o:hr="t" fillcolor="#a0a0a0" stroked="f"/>
-        </w:pict>
-      </w:r>
-    </w:p>
-    <w:p>
-      <w:pPr>
-        <w:rPr>
-          <w:b/>
-          <w:bCs/>
-        </w:rPr>
-      </w:pPr>
-      <w:r>
-        <w:rPr>
-          <w:b/>
-          <w:bCs/>
-        </w:rPr>
-        <w:t>B.3.11 Implementation Independence</w:t>
-      </w:r>
-    </w:p>
-    <w:p>
-      <w:r>
-        <w:t>Externally observable governance behavior remains consistent across conformant implementations regardless of:</w:t>
-      </w:r>
-    </w:p>
-    <w:p>
-      <w:pPr>
-        <w:numPr>
-          <w:ilvl w:val="0"/>
           <w:numId w:val="89"/>
         </w:numPr>
       </w:pPr>
       <w:r>
-        <w:t xml:space="preserve">internal software architecture; </w:t>
+        <w:t xml:space="preserve">deployment topology; </w:t>
       </w:r>
     </w:p>
     <w:p>
@@ -13034,7 +13140,7 @@
         </w:numPr>
       </w:pPr>
       <w:r>
-        <w:t xml:space="preserve">programming language; </w:t>
+        <w:t xml:space="preserve">execution platform; or </w:t>
       </w:r>
     </w:p>
     <w:p>
@@ -13045,41 +13151,18 @@
         </w:numPr>
       </w:pPr>
       <w:r>
-        <w:t xml:space="preserve">deployment topology; </w:t>
-      </w:r>
-    </w:p>
-    <w:p>
-      <w:pPr>
-        <w:numPr>
-          <w:ilvl w:val="0"/>
-          <w:numId w:val="89"/>
-        </w:numPr>
-      </w:pPr>
-      <w:r>
-        <w:t xml:space="preserve">execution platform; or </w:t>
-      </w:r>
-    </w:p>
-    <w:p>
-      <w:pPr>
-        <w:numPr>
-          <w:ilvl w:val="0"/>
-          <w:numId w:val="89"/>
-        </w:numPr>
-      </w:pPr>
-      <w:r>
         <w:t xml:space="preserve">implementation technology. </w:t>
       </w:r>
     </w:p>
     <w:p>
       <w:r>
-        <w:lastRenderedPageBreak/>
         <w:t>Implementation variation does not alter normative governance behavior.</w:t>
       </w:r>
     </w:p>
     <w:p>
       <w:r>
         <w:pict w14:anchorId="4F22BAFE">
-          <v:rect id="_x0000_i1337" style="width:0;height:1.5pt" o:hralign="center" o:hrstd="t" o:hr="t" fillcolor="#a0a0a0" stroked="f"/>
+          <v:rect id="_x0000_i1170" style="width:0;height:1.5pt" o:hralign="center" o:hrstd="t" o:hr="t" fillcolor="#a0a0a0" stroked="f"/>
         </w:pict>
       </w:r>
     </w:p>
@@ -13174,6 +13257,9 @@
       </w:r>
       <w:r>
         <w:br/>
+      </w:r>
+      <w:r>
+        <w:lastRenderedPageBreak/>
         <w:t xml:space="preserve">                       │</w:t>
       </w:r>
       <w:r>
@@ -13237,7 +13323,7 @@
     <w:p>
       <w:r>
         <w:pict w14:anchorId="026C7812">
-          <v:rect id="_x0000_i1338" style="width:0;height:1.5pt" o:hralign="center" o:hrstd="t" o:hr="t" fillcolor="#a0a0a0" stroked="f"/>
+          <v:rect id="_x0000_i1171" style="width:0;height:1.5pt" o:hralign="center" o:hrstd="t" o:hr="t" fillcolor="#a0a0a0" stroked="f"/>
         </w:pict>
       </w:r>
     </w:p>
@@ -13263,7 +13349,6 @@
     </w:p>
     <w:p>
       <w:r>
-        <w:lastRenderedPageBreak/>
         <w:t>Individual processing stages establish, preserve, or verify one or more of these invariants during governance processing.</w:t>
       </w:r>
     </w:p>
@@ -13275,7 +13360,7 @@
     <w:p>
       <w:r>
         <w:pict w14:anchorId="1646FD32">
-          <v:rect id="_x0000_i1339" style="width:0;height:1.5pt" o:hralign="center" o:hrstd="t" o:hr="t" fillcolor="#a0a0a0" stroked="f"/>
+          <v:rect id="_x0000_i1172" style="width:0;height:1.5pt" o:hralign="center" o:hrstd="t" o:hr="t" fillcolor="#a0a0a0" stroked="f"/>
         </w:pict>
       </w:r>
     </w:p>
@@ -13522,6 +13607,7 @@
           </w:tcPr>
           <w:p>
             <w:r>
+              <w:lastRenderedPageBreak/>
               <w:t>Section 10</w:t>
             </w:r>
           </w:p>
@@ -13800,50 +13886,105 @@
     </w:p>
     <w:p>
       <w:r>
+        <w:t>This appendix is informative and introduces no additional normative requirements.</w:t>
+      </w:r>
+    </w:p>
+    <w:p>
+      <w:r>
+        <w:pict w14:anchorId="3D7090C0">
+          <v:rect id="_x0000_i1173" style="width:0;height:1.5pt" o:hralign="center" o:hrstd="t" o:hr="t" fillcolor="#a0a0a0" stroked="f"/>
+        </w:pict>
+      </w:r>
+    </w:p>
+    <w:p>
+      <w:pPr>
+        <w:rPr>
+          <w:b/>
+          <w:bCs/>
+        </w:rPr>
+      </w:pPr>
+      <w:r>
+        <w:rPr>
+          <w:b/>
+          <w:bCs/>
+        </w:rPr>
+        <w:t>C.2 Architectural Responsibility Model</w:t>
+      </w:r>
+    </w:p>
+    <w:p>
+      <w:r>
+        <w:t>The AGCP governance architecture divides governance processing into discrete stages.</w:t>
+      </w:r>
+    </w:p>
+    <w:p>
+      <w:r>
+        <w:t>Each stage performs a distinct governance function and produces authoritative outputs consumed by subsequent stages.</w:t>
+      </w:r>
+    </w:p>
+    <w:p>
+      <w:r>
+        <w:t>No stage substitutes for, duplicates, or bypasses the responsibilities of another stage.</w:t>
+      </w:r>
+    </w:p>
+    <w:p>
+      <w:r>
+        <w:t>This separation of responsibilities contributes directly to:</w:t>
+      </w:r>
+    </w:p>
+    <w:p>
+      <w:pPr>
+        <w:numPr>
+          <w:ilvl w:val="0"/>
+          <w:numId w:val="90"/>
+        </w:numPr>
+      </w:pPr>
+      <w:r>
+        <w:t xml:space="preserve">deterministic governance; </w:t>
+      </w:r>
+    </w:p>
+    <w:p>
+      <w:pPr>
+        <w:numPr>
+          <w:ilvl w:val="0"/>
+          <w:numId w:val="90"/>
+        </w:numPr>
+      </w:pPr>
+      <w:r>
+        <w:t xml:space="preserve">implementation independence; </w:t>
+      </w:r>
+    </w:p>
+    <w:p>
+      <w:pPr>
+        <w:numPr>
+          <w:ilvl w:val="0"/>
+          <w:numId w:val="90"/>
+        </w:numPr>
+      </w:pPr>
+      <w:r>
+        <w:t xml:space="preserve">auditability; </w:t>
+      </w:r>
+    </w:p>
+    <w:p>
+      <w:pPr>
+        <w:numPr>
+          <w:ilvl w:val="0"/>
+          <w:numId w:val="90"/>
+        </w:numPr>
+      </w:pPr>
+      <w:r>
+        <w:t xml:space="preserve">modular implementation; </w:t>
+      </w:r>
+    </w:p>
+    <w:p>
+      <w:pPr>
+        <w:numPr>
+          <w:ilvl w:val="0"/>
+          <w:numId w:val="90"/>
+        </w:numPr>
+      </w:pPr>
+      <w:r>
         <w:lastRenderedPageBreak/>
-        <w:t>This appendix is informative and introduces no additional normative requirements.</w:t>
-      </w:r>
-    </w:p>
-    <w:p>
-      <w:r>
-        <w:pict w14:anchorId="3D7090C0">
-          <v:rect id="_x0000_i1427" style="width:0;height:1.5pt" o:hralign="center" o:hrstd="t" o:hr="t" fillcolor="#a0a0a0" stroked="f"/>
-        </w:pict>
-      </w:r>
-    </w:p>
-    <w:p>
-      <w:pPr>
-        <w:rPr>
-          <w:b/>
-          <w:bCs/>
-        </w:rPr>
-      </w:pPr>
-      <w:r>
-        <w:rPr>
-          <w:b/>
-          <w:bCs/>
-        </w:rPr>
-        <w:t>C.2 Architectural Responsibility Model</w:t>
-      </w:r>
-    </w:p>
-    <w:p>
-      <w:r>
-        <w:t>The AGCP governance architecture divides governance processing into discrete stages.</w:t>
-      </w:r>
-    </w:p>
-    <w:p>
-      <w:r>
-        <w:t>Each stage performs a distinct governance function and produces authoritative outputs consumed by subsequent stages.</w:t>
-      </w:r>
-    </w:p>
-    <w:p>
-      <w:r>
-        <w:t>No stage substitutes for, duplicates, or bypasses the responsibilities of another stage.</w:t>
-      </w:r>
-    </w:p>
-    <w:p>
-      <w:r>
-        <w:t>This separation of responsibilities contributes directly to:</w:t>
+        <w:t xml:space="preserve">objective conformance assessment; and </w:t>
       </w:r>
     </w:p>
     <w:p>
@@ -13854,68 +13995,13 @@
         </w:numPr>
       </w:pPr>
       <w:r>
-        <w:t xml:space="preserve">deterministic governance; </w:t>
-      </w:r>
-    </w:p>
-    <w:p>
-      <w:pPr>
-        <w:numPr>
-          <w:ilvl w:val="0"/>
-          <w:numId w:val="90"/>
-        </w:numPr>
-      </w:pPr>
-      <w:r>
-        <w:t xml:space="preserve">implementation independence; </w:t>
-      </w:r>
-    </w:p>
-    <w:p>
-      <w:pPr>
-        <w:numPr>
-          <w:ilvl w:val="0"/>
-          <w:numId w:val="90"/>
-        </w:numPr>
-      </w:pPr>
-      <w:r>
-        <w:t xml:space="preserve">auditability; </w:t>
-      </w:r>
-    </w:p>
-    <w:p>
-      <w:pPr>
-        <w:numPr>
-          <w:ilvl w:val="0"/>
-          <w:numId w:val="90"/>
-        </w:numPr>
-      </w:pPr>
-      <w:r>
-        <w:t xml:space="preserve">modular implementation; </w:t>
-      </w:r>
-    </w:p>
-    <w:p>
-      <w:pPr>
-        <w:numPr>
-          <w:ilvl w:val="0"/>
-          <w:numId w:val="90"/>
-        </w:numPr>
-      </w:pPr>
-      <w:r>
-        <w:t xml:space="preserve">objective conformance assessment; and </w:t>
-      </w:r>
-    </w:p>
-    <w:p>
-      <w:pPr>
-        <w:numPr>
-          <w:ilvl w:val="0"/>
-          <w:numId w:val="90"/>
-        </w:numPr>
-      </w:pPr>
-      <w:r>
         <w:t xml:space="preserve">architectural clarity. </w:t>
       </w:r>
     </w:p>
     <w:p>
       <w:r>
         <w:pict w14:anchorId="226DEC4B">
-          <v:rect id="_x0000_i1428" style="width:0;height:1.5pt" o:hralign="center" o:hrstd="t" o:hr="t" fillcolor="#a0a0a0" stroked="f"/>
+          <v:rect id="_x0000_i1174" style="width:0;height:1.5pt" o:hralign="center" o:hrstd="t" o:hr="t" fillcolor="#a0a0a0" stroked="f"/>
         </w:pict>
       </w:r>
     </w:p>
@@ -14232,7 +14318,7 @@
     <w:p>
       <w:r>
         <w:pict w14:anchorId="6E0ECB37">
-          <v:rect id="_x0000_i1429" style="width:0;height:1.5pt" o:hralign="center" o:hrstd="t" o:hr="t" fillcolor="#a0a0a0" stroked="f"/>
+          <v:rect id="_x0000_i1175" style="width:0;height:1.5pt" o:hralign="center" o:hrstd="t" o:hr="t" fillcolor="#a0a0a0" stroked="f"/>
         </w:pict>
       </w:r>
     </w:p>
@@ -14253,7 +14339,6 @@
     </w:p>
     <w:p>
       <w:r>
-        <w:lastRenderedPageBreak/>
         <w:t>Supporting governance services operate throughout the governance pipeline.</w:t>
       </w:r>
     </w:p>
@@ -14506,7 +14591,7 @@
     <w:p>
       <w:r>
         <w:pict w14:anchorId="4896F23E">
-          <v:rect id="_x0000_i1430" style="width:0;height:1.5pt" o:hralign="center" o:hrstd="t" o:hr="t" fillcolor="#a0a0a0" stroked="f"/>
+          <v:rect id="_x0000_i1176" style="width:0;height:1.5pt" o:hralign="center" o:hrstd="t" o:hr="t" fillcolor="#a0a0a0" stroked="f"/>
         </w:pict>
       </w:r>
     </w:p>
@@ -14522,6 +14607,7 @@
           <w:b/>
           <w:bCs/>
         </w:rPr>
+        <w:lastRenderedPageBreak/>
         <w:t>C.5 Responsibility Relationships</w:t>
       </w:r>
     </w:p>
@@ -14628,7 +14714,7 @@
     <w:p>
       <w:r>
         <w:pict w14:anchorId="61D818B3">
-          <v:rect id="_x0000_i1431" style="width:0;height:1.5pt" o:hralign="center" o:hrstd="t" o:hr="t" fillcolor="#a0a0a0" stroked="f"/>
+          <v:rect id="_x0000_i1177" style="width:0;height:1.5pt" o:hralign="center" o:hrstd="t" o:hr="t" fillcolor="#a0a0a0" stroked="f"/>
         </w:pict>
       </w:r>
     </w:p>
@@ -14665,57 +14751,159 @@
         </w:numPr>
       </w:pPr>
       <w:r>
+        <w:t xml:space="preserve">Canonical State evaluation; </w:t>
+      </w:r>
+    </w:p>
+    <w:p>
+      <w:pPr>
+        <w:numPr>
+          <w:ilvl w:val="0"/>
+          <w:numId w:val="92"/>
+        </w:numPr>
+      </w:pPr>
+      <w:r>
+        <w:t xml:space="preserve">policy evaluation; </w:t>
+      </w:r>
+    </w:p>
+    <w:p>
+      <w:pPr>
+        <w:numPr>
+          <w:ilvl w:val="0"/>
+          <w:numId w:val="92"/>
+        </w:numPr>
+      </w:pPr>
+      <w:r>
+        <w:t xml:space="preserve">policy conflict resolution; </w:t>
+      </w:r>
+    </w:p>
+    <w:p>
+      <w:pPr>
+        <w:numPr>
+          <w:ilvl w:val="0"/>
+          <w:numId w:val="92"/>
+        </w:numPr>
+      </w:pPr>
+      <w:r>
+        <w:t xml:space="preserve">governance decision generation; and </w:t>
+      </w:r>
+    </w:p>
+    <w:p>
+      <w:pPr>
+        <w:numPr>
+          <w:ilvl w:val="0"/>
+          <w:numId w:val="92"/>
+        </w:numPr>
+      </w:pPr>
+      <w:r>
+        <w:t xml:space="preserve">governance outcome determination. </w:t>
+      </w:r>
+    </w:p>
+    <w:p>
+      <w:r>
+        <w:t xml:space="preserve">The Governance Decision Function does </w:t>
+      </w:r>
+      <w:r>
+        <w:rPr>
+          <w:b/>
+          <w:bCs/>
+        </w:rPr>
+        <w:t>not</w:t>
+      </w:r>
+      <w:r>
+        <w:t xml:space="preserve"> authorize execution.</w:t>
+      </w:r>
+    </w:p>
+    <w:p>
+      <w:r>
+        <w:pict w14:anchorId="3A38859C">
+          <v:rect id="_x0000_i1178" style="width:0;height:1.5pt" o:hralign="center" o:hrstd="t" o:hr="t" fillcolor="#a0a0a0" stroked="f"/>
+        </w:pict>
+      </w:r>
+    </w:p>
+    <w:p>
+      <w:pPr>
+        <w:rPr>
+          <w:b/>
+          <w:bCs/>
+        </w:rPr>
+      </w:pPr>
+      <w:r>
+        <w:rPr>
+          <w:b/>
+          <w:bCs/>
+        </w:rPr>
+        <w:t>Execution Authorization</w:t>
+      </w:r>
+    </w:p>
+    <w:p>
+      <w:r>
+        <w:t>Responsible for determining whether execution remains authorized immediately before Commit Boundary processing.</w:t>
+      </w:r>
+    </w:p>
+    <w:p>
+      <w:r>
+        <w:t>Typical activities include:</w:t>
+      </w:r>
+    </w:p>
+    <w:p>
+      <w:pPr>
+        <w:numPr>
+          <w:ilvl w:val="0"/>
+          <w:numId w:val="93"/>
+        </w:numPr>
+      </w:pPr>
+      <w:r>
+        <w:t xml:space="preserve">authority validation; </w:t>
+      </w:r>
+    </w:p>
+    <w:p>
+      <w:pPr>
+        <w:numPr>
+          <w:ilvl w:val="0"/>
+          <w:numId w:val="93"/>
+        </w:numPr>
+      </w:pPr>
+      <w:r>
         <w:lastRenderedPageBreak/>
-        <w:t xml:space="preserve">Canonical State evaluation; </w:t>
-      </w:r>
-    </w:p>
-    <w:p>
-      <w:pPr>
-        <w:numPr>
-          <w:ilvl w:val="0"/>
-          <w:numId w:val="92"/>
-        </w:numPr>
-      </w:pPr>
-      <w:r>
-        <w:t xml:space="preserve">policy evaluation; </w:t>
-      </w:r>
-    </w:p>
-    <w:p>
-      <w:pPr>
-        <w:numPr>
-          <w:ilvl w:val="0"/>
-          <w:numId w:val="92"/>
-        </w:numPr>
-      </w:pPr>
-      <w:r>
-        <w:t xml:space="preserve">policy conflict resolution; </w:t>
-      </w:r>
-    </w:p>
-    <w:p>
-      <w:pPr>
-        <w:numPr>
-          <w:ilvl w:val="0"/>
-          <w:numId w:val="92"/>
-        </w:numPr>
-      </w:pPr>
-      <w:r>
-        <w:t xml:space="preserve">governance decision generation; and </w:t>
-      </w:r>
-    </w:p>
-    <w:p>
-      <w:pPr>
-        <w:numPr>
-          <w:ilvl w:val="0"/>
-          <w:numId w:val="92"/>
-        </w:numPr>
-      </w:pPr>
-      <w:r>
-        <w:t xml:space="preserve">governance outcome determination. </w:t>
-      </w:r>
-    </w:p>
-    <w:p>
-      <w:r>
-        <w:t xml:space="preserve">The Governance Decision Function does </w:t>
+        <w:t xml:space="preserve">delegation validation; </w:t>
+      </w:r>
+    </w:p>
+    <w:p>
+      <w:pPr>
+        <w:numPr>
+          <w:ilvl w:val="0"/>
+          <w:numId w:val="93"/>
+        </w:numPr>
+      </w:pPr>
+      <w:r>
+        <w:t xml:space="preserve">execution prerequisite validation; </w:t>
+      </w:r>
+    </w:p>
+    <w:p>
+      <w:pPr>
+        <w:numPr>
+          <w:ilvl w:val="0"/>
+          <w:numId w:val="93"/>
+        </w:numPr>
+      </w:pPr>
+      <w:r>
+        <w:t xml:space="preserve">governance configuration validation; and </w:t>
+      </w:r>
+    </w:p>
+    <w:p>
+      <w:pPr>
+        <w:numPr>
+          <w:ilvl w:val="0"/>
+          <w:numId w:val="93"/>
+        </w:numPr>
+      </w:pPr>
+      <w:r>
+        <w:t xml:space="preserve">execution context validation. </w:t>
+      </w:r>
+    </w:p>
+    <w:p>
+      <w:r>
+        <w:t xml:space="preserve">Execution Authorization does </w:t>
       </w:r>
       <w:r>
         <w:rPr>
@@ -14725,13 +14913,13 @@
         <w:t>not</w:t>
       </w:r>
       <w:r>
-        <w:t xml:space="preserve"> authorize execution.</w:t>
-      </w:r>
-    </w:p>
-    <w:p>
-      <w:r>
-        <w:pict w14:anchorId="3A38859C">
-          <v:rect id="_x0000_i1432" style="width:0;height:1.5pt" o:hralign="center" o:hrstd="t" o:hr="t" fillcolor="#a0a0a0" stroked="f"/>
+        <w:t xml:space="preserve"> perform policy evaluation.</w:t>
+      </w:r>
+    </w:p>
+    <w:p>
+      <w:r>
+        <w:pict w14:anchorId="256A91CF">
+          <v:rect id="_x0000_i1179" style="width:0;height:1.5pt" o:hralign="center" o:hrstd="t" o:hr="t" fillcolor="#a0a0a0" stroked="f"/>
         </w:pict>
       </w:r>
     </w:p>
@@ -14747,12 +14935,12 @@
           <w:b/>
           <w:bCs/>
         </w:rPr>
-        <w:t>Execution Authorization</w:t>
-      </w:r>
-    </w:p>
-    <w:p>
-      <w:r>
-        <w:t>Responsible for determining whether execution remains authorized immediately before Commit Boundary processing.</w:t>
+        <w:t>Commit Boundary</w:t>
+      </w:r>
+    </w:p>
+    <w:p>
+      <w:r>
+        <w:t>Responsible for binding authoritative execution authorization to execution.</w:t>
       </w:r>
     </w:p>
     <w:p>
@@ -14764,60 +14952,60 @@
       <w:pPr>
         <w:numPr>
           <w:ilvl w:val="0"/>
-          <w:numId w:val="93"/>
-        </w:numPr>
-      </w:pPr>
-      <w:r>
-        <w:t xml:space="preserve">authority validation; </w:t>
-      </w:r>
-    </w:p>
-    <w:p>
-      <w:pPr>
-        <w:numPr>
-          <w:ilvl w:val="0"/>
-          <w:numId w:val="93"/>
-        </w:numPr>
-      </w:pPr>
-      <w:r>
-        <w:t xml:space="preserve">delegation validation; </w:t>
-      </w:r>
-    </w:p>
-    <w:p>
-      <w:pPr>
-        <w:numPr>
-          <w:ilvl w:val="0"/>
-          <w:numId w:val="93"/>
-        </w:numPr>
-      </w:pPr>
-      <w:r>
-        <w:t xml:space="preserve">execution prerequisite validation; </w:t>
-      </w:r>
-    </w:p>
-    <w:p>
-      <w:pPr>
-        <w:numPr>
-          <w:ilvl w:val="0"/>
-          <w:numId w:val="93"/>
-        </w:numPr>
-      </w:pPr>
-      <w:r>
-        <w:t xml:space="preserve">governance configuration validation; and </w:t>
-      </w:r>
-    </w:p>
-    <w:p>
-      <w:pPr>
-        <w:numPr>
-          <w:ilvl w:val="0"/>
-          <w:numId w:val="93"/>
-        </w:numPr>
-      </w:pPr>
-      <w:r>
-        <w:t xml:space="preserve">execution context validation. </w:t>
-      </w:r>
-    </w:p>
-    <w:p>
-      <w:r>
-        <w:t xml:space="preserve">Execution Authorization does </w:t>
+          <w:numId w:val="94"/>
+        </w:numPr>
+      </w:pPr>
+      <w:r>
+        <w:t xml:space="preserve">authorization validation; </w:t>
+      </w:r>
+    </w:p>
+    <w:p>
+      <w:pPr>
+        <w:numPr>
+          <w:ilvl w:val="0"/>
+          <w:numId w:val="94"/>
+        </w:numPr>
+      </w:pPr>
+      <w:r>
+        <w:t xml:space="preserve">final admissibility verification; </w:t>
+      </w:r>
+    </w:p>
+    <w:p>
+      <w:pPr>
+        <w:numPr>
+          <w:ilvl w:val="0"/>
+          <w:numId w:val="94"/>
+        </w:numPr>
+      </w:pPr>
+      <w:r>
+        <w:t xml:space="preserve">authorization binding; </w:t>
+      </w:r>
+    </w:p>
+    <w:p>
+      <w:pPr>
+        <w:numPr>
+          <w:ilvl w:val="0"/>
+          <w:numId w:val="94"/>
+        </w:numPr>
+      </w:pPr>
+      <w:r>
+        <w:t xml:space="preserve">governed commit; and </w:t>
+      </w:r>
+    </w:p>
+    <w:p>
+      <w:pPr>
+        <w:numPr>
+          <w:ilvl w:val="0"/>
+          <w:numId w:val="94"/>
+        </w:numPr>
+      </w:pPr>
+      <w:r>
+        <w:t xml:space="preserve">transition to governed execution. </w:t>
+      </w:r>
+    </w:p>
+    <w:p>
+      <w:r>
+        <w:t xml:space="preserve">The Commit Boundary does </w:t>
       </w:r>
       <w:r>
         <w:rPr>
@@ -14827,13 +15015,13 @@
         <w:t>not</w:t>
       </w:r>
       <w:r>
-        <w:t xml:space="preserve"> perform policy evaluation.</w:t>
-      </w:r>
-    </w:p>
-    <w:p>
-      <w:r>
-        <w:pict w14:anchorId="256A91CF">
-          <v:rect id="_x0000_i1433" style="width:0;height:1.5pt" o:hralign="center" o:hrstd="t" o:hr="t" fillcolor="#a0a0a0" stroked="f"/>
+        <w:t xml:space="preserve"> generate new governance decisions.</w:t>
+      </w:r>
+    </w:p>
+    <w:p>
+      <w:r>
+        <w:pict w14:anchorId="04686767">
+          <v:rect id="_x0000_i1180" style="width:0;height:1.5pt" o:hralign="center" o:hrstd="t" o:hr="t" fillcolor="#a0a0a0" stroked="f"/>
         </w:pict>
       </w:r>
     </w:p>
@@ -14849,12 +15037,12 @@
           <w:b/>
           <w:bCs/>
         </w:rPr>
-        <w:t>Commit Boundary</w:t>
-      </w:r>
-    </w:p>
-    <w:p>
-      <w:r>
-        <w:t>Responsible for binding authoritative execution authorization to execution.</w:t>
+        <w:t>Continuation Integrity</w:t>
+      </w:r>
+    </w:p>
+    <w:p>
+      <w:r>
+        <w:t>Responsible for evaluating whether governed execution remains admissible after execution has begun.</w:t>
       </w:r>
     </w:p>
     <w:p>
@@ -14866,60 +15054,60 @@
       <w:pPr>
         <w:numPr>
           <w:ilvl w:val="0"/>
-          <w:numId w:val="94"/>
-        </w:numPr>
-      </w:pPr>
-      <w:r>
-        <w:t xml:space="preserve">authorization validation; </w:t>
-      </w:r>
-    </w:p>
-    <w:p>
-      <w:pPr>
-        <w:numPr>
-          <w:ilvl w:val="0"/>
-          <w:numId w:val="94"/>
-        </w:numPr>
-      </w:pPr>
-      <w:r>
-        <w:t xml:space="preserve">final admissibility verification; </w:t>
-      </w:r>
-    </w:p>
-    <w:p>
-      <w:pPr>
-        <w:numPr>
-          <w:ilvl w:val="0"/>
-          <w:numId w:val="94"/>
-        </w:numPr>
-      </w:pPr>
-      <w:r>
-        <w:t xml:space="preserve">authorization binding; </w:t>
-      </w:r>
-    </w:p>
-    <w:p>
-      <w:pPr>
-        <w:numPr>
-          <w:ilvl w:val="0"/>
-          <w:numId w:val="94"/>
-        </w:numPr>
-      </w:pPr>
-      <w:r>
-        <w:t xml:space="preserve">governed commit; and </w:t>
-      </w:r>
-    </w:p>
-    <w:p>
-      <w:pPr>
-        <w:numPr>
-          <w:ilvl w:val="0"/>
-          <w:numId w:val="94"/>
-        </w:numPr>
-      </w:pPr>
-      <w:r>
-        <w:t xml:space="preserve">transition to governed execution. </w:t>
-      </w:r>
-    </w:p>
-    <w:p>
-      <w:r>
-        <w:t xml:space="preserve">The Commit Boundary does </w:t>
+          <w:numId w:val="95"/>
+        </w:numPr>
+      </w:pPr>
+      <w:r>
+        <w:t xml:space="preserve">authority revalidation; </w:t>
+      </w:r>
+    </w:p>
+    <w:p>
+      <w:pPr>
+        <w:numPr>
+          <w:ilvl w:val="0"/>
+          <w:numId w:val="95"/>
+        </w:numPr>
+      </w:pPr>
+      <w:r>
+        <w:t xml:space="preserve">dependency monitoring; </w:t>
+      </w:r>
+    </w:p>
+    <w:p>
+      <w:pPr>
+        <w:numPr>
+          <w:ilvl w:val="0"/>
+          <w:numId w:val="95"/>
+        </w:numPr>
+      </w:pPr>
+      <w:r>
+        <w:t xml:space="preserve">governance condition monitoring; </w:t>
+      </w:r>
+    </w:p>
+    <w:p>
+      <w:pPr>
+        <w:numPr>
+          <w:ilvl w:val="0"/>
+          <w:numId w:val="95"/>
+        </w:numPr>
+      </w:pPr>
+      <w:r>
+        <w:t xml:space="preserve">execution continuation decisions; and </w:t>
+      </w:r>
+    </w:p>
+    <w:p>
+      <w:pPr>
+        <w:numPr>
+          <w:ilvl w:val="0"/>
+          <w:numId w:val="95"/>
+        </w:numPr>
+      </w:pPr>
+      <w:r>
+        <w:t xml:space="preserve">governed intervention. </w:t>
+      </w:r>
+    </w:p>
+    <w:p>
+      <w:r>
+        <w:t xml:space="preserve">Continuation Integrity does </w:t>
       </w:r>
       <w:r>
         <w:rPr>
@@ -14929,13 +15117,13 @@
         <w:t>not</w:t>
       </w:r>
       <w:r>
-        <w:t xml:space="preserve"> generate new governance decisions.</w:t>
-      </w:r>
-    </w:p>
-    <w:p>
-      <w:r>
-        <w:pict w14:anchorId="04686767">
-          <v:rect id="_x0000_i1434" style="width:0;height:1.5pt" o:hralign="center" o:hrstd="t" o:hr="t" fillcolor="#a0a0a0" stroked="f"/>
+        <w:t xml:space="preserve"> modify historical governance decisions.</w:t>
+      </w:r>
+    </w:p>
+    <w:p>
+      <w:r>
+        <w:pict w14:anchorId="34538C8C">
+          <v:rect id="_x0000_i1181" style="width:0;height:1.5pt" o:hralign="center" o:hrstd="t" o:hr="t" fillcolor="#a0a0a0" stroked="f"/>
         </w:pict>
       </w:r>
     </w:p>
@@ -14951,114 +15139,12 @@
           <w:b/>
           <w:bCs/>
         </w:rPr>
-        <w:t>Continuation Integrity</w:t>
+        <w:t>C.6 Responsibility Boundaries</w:t>
       </w:r>
     </w:p>
     <w:p>
       <w:r>
         <w:lastRenderedPageBreak/>
-        <w:t>Responsible for evaluating whether governed execution remains admissible after execution has begun.</w:t>
-      </w:r>
-    </w:p>
-    <w:p>
-      <w:r>
-        <w:t>Typical activities include:</w:t>
-      </w:r>
-    </w:p>
-    <w:p>
-      <w:pPr>
-        <w:numPr>
-          <w:ilvl w:val="0"/>
-          <w:numId w:val="95"/>
-        </w:numPr>
-      </w:pPr>
-      <w:r>
-        <w:t xml:space="preserve">authority revalidation; </w:t>
-      </w:r>
-    </w:p>
-    <w:p>
-      <w:pPr>
-        <w:numPr>
-          <w:ilvl w:val="0"/>
-          <w:numId w:val="95"/>
-        </w:numPr>
-      </w:pPr>
-      <w:r>
-        <w:t xml:space="preserve">dependency monitoring; </w:t>
-      </w:r>
-    </w:p>
-    <w:p>
-      <w:pPr>
-        <w:numPr>
-          <w:ilvl w:val="0"/>
-          <w:numId w:val="95"/>
-        </w:numPr>
-      </w:pPr>
-      <w:r>
-        <w:t xml:space="preserve">governance condition monitoring; </w:t>
-      </w:r>
-    </w:p>
-    <w:p>
-      <w:pPr>
-        <w:numPr>
-          <w:ilvl w:val="0"/>
-          <w:numId w:val="95"/>
-        </w:numPr>
-      </w:pPr>
-      <w:r>
-        <w:t xml:space="preserve">execution continuation decisions; and </w:t>
-      </w:r>
-    </w:p>
-    <w:p>
-      <w:pPr>
-        <w:numPr>
-          <w:ilvl w:val="0"/>
-          <w:numId w:val="95"/>
-        </w:numPr>
-      </w:pPr>
-      <w:r>
-        <w:t xml:space="preserve">governed intervention. </w:t>
-      </w:r>
-    </w:p>
-    <w:p>
-      <w:r>
-        <w:t xml:space="preserve">Continuation Integrity does </w:t>
-      </w:r>
-      <w:r>
-        <w:rPr>
-          <w:b/>
-          <w:bCs/>
-        </w:rPr>
-        <w:t>not</w:t>
-      </w:r>
-      <w:r>
-        <w:t xml:space="preserve"> modify historical governance decisions.</w:t>
-      </w:r>
-    </w:p>
-    <w:p>
-      <w:r>
-        <w:pict w14:anchorId="34538C8C">
-          <v:rect id="_x0000_i1435" style="width:0;height:1.5pt" o:hralign="center" o:hrstd="t" o:hr="t" fillcolor="#a0a0a0" stroked="f"/>
-        </w:pict>
-      </w:r>
-    </w:p>
-    <w:p>
-      <w:pPr>
-        <w:rPr>
-          <w:b/>
-          <w:bCs/>
-        </w:rPr>
-      </w:pPr>
-      <w:r>
-        <w:rPr>
-          <w:b/>
-          <w:bCs/>
-        </w:rPr>
-        <w:t>C.6 Responsibility Boundaries</w:t>
-      </w:r>
-    </w:p>
-    <w:p>
-      <w:r>
         <w:t>The architectural responsibilities of the governance stages are intentionally non-overlapping.</w:t>
       </w:r>
     </w:p>
@@ -15160,9 +15246,6 @@
       </w:r>
       <w:r>
         <w:br/>
-      </w:r>
-      <w:r>
-        <w:lastRenderedPageBreak/>
         <w:t>Governed Execution</w:t>
       </w:r>
       <w:r>
@@ -15198,7 +15281,7 @@
     <w:p>
       <w:r>
         <w:pict w14:anchorId="04439E32">
-          <v:rect id="_x0000_i1436" style="width:0;height:1.5pt" o:hralign="center" o:hrstd="t" o:hr="t" fillcolor="#a0a0a0" stroked="f"/>
+          <v:rect id="_x0000_i1182" style="width:0;height:1.5pt" o:hralign="center" o:hrstd="t" o:hr="t" fillcolor="#a0a0a0" stroked="f"/>
         </w:pict>
       </w:r>
     </w:p>
@@ -15235,6 +15318,7 @@
         </w:numPr>
       </w:pPr>
       <w:r>
+        <w:lastRenderedPageBreak/>
         <w:t xml:space="preserve">deterministic processing; </w:t>
       </w:r>
     </w:p>
@@ -15307,7 +15391,7 @@
     <w:p>
       <w:r>
         <w:pict w14:anchorId="311894A5">
-          <v:rect id="_x0000_i1437" style="width:0;height:1.5pt" o:hralign="center" o:hrstd="t" o:hr="t" fillcolor="#a0a0a0" stroked="f"/>
+          <v:rect id="_x0000_i1183" style="width:0;height:1.5pt" o:hralign="center" o:hrstd="t" o:hr="t" fillcolor="#a0a0a0" stroked="f"/>
         </w:pict>
       </w:r>
     </w:p>
@@ -15399,7 +15483,6 @@
         </w:numPr>
       </w:pPr>
       <w:r>
-        <w:lastRenderedPageBreak/>
         <w:t xml:space="preserve">Cross-Domain Authority Isolation governs interactions between governance domains. </w:t>
       </w:r>
     </w:p>
@@ -15411,7 +15494,7 @@
     <w:p>
       <w:r>
         <w:pict w14:anchorId="170B456D">
-          <v:rect id="_x0000_i1438" style="width:0;height:1.5pt" o:hralign="center" o:hrstd="t" o:hr="t" fillcolor="#a0a0a0" stroked="f"/>
+          <v:rect id="_x0000_i1184" style="width:0;height:1.5pt" o:hralign="center" o:hrstd="t" o:hr="t" fillcolor="#a0a0a0" stroked="f"/>
         </w:pict>
       </w:r>
     </w:p>
@@ -15600,6 +15683,7 @@
           </w:tcPr>
           <w:p>
             <w:r>
+              <w:lastRenderedPageBreak/>
               <w:t>Section 9</w:t>
             </w:r>
           </w:p>
@@ -15884,7 +15968,7 @@
     <w:p>
       <w:r>
         <w:pict w14:anchorId="5CF7B7B1">
-          <v:rect id="_x0000_i1517" style="width:0;height:1.5pt" o:hralign="center" o:hrstd="t" o:hr="t" fillcolor="#a0a0a0" stroked="f"/>
+          <v:rect id="_x0000_i1185" style="width:0;height:1.5pt" o:hralign="center" o:hrstd="t" o:hr="t" fillcolor="#a0a0a0" stroked="f"/>
         </w:pict>
       </w:r>
     </w:p>
@@ -15900,89 +15984,89 @@
           <w:b/>
           <w:bCs/>
         </w:rPr>
+        <w:t>D.2 Overview</w:t>
+      </w:r>
+    </w:p>
+    <w:p>
+      <w:r>
+        <w:t>Each governance processing stage produces a well-defined set of authoritative outcomes.</w:t>
+      </w:r>
+    </w:p>
+    <w:p>
+      <w:r>
+        <w:t>These outcomes:</w:t>
+      </w:r>
+    </w:p>
+    <w:p>
+      <w:pPr>
+        <w:numPr>
+          <w:ilvl w:val="0"/>
+          <w:numId w:val="98"/>
+        </w:numPr>
+      </w:pPr>
+      <w:r>
+        <w:t xml:space="preserve">represent the completion of a governance stage; </w:t>
+      </w:r>
+    </w:p>
+    <w:p>
+      <w:pPr>
+        <w:numPr>
+          <w:ilvl w:val="0"/>
+          <w:numId w:val="98"/>
+        </w:numPr>
+      </w:pPr>
+      <w:r>
+        <w:t xml:space="preserve">become authoritative inputs to subsequent governance stages where applicable; </w:t>
+      </w:r>
+    </w:p>
+    <w:p>
+      <w:pPr>
+        <w:numPr>
+          <w:ilvl w:val="0"/>
+          <w:numId w:val="98"/>
+        </w:numPr>
+      </w:pPr>
+      <w:r>
+        <w:t xml:space="preserve">support deterministic governance processing; </w:t>
+      </w:r>
+    </w:p>
+    <w:p>
+      <w:pPr>
+        <w:numPr>
+          <w:ilvl w:val="0"/>
+          <w:numId w:val="98"/>
+        </w:numPr>
+      </w:pPr>
+      <w:r>
+        <w:t xml:space="preserve">generate Governance Evidence; and </w:t>
+      </w:r>
+    </w:p>
+    <w:p>
+      <w:pPr>
+        <w:numPr>
+          <w:ilvl w:val="0"/>
+          <w:numId w:val="98"/>
+        </w:numPr>
+      </w:pPr>
+      <w:r>
+        <w:t xml:space="preserve">contribute to conformance assessment. </w:t>
+      </w:r>
+    </w:p>
+    <w:p>
+      <w:r>
+        <w:t>Not every outcome results in continued execution.</w:t>
+      </w:r>
+    </w:p>
+    <w:p>
+      <w:r>
         <w:lastRenderedPageBreak/>
-        <w:t>D.2 Overview</w:t>
-      </w:r>
-    </w:p>
-    <w:p>
-      <w:r>
-        <w:t>Each governance processing stage produces a well-defined set of authoritative outcomes.</w:t>
-      </w:r>
-    </w:p>
-    <w:p>
-      <w:r>
-        <w:t>These outcomes:</w:t>
-      </w:r>
-    </w:p>
-    <w:p>
-      <w:pPr>
-        <w:numPr>
-          <w:ilvl w:val="0"/>
-          <w:numId w:val="98"/>
-        </w:numPr>
-      </w:pPr>
-      <w:r>
-        <w:t xml:space="preserve">represent the completion of a governance stage; </w:t>
-      </w:r>
-    </w:p>
-    <w:p>
-      <w:pPr>
-        <w:numPr>
-          <w:ilvl w:val="0"/>
-          <w:numId w:val="98"/>
-        </w:numPr>
-      </w:pPr>
-      <w:r>
-        <w:t xml:space="preserve">become authoritative inputs to subsequent governance stages where applicable; </w:t>
-      </w:r>
-    </w:p>
-    <w:p>
-      <w:pPr>
-        <w:numPr>
-          <w:ilvl w:val="0"/>
-          <w:numId w:val="98"/>
-        </w:numPr>
-      </w:pPr>
-      <w:r>
-        <w:t xml:space="preserve">support deterministic governance processing; </w:t>
-      </w:r>
-    </w:p>
-    <w:p>
-      <w:pPr>
-        <w:numPr>
-          <w:ilvl w:val="0"/>
-          <w:numId w:val="98"/>
-        </w:numPr>
-      </w:pPr>
-      <w:r>
-        <w:t xml:space="preserve">generate Governance Evidence; and </w:t>
-      </w:r>
-    </w:p>
-    <w:p>
-      <w:pPr>
-        <w:numPr>
-          <w:ilvl w:val="0"/>
-          <w:numId w:val="98"/>
-        </w:numPr>
-      </w:pPr>
-      <w:r>
-        <w:t xml:space="preserve">contribute to conformance assessment. </w:t>
-      </w:r>
-    </w:p>
-    <w:p>
-      <w:r>
-        <w:t>Not every outcome results in continued execution.</w:t>
-      </w:r>
-    </w:p>
-    <w:p>
-      <w:r>
         <w:t>Some outcomes intentionally terminate governance processing.</w:t>
       </w:r>
     </w:p>
     <w:p>
       <w:r>
         <w:pict w14:anchorId="264EE5B5">
-          <v:rect id="_x0000_i1518" style="width:0;height:1.5pt" o:hralign="center" o:hrstd="t" o:hr="t" fillcolor="#a0a0a0" stroked="f"/>
+          <v:rect id="_x0000_i1186" style="width:0;height:1.5pt" o:hralign="center" o:hrstd="t" o:hr="t" fillcolor="#a0a0a0" stroked="f"/>
         </w:pict>
       </w:r>
     </w:p>
@@ -16144,7 +16228,7 @@
     <w:p>
       <w:r>
         <w:pict w14:anchorId="3BCF1384">
-          <v:rect id="_x0000_i1519" style="width:0;height:1.5pt" o:hralign="center" o:hrstd="t" o:hr="t" fillcolor="#a0a0a0" stroked="f"/>
+          <v:rect id="_x0000_i1187" style="width:0;height:1.5pt" o:hralign="center" o:hrstd="t" o:hr="t" fillcolor="#a0a0a0" stroked="f"/>
         </w:pict>
       </w:r>
     </w:p>
@@ -16280,7 +16364,6 @@
           </w:tcPr>
           <w:p>
             <w:r>
-              <w:lastRenderedPageBreak/>
               <w:t>Denied</w:t>
             </w:r>
           </w:p>
@@ -16423,7 +16506,7 @@
     <w:p>
       <w:r>
         <w:pict w14:anchorId="122C82BA">
-          <v:rect id="_x0000_i1520" style="width:0;height:1.5pt" o:hralign="center" o:hrstd="t" o:hr="t" fillcolor="#a0a0a0" stroked="f"/>
+          <v:rect id="_x0000_i1188" style="width:0;height:1.5pt" o:hralign="center" o:hrstd="t" o:hr="t" fillcolor="#a0a0a0" stroked="f"/>
         </w:pict>
       </w:r>
     </w:p>
@@ -16444,6 +16527,7 @@
     </w:p>
     <w:p>
       <w:r>
+        <w:lastRenderedPageBreak/>
         <w:t>Execution Authorization validates authority and execution prerequisites.</w:t>
       </w:r>
     </w:p>
@@ -16614,7 +16698,7 @@
     <w:p>
       <w:r>
         <w:pict w14:anchorId="509FCFE5">
-          <v:rect id="_x0000_i1521" style="width:0;height:1.5pt" o:hralign="center" o:hrstd="t" o:hr="t" fillcolor="#a0a0a0" stroked="f"/>
+          <v:rect id="_x0000_i1189" style="width:0;height:1.5pt" o:hralign="center" o:hrstd="t" o:hr="t" fillcolor="#a0a0a0" stroked="f"/>
         </w:pict>
       </w:r>
     </w:p>
@@ -16779,7 +16863,6 @@
           </w:tcPr>
           <w:p>
             <w:r>
-              <w:lastRenderedPageBreak/>
               <w:t>Governed Re-evaluation Required</w:t>
             </w:r>
           </w:p>
@@ -16806,7 +16889,7 @@
     <w:p>
       <w:r>
         <w:pict w14:anchorId="1DF7521F">
-          <v:rect id="_x0000_i1522" style="width:0;height:1.5pt" o:hralign="center" o:hrstd="t" o:hr="t" fillcolor="#a0a0a0" stroked="f"/>
+          <v:rect id="_x0000_i1190" style="width:0;height:1.5pt" o:hralign="center" o:hrstd="t" o:hr="t" fillcolor="#a0a0a0" stroked="f"/>
         </w:pict>
       </w:r>
     </w:p>
@@ -16942,6 +17025,7 @@
           </w:tcPr>
           <w:p>
             <w:r>
+              <w:lastRenderedPageBreak/>
               <w:t>DEGRADED</w:t>
             </w:r>
           </w:p>
@@ -17055,7 +17139,7 @@
     <w:p>
       <w:r>
         <w:pict w14:anchorId="34161F24">
-          <v:rect id="_x0000_i1523" style="width:0;height:1.5pt" o:hralign="center" o:hrstd="t" o:hr="t" fillcolor="#a0a0a0" stroked="f"/>
+          <v:rect id="_x0000_i1191" style="width:0;height:1.5pt" o:hralign="center" o:hrstd="t" o:hr="t" fillcolor="#a0a0a0" stroked="f"/>
         </w:pict>
       </w:r>
     </w:p>
@@ -17220,7 +17304,6 @@
           </w:tcPr>
           <w:p>
             <w:r>
-              <w:lastRenderedPageBreak/>
               <w:t>Governed Re-evaluation Required</w:t>
             </w:r>
           </w:p>
@@ -17242,7 +17325,7 @@
     <w:p>
       <w:r>
         <w:pict w14:anchorId="4FB5848A">
-          <v:rect id="_x0000_i1524" style="width:0;height:1.5pt" o:hralign="center" o:hrstd="t" o:hr="t" fillcolor="#a0a0a0" stroked="f"/>
+          <v:rect id="_x0000_i1192" style="width:0;height:1.5pt" o:hralign="center" o:hrstd="t" o:hr="t" fillcolor="#a0a0a0" stroked="f"/>
         </w:pict>
       </w:r>
     </w:p>
@@ -17407,6 +17490,7 @@
           </w:tcPr>
           <w:p>
             <w:r>
+              <w:lastRenderedPageBreak/>
               <w:t>Coordinated Execution Suspended</w:t>
             </w:r>
           </w:p>
@@ -17457,7 +17541,7 @@
     <w:p>
       <w:r>
         <w:pict w14:anchorId="01AA8185">
-          <v:rect id="_x0000_i1525" style="width:0;height:1.5pt" o:hralign="center" o:hrstd="t" o:hr="t" fillcolor="#a0a0a0" stroked="f"/>
+          <v:rect id="_x0000_i1193" style="width:0;height:1.5pt" o:hralign="center" o:hrstd="t" o:hr="t" fillcolor="#a0a0a0" stroked="f"/>
         </w:pict>
       </w:r>
     </w:p>
@@ -17543,9 +17627,6 @@
       </w:r>
       <w:r>
         <w:br/>
-      </w:r>
-      <w:r>
-        <w:lastRenderedPageBreak/>
         <w:t xml:space="preserve">              ▼</w:t>
       </w:r>
       <w:r>
@@ -17610,6 +17691,9 @@
       </w:r>
       <w:r>
         <w:br/>
+      </w:r>
+      <w:r>
+        <w:lastRenderedPageBreak/>
         <w:t xml:space="preserve">              │</w:t>
       </w:r>
       <w:r>
@@ -17658,7 +17742,7 @@
     <w:p>
       <w:r>
         <w:pict w14:anchorId="05378790">
-          <v:rect id="_x0000_i1526" style="width:0;height:1.5pt" o:hralign="center" o:hrstd="t" o:hr="t" fillcolor="#a0a0a0" stroked="f"/>
+          <v:rect id="_x0000_i1194" style="width:0;height:1.5pt" o:hralign="center" o:hrstd="t" o:hr="t" fillcolor="#a0a0a0" stroked="f"/>
         </w:pict>
       </w:r>
     </w:p>
@@ -17750,7 +17834,6 @@
         </w:numPr>
       </w:pPr>
       <w:r>
-        <w:lastRenderedPageBreak/>
         <w:t xml:space="preserve">suitable for conformance assessment. </w:t>
       </w:r>
     </w:p>
@@ -17762,7 +17845,7 @@
     <w:p>
       <w:r>
         <w:pict w14:anchorId="3E58544A">
-          <v:rect id="_x0000_i1527" style="width:0;height:1.5pt" o:hralign="center" o:hrstd="t" o:hr="t" fillcolor="#a0a0a0" stroked="f"/>
+          <v:rect id="_x0000_i1195" style="width:0;height:1.5pt" o:hralign="center" o:hrstd="t" o:hr="t" fillcolor="#a0a0a0" stroked="f"/>
         </w:pict>
       </w:r>
     </w:p>
@@ -17951,6 +18034,7 @@
           </w:tcPr>
           <w:p>
             <w:r>
+              <w:lastRenderedPageBreak/>
               <w:t>Section 9</w:t>
             </w:r>
           </w:p>
@@ -18114,7 +18198,7 @@
     <w:p>
       <w:r>
         <w:pict w14:anchorId="3F1AA699">
-          <v:rect id="_x0000_i1617" style="width:0;height:1.5pt" o:hralign="center" o:hrstd="t" o:hr="t" fillcolor="#a0a0a0" stroked="f"/>
+          <v:rect id="_x0000_i1196" style="width:0;height:1.5pt" o:hralign="center" o:hrstd="t" o:hr="t" fillcolor="#a0a0a0" stroked="f"/>
         </w:pict>
       </w:r>
     </w:p>
@@ -18178,77 +18262,77 @@
         </w:numPr>
       </w:pPr>
       <w:r>
+        <w:t xml:space="preserve">implementation expectations; </w:t>
+      </w:r>
+    </w:p>
+    <w:p>
+      <w:pPr>
+        <w:numPr>
+          <w:ilvl w:val="0"/>
+          <w:numId w:val="100"/>
+        </w:numPr>
+      </w:pPr>
+      <w:r>
+        <w:t xml:space="preserve">conformance verification; </w:t>
+      </w:r>
+    </w:p>
+    <w:p>
+      <w:pPr>
+        <w:numPr>
+          <w:ilvl w:val="0"/>
+          <w:numId w:val="100"/>
+        </w:numPr>
+      </w:pPr>
+      <w:r>
+        <w:t xml:space="preserve">assessment methodology; and </w:t>
+      </w:r>
+    </w:p>
+    <w:p>
+      <w:pPr>
+        <w:numPr>
+          <w:ilvl w:val="0"/>
+          <w:numId w:val="100"/>
+        </w:numPr>
+      </w:pPr>
+      <w:r>
+        <w:t xml:space="preserve">governance assurance. </w:t>
+      </w:r>
+    </w:p>
+    <w:p>
+      <w:r>
+        <w:t>Each specification builds upon the preceding specifications without duplicating their responsibilities.</w:t>
+      </w:r>
+    </w:p>
+    <w:p>
+      <w:r>
+        <w:pict w14:anchorId="7C761425">
+          <v:rect id="_x0000_i1197" style="width:0;height:1.5pt" o:hralign="center" o:hrstd="t" o:hr="t" fillcolor="#a0a0a0" stroked="f"/>
+        </w:pict>
+      </w:r>
+    </w:p>
+    <w:p>
+      <w:pPr>
+        <w:rPr>
+          <w:b/>
+          <w:bCs/>
+        </w:rPr>
+      </w:pPr>
+      <w:r>
+        <w:rPr>
+          <w:b/>
+          <w:bCs/>
+        </w:rPr>
+        <w:t>E.3 Specification Architecture</w:t>
+      </w:r>
+    </w:p>
+    <w:p>
+      <w:r>
+        <w:t>The AGCP specification ecosystem is organized as follows.</w:t>
+      </w:r>
+    </w:p>
+    <w:p>
+      <w:r>
         <w:lastRenderedPageBreak/>
-        <w:t xml:space="preserve">implementation expectations; </w:t>
-      </w:r>
-    </w:p>
-    <w:p>
-      <w:pPr>
-        <w:numPr>
-          <w:ilvl w:val="0"/>
-          <w:numId w:val="100"/>
-        </w:numPr>
-      </w:pPr>
-      <w:r>
-        <w:t xml:space="preserve">conformance verification; </w:t>
-      </w:r>
-    </w:p>
-    <w:p>
-      <w:pPr>
-        <w:numPr>
-          <w:ilvl w:val="0"/>
-          <w:numId w:val="100"/>
-        </w:numPr>
-      </w:pPr>
-      <w:r>
-        <w:t xml:space="preserve">assessment methodology; and </w:t>
-      </w:r>
-    </w:p>
-    <w:p>
-      <w:pPr>
-        <w:numPr>
-          <w:ilvl w:val="0"/>
-          <w:numId w:val="100"/>
-        </w:numPr>
-      </w:pPr>
-      <w:r>
-        <w:t xml:space="preserve">governance assurance. </w:t>
-      </w:r>
-    </w:p>
-    <w:p>
-      <w:r>
-        <w:t>Each specification builds upon the preceding specifications without duplicating their responsibilities.</w:t>
-      </w:r>
-    </w:p>
-    <w:p>
-      <w:r>
-        <w:pict w14:anchorId="7C761425">
-          <v:rect id="_x0000_i1618" style="width:0;height:1.5pt" o:hralign="center" o:hrstd="t" o:hr="t" fillcolor="#a0a0a0" stroked="f"/>
-        </w:pict>
-      </w:r>
-    </w:p>
-    <w:p>
-      <w:pPr>
-        <w:rPr>
-          <w:b/>
-          <w:bCs/>
-        </w:rPr>
-      </w:pPr>
-      <w:r>
-        <w:rPr>
-          <w:b/>
-          <w:bCs/>
-        </w:rPr>
-        <w:t>E.3 Specification Architecture</w:t>
-      </w:r>
-    </w:p>
-    <w:p>
-      <w:r>
-        <w:t>The AGCP specification ecosystem is organized as follows.</w:t>
-      </w:r>
-    </w:p>
-    <w:p>
-      <w:r>
         <w:t xml:space="preserve">                 Runtime Governance Requirements</w:t>
       </w:r>
       <w:r>
@@ -18364,7 +18448,7 @@
     <w:p>
       <w:r>
         <w:pict w14:anchorId="58EFC41B">
-          <v:rect id="_x0000_i1619" style="width:0;height:1.5pt" o:hralign="center" o:hrstd="t" o:hr="t" fillcolor="#a0a0a0" stroked="f"/>
+          <v:rect id="_x0000_i1198" style="width:0;height:1.5pt" o:hralign="center" o:hrstd="t" o:hr="t" fillcolor="#a0a0a0" stroked="f"/>
         </w:pict>
       </w:r>
     </w:p>
@@ -18380,73 +18464,73 @@
           <w:b/>
           <w:bCs/>
         </w:rPr>
+        <w:t>E.4 Runtime Governance Requirements</w:t>
+      </w:r>
+    </w:p>
+    <w:p>
+      <w:r>
+        <w:t>The Runtime Governance Requirements (CRs) define the governance capabilities expected of conformant AGCP implementations.</w:t>
+      </w:r>
+    </w:p>
+    <w:p>
+      <w:r>
+        <w:t>The Runtime Governance Requirements establish:</w:t>
+      </w:r>
+    </w:p>
+    <w:p>
+      <w:pPr>
+        <w:numPr>
+          <w:ilvl w:val="0"/>
+          <w:numId w:val="101"/>
+        </w:numPr>
+      </w:pPr>
+      <w:r>
+        <w:t xml:space="preserve">architectural capability requirements; </w:t>
+      </w:r>
+    </w:p>
+    <w:p>
+      <w:pPr>
+        <w:numPr>
+          <w:ilvl w:val="0"/>
+          <w:numId w:val="101"/>
+        </w:numPr>
+      </w:pPr>
+      <w:r>
+        <w:t xml:space="preserve">governance behavior expectations; </w:t>
+      </w:r>
+    </w:p>
+    <w:p>
+      <w:pPr>
+        <w:numPr>
+          <w:ilvl w:val="0"/>
+          <w:numId w:val="101"/>
+        </w:numPr>
+      </w:pPr>
+      <w:r>
+        <w:t xml:space="preserve">implementation objectives; and </w:t>
+      </w:r>
+    </w:p>
+    <w:p>
+      <w:pPr>
+        <w:numPr>
+          <w:ilvl w:val="0"/>
+          <w:numId w:val="101"/>
+        </w:numPr>
+      </w:pPr>
+      <w:r>
+        <w:t xml:space="preserve">traceability origins. </w:t>
+      </w:r>
+    </w:p>
+    <w:p>
+      <w:r>
         <w:lastRenderedPageBreak/>
-        <w:t>E.4 Runtime Governance Requirements</w:t>
-      </w:r>
-    </w:p>
-    <w:p>
-      <w:r>
-        <w:t>The Runtime Governance Requirements (CRs) define the governance capabilities expected of conformant AGCP implementations.</w:t>
-      </w:r>
-    </w:p>
-    <w:p>
-      <w:r>
-        <w:t>The Runtime Governance Requirements establish:</w:t>
-      </w:r>
-    </w:p>
-    <w:p>
-      <w:pPr>
-        <w:numPr>
-          <w:ilvl w:val="0"/>
-          <w:numId w:val="101"/>
-        </w:numPr>
-      </w:pPr>
-      <w:r>
-        <w:t xml:space="preserve">architectural capability requirements; </w:t>
-      </w:r>
-    </w:p>
-    <w:p>
-      <w:pPr>
-        <w:numPr>
-          <w:ilvl w:val="0"/>
-          <w:numId w:val="101"/>
-        </w:numPr>
-      </w:pPr>
-      <w:r>
-        <w:t xml:space="preserve">governance behavior expectations; </w:t>
-      </w:r>
-    </w:p>
-    <w:p>
-      <w:pPr>
-        <w:numPr>
-          <w:ilvl w:val="0"/>
-          <w:numId w:val="101"/>
-        </w:numPr>
-      </w:pPr>
-      <w:r>
-        <w:t xml:space="preserve">implementation objectives; and </w:t>
-      </w:r>
-    </w:p>
-    <w:p>
-      <w:pPr>
-        <w:numPr>
-          <w:ilvl w:val="0"/>
-          <w:numId w:val="101"/>
-        </w:numPr>
-      </w:pPr>
-      <w:r>
-        <w:t xml:space="preserve">traceability origins. </w:t>
-      </w:r>
-    </w:p>
-    <w:p>
-      <w:r>
         <w:t>The Runtime Governance Requirements serve as the highest-level source of governance capability expectations.</w:t>
       </w:r>
     </w:p>
     <w:p>
       <w:r>
         <w:pict w14:anchorId="0143129C">
-          <v:rect id="_x0000_i1620" style="width:0;height:1.5pt" o:hralign="center" o:hrstd="t" o:hr="t" fillcolor="#a0a0a0" stroked="f"/>
+          <v:rect id="_x0000_i1199" style="width:0;height:1.5pt" o:hralign="center" o:hrstd="t" o:hr="t" fillcolor="#a0a0a0" stroked="f"/>
         </w:pict>
       </w:r>
     </w:p>
@@ -18549,7 +18633,7 @@
     <w:p>
       <w:r>
         <w:pict w14:anchorId="052D9323">
-          <v:rect id="_x0000_i1621" style="width:0;height:1.5pt" o:hralign="center" o:hrstd="t" o:hr="t" fillcolor="#a0a0a0" stroked="f"/>
+          <v:rect id="_x0000_i1200" style="width:0;height:1.5pt" o:hralign="center" o:hrstd="t" o:hr="t" fillcolor="#a0a0a0" stroked="f"/>
         </w:pict>
       </w:r>
     </w:p>
@@ -18619,41 +18703,133 @@
         </w:numPr>
       </w:pPr>
       <w:r>
+        <w:t xml:space="preserve">supports conformance testing; </w:t>
+      </w:r>
+    </w:p>
+    <w:p>
+      <w:pPr>
+        <w:numPr>
+          <w:ilvl w:val="0"/>
+          <w:numId w:val="103"/>
+        </w:numPr>
+      </w:pPr>
+      <w:r>
+        <w:t xml:space="preserve">supports assessment procedures; and </w:t>
+      </w:r>
+    </w:p>
+    <w:p>
+      <w:pPr>
+        <w:numPr>
+          <w:ilvl w:val="0"/>
+          <w:numId w:val="103"/>
+        </w:numPr>
+      </w:pPr>
+      <w:r>
+        <w:t xml:space="preserve">supports future specification maintenance. </w:t>
+      </w:r>
+    </w:p>
+    <w:p>
+      <w:r>
+        <w:t>The Normative Statements Specification introduces no new normative requirements.</w:t>
+      </w:r>
+    </w:p>
+    <w:p>
+      <w:r>
+        <w:pict w14:anchorId="40725C7D">
+          <v:rect id="_x0000_i1201" style="width:0;height:1.5pt" o:hralign="center" o:hrstd="t" o:hr="t" fillcolor="#a0a0a0" stroked="f"/>
+        </w:pict>
+      </w:r>
+    </w:p>
+    <w:p>
+      <w:pPr>
+        <w:rPr>
+          <w:b/>
+          <w:bCs/>
+        </w:rPr>
+      </w:pPr>
+      <w:r>
+        <w:rPr>
+          <w:b/>
+          <w:bCs/>
+        </w:rPr>
+        <w:t>E.7 Requirements Traceability Matrix</w:t>
+      </w:r>
+    </w:p>
+    <w:p>
+      <w:r>
+        <w:t>The Requirements Traceability Matrix (RTM) establishes traceability throughout the AGCP specification ecosystem.</w:t>
+      </w:r>
+    </w:p>
+    <w:p>
+      <w:r>
         <w:lastRenderedPageBreak/>
-        <w:t xml:space="preserve">supports conformance testing; </w:t>
-      </w:r>
-    </w:p>
-    <w:p>
-      <w:pPr>
-        <w:numPr>
-          <w:ilvl w:val="0"/>
-          <w:numId w:val="103"/>
-        </w:numPr>
-      </w:pPr>
-      <w:r>
-        <w:t xml:space="preserve">supports assessment procedures; and </w:t>
-      </w:r>
-    </w:p>
-    <w:p>
-      <w:pPr>
-        <w:numPr>
-          <w:ilvl w:val="0"/>
-          <w:numId w:val="103"/>
-        </w:numPr>
-      </w:pPr>
-      <w:r>
-        <w:t xml:space="preserve">supports future specification maintenance. </w:t>
-      </w:r>
-    </w:p>
-    <w:p>
-      <w:r>
-        <w:t>The Normative Statements Specification introduces no new normative requirements.</w:t>
-      </w:r>
-    </w:p>
-    <w:p>
-      <w:r>
-        <w:pict w14:anchorId="40725C7D">
-          <v:rect id="_x0000_i1622" style="width:0;height:1.5pt" o:hralign="center" o:hrstd="t" o:hr="t" fillcolor="#a0a0a0" stroked="f"/>
+        <w:t>The RTM traces relationships between:</w:t>
+      </w:r>
+    </w:p>
+    <w:p>
+      <w:pPr>
+        <w:numPr>
+          <w:ilvl w:val="0"/>
+          <w:numId w:val="104"/>
+        </w:numPr>
+      </w:pPr>
+      <w:r>
+        <w:t xml:space="preserve">Runtime Governance Requirements; </w:t>
+      </w:r>
+    </w:p>
+    <w:p>
+      <w:pPr>
+        <w:numPr>
+          <w:ilvl w:val="0"/>
+          <w:numId w:val="104"/>
+        </w:numPr>
+      </w:pPr>
+      <w:r>
+        <w:t xml:space="preserve">Core Specification sections; </w:t>
+      </w:r>
+    </w:p>
+    <w:p>
+      <w:pPr>
+        <w:numPr>
+          <w:ilvl w:val="0"/>
+          <w:numId w:val="104"/>
+        </w:numPr>
+      </w:pPr>
+      <w:r>
+        <w:t xml:space="preserve">Normative Statements; </w:t>
+      </w:r>
+    </w:p>
+    <w:p>
+      <w:pPr>
+        <w:numPr>
+          <w:ilvl w:val="0"/>
+          <w:numId w:val="104"/>
+        </w:numPr>
+      </w:pPr>
+      <w:r>
+        <w:t xml:space="preserve">Conformance Tests; and </w:t>
+      </w:r>
+    </w:p>
+    <w:p>
+      <w:pPr>
+        <w:numPr>
+          <w:ilvl w:val="0"/>
+          <w:numId w:val="104"/>
+        </w:numPr>
+      </w:pPr>
+      <w:r>
+        <w:t xml:space="preserve">Assessment procedures. </w:t>
+      </w:r>
+    </w:p>
+    <w:p>
+      <w:r>
+        <w:t>The RTM serves as the authoritative traceability artifact for AGCP.</w:t>
+      </w:r>
+    </w:p>
+    <w:p>
+      <w:r>
+        <w:pict w14:anchorId="7E530447">
+          <v:rect id="_x0000_i1202" style="width:0;height:1.5pt" o:hralign="center" o:hrstd="t" o:hr="t" fillcolor="#a0a0a0" stroked="f"/>
         </w:pict>
       </w:r>
     </w:p>
@@ -18669,83 +18845,50 @@
           <w:b/>
           <w:bCs/>
         </w:rPr>
-        <w:t>E.7 Requirements Traceability Matrix</w:t>
-      </w:r>
-    </w:p>
-    <w:p>
-      <w:r>
-        <w:t>The Requirements Traceability Matrix (RTM) establishes traceability throughout the AGCP specification ecosystem.</w:t>
-      </w:r>
-    </w:p>
-    <w:p>
-      <w:r>
-        <w:t>The RTM traces relationships between:</w:t>
-      </w:r>
-    </w:p>
-    <w:p>
-      <w:pPr>
-        <w:numPr>
-          <w:ilvl w:val="0"/>
-          <w:numId w:val="104"/>
-        </w:numPr>
-      </w:pPr>
-      <w:r>
-        <w:t xml:space="preserve">Runtime Governance Requirements; </w:t>
-      </w:r>
-    </w:p>
-    <w:p>
-      <w:pPr>
-        <w:numPr>
-          <w:ilvl w:val="0"/>
-          <w:numId w:val="104"/>
-        </w:numPr>
-      </w:pPr>
-      <w:r>
-        <w:t xml:space="preserve">Core Specification sections; </w:t>
-      </w:r>
-    </w:p>
-    <w:p>
-      <w:pPr>
-        <w:numPr>
-          <w:ilvl w:val="0"/>
-          <w:numId w:val="104"/>
-        </w:numPr>
-      </w:pPr>
-      <w:r>
-        <w:t xml:space="preserve">Normative Statements; </w:t>
-      </w:r>
-    </w:p>
-    <w:p>
-      <w:pPr>
-        <w:numPr>
-          <w:ilvl w:val="0"/>
-          <w:numId w:val="104"/>
-        </w:numPr>
-      </w:pPr>
-      <w:r>
-        <w:t xml:space="preserve">Conformance Tests; and </w:t>
-      </w:r>
-    </w:p>
-    <w:p>
-      <w:pPr>
-        <w:numPr>
-          <w:ilvl w:val="0"/>
-          <w:numId w:val="104"/>
-        </w:numPr>
-      </w:pPr>
-      <w:r>
-        <w:t xml:space="preserve">Assessment procedures. </w:t>
-      </w:r>
-    </w:p>
-    <w:p>
-      <w:r>
-        <w:t>The RTM serves as the authoritative traceability artifact for AGCP.</w:t>
-      </w:r>
-    </w:p>
-    <w:p>
-      <w:r>
-        <w:pict w14:anchorId="7E530447">
-          <v:rect id="_x0000_i1623" style="width:0;height:1.5pt" o:hralign="center" o:hrstd="t" o:hr="t" fillcolor="#a0a0a0" stroked="f"/>
+        <w:t>E.8 Conformance Test Suite</w:t>
+      </w:r>
+    </w:p>
+    <w:p>
+      <w:r>
+        <w:t>The AGCP Conformance Test Suite verifies implementation of the normative requirements defined by the Core Specification.</w:t>
+      </w:r>
+    </w:p>
+    <w:p>
+      <w:r>
+        <w:t>Each conformance test traces to:</w:t>
+      </w:r>
+    </w:p>
+    <w:p>
+      <w:pPr>
+        <w:numPr>
+          <w:ilvl w:val="0"/>
+          <w:numId w:val="105"/>
+        </w:numPr>
+      </w:pPr>
+      <w:r>
+        <w:t xml:space="preserve">one or more Runtime Governance Requirements; and </w:t>
+      </w:r>
+    </w:p>
+    <w:p>
+      <w:pPr>
+        <w:numPr>
+          <w:ilvl w:val="0"/>
+          <w:numId w:val="105"/>
+        </w:numPr>
+      </w:pPr>
+      <w:r>
+        <w:t xml:space="preserve">one or more Normative Statements. </w:t>
+      </w:r>
+    </w:p>
+    <w:p>
+      <w:r>
+        <w:t>The Conformance Test Suite evaluates externally observable governance behavior rather than implementation-specific design.</w:t>
+      </w:r>
+    </w:p>
+    <w:p>
+      <w:r>
+        <w:pict w14:anchorId="51D802B7">
+          <v:rect id="_x0000_i1203" style="width:0;height:1.5pt" o:hralign="center" o:hrstd="t" o:hr="t" fillcolor="#a0a0a0" stroked="f"/>
         </w:pict>
       </w:r>
     </w:p>
@@ -18761,50 +18904,94 @@
           <w:b/>
           <w:bCs/>
         </w:rPr>
-        <w:t>E.8 Conformance Test Suite</w:t>
-      </w:r>
-    </w:p>
-    <w:p>
-      <w:r>
-        <w:t>The AGCP Conformance Test Suite verifies implementation of the normative requirements defined by the Core Specification.</w:t>
-      </w:r>
-    </w:p>
-    <w:p>
-      <w:r>
-        <w:t>Each conformance test traces to:</w:t>
-      </w:r>
-    </w:p>
-    <w:p>
-      <w:pPr>
-        <w:numPr>
-          <w:ilvl w:val="0"/>
-          <w:numId w:val="105"/>
-        </w:numPr>
-      </w:pPr>
-      <w:r>
-        <w:t xml:space="preserve">one or more Runtime Governance Requirements; and </w:t>
-      </w:r>
-    </w:p>
-    <w:p>
-      <w:pPr>
-        <w:numPr>
-          <w:ilvl w:val="0"/>
-          <w:numId w:val="105"/>
-        </w:numPr>
-      </w:pPr>
-      <w:r>
-        <w:t xml:space="preserve">one or more Normative Statements. </w:t>
-      </w:r>
-    </w:p>
-    <w:p>
-      <w:r>
-        <w:t>The Conformance Test Suite evaluates externally observable governance behavior rather than implementation-specific design.</w:t>
-      </w:r>
-    </w:p>
-    <w:p>
-      <w:r>
-        <w:pict w14:anchorId="51D802B7">
-          <v:rect id="_x0000_i1624" style="width:0;height:1.5pt" o:hralign="center" o:hrstd="t" o:hr="t" fillcolor="#a0a0a0" stroked="f"/>
+        <w:t>E.9 Assessment Framework</w:t>
+      </w:r>
+    </w:p>
+    <w:p>
+      <w:r>
+        <w:t>The Assessment Framework defines methodologies for evaluating AGCP implementations.</w:t>
+      </w:r>
+    </w:p>
+    <w:p>
+      <w:r>
+        <w:t>Assessment activities may include:</w:t>
+      </w:r>
+    </w:p>
+    <w:p>
+      <w:pPr>
+        <w:numPr>
+          <w:ilvl w:val="0"/>
+          <w:numId w:val="106"/>
+        </w:numPr>
+      </w:pPr>
+      <w:r>
+        <w:t xml:space="preserve">conformance assessment; </w:t>
+      </w:r>
+    </w:p>
+    <w:p>
+      <w:pPr>
+        <w:numPr>
+          <w:ilvl w:val="0"/>
+          <w:numId w:val="106"/>
+        </w:numPr>
+      </w:pPr>
+      <w:r>
+        <w:t xml:space="preserve">Human-Verified Assessment (HVA); </w:t>
+      </w:r>
+    </w:p>
+    <w:p>
+      <w:pPr>
+        <w:numPr>
+          <w:ilvl w:val="0"/>
+          <w:numId w:val="106"/>
+        </w:numPr>
+      </w:pPr>
+      <w:r>
+        <w:t xml:space="preserve">Assurance Assessment; </w:t>
+      </w:r>
+    </w:p>
+    <w:p>
+      <w:pPr>
+        <w:numPr>
+          <w:ilvl w:val="0"/>
+          <w:numId w:val="106"/>
+        </w:numPr>
+      </w:pPr>
+      <w:r>
+        <w:t xml:space="preserve">implementation evaluation; </w:t>
+      </w:r>
+    </w:p>
+    <w:p>
+      <w:pPr>
+        <w:numPr>
+          <w:ilvl w:val="0"/>
+          <w:numId w:val="106"/>
+        </w:numPr>
+      </w:pPr>
+      <w:r>
+        <w:t xml:space="preserve">governance maturity evaluation; and </w:t>
+      </w:r>
+    </w:p>
+    <w:p>
+      <w:pPr>
+        <w:numPr>
+          <w:ilvl w:val="0"/>
+          <w:numId w:val="106"/>
+        </w:numPr>
+      </w:pPr>
+      <w:r>
+        <w:t xml:space="preserve">governance evidence evaluation. </w:t>
+      </w:r>
+    </w:p>
+    <w:p>
+      <w:r>
+        <w:t>Assessment procedures utilize Governance Evidence produced during runtime governance processing.</w:t>
+      </w:r>
+    </w:p>
+    <w:p>
+      <w:r>
+        <w:pict w14:anchorId="66ED081C">
+          <v:rect id="_x0000_i1204" style="width:0;height:1.5pt" o:hralign="center" o:hrstd="t" o:hr="t" fillcolor="#a0a0a0" stroked="f"/>
         </w:pict>
       </w:r>
     </w:p>
@@ -18820,110 +19007,7 @@
           <w:b/>
           <w:bCs/>
         </w:rPr>
-        <w:t>E.9 Assessment Framework</w:t>
-      </w:r>
-    </w:p>
-    <w:p>
-      <w:r>
-        <w:t>The Assessment Framework defines methodologies for evaluating AGCP implementations.</w:t>
-      </w:r>
-    </w:p>
-    <w:p>
-      <w:r>
-        <w:t>Assessment activities may include:</w:t>
-      </w:r>
-    </w:p>
-    <w:p>
-      <w:pPr>
-        <w:numPr>
-          <w:ilvl w:val="0"/>
-          <w:numId w:val="106"/>
-        </w:numPr>
-      </w:pPr>
-      <w:r>
-        <w:t xml:space="preserve">conformance assessment; </w:t>
-      </w:r>
-    </w:p>
-    <w:p>
-      <w:pPr>
-        <w:numPr>
-          <w:ilvl w:val="0"/>
-          <w:numId w:val="106"/>
-        </w:numPr>
-      </w:pPr>
-      <w:r>
         <w:lastRenderedPageBreak/>
-        <w:t xml:space="preserve">Human-Verified Assessment (HVA); </w:t>
-      </w:r>
-    </w:p>
-    <w:p>
-      <w:pPr>
-        <w:numPr>
-          <w:ilvl w:val="0"/>
-          <w:numId w:val="106"/>
-        </w:numPr>
-      </w:pPr>
-      <w:r>
-        <w:t xml:space="preserve">Assurance Assessment; </w:t>
-      </w:r>
-    </w:p>
-    <w:p>
-      <w:pPr>
-        <w:numPr>
-          <w:ilvl w:val="0"/>
-          <w:numId w:val="106"/>
-        </w:numPr>
-      </w:pPr>
-      <w:r>
-        <w:t xml:space="preserve">implementation evaluation; </w:t>
-      </w:r>
-    </w:p>
-    <w:p>
-      <w:pPr>
-        <w:numPr>
-          <w:ilvl w:val="0"/>
-          <w:numId w:val="106"/>
-        </w:numPr>
-      </w:pPr>
-      <w:r>
-        <w:t xml:space="preserve">governance maturity evaluation; and </w:t>
-      </w:r>
-    </w:p>
-    <w:p>
-      <w:pPr>
-        <w:numPr>
-          <w:ilvl w:val="0"/>
-          <w:numId w:val="106"/>
-        </w:numPr>
-      </w:pPr>
-      <w:r>
-        <w:t xml:space="preserve">governance evidence evaluation. </w:t>
-      </w:r>
-    </w:p>
-    <w:p>
-      <w:r>
-        <w:t>Assessment procedures utilize Governance Evidence produced during runtime governance processing.</w:t>
-      </w:r>
-    </w:p>
-    <w:p>
-      <w:r>
-        <w:pict w14:anchorId="66ED081C">
-          <v:rect id="_x0000_i1625" style="width:0;height:1.5pt" o:hralign="center" o:hrstd="t" o:hr="t" fillcolor="#a0a0a0" stroked="f"/>
-        </w:pict>
-      </w:r>
-    </w:p>
-    <w:p>
-      <w:pPr>
-        <w:rPr>
-          <w:b/>
-          <w:bCs/>
-        </w:rPr>
-      </w:pPr>
-      <w:r>
-        <w:rPr>
-          <w:b/>
-          <w:bCs/>
-        </w:rPr>
         <w:t>E.10 Companion Specifications</w:t>
       </w:r>
     </w:p>
@@ -19022,7 +19106,7 @@
     <w:p>
       <w:r>
         <w:pict w14:anchorId="2E5D0E03">
-          <v:rect id="_x0000_i1626" style="width:0;height:1.5pt" o:hralign="center" o:hrstd="t" o:hr="t" fillcolor="#a0a0a0" stroked="f"/>
+          <v:rect id="_x0000_i1205" style="width:0;height:1.5pt" o:hralign="center" o:hrstd="t" o:hr="t" fillcolor="#a0a0a0" stroked="f"/>
         </w:pict>
       </w:r>
     </w:p>
@@ -19080,9 +19164,6 @@
       </w:r>
       <w:r>
         <w:br/>
-      </w:r>
-      <w:r>
-        <w:lastRenderedPageBreak/>
         <w:t xml:space="preserve">                ▼</w:t>
       </w:r>
       <w:r>
@@ -19131,6 +19212,9 @@
       </w:r>
       <w:r>
         <w:br/>
+      </w:r>
+      <w:r>
+        <w:lastRenderedPageBreak/>
         <w:t xml:space="preserve">                    │</w:t>
       </w:r>
       <w:r>
@@ -19150,7 +19234,7 @@
     <w:p>
       <w:r>
         <w:pict w14:anchorId="42EF5BE3">
-          <v:rect id="_x0000_i1627" style="width:0;height:1.5pt" o:hralign="center" o:hrstd="t" o:hr="t" fillcolor="#a0a0a0" stroked="f"/>
+          <v:rect id="_x0000_i1206" style="width:0;height:1.5pt" o:hralign="center" o:hrstd="t" o:hr="t" fillcolor="#a0a0a0" stroked="f"/>
         </w:pict>
       </w:r>
     </w:p>
@@ -19452,7 +19536,7 @@
     <w:p>
       <w:r>
         <w:pict w14:anchorId="73A4E249">
-          <v:rect id="_x0000_i1628" style="width:0;height:1.5pt" o:hralign="center" o:hrstd="t" o:hr="t" fillcolor="#a0a0a0" stroked="f"/>
+          <v:rect id="_x0000_i1207" style="width:0;height:1.5pt" o:hralign="center" o:hrstd="t" o:hr="t" fillcolor="#a0a0a0" stroked="f"/>
         </w:pict>
       </w:r>
     </w:p>
@@ -19468,7 +19552,6 @@
           <w:b/>
           <w:bCs/>
         </w:rPr>
-        <w:lastRenderedPageBreak/>
         <w:t>E.13 Conformance Flow</w:t>
       </w:r>
     </w:p>
@@ -19511,6 +19594,9 @@
       </w:r>
       <w:r>
         <w:br/>
+      </w:r>
+      <w:r>
+        <w:lastRenderedPageBreak/>
         <w:t xml:space="preserve">      ▼</w:t>
       </w:r>
       <w:r>
@@ -19574,7 +19660,7 @@
     <w:p>
       <w:r>
         <w:pict w14:anchorId="178A0E05">
-          <v:rect id="_x0000_i1629" style="width:0;height:1.5pt" o:hralign="center" o:hrstd="t" o:hr="t" fillcolor="#a0a0a0" stroked="f"/>
+          <v:rect id="_x0000_i1208" style="width:0;height:1.5pt" o:hralign="center" o:hrstd="t" o:hr="t" fillcolor="#a0a0a0" stroked="f"/>
         </w:pict>
       </w:r>
     </w:p>
@@ -19683,73 +19769,73 @@
         </w:numPr>
       </w:pPr>
       <w:r>
+        <w:t xml:space="preserve">extensibility through Companion Specifications; and </w:t>
+      </w:r>
+    </w:p>
+    <w:p>
+      <w:pPr>
+        <w:numPr>
+          <w:ilvl w:val="0"/>
+          <w:numId w:val="108"/>
+        </w:numPr>
+      </w:pPr>
+      <w:r>
+        <w:t xml:space="preserve">long-term governance stability. </w:t>
+      </w:r>
+    </w:p>
+    <w:p>
+      <w:r>
+        <w:t>Together, these specifications provide a coherent architectural framework supporting the development, implementation, verification, and assessment of deterministic runtime governance systems.</w:t>
+      </w:r>
+    </w:p>
+    <w:p>
+      <w:pPr>
+        <w:rPr>
+          <w:b/>
+          <w:bCs/>
+        </w:rPr>
+      </w:pPr>
+      <w:r>
+        <w:rPr>
+          <w:b/>
+          <w:bCs/>
+        </w:rPr>
+        <w:t>Appendix F (Informative)</w:t>
+      </w:r>
+    </w:p>
+    <w:p>
+      <w:pPr>
+        <w:rPr>
+          <w:b/>
+          <w:bCs/>
+        </w:rPr>
+      </w:pPr>
+      <w:r>
+        <w:rPr>
+          <w:b/>
+          <w:bCs/>
+        </w:rPr>
+        <w:t>Companion Specification Framework</w:t>
+      </w:r>
+    </w:p>
+    <w:p>
+      <w:pPr>
+        <w:rPr>
+          <w:b/>
+          <w:bCs/>
+        </w:rPr>
+      </w:pPr>
+      <w:r>
+        <w:rPr>
+          <w:b/>
+          <w:bCs/>
+        </w:rPr>
+        <w:t>F.1 Purpose</w:t>
+      </w:r>
+    </w:p>
+    <w:p>
+      <w:r>
         <w:lastRenderedPageBreak/>
-        <w:t xml:space="preserve">extensibility through Companion Specifications; and </w:t>
-      </w:r>
-    </w:p>
-    <w:p>
-      <w:pPr>
-        <w:numPr>
-          <w:ilvl w:val="0"/>
-          <w:numId w:val="108"/>
-        </w:numPr>
-      </w:pPr>
-      <w:r>
-        <w:t xml:space="preserve">long-term governance stability. </w:t>
-      </w:r>
-    </w:p>
-    <w:p>
-      <w:r>
-        <w:t>Together, these specifications provide a coherent architectural framework supporting the development, implementation, verification, and assessment of deterministic runtime governance systems.</w:t>
-      </w:r>
-    </w:p>
-    <w:p>
-      <w:pPr>
-        <w:rPr>
-          <w:b/>
-          <w:bCs/>
-        </w:rPr>
-      </w:pPr>
-      <w:r>
-        <w:rPr>
-          <w:b/>
-          <w:bCs/>
-        </w:rPr>
-        <w:t>Appendix F (Informative)</w:t>
-      </w:r>
-    </w:p>
-    <w:p>
-      <w:pPr>
-        <w:rPr>
-          <w:b/>
-          <w:bCs/>
-        </w:rPr>
-      </w:pPr>
-      <w:r>
-        <w:rPr>
-          <w:b/>
-          <w:bCs/>
-        </w:rPr>
-        <w:t>Companion Specification Framework</w:t>
-      </w:r>
-    </w:p>
-    <w:p>
-      <w:pPr>
-        <w:rPr>
-          <w:b/>
-          <w:bCs/>
-        </w:rPr>
-      </w:pPr>
-      <w:r>
-        <w:rPr>
-          <w:b/>
-          <w:bCs/>
-        </w:rPr>
-        <w:t>F.1 Purpose</w:t>
-      </w:r>
-    </w:p>
-    <w:p>
-      <w:r>
         <w:t>This appendix describes the role of Companion Specifications within the AGCP specification ecosystem.</w:t>
       </w:r>
     </w:p>
@@ -19766,7 +19852,7 @@
     <w:p>
       <w:r>
         <w:pict w14:anchorId="12CAA99B">
-          <v:rect id="_x0000_i1727" style="width:0;height:1.5pt" o:hralign="center" o:hrstd="t" o:hr="t" fillcolor="#a0a0a0" stroked="f"/>
+          <v:rect id="_x0000_i1209" style="width:0;height:1.5pt" o:hralign="center" o:hrstd="t" o:hr="t" fillcolor="#a0a0a0" stroked="f"/>
         </w:pict>
       </w:r>
     </w:p>
@@ -19803,7 +19889,7 @@
     <w:p>
       <w:r>
         <w:pict w14:anchorId="03D95809">
-          <v:rect id="_x0000_i1728" style="width:0;height:1.5pt" o:hralign="center" o:hrstd="t" o:hr="t" fillcolor="#a0a0a0" stroked="f"/>
+          <v:rect id="_x0000_i1210" style="width:0;height:1.5pt" o:hralign="center" o:hrstd="t" o:hr="t" fillcolor="#a0a0a0" stroked="f"/>
         </w:pict>
       </w:r>
     </w:p>
@@ -19884,14 +19970,132 @@
         </w:numPr>
       </w:pPr>
       <w:r>
+        <w:t xml:space="preserve">Companion Specifications remain independently versioned. </w:t>
+      </w:r>
+    </w:p>
+    <w:p>
+      <w:r>
+        <w:pict w14:anchorId="4412F1A3">
+          <v:rect id="_x0000_i1211" style="width:0;height:1.5pt" o:hralign="center" o:hrstd="t" o:hr="t" fillcolor="#a0a0a0" stroked="f"/>
+        </w:pict>
+      </w:r>
+    </w:p>
+    <w:p>
+      <w:pPr>
+        <w:rPr>
+          <w:b/>
+          <w:bCs/>
+        </w:rPr>
+      </w:pPr>
+      <w:r>
+        <w:rPr>
+          <w:b/>
+          <w:bCs/>
+        </w:rPr>
+        <w:t>F.4 Categories of Companion Specifications</w:t>
+      </w:r>
+    </w:p>
+    <w:p>
+      <w:r>
+        <w:t>The AGCP ecosystem may include several categories of Companion Specifications.</w:t>
+      </w:r>
+    </w:p>
+    <w:p>
+      <w:pPr>
+        <w:rPr>
+          <w:b/>
+          <w:bCs/>
+        </w:rPr>
+      </w:pPr>
+      <w:r>
+        <w:rPr>
+          <w:b/>
+          <w:bCs/>
+        </w:rPr>
+        <w:t>F.4.1 Vocabulary Specifications</w:t>
+      </w:r>
+    </w:p>
+    <w:p>
+      <w:r>
+        <w:t>Vocabulary Specifications define standardized terminology used throughout the AGCP ecosystem.</w:t>
+      </w:r>
+    </w:p>
+    <w:p>
+      <w:r>
         <w:lastRenderedPageBreak/>
-        <w:t xml:space="preserve">Companion Specifications remain independently versioned. </w:t>
-      </w:r>
-    </w:p>
-    <w:p>
-      <w:r>
-        <w:pict w14:anchorId="4412F1A3">
-          <v:rect id="_x0000_i1729" style="width:0;height:1.5pt" o:hralign="center" o:hrstd="t" o:hr="t" fillcolor="#a0a0a0" stroked="f"/>
+        <w:t>Typical contents include:</w:t>
+      </w:r>
+    </w:p>
+    <w:p>
+      <w:pPr>
+        <w:numPr>
+          <w:ilvl w:val="0"/>
+          <w:numId w:val="110"/>
+        </w:numPr>
+      </w:pPr>
+      <w:r>
+        <w:t xml:space="preserve">architectural terminology; </w:t>
+      </w:r>
+    </w:p>
+    <w:p>
+      <w:pPr>
+        <w:numPr>
+          <w:ilvl w:val="0"/>
+          <w:numId w:val="110"/>
+        </w:numPr>
+      </w:pPr>
+      <w:r>
+        <w:t xml:space="preserve">governance concepts; </w:t>
+      </w:r>
+    </w:p>
+    <w:p>
+      <w:pPr>
+        <w:numPr>
+          <w:ilvl w:val="0"/>
+          <w:numId w:val="110"/>
+        </w:numPr>
+      </w:pPr>
+      <w:r>
+        <w:t xml:space="preserve">processing terminology; </w:t>
+      </w:r>
+    </w:p>
+    <w:p>
+      <w:pPr>
+        <w:numPr>
+          <w:ilvl w:val="0"/>
+          <w:numId w:val="110"/>
+        </w:numPr>
+      </w:pPr>
+      <w:r>
+        <w:t xml:space="preserve">implementation terminology; </w:t>
+      </w:r>
+    </w:p>
+    <w:p>
+      <w:pPr>
+        <w:numPr>
+          <w:ilvl w:val="0"/>
+          <w:numId w:val="110"/>
+        </w:numPr>
+      </w:pPr>
+      <w:r>
+        <w:t xml:space="preserve">assessment terminology; and </w:t>
+      </w:r>
+    </w:p>
+    <w:p>
+      <w:pPr>
+        <w:numPr>
+          <w:ilvl w:val="0"/>
+          <w:numId w:val="110"/>
+        </w:numPr>
+      </w:pPr>
+      <w:r>
+        <w:t xml:space="preserve">standardized definitions. </w:t>
+      </w:r>
+    </w:p>
+    <w:p>
+      <w:r>
+        <w:pict w14:anchorId="25CCE60A">
+          <v:rect id="_x0000_i1212" style="width:0;height:1.5pt" o:hralign="center" o:hrstd="t" o:hr="t" fillcolor="#a0a0a0" stroked="f"/>
         </w:pict>
       </w:r>
     </w:p>
@@ -19907,109 +20111,99 @@
           <w:b/>
           <w:bCs/>
         </w:rPr>
-        <w:t>F.4 Categories of Companion Specifications</w:t>
-      </w:r>
-    </w:p>
-    <w:p>
-      <w:r>
-        <w:t>The AGCP ecosystem may include several categories of Companion Specifications.</w:t>
-      </w:r>
-    </w:p>
-    <w:p>
-      <w:pPr>
-        <w:rPr>
-          <w:b/>
-          <w:bCs/>
-        </w:rPr>
-      </w:pPr>
-      <w:r>
-        <w:rPr>
-          <w:b/>
-          <w:bCs/>
-        </w:rPr>
-        <w:t>F.4.1 Vocabulary Specifications</w:t>
-      </w:r>
-    </w:p>
-    <w:p>
-      <w:r>
-        <w:t>Vocabulary Specifications define standardized terminology used throughout the AGCP ecosystem.</w:t>
-      </w:r>
-    </w:p>
-    <w:p>
-      <w:r>
-        <w:t>Typical contents include:</w:t>
-      </w:r>
-    </w:p>
-    <w:p>
-      <w:pPr>
-        <w:numPr>
-          <w:ilvl w:val="0"/>
-          <w:numId w:val="110"/>
-        </w:numPr>
-      </w:pPr>
-      <w:r>
-        <w:t xml:space="preserve">architectural terminology; </w:t>
-      </w:r>
-    </w:p>
-    <w:p>
-      <w:pPr>
-        <w:numPr>
-          <w:ilvl w:val="0"/>
-          <w:numId w:val="110"/>
-        </w:numPr>
-      </w:pPr>
-      <w:r>
-        <w:t xml:space="preserve">governance concepts; </w:t>
-      </w:r>
-    </w:p>
-    <w:p>
-      <w:pPr>
-        <w:numPr>
-          <w:ilvl w:val="0"/>
-          <w:numId w:val="110"/>
-        </w:numPr>
-      </w:pPr>
-      <w:r>
-        <w:t xml:space="preserve">processing terminology; </w:t>
-      </w:r>
-    </w:p>
-    <w:p>
-      <w:pPr>
-        <w:numPr>
-          <w:ilvl w:val="0"/>
-          <w:numId w:val="110"/>
-        </w:numPr>
-      </w:pPr>
-      <w:r>
-        <w:t xml:space="preserve">implementation terminology; </w:t>
-      </w:r>
-    </w:p>
-    <w:p>
-      <w:pPr>
-        <w:numPr>
-          <w:ilvl w:val="0"/>
-          <w:numId w:val="110"/>
-        </w:numPr>
-      </w:pPr>
-      <w:r>
-        <w:t xml:space="preserve">assessment terminology; and </w:t>
-      </w:r>
-    </w:p>
-    <w:p>
-      <w:pPr>
-        <w:numPr>
-          <w:ilvl w:val="0"/>
-          <w:numId w:val="110"/>
-        </w:numPr>
-      </w:pPr>
-      <w:r>
-        <w:t xml:space="preserve">standardized definitions. </w:t>
-      </w:r>
-    </w:p>
-    <w:p>
-      <w:r>
-        <w:pict w14:anchorId="25CCE60A">
-          <v:rect id="_x0000_i1730" style="width:0;height:1.5pt" o:hralign="center" o:hrstd="t" o:hr="t" fillcolor="#a0a0a0" stroked="f"/>
+        <w:t>F.4.2 Constitution Specifications</w:t>
+      </w:r>
+    </w:p>
+    <w:p>
+      <w:r>
+        <w:t>A Constitution Specification defines additional constitutional invariants adopted by a particular implementation profile.</w:t>
+      </w:r>
+    </w:p>
+    <w:p>
+      <w:r>
+        <w:t>These constitutional invariants supplement the intrinsic system-level invariants established by the Core Specification.</w:t>
+      </w:r>
+    </w:p>
+    <w:p>
+      <w:r>
+        <w:t>Typical constitutional content may include:</w:t>
+      </w:r>
+    </w:p>
+    <w:p>
+      <w:pPr>
+        <w:numPr>
+          <w:ilvl w:val="0"/>
+          <w:numId w:val="111"/>
+        </w:numPr>
+      </w:pPr>
+      <w:r>
+        <w:t xml:space="preserve">organizational governance principles; </w:t>
+      </w:r>
+    </w:p>
+    <w:p>
+      <w:pPr>
+        <w:numPr>
+          <w:ilvl w:val="0"/>
+          <w:numId w:val="111"/>
+        </w:numPr>
+      </w:pPr>
+      <w:r>
+        <w:t xml:space="preserve">enterprise governance policies; </w:t>
+      </w:r>
+    </w:p>
+    <w:p>
+      <w:pPr>
+        <w:numPr>
+          <w:ilvl w:val="0"/>
+          <w:numId w:val="111"/>
+        </w:numPr>
+      </w:pPr>
+      <w:r>
+        <w:t xml:space="preserve">regulatory constraints; </w:t>
+      </w:r>
+    </w:p>
+    <w:p>
+      <w:pPr>
+        <w:numPr>
+          <w:ilvl w:val="0"/>
+          <w:numId w:val="111"/>
+        </w:numPr>
+      </w:pPr>
+      <w:r>
+        <w:t xml:space="preserve">safety principles; </w:t>
+      </w:r>
+    </w:p>
+    <w:p>
+      <w:pPr>
+        <w:numPr>
+          <w:ilvl w:val="0"/>
+          <w:numId w:val="111"/>
+        </w:numPr>
+      </w:pPr>
+      <w:r>
+        <w:t xml:space="preserve">ethical principles; and </w:t>
+      </w:r>
+    </w:p>
+    <w:p>
+      <w:pPr>
+        <w:numPr>
+          <w:ilvl w:val="0"/>
+          <w:numId w:val="111"/>
+        </w:numPr>
+      </w:pPr>
+      <w:r>
+        <w:t xml:space="preserve">operational trust requirements. </w:t>
+      </w:r>
+    </w:p>
+    <w:p>
+      <w:r>
+        <w:t>The Core Specification defines the mechanisms by which constitutional invariants are enforced.</w:t>
+      </w:r>
+    </w:p>
+    <w:p>
+      <w:r>
+        <w:pict w14:anchorId="40A1CFB8">
+          <v:rect id="_x0000_i1213" style="width:0;height:1.5pt" o:hralign="center" o:hrstd="t" o:hr="t" fillcolor="#a0a0a0" stroked="f"/>
         </w:pict>
       </w:r>
     </w:p>
@@ -20025,99 +20219,95 @@
           <w:b/>
           <w:bCs/>
         </w:rPr>
-        <w:t>F.4.2 Constitution Specifications</w:t>
-      </w:r>
-    </w:p>
-    <w:p>
-      <w:r>
-        <w:t>A Constitution Specification defines additional constitutional invariants adopted by a particular implementation profile.</w:t>
-      </w:r>
-    </w:p>
-    <w:p>
-      <w:r>
-        <w:t>These constitutional invariants supplement the intrinsic system-level invariants established by the Core Specification.</w:t>
-      </w:r>
-    </w:p>
-    <w:p>
-      <w:r>
-        <w:t>Typical constitutional content may include:</w:t>
-      </w:r>
-    </w:p>
-    <w:p>
-      <w:pPr>
-        <w:numPr>
-          <w:ilvl w:val="0"/>
-          <w:numId w:val="111"/>
-        </w:numPr>
-      </w:pPr>
-      <w:r>
-        <w:t xml:space="preserve">organizational governance principles; </w:t>
-      </w:r>
-    </w:p>
-    <w:p>
-      <w:pPr>
-        <w:numPr>
-          <w:ilvl w:val="0"/>
-          <w:numId w:val="111"/>
-        </w:numPr>
-      </w:pPr>
-      <w:r>
-        <w:t xml:space="preserve">enterprise governance policies; </w:t>
-      </w:r>
-    </w:p>
-    <w:p>
-      <w:pPr>
-        <w:numPr>
-          <w:ilvl w:val="0"/>
-          <w:numId w:val="111"/>
-        </w:numPr>
-      </w:pPr>
-      <w:r>
-        <w:t xml:space="preserve">regulatory constraints; </w:t>
-      </w:r>
-    </w:p>
-    <w:p>
-      <w:pPr>
-        <w:numPr>
-          <w:ilvl w:val="0"/>
-          <w:numId w:val="111"/>
-        </w:numPr>
-      </w:pPr>
-      <w:r>
-        <w:t xml:space="preserve">safety principles; </w:t>
-      </w:r>
-    </w:p>
-    <w:p>
-      <w:pPr>
-        <w:numPr>
-          <w:ilvl w:val="0"/>
-          <w:numId w:val="111"/>
-        </w:numPr>
-      </w:pPr>
-      <w:r>
-        <w:t xml:space="preserve">ethical principles; and </w:t>
-      </w:r>
-    </w:p>
-    <w:p>
-      <w:pPr>
-        <w:numPr>
-          <w:ilvl w:val="0"/>
-          <w:numId w:val="111"/>
-        </w:numPr>
-      </w:pPr>
-      <w:r>
-        <w:t xml:space="preserve">operational trust requirements. </w:t>
-      </w:r>
-    </w:p>
-    <w:p>
-      <w:r>
-        <w:t>The Core Specification defines the mechanisms by which constitutional invariants are enforced.</w:t>
-      </w:r>
-    </w:p>
-    <w:p>
-      <w:r>
-        <w:pict w14:anchorId="40A1CFB8">
-          <v:rect id="_x0000_i1731" style="width:0;height:1.5pt" o:hralign="center" o:hrstd="t" o:hr="t" fillcolor="#a0a0a0" stroked="f"/>
+        <w:t>F.4.3 Implementation Profiles</w:t>
+      </w:r>
+    </w:p>
+    <w:p>
+      <w:r>
+        <w:t>Implementation Profiles define implementation-specific applicability.</w:t>
+      </w:r>
+    </w:p>
+    <w:p>
+      <w:r>
+        <w:t>Examples may include:</w:t>
+      </w:r>
+    </w:p>
+    <w:p>
+      <w:pPr>
+        <w:numPr>
+          <w:ilvl w:val="0"/>
+          <w:numId w:val="112"/>
+        </w:numPr>
+      </w:pPr>
+      <w:r>
+        <w:t xml:space="preserve">enterprise profiles; </w:t>
+      </w:r>
+    </w:p>
+    <w:p>
+      <w:pPr>
+        <w:numPr>
+          <w:ilvl w:val="0"/>
+          <w:numId w:val="112"/>
+        </w:numPr>
+      </w:pPr>
+      <w:r>
+        <w:t xml:space="preserve">embedded system profiles; </w:t>
+      </w:r>
+    </w:p>
+    <w:p>
+      <w:pPr>
+        <w:numPr>
+          <w:ilvl w:val="0"/>
+          <w:numId w:val="112"/>
+        </w:numPr>
+      </w:pPr>
+      <w:r>
+        <w:t xml:space="preserve">cloud deployment profiles; </w:t>
+      </w:r>
+    </w:p>
+    <w:p>
+      <w:pPr>
+        <w:numPr>
+          <w:ilvl w:val="0"/>
+          <w:numId w:val="112"/>
+        </w:numPr>
+      </w:pPr>
+      <w:r>
+        <w:lastRenderedPageBreak/>
+        <w:t xml:space="preserve">edge computing profiles; </w:t>
+      </w:r>
+    </w:p>
+    <w:p>
+      <w:pPr>
+        <w:numPr>
+          <w:ilvl w:val="0"/>
+          <w:numId w:val="112"/>
+        </w:numPr>
+      </w:pPr>
+      <w:r>
+        <w:t xml:space="preserve">autonomous system profiles; and </w:t>
+      </w:r>
+    </w:p>
+    <w:p>
+      <w:pPr>
+        <w:numPr>
+          <w:ilvl w:val="0"/>
+          <w:numId w:val="112"/>
+        </w:numPr>
+      </w:pPr>
+      <w:r>
+        <w:t xml:space="preserve">regulated industry profiles. </w:t>
+      </w:r>
+    </w:p>
+    <w:p>
+      <w:r>
+        <w:t>Implementation Profiles identify which optional capabilities are applicable while preserving mandatory Core Specification behavior.</w:t>
+      </w:r>
+    </w:p>
+    <w:p>
+      <w:r>
+        <w:pict w14:anchorId="1AAAA7A1">
+          <v:rect id="_x0000_i1214" style="width:0;height:1.5pt" o:hralign="center" o:hrstd="t" o:hr="t" fillcolor="#a0a0a0" stroked="f"/>
         </w:pict>
       </w:r>
     </w:p>
@@ -20133,95 +20323,220 @@
           <w:b/>
           <w:bCs/>
         </w:rPr>
+        <w:t>F.4.4 Protocol Bindings</w:t>
+      </w:r>
+    </w:p>
+    <w:p>
+      <w:r>
+        <w:t>Protocol Binding Specifications describe mappings between AGCP governance processing and external protocols.</w:t>
+      </w:r>
+    </w:p>
+    <w:p>
+      <w:r>
+        <w:t>Examples include:</w:t>
+      </w:r>
+    </w:p>
+    <w:p>
+      <w:pPr>
+        <w:numPr>
+          <w:ilvl w:val="0"/>
+          <w:numId w:val="113"/>
+        </w:numPr>
+      </w:pPr>
+      <w:r>
+        <w:t xml:space="preserve">API bindings; </w:t>
+      </w:r>
+    </w:p>
+    <w:p>
+      <w:pPr>
+        <w:numPr>
+          <w:ilvl w:val="0"/>
+          <w:numId w:val="113"/>
+        </w:numPr>
+      </w:pPr>
+      <w:r>
+        <w:t xml:space="preserve">messaging protocols; </w:t>
+      </w:r>
+    </w:p>
+    <w:p>
+      <w:pPr>
+        <w:numPr>
+          <w:ilvl w:val="0"/>
+          <w:numId w:val="113"/>
+        </w:numPr>
+      </w:pPr>
+      <w:r>
+        <w:t xml:space="preserve">event protocols; </w:t>
+      </w:r>
+    </w:p>
+    <w:p>
+      <w:pPr>
+        <w:numPr>
+          <w:ilvl w:val="0"/>
+          <w:numId w:val="113"/>
+        </w:numPr>
+      </w:pPr>
+      <w:r>
+        <w:t xml:space="preserve">workflow protocols; </w:t>
+      </w:r>
+    </w:p>
+    <w:p>
+      <w:pPr>
+        <w:numPr>
+          <w:ilvl w:val="0"/>
+          <w:numId w:val="113"/>
+        </w:numPr>
+      </w:pPr>
+      <w:r>
+        <w:t xml:space="preserve">orchestration protocols; and </w:t>
+      </w:r>
+    </w:p>
+    <w:p>
+      <w:pPr>
+        <w:numPr>
+          <w:ilvl w:val="0"/>
+          <w:numId w:val="113"/>
+        </w:numPr>
+      </w:pPr>
+      <w:r>
+        <w:t xml:space="preserve">implementation-specific interfaces. </w:t>
+      </w:r>
+    </w:p>
+    <w:p>
+      <w:r>
+        <w:t>Protocol Bindings do not alter governance semantics.</w:t>
+      </w:r>
+    </w:p>
+    <w:p>
+      <w:r>
+        <w:pict w14:anchorId="1FED808A">
+          <v:rect id="_x0000_i1215" style="width:0;height:1.5pt" o:hralign="center" o:hrstd="t" o:hr="t" fillcolor="#a0a0a0" stroked="f"/>
+        </w:pict>
+      </w:r>
+    </w:p>
+    <w:p>
+      <w:pPr>
+        <w:rPr>
+          <w:b/>
+          <w:bCs/>
+        </w:rPr>
+      </w:pPr>
+      <w:r>
+        <w:rPr>
+          <w:b/>
+          <w:bCs/>
+        </w:rPr>
+        <w:t>F.4.5 Domain Profiles</w:t>
+      </w:r>
+    </w:p>
+    <w:p>
+      <w:r>
+        <w:t>Domain Profiles provide specialization for particular industries or operational environments.</w:t>
+      </w:r>
+    </w:p>
+    <w:p>
+      <w:r>
+        <w:t>Examples may include:</w:t>
+      </w:r>
+    </w:p>
+    <w:p>
+      <w:pPr>
+        <w:numPr>
+          <w:ilvl w:val="0"/>
+          <w:numId w:val="114"/>
+        </w:numPr>
+      </w:pPr>
+      <w:r>
+        <w:t xml:space="preserve">healthcare; </w:t>
+      </w:r>
+    </w:p>
+    <w:p>
+      <w:pPr>
+        <w:numPr>
+          <w:ilvl w:val="0"/>
+          <w:numId w:val="114"/>
+        </w:numPr>
+      </w:pPr>
+      <w:r>
+        <w:t xml:space="preserve">finance; </w:t>
+      </w:r>
+    </w:p>
+    <w:p>
+      <w:pPr>
+        <w:numPr>
+          <w:ilvl w:val="0"/>
+          <w:numId w:val="114"/>
+        </w:numPr>
+      </w:pPr>
+      <w:r>
+        <w:t xml:space="preserve">industrial control; </w:t>
+      </w:r>
+    </w:p>
+    <w:p>
+      <w:pPr>
+        <w:numPr>
+          <w:ilvl w:val="0"/>
+          <w:numId w:val="114"/>
+        </w:numPr>
+      </w:pPr>
+      <w:r>
+        <w:t xml:space="preserve">critical infrastructure; </w:t>
+      </w:r>
+    </w:p>
+    <w:p>
+      <w:pPr>
+        <w:numPr>
+          <w:ilvl w:val="0"/>
+          <w:numId w:val="114"/>
+        </w:numPr>
+      </w:pPr>
+      <w:r>
+        <w:t xml:space="preserve">defense; </w:t>
+      </w:r>
+    </w:p>
+    <w:p>
+      <w:pPr>
+        <w:numPr>
+          <w:ilvl w:val="0"/>
+          <w:numId w:val="114"/>
+        </w:numPr>
+      </w:pPr>
+      <w:r>
+        <w:t xml:space="preserve">robotics; </w:t>
+      </w:r>
+    </w:p>
+    <w:p>
+      <w:pPr>
+        <w:numPr>
+          <w:ilvl w:val="0"/>
+          <w:numId w:val="114"/>
+        </w:numPr>
+      </w:pPr>
+      <w:r>
+        <w:t xml:space="preserve">autonomous vehicles; and </w:t>
+      </w:r>
+    </w:p>
+    <w:p>
+      <w:pPr>
+        <w:numPr>
+          <w:ilvl w:val="0"/>
+          <w:numId w:val="114"/>
+        </w:numPr>
+      </w:pPr>
+      <w:r>
         <w:lastRenderedPageBreak/>
-        <w:t>F.4.3 Implementation Profiles</w:t>
-      </w:r>
-    </w:p>
-    <w:p>
-      <w:r>
-        <w:t>Implementation Profiles define implementation-specific applicability.</w:t>
-      </w:r>
-    </w:p>
-    <w:p>
-      <w:r>
-        <w:t>Examples may include:</w:t>
-      </w:r>
-    </w:p>
-    <w:p>
-      <w:pPr>
-        <w:numPr>
-          <w:ilvl w:val="0"/>
-          <w:numId w:val="112"/>
-        </w:numPr>
-      </w:pPr>
-      <w:r>
-        <w:t xml:space="preserve">enterprise profiles; </w:t>
-      </w:r>
-    </w:p>
-    <w:p>
-      <w:pPr>
-        <w:numPr>
-          <w:ilvl w:val="0"/>
-          <w:numId w:val="112"/>
-        </w:numPr>
-      </w:pPr>
-      <w:r>
-        <w:t xml:space="preserve">embedded system profiles; </w:t>
-      </w:r>
-    </w:p>
-    <w:p>
-      <w:pPr>
-        <w:numPr>
-          <w:ilvl w:val="0"/>
-          <w:numId w:val="112"/>
-        </w:numPr>
-      </w:pPr>
-      <w:r>
-        <w:t xml:space="preserve">cloud deployment profiles; </w:t>
-      </w:r>
-    </w:p>
-    <w:p>
-      <w:pPr>
-        <w:numPr>
-          <w:ilvl w:val="0"/>
-          <w:numId w:val="112"/>
-        </w:numPr>
-      </w:pPr>
-      <w:r>
-        <w:t xml:space="preserve">edge computing profiles; </w:t>
-      </w:r>
-    </w:p>
-    <w:p>
-      <w:pPr>
-        <w:numPr>
-          <w:ilvl w:val="0"/>
-          <w:numId w:val="112"/>
-        </w:numPr>
-      </w:pPr>
-      <w:r>
-        <w:t xml:space="preserve">autonomous system profiles; and </w:t>
-      </w:r>
-    </w:p>
-    <w:p>
-      <w:pPr>
-        <w:numPr>
-          <w:ilvl w:val="0"/>
-          <w:numId w:val="112"/>
-        </w:numPr>
-      </w:pPr>
-      <w:r>
-        <w:t xml:space="preserve">regulated industry profiles. </w:t>
-      </w:r>
-    </w:p>
-    <w:p>
-      <w:r>
-        <w:t>Implementation Profiles identify which optional capabilities are applicable while preserving mandatory Core Specification behavior.</w:t>
-      </w:r>
-    </w:p>
-    <w:p>
-      <w:r>
-        <w:pict w14:anchorId="1AAAA7A1">
-          <v:rect id="_x0000_i1732" style="width:0;height:1.5pt" o:hralign="center" o:hrstd="t" o:hr="t" fillcolor="#a0a0a0" stroked="f"/>
+        <w:t xml:space="preserve">intelligent manufacturing. </w:t>
+      </w:r>
+    </w:p>
+    <w:p>
+      <w:r>
+        <w:t>Domain Profiles extend governance behavior without modifying the Core Specification.</w:t>
+      </w:r>
+    </w:p>
+    <w:p>
+      <w:r>
+        <w:pict w14:anchorId="7568F8AF">
+          <v:rect id="_x0000_i1216" style="width:0;height:1.5pt" o:hralign="center" o:hrstd="t" o:hr="t" fillcolor="#a0a0a0" stroked="f"/>
         </w:pict>
       </w:r>
     </w:p>
@@ -20237,12 +20552,12 @@
           <w:b/>
           <w:bCs/>
         </w:rPr>
-        <w:t>F.4.4 Protocol Bindings</w:t>
-      </w:r>
-    </w:p>
-    <w:p>
-      <w:r>
-        <w:t>Protocol Binding Specifications describe mappings between AGCP governance processing and external protocols.</w:t>
+        <w:t>F.4.6 Registry Specifications</w:t>
+      </w:r>
+    </w:p>
+    <w:p>
+      <w:r>
+        <w:t>Registry Specifications define standardized mechanisms for describing AGCP implementations.</w:t>
       </w:r>
     </w:p>
     <w:p>
@@ -20254,77 +20569,72 @@
       <w:pPr>
         <w:numPr>
           <w:ilvl w:val="0"/>
-          <w:numId w:val="113"/>
-        </w:numPr>
-      </w:pPr>
-      <w:r>
-        <w:t xml:space="preserve">API bindings; </w:t>
-      </w:r>
-    </w:p>
-    <w:p>
-      <w:pPr>
-        <w:numPr>
-          <w:ilvl w:val="0"/>
-          <w:numId w:val="113"/>
-        </w:numPr>
-      </w:pPr>
-      <w:r>
-        <w:t xml:space="preserve">messaging protocols; </w:t>
-      </w:r>
-    </w:p>
-    <w:p>
-      <w:pPr>
-        <w:numPr>
-          <w:ilvl w:val="0"/>
-          <w:numId w:val="113"/>
-        </w:numPr>
-      </w:pPr>
-      <w:r>
-        <w:t xml:space="preserve">event protocols; </w:t>
-      </w:r>
-    </w:p>
-    <w:p>
-      <w:pPr>
-        <w:numPr>
-          <w:ilvl w:val="0"/>
-          <w:numId w:val="113"/>
-        </w:numPr>
-      </w:pPr>
-      <w:r>
-        <w:t xml:space="preserve">workflow protocols; </w:t>
-      </w:r>
-    </w:p>
-    <w:p>
-      <w:pPr>
-        <w:numPr>
-          <w:ilvl w:val="0"/>
-          <w:numId w:val="113"/>
-        </w:numPr>
-      </w:pPr>
-      <w:r>
-        <w:t xml:space="preserve">orchestration protocols; and </w:t>
-      </w:r>
-    </w:p>
-    <w:p>
-      <w:pPr>
-        <w:numPr>
-          <w:ilvl w:val="0"/>
-          <w:numId w:val="113"/>
-        </w:numPr>
-      </w:pPr>
-      <w:r>
-        <w:t xml:space="preserve">implementation-specific interfaces. </w:t>
-      </w:r>
-    </w:p>
-    <w:p>
-      <w:r>
-        <w:t>Protocol Bindings do not alter governance semantics.</w:t>
-      </w:r>
-    </w:p>
-    <w:p>
-      <w:r>
-        <w:pict w14:anchorId="1FED808A">
-          <v:rect id="_x0000_i1733" style="width:0;height:1.5pt" o:hralign="center" o:hrstd="t" o:hr="t" fillcolor="#a0a0a0" stroked="f"/>
+          <w:numId w:val="115"/>
+        </w:numPr>
+      </w:pPr>
+      <w:r>
+        <w:t xml:space="preserve">implementation registries; </w:t>
+      </w:r>
+    </w:p>
+    <w:p>
+      <w:pPr>
+        <w:numPr>
+          <w:ilvl w:val="0"/>
+          <w:numId w:val="115"/>
+        </w:numPr>
+      </w:pPr>
+      <w:r>
+        <w:t xml:space="preserve">capability registries; </w:t>
+      </w:r>
+    </w:p>
+    <w:p>
+      <w:pPr>
+        <w:numPr>
+          <w:ilvl w:val="0"/>
+          <w:numId w:val="115"/>
+        </w:numPr>
+      </w:pPr>
+      <w:r>
+        <w:t xml:space="preserve">implementation profile registries; </w:t>
+      </w:r>
+    </w:p>
+    <w:p>
+      <w:pPr>
+        <w:numPr>
+          <w:ilvl w:val="0"/>
+          <w:numId w:val="115"/>
+        </w:numPr>
+      </w:pPr>
+      <w:r>
+        <w:t xml:space="preserve">conformance registries; </w:t>
+      </w:r>
+    </w:p>
+    <w:p>
+      <w:pPr>
+        <w:numPr>
+          <w:ilvl w:val="0"/>
+          <w:numId w:val="115"/>
+        </w:numPr>
+      </w:pPr>
+      <w:r>
+        <w:t xml:space="preserve">assessment registries; and </w:t>
+      </w:r>
+    </w:p>
+    <w:p>
+      <w:pPr>
+        <w:numPr>
+          <w:ilvl w:val="0"/>
+          <w:numId w:val="115"/>
+        </w:numPr>
+      </w:pPr>
+      <w:r>
+        <w:t xml:space="preserve">governance artifact registries. </w:t>
+      </w:r>
+    </w:p>
+    <w:p>
+      <w:r>
+        <w:pict w14:anchorId="57194783">
+          <v:rect id="_x0000_i1217" style="width:0;height:1.5pt" o:hralign="center" o:hrstd="t" o:hr="t" fillcolor="#a0a0a0" stroked="f"/>
         </w:pict>
       </w:r>
     </w:p>
@@ -20340,138 +20650,12 @@
           <w:b/>
           <w:bCs/>
         </w:rPr>
-        <w:t>F.4.5 Domain Profiles</w:t>
-      </w:r>
-    </w:p>
-    <w:p>
-      <w:r>
-        <w:t>Domain Profiles provide specialization for particular industries or operational environments.</w:t>
-      </w:r>
-    </w:p>
-    <w:p>
-      <w:r>
-        <w:t>Examples may include:</w:t>
-      </w:r>
-    </w:p>
-    <w:p>
-      <w:pPr>
-        <w:numPr>
-          <w:ilvl w:val="0"/>
-          <w:numId w:val="114"/>
-        </w:numPr>
-      </w:pPr>
-      <w:r>
-        <w:t xml:space="preserve">healthcare; </w:t>
-      </w:r>
-    </w:p>
-    <w:p>
-      <w:pPr>
-        <w:numPr>
-          <w:ilvl w:val="0"/>
-          <w:numId w:val="114"/>
-        </w:numPr>
-      </w:pPr>
-      <w:r>
-        <w:lastRenderedPageBreak/>
-        <w:t xml:space="preserve">finance; </w:t>
-      </w:r>
-    </w:p>
-    <w:p>
-      <w:pPr>
-        <w:numPr>
-          <w:ilvl w:val="0"/>
-          <w:numId w:val="114"/>
-        </w:numPr>
-      </w:pPr>
-      <w:r>
-        <w:t xml:space="preserve">industrial control; </w:t>
-      </w:r>
-    </w:p>
-    <w:p>
-      <w:pPr>
-        <w:numPr>
-          <w:ilvl w:val="0"/>
-          <w:numId w:val="114"/>
-        </w:numPr>
-      </w:pPr>
-      <w:r>
-        <w:t xml:space="preserve">critical infrastructure; </w:t>
-      </w:r>
-    </w:p>
-    <w:p>
-      <w:pPr>
-        <w:numPr>
-          <w:ilvl w:val="0"/>
-          <w:numId w:val="114"/>
-        </w:numPr>
-      </w:pPr>
-      <w:r>
-        <w:t xml:space="preserve">defense; </w:t>
-      </w:r>
-    </w:p>
-    <w:p>
-      <w:pPr>
-        <w:numPr>
-          <w:ilvl w:val="0"/>
-          <w:numId w:val="114"/>
-        </w:numPr>
-      </w:pPr>
-      <w:r>
-        <w:t xml:space="preserve">robotics; </w:t>
-      </w:r>
-    </w:p>
-    <w:p>
-      <w:pPr>
-        <w:numPr>
-          <w:ilvl w:val="0"/>
-          <w:numId w:val="114"/>
-        </w:numPr>
-      </w:pPr>
-      <w:r>
-        <w:t xml:space="preserve">autonomous vehicles; and </w:t>
-      </w:r>
-    </w:p>
-    <w:p>
-      <w:pPr>
-        <w:numPr>
-          <w:ilvl w:val="0"/>
-          <w:numId w:val="114"/>
-        </w:numPr>
-      </w:pPr>
-      <w:r>
-        <w:t xml:space="preserve">intelligent manufacturing. </w:t>
-      </w:r>
-    </w:p>
-    <w:p>
-      <w:r>
-        <w:t>Domain Profiles extend governance behavior without modifying the Core Specification.</w:t>
-      </w:r>
-    </w:p>
-    <w:p>
-      <w:r>
-        <w:pict w14:anchorId="7568F8AF">
-          <v:rect id="_x0000_i1734" style="width:0;height:1.5pt" o:hralign="center" o:hrstd="t" o:hr="t" fillcolor="#a0a0a0" stroked="f"/>
-        </w:pict>
-      </w:r>
-    </w:p>
-    <w:p>
-      <w:pPr>
-        <w:rPr>
-          <w:b/>
-          <w:bCs/>
-        </w:rPr>
-      </w:pPr>
-      <w:r>
-        <w:rPr>
-          <w:b/>
-          <w:bCs/>
-        </w:rPr>
-        <w:t>F.4.6 Registry Specifications</w:t>
-      </w:r>
-    </w:p>
-    <w:p>
-      <w:r>
-        <w:t>Registry Specifications define standardized mechanisms for describing AGCP implementations.</w:t>
+        <w:t>F.4.7 Assessment Specifications</w:t>
+      </w:r>
+    </w:p>
+    <w:p>
+      <w:r>
+        <w:t>Assessment Specifications provide methodologies supporting evaluation of AGCP implementations.</w:t>
       </w:r>
     </w:p>
     <w:p>
@@ -20483,104 +20667,6 @@
       <w:pPr>
         <w:numPr>
           <w:ilvl w:val="0"/>
-          <w:numId w:val="115"/>
-        </w:numPr>
-      </w:pPr>
-      <w:r>
-        <w:t xml:space="preserve">implementation registries; </w:t>
-      </w:r>
-    </w:p>
-    <w:p>
-      <w:pPr>
-        <w:numPr>
-          <w:ilvl w:val="0"/>
-          <w:numId w:val="115"/>
-        </w:numPr>
-      </w:pPr>
-      <w:r>
-        <w:t xml:space="preserve">capability registries; </w:t>
-      </w:r>
-    </w:p>
-    <w:p>
-      <w:pPr>
-        <w:numPr>
-          <w:ilvl w:val="0"/>
-          <w:numId w:val="115"/>
-        </w:numPr>
-      </w:pPr>
-      <w:r>
-        <w:t xml:space="preserve">implementation profile registries; </w:t>
-      </w:r>
-    </w:p>
-    <w:p>
-      <w:pPr>
-        <w:numPr>
-          <w:ilvl w:val="0"/>
-          <w:numId w:val="115"/>
-        </w:numPr>
-      </w:pPr>
-      <w:r>
-        <w:t xml:space="preserve">conformance registries; </w:t>
-      </w:r>
-    </w:p>
-    <w:p>
-      <w:pPr>
-        <w:numPr>
-          <w:ilvl w:val="0"/>
-          <w:numId w:val="115"/>
-        </w:numPr>
-      </w:pPr>
-      <w:r>
-        <w:t xml:space="preserve">assessment registries; and </w:t>
-      </w:r>
-    </w:p>
-    <w:p>
-      <w:pPr>
-        <w:numPr>
-          <w:ilvl w:val="0"/>
-          <w:numId w:val="115"/>
-        </w:numPr>
-      </w:pPr>
-      <w:r>
-        <w:t xml:space="preserve">governance artifact registries. </w:t>
-      </w:r>
-    </w:p>
-    <w:p>
-      <w:r>
-        <w:pict w14:anchorId="57194783">
-          <v:rect id="_x0000_i1735" style="width:0;height:1.5pt" o:hralign="center" o:hrstd="t" o:hr="t" fillcolor="#a0a0a0" stroked="f"/>
-        </w:pict>
-      </w:r>
-    </w:p>
-    <w:p>
-      <w:pPr>
-        <w:rPr>
-          <w:b/>
-          <w:bCs/>
-        </w:rPr>
-      </w:pPr>
-      <w:r>
-        <w:rPr>
-          <w:b/>
-          <w:bCs/>
-        </w:rPr>
-        <w:t>F.4.7 Assessment Specifications</w:t>
-      </w:r>
-    </w:p>
-    <w:p>
-      <w:r>
-        <w:t>Assessment Specifications provide methodologies supporting evaluation of AGCP implementations.</w:t>
-      </w:r>
-    </w:p>
-    <w:p>
-      <w:r>
-        <w:t>Examples include:</w:t>
-      </w:r>
-    </w:p>
-    <w:p>
-      <w:pPr>
-        <w:numPr>
-          <w:ilvl w:val="0"/>
           <w:numId w:val="116"/>
         </w:numPr>
       </w:pPr>
@@ -20634,9 +20720,8 @@
     </w:p>
     <w:p>
       <w:r>
-        <w:lastRenderedPageBreak/>
         <w:pict w14:anchorId="7FD942D4">
-          <v:rect id="_x0000_i1736" style="width:0;height:1.5pt" o:hralign="center" o:hrstd="t" o:hr="t" fillcolor="#a0a0a0" stroked="f"/>
+          <v:rect id="_x0000_i1218" style="width:0;height:1.5pt" o:hralign="center" o:hrstd="t" o:hr="t" fillcolor="#a0a0a0" stroked="f"/>
         </w:pict>
       </w:r>
     </w:p>
@@ -20674,6 +20759,9 @@
       </w:r>
       <w:r>
         <w:br/>
+      </w:r>
+      <w:r>
+        <w:lastRenderedPageBreak/>
         <w:t xml:space="preserve">         │                   │                    │</w:t>
       </w:r>
       <w:r>
@@ -20725,7 +20813,7 @@
     <w:p>
       <w:r>
         <w:pict w14:anchorId="4CE5C1D7">
-          <v:rect id="_x0000_i1737" style="width:0;height:1.5pt" o:hralign="center" o:hrstd="t" o:hr="t" fillcolor="#a0a0a0" stroked="f"/>
+          <v:rect id="_x0000_i1219" style="width:0;height:1.5pt" o:hralign="center" o:hrstd="t" o:hr="t" fillcolor="#a0a0a0" stroked="f"/>
         </w:pict>
       </w:r>
     </w:p>
@@ -20828,7 +20916,7 @@
     <w:p>
       <w:r>
         <w:pict w14:anchorId="254A34A4">
-          <v:rect id="_x0000_i1738" style="width:0;height:1.5pt" o:hralign="center" o:hrstd="t" o:hr="t" fillcolor="#a0a0a0" stroked="f"/>
+          <v:rect id="_x0000_i1220" style="width:0;height:1.5pt" o:hralign="center" o:hrstd="t" o:hr="t" fillcolor="#a0a0a0" stroked="f"/>
         </w:pict>
       </w:r>
     </w:p>
@@ -20849,8 +20937,63 @@
     </w:p>
     <w:p>
       <w:r>
+        <w:t>Companion Specifications are expected to preserve the following architectural constraints:</w:t>
+      </w:r>
+    </w:p>
+    <w:p>
+      <w:pPr>
+        <w:numPr>
+          <w:ilvl w:val="0"/>
+          <w:numId w:val="118"/>
+        </w:numPr>
+      </w:pPr>
+      <w:r>
+        <w:t xml:space="preserve">deterministic governance; </w:t>
+      </w:r>
+    </w:p>
+    <w:p>
+      <w:pPr>
+        <w:numPr>
+          <w:ilvl w:val="0"/>
+          <w:numId w:val="118"/>
+        </w:numPr>
+      </w:pPr>
+      <w:r>
+        <w:t xml:space="preserve">Global Governance Invariants; </w:t>
+      </w:r>
+    </w:p>
+    <w:p>
+      <w:pPr>
+        <w:numPr>
+          <w:ilvl w:val="0"/>
+          <w:numId w:val="118"/>
+        </w:numPr>
+      </w:pPr>
+      <w:r>
+        <w:t xml:space="preserve">governance processing order; </w:t>
+      </w:r>
+    </w:p>
+    <w:p>
+      <w:pPr>
+        <w:numPr>
+          <w:ilvl w:val="0"/>
+          <w:numId w:val="118"/>
+        </w:numPr>
+      </w:pPr>
+      <w:r>
+        <w:t xml:space="preserve">governance evidence integrity; </w:t>
+      </w:r>
+    </w:p>
+    <w:p>
+      <w:pPr>
+        <w:numPr>
+          <w:ilvl w:val="0"/>
+          <w:numId w:val="118"/>
+        </w:numPr>
+      </w:pPr>
+      <w:r>
         <w:lastRenderedPageBreak/>
-        <w:t>Companion Specifications are expected to preserve the following architectural constraints:</w:t>
+        <w:t xml:space="preserve">authority integrity; </w:t>
       </w:r>
     </w:p>
     <w:p>
@@ -20861,7 +21004,7 @@
         </w:numPr>
       </w:pPr>
       <w:r>
-        <w:t xml:space="preserve">deterministic governance; </w:t>
+        <w:t xml:space="preserve">Commit Boundary semantics; </w:t>
       </w:r>
     </w:p>
     <w:p>
@@ -20872,7 +21015,7 @@
         </w:numPr>
       </w:pPr>
       <w:r>
-        <w:t xml:space="preserve">Global Governance Invariants; </w:t>
+        <w:t xml:space="preserve">implementation independence; and </w:t>
       </w:r>
     </w:p>
     <w:p>
@@ -20883,61 +21026,6 @@
         </w:numPr>
       </w:pPr>
       <w:r>
-        <w:t xml:space="preserve">governance processing order; </w:t>
-      </w:r>
-    </w:p>
-    <w:p>
-      <w:pPr>
-        <w:numPr>
-          <w:ilvl w:val="0"/>
-          <w:numId w:val="118"/>
-        </w:numPr>
-      </w:pPr>
-      <w:r>
-        <w:t xml:space="preserve">governance evidence integrity; </w:t>
-      </w:r>
-    </w:p>
-    <w:p>
-      <w:pPr>
-        <w:numPr>
-          <w:ilvl w:val="0"/>
-          <w:numId w:val="118"/>
-        </w:numPr>
-      </w:pPr>
-      <w:r>
-        <w:t xml:space="preserve">authority integrity; </w:t>
-      </w:r>
-    </w:p>
-    <w:p>
-      <w:pPr>
-        <w:numPr>
-          <w:ilvl w:val="0"/>
-          <w:numId w:val="118"/>
-        </w:numPr>
-      </w:pPr>
-      <w:r>
-        <w:t xml:space="preserve">Commit Boundary semantics; </w:t>
-      </w:r>
-    </w:p>
-    <w:p>
-      <w:pPr>
-        <w:numPr>
-          <w:ilvl w:val="0"/>
-          <w:numId w:val="118"/>
-        </w:numPr>
-      </w:pPr>
-      <w:r>
-        <w:t xml:space="preserve">implementation independence; and </w:t>
-      </w:r>
-    </w:p>
-    <w:p>
-      <w:pPr>
-        <w:numPr>
-          <w:ilvl w:val="0"/>
-          <w:numId w:val="118"/>
-        </w:numPr>
-      </w:pPr>
-      <w:r>
         <w:t xml:space="preserve">normative behavior established by the Core Specification. </w:t>
       </w:r>
     </w:p>
@@ -20949,7 +21037,7 @@
     <w:p>
       <w:r>
         <w:pict w14:anchorId="2AD241C2">
-          <v:rect id="_x0000_i1739" style="width:0;height:1.5pt" o:hralign="center" o:hrstd="t" o:hr="t" fillcolor="#a0a0a0" stroked="f"/>
+          <v:rect id="_x0000_i1221" style="width:0;height:1.5pt" o:hralign="center" o:hrstd="t" o:hr="t" fillcolor="#a0a0a0" stroked="f"/>
         </w:pict>
       </w:r>
     </w:p>
@@ -21085,7 +21173,7 @@
     <w:p>
       <w:r>
         <w:pict w14:anchorId="5F318292">
-          <v:rect id="_x0000_i1740" style="width:0;height:1.5pt" o:hralign="center" o:hrstd="t" o:hr="t" fillcolor="#a0a0a0" stroked="f"/>
+          <v:rect id="_x0000_i1222" style="width:0;height:1.5pt" o:hralign="center" o:hrstd="t" o:hr="t" fillcolor="#a0a0a0" stroked="f"/>
         </w:pict>
       </w:r>
     </w:p>
@@ -21106,47 +21194,47 @@
     </w:p>
     <w:p>
       <w:r>
+        <w:t>The Core Specification defines the normative runtime architecture.</w:t>
+      </w:r>
+    </w:p>
+    <w:p>
+      <w:r>
+        <w:t>Companion Specifications provide supplementary guidance, specialization, or extension while preserving that architecture.</w:t>
+      </w:r>
+    </w:p>
+    <w:p>
+      <w:r>
+        <w:t>Together they establish a scalable specification ecosystem capable of supporting multiple implementation domains while maintaining consistent externally observable governance behavior.</w:t>
+      </w:r>
+    </w:p>
+    <w:p>
+      <w:pPr>
+        <w:rPr>
+          <w:b/>
+          <w:bCs/>
+        </w:rPr>
+      </w:pPr>
+      <w:r>
+        <w:rPr>
+          <w:b/>
+          <w:bCs/>
+        </w:rPr>
+        <w:t>Appendix G (Informative)</w:t>
+      </w:r>
+    </w:p>
+    <w:p>
+      <w:pPr>
+        <w:rPr>
+          <w:b/>
+          <w:bCs/>
+        </w:rPr>
+      </w:pPr>
+      <w:r>
+        <w:rPr>
+          <w:b/>
+          <w:bCs/>
+        </w:rPr>
         <w:lastRenderedPageBreak/>
-        <w:t>The Core Specification defines the normative runtime architecture.</w:t>
-      </w:r>
-    </w:p>
-    <w:p>
-      <w:r>
-        <w:t>Companion Specifications provide supplementary guidance, specialization, or extension while preserving that architecture.</w:t>
-      </w:r>
-    </w:p>
-    <w:p>
-      <w:r>
-        <w:t>Together they establish a scalable specification ecosystem capable of supporting multiple implementation domains while maintaining consistent externally observable governance behavior.</w:t>
-      </w:r>
-    </w:p>
-    <w:p>
-      <w:pPr>
-        <w:rPr>
-          <w:b/>
-          <w:bCs/>
-        </w:rPr>
-      </w:pPr>
-      <w:r>
-        <w:rPr>
-          <w:b/>
-          <w:bCs/>
-        </w:rPr>
-        <w:t>Appendix G (Informative)</w:t>
-      </w:r>
-    </w:p>
-    <w:p>
-      <w:pPr>
-        <w:rPr>
-          <w:b/>
-          <w:bCs/>
-        </w:rPr>
-      </w:pPr>
-      <w:r>
-        <w:rPr>
-          <w:b/>
-          <w:bCs/>
-        </w:rPr>
         <w:t>Specification Maintenance and Evolution</w:t>
       </w:r>
     </w:p>
@@ -21183,7 +21271,7 @@
     <w:p>
       <w:r>
         <w:pict w14:anchorId="0FFAAF86">
-          <v:rect id="_x0000_i1833" style="width:0;height:1.5pt" o:hralign="center" o:hrstd="t" o:hr="t" fillcolor="#a0a0a0" stroked="f"/>
+          <v:rect id="_x0000_i1223" style="width:0;height:1.5pt" o:hralign="center" o:hrstd="t" o:hr="t" fillcolor="#a0a0a0" stroked="f"/>
         </w:pict>
       </w:r>
     </w:p>
@@ -21281,7 +21369,7 @@
     <w:p>
       <w:r>
         <w:pict w14:anchorId="1F2C4E7F">
-          <v:rect id="_x0000_i1834" style="width:0;height:1.5pt" o:hralign="center" o:hrstd="t" o:hr="t" fillcolor="#a0a0a0" stroked="f"/>
+          <v:rect id="_x0000_i1224" style="width:0;height:1.5pt" o:hralign="center" o:hrstd="t" o:hr="t" fillcolor="#a0a0a0" stroked="f"/>
         </w:pict>
       </w:r>
     </w:p>
@@ -21329,8 +21417,74 @@
         </w:numPr>
       </w:pPr>
       <w:r>
+        <w:t xml:space="preserve">Architecture Reference Model </w:t>
+      </w:r>
+    </w:p>
+    <w:p>
+      <w:pPr>
+        <w:numPr>
+          <w:ilvl w:val="0"/>
+          <w:numId w:val="121"/>
+        </w:numPr>
+      </w:pPr>
+      <w:r>
+        <w:t xml:space="preserve">Core Specification </w:t>
+      </w:r>
+    </w:p>
+    <w:p>
+      <w:pPr>
+        <w:numPr>
+          <w:ilvl w:val="0"/>
+          <w:numId w:val="121"/>
+        </w:numPr>
+      </w:pPr>
+      <w:r>
+        <w:t xml:space="preserve">Normative Statements Specification </w:t>
+      </w:r>
+    </w:p>
+    <w:p>
+      <w:pPr>
+        <w:numPr>
+          <w:ilvl w:val="0"/>
+          <w:numId w:val="121"/>
+        </w:numPr>
+      </w:pPr>
+      <w:r>
+        <w:t xml:space="preserve">Requirements Traceability Matrix </w:t>
+      </w:r>
+    </w:p>
+    <w:p>
+      <w:pPr>
+        <w:numPr>
+          <w:ilvl w:val="0"/>
+          <w:numId w:val="121"/>
+        </w:numPr>
+      </w:pPr>
+      <w:r>
+        <w:t xml:space="preserve">Conformance Test Suite </w:t>
+      </w:r>
+    </w:p>
+    <w:p>
+      <w:pPr>
+        <w:numPr>
+          <w:ilvl w:val="0"/>
+          <w:numId w:val="121"/>
+        </w:numPr>
+      </w:pPr>
+      <w:r>
+        <w:t xml:space="preserve">Assessment Framework </w:t>
+      </w:r>
+    </w:p>
+    <w:p>
+      <w:pPr>
+        <w:numPr>
+          <w:ilvl w:val="0"/>
+          <w:numId w:val="121"/>
+        </w:numPr>
+      </w:pPr>
+      <w:r>
         <w:lastRenderedPageBreak/>
-        <w:t xml:space="preserve">Architecture Reference Model </w:t>
+        <w:t xml:space="preserve">Vocabulary </w:t>
       </w:r>
     </w:p>
     <w:p>
@@ -21341,72 +21495,6 @@
         </w:numPr>
       </w:pPr>
       <w:r>
-        <w:t xml:space="preserve">Core Specification </w:t>
-      </w:r>
-    </w:p>
-    <w:p>
-      <w:pPr>
-        <w:numPr>
-          <w:ilvl w:val="0"/>
-          <w:numId w:val="121"/>
-        </w:numPr>
-      </w:pPr>
-      <w:r>
-        <w:t xml:space="preserve">Normative Statements Specification </w:t>
-      </w:r>
-    </w:p>
-    <w:p>
-      <w:pPr>
-        <w:numPr>
-          <w:ilvl w:val="0"/>
-          <w:numId w:val="121"/>
-        </w:numPr>
-      </w:pPr>
-      <w:r>
-        <w:t xml:space="preserve">Requirements Traceability Matrix </w:t>
-      </w:r>
-    </w:p>
-    <w:p>
-      <w:pPr>
-        <w:numPr>
-          <w:ilvl w:val="0"/>
-          <w:numId w:val="121"/>
-        </w:numPr>
-      </w:pPr>
-      <w:r>
-        <w:t xml:space="preserve">Conformance Test Suite </w:t>
-      </w:r>
-    </w:p>
-    <w:p>
-      <w:pPr>
-        <w:numPr>
-          <w:ilvl w:val="0"/>
-          <w:numId w:val="121"/>
-        </w:numPr>
-      </w:pPr>
-      <w:r>
-        <w:t xml:space="preserve">Assessment Framework </w:t>
-      </w:r>
-    </w:p>
-    <w:p>
-      <w:pPr>
-        <w:numPr>
-          <w:ilvl w:val="0"/>
-          <w:numId w:val="121"/>
-        </w:numPr>
-      </w:pPr>
-      <w:r>
-        <w:t xml:space="preserve">Vocabulary </w:t>
-      </w:r>
-    </w:p>
-    <w:p>
-      <w:pPr>
-        <w:numPr>
-          <w:ilvl w:val="0"/>
-          <w:numId w:val="121"/>
-        </w:numPr>
-      </w:pPr>
-      <w:r>
         <w:t xml:space="preserve">Companion Specifications </w:t>
       </w:r>
     </w:p>
@@ -21418,7 +21506,7 @@
     <w:p>
       <w:r>
         <w:pict w14:anchorId="01CC1510">
-          <v:rect id="_x0000_i1835" style="width:0;height:1.5pt" o:hralign="center" o:hrstd="t" o:hr="t" fillcolor="#a0a0a0" stroked="f"/>
+          <v:rect id="_x0000_i1225" style="width:0;height:1.5pt" o:hralign="center" o:hrstd="t" o:hr="t" fillcolor="#a0a0a0" stroked="f"/>
         </w:pict>
       </w:r>
     </w:p>
@@ -21651,7 +21739,7 @@
     <w:p>
       <w:r>
         <w:pict w14:anchorId="0D50BFC3">
-          <v:rect id="_x0000_i1836" style="width:0;height:1.5pt" o:hralign="center" o:hrstd="t" o:hr="t" fillcolor="#a0a0a0" stroked="f"/>
+          <v:rect id="_x0000_i1226" style="width:0;height:1.5pt" o:hralign="center" o:hrstd="t" o:hr="t" fillcolor="#a0a0a0" stroked="f"/>
         </w:pict>
       </w:r>
     </w:p>
@@ -21710,67 +21798,67 @@
         </w:numPr>
       </w:pPr>
       <w:r>
+        <w:t xml:space="preserve">additional informative guidance; </w:t>
+      </w:r>
+    </w:p>
+    <w:p>
+      <w:pPr>
+        <w:numPr>
+          <w:ilvl w:val="0"/>
+          <w:numId w:val="122"/>
+        </w:numPr>
+      </w:pPr>
+      <w:r>
+        <w:t xml:space="preserve">additional examples; </w:t>
+      </w:r>
+    </w:p>
+    <w:p>
+      <w:pPr>
+        <w:numPr>
+          <w:ilvl w:val="0"/>
+          <w:numId w:val="122"/>
+        </w:numPr>
+      </w:pPr>
+      <w:r>
+        <w:t xml:space="preserve">additional companion specifications; and </w:t>
+      </w:r>
+    </w:p>
+    <w:p>
+      <w:pPr>
+        <w:numPr>
+          <w:ilvl w:val="0"/>
+          <w:numId w:val="122"/>
+        </w:numPr>
+      </w:pPr>
+      <w:r>
+        <w:t xml:space="preserve">additional conformance tests. </w:t>
+      </w:r>
+    </w:p>
+    <w:p>
+      <w:r>
+        <w:t>Changes that alter externally observable governance behavior should be undertaken only with careful architectural consideration.</w:t>
+      </w:r>
+    </w:p>
+    <w:p>
+      <w:r>
+        <w:pict w14:anchorId="6DD9511D">
+          <v:rect id="_x0000_i1227" style="width:0;height:1.5pt" o:hralign="center" o:hrstd="t" o:hr="t" fillcolor="#a0a0a0" stroked="f"/>
+        </w:pict>
+      </w:r>
+    </w:p>
+    <w:p>
+      <w:pPr>
+        <w:rPr>
+          <w:b/>
+          <w:bCs/>
+        </w:rPr>
+      </w:pPr>
+      <w:r>
+        <w:rPr>
+          <w:b/>
+          <w:bCs/>
+        </w:rPr>
         <w:lastRenderedPageBreak/>
-        <w:t xml:space="preserve">additional informative guidance; </w:t>
-      </w:r>
-    </w:p>
-    <w:p>
-      <w:pPr>
-        <w:numPr>
-          <w:ilvl w:val="0"/>
-          <w:numId w:val="122"/>
-        </w:numPr>
-      </w:pPr>
-      <w:r>
-        <w:t xml:space="preserve">additional examples; </w:t>
-      </w:r>
-    </w:p>
-    <w:p>
-      <w:pPr>
-        <w:numPr>
-          <w:ilvl w:val="0"/>
-          <w:numId w:val="122"/>
-        </w:numPr>
-      </w:pPr>
-      <w:r>
-        <w:t xml:space="preserve">additional companion specifications; and </w:t>
-      </w:r>
-    </w:p>
-    <w:p>
-      <w:pPr>
-        <w:numPr>
-          <w:ilvl w:val="0"/>
-          <w:numId w:val="122"/>
-        </w:numPr>
-      </w:pPr>
-      <w:r>
-        <w:t xml:space="preserve">additional conformance tests. </w:t>
-      </w:r>
-    </w:p>
-    <w:p>
-      <w:r>
-        <w:t>Changes that alter externally observable governance behavior should be undertaken only with careful architectural consideration.</w:t>
-      </w:r>
-    </w:p>
-    <w:p>
-      <w:r>
-        <w:pict w14:anchorId="6DD9511D">
-          <v:rect id="_x0000_i1837" style="width:0;height:1.5pt" o:hralign="center" o:hrstd="t" o:hr="t" fillcolor="#a0a0a0" stroked="f"/>
-        </w:pict>
-      </w:r>
-    </w:p>
-    <w:p>
-      <w:pPr>
-        <w:rPr>
-          <w:b/>
-          <w:bCs/>
-        </w:rPr>
-      </w:pPr>
-      <w:r>
-        <w:rPr>
-          <w:b/>
-          <w:bCs/>
-        </w:rPr>
         <w:t>G.6 Version Evolution</w:t>
       </w:r>
     </w:p>
@@ -21813,7 +21901,7 @@
     <w:p>
       <w:r>
         <w:pict w14:anchorId="4509BBFD">
-          <v:rect id="_x0000_i1838" style="width:0;height:1.5pt" o:hralign="center" o:hrstd="t" o:hr="t" fillcolor="#a0a0a0" stroked="f"/>
+          <v:rect id="_x0000_i1228" style="width:0;height:1.5pt" o:hralign="center" o:hrstd="t" o:hr="t" fillcolor="#a0a0a0" stroked="f"/>
         </w:pict>
       </w:r>
     </w:p>
@@ -21896,9 +21984,6 @@
       </w:r>
       <w:r>
         <w:br/>
-      </w:r>
-      <w:r>
-        <w:lastRenderedPageBreak/>
         <w:t xml:space="preserve"> Conformance   Assessment</w:t>
       </w:r>
       <w:r>
@@ -21914,7 +21999,7 @@
     <w:p>
       <w:r>
         <w:pict w14:anchorId="217DAA36">
-          <v:rect id="_x0000_i1839" style="width:0;height:1.5pt" o:hralign="center" o:hrstd="t" o:hr="t" fillcolor="#a0a0a0" stroked="f"/>
+          <v:rect id="_x0000_i1229" style="width:0;height:1.5pt" o:hralign="center" o:hrstd="t" o:hr="t" fillcolor="#a0a0a0" stroked="f"/>
         </w:pict>
       </w:r>
     </w:p>
@@ -21945,6 +22030,7 @@
     </w:p>
     <w:p>
       <w:r>
+        <w:lastRenderedPageBreak/>
         <w:t>Deprecation allows:</w:t>
       </w:r>
     </w:p>
@@ -22011,7 +22097,7 @@
     <w:p>
       <w:r>
         <w:pict w14:anchorId="6CF7902A">
-          <v:rect id="_x0000_i1840" style="width:0;height:1.5pt" o:hralign="center" o:hrstd="t" o:hr="t" fillcolor="#a0a0a0" stroked="f"/>
+          <v:rect id="_x0000_i1230" style="width:0;height:1.5pt" o:hralign="center" o:hrstd="t" o:hr="t" fillcolor="#a0a0a0" stroked="f"/>
         </w:pict>
       </w:r>
     </w:p>
@@ -22098,9 +22184,6 @@
       </w:r>
       <w:r>
         <w:br/>
-      </w:r>
-      <w:r>
-        <w:lastRenderedPageBreak/>
         <w:t xml:space="preserve">        ┌───────┴────────┐</w:t>
       </w:r>
       <w:r>
@@ -22128,7 +22211,7 @@
     <w:p>
       <w:r>
         <w:pict w14:anchorId="70627E16">
-          <v:rect id="_x0000_i1841" style="width:0;height:1.5pt" o:hralign="center" o:hrstd="t" o:hr="t" fillcolor="#a0a0a0" stroked="f"/>
+          <v:rect id="_x0000_i1231" style="width:0;height:1.5pt" o:hralign="center" o:hrstd="t" o:hr="t" fillcolor="#a0a0a0" stroked="f"/>
         </w:pict>
       </w:r>
     </w:p>
@@ -22160,6 +22243,7 @@
         </w:numPr>
       </w:pPr>
       <w:r>
+        <w:lastRenderedPageBreak/>
         <w:t xml:space="preserve">improve clarity; </w:t>
       </w:r>
     </w:p>
@@ -22248,7 +22332,7 @@
     <w:p>
       <w:r>
         <w:pict w14:anchorId="0D8C0250">
-          <v:rect id="_x0000_i1842" style="width:0;height:1.5pt" o:hralign="center" o:hrstd="t" o:hr="t" fillcolor="#a0a0a0" stroked="f"/>
+          <v:rect id="_x0000_i1232" style="width:0;height:1.5pt" o:hralign="center" o:hrstd="t" o:hr="t" fillcolor="#a0a0a0" stroked="f"/>
         </w:pict>
       </w:r>
     </w:p>
@@ -22361,14 +22445,122 @@
     </w:p>
     <w:p>
       <w:r>
+        <w:t>This modular organization simplifies long-term maintenance.</w:t>
+      </w:r>
+    </w:p>
+    <w:p>
+      <w:r>
+        <w:pict w14:anchorId="4F417554">
+          <v:rect id="_x0000_i1233" style="width:0;height:1.5pt" o:hralign="center" o:hrstd="t" o:hr="t" fillcolor="#a0a0a0" stroked="f"/>
+        </w:pict>
+      </w:r>
+    </w:p>
+    <w:p>
+      <w:pPr>
+        <w:rPr>
+          <w:b/>
+          <w:bCs/>
+        </w:rPr>
+      </w:pPr>
+      <w:r>
+        <w:rPr>
+          <w:b/>
+          <w:bCs/>
+        </w:rPr>
+        <w:t>G.12 Release Management</w:t>
+      </w:r>
+    </w:p>
+    <w:p>
+      <w:r>
+        <w:t>Published releases represent stable snapshots of the specification ecosystem.</w:t>
+      </w:r>
+    </w:p>
+    <w:p>
+      <w:r>
+        <w:t>A release may include updates to one or more specifications.</w:t>
+      </w:r>
+    </w:p>
+    <w:p>
+      <w:r>
+        <w:t>Release documentation should identify:</w:t>
+      </w:r>
+    </w:p>
+    <w:p>
+      <w:pPr>
+        <w:numPr>
+          <w:ilvl w:val="0"/>
+          <w:numId w:val="126"/>
+        </w:numPr>
+      </w:pPr>
+      <w:r>
+        <w:t xml:space="preserve">updated specifications; </w:t>
+      </w:r>
+    </w:p>
+    <w:p>
+      <w:pPr>
+        <w:numPr>
+          <w:ilvl w:val="0"/>
+          <w:numId w:val="126"/>
+        </w:numPr>
+      </w:pPr>
+      <w:r>
         <w:lastRenderedPageBreak/>
-        <w:t>This modular organization simplifies long-term maintenance.</w:t>
-      </w:r>
-    </w:p>
-    <w:p>
-      <w:r>
-        <w:pict w14:anchorId="4F417554">
-          <v:rect id="_x0000_i1843" style="width:0;height:1.5pt" o:hralign="center" o:hrstd="t" o:hr="t" fillcolor="#a0a0a0" stroked="f"/>
+        <w:t xml:space="preserve">compatibility considerations; </w:t>
+      </w:r>
+    </w:p>
+    <w:p>
+      <w:pPr>
+        <w:numPr>
+          <w:ilvl w:val="0"/>
+          <w:numId w:val="126"/>
+        </w:numPr>
+      </w:pPr>
+      <w:r>
+        <w:t xml:space="preserve">significant architectural changes; </w:t>
+      </w:r>
+    </w:p>
+    <w:p>
+      <w:pPr>
+        <w:numPr>
+          <w:ilvl w:val="0"/>
+          <w:numId w:val="126"/>
+        </w:numPr>
+      </w:pPr>
+      <w:r>
+        <w:t xml:space="preserve">new requirements; </w:t>
+      </w:r>
+    </w:p>
+    <w:p>
+      <w:pPr>
+        <w:numPr>
+          <w:ilvl w:val="0"/>
+          <w:numId w:val="126"/>
+        </w:numPr>
+      </w:pPr>
+      <w:r>
+        <w:t xml:space="preserve">deprecated content; and </w:t>
+      </w:r>
+    </w:p>
+    <w:p>
+      <w:pPr>
+        <w:numPr>
+          <w:ilvl w:val="0"/>
+          <w:numId w:val="126"/>
+        </w:numPr>
+      </w:pPr>
+      <w:r>
+        <w:t xml:space="preserve">affected companion specifications. </w:t>
+      </w:r>
+    </w:p>
+    <w:p>
+      <w:r>
+        <w:t>Release documentation supports controlled adoption by implementers.</w:t>
+      </w:r>
+    </w:p>
+    <w:p>
+      <w:r>
+        <w:pict w14:anchorId="1D3EEF2F">
+          <v:rect id="_x0000_i1234" style="width:0;height:1.5pt" o:hralign="center" o:hrstd="t" o:hr="t" fillcolor="#a0a0a0" stroked="f"/>
         </w:pict>
       </w:r>
     </w:p>
@@ -22384,99 +22576,94 @@
           <w:b/>
           <w:bCs/>
         </w:rPr>
-        <w:t>G.12 Release Management</w:t>
-      </w:r>
-    </w:p>
-    <w:p>
-      <w:r>
-        <w:t>Published releases represent stable snapshots of the specification ecosystem.</w:t>
-      </w:r>
-    </w:p>
-    <w:p>
-      <w:r>
-        <w:t>A release may include updates to one or more specifications.</w:t>
-      </w:r>
-    </w:p>
-    <w:p>
-      <w:r>
-        <w:t>Release documentation should identify:</w:t>
-      </w:r>
-    </w:p>
-    <w:p>
-      <w:pPr>
-        <w:numPr>
-          <w:ilvl w:val="0"/>
-          <w:numId w:val="126"/>
-        </w:numPr>
-      </w:pPr>
-      <w:r>
-        <w:t xml:space="preserve">updated specifications; </w:t>
-      </w:r>
-    </w:p>
-    <w:p>
-      <w:pPr>
-        <w:numPr>
-          <w:ilvl w:val="0"/>
-          <w:numId w:val="126"/>
-        </w:numPr>
-      </w:pPr>
-      <w:r>
-        <w:t xml:space="preserve">compatibility considerations; </w:t>
-      </w:r>
-    </w:p>
-    <w:p>
-      <w:pPr>
-        <w:numPr>
-          <w:ilvl w:val="0"/>
-          <w:numId w:val="126"/>
-        </w:numPr>
-      </w:pPr>
-      <w:r>
-        <w:t xml:space="preserve">significant architectural changes; </w:t>
-      </w:r>
-    </w:p>
-    <w:p>
-      <w:pPr>
-        <w:numPr>
-          <w:ilvl w:val="0"/>
-          <w:numId w:val="126"/>
-        </w:numPr>
-      </w:pPr>
-      <w:r>
-        <w:t xml:space="preserve">new requirements; </w:t>
-      </w:r>
-    </w:p>
-    <w:p>
-      <w:pPr>
-        <w:numPr>
-          <w:ilvl w:val="0"/>
-          <w:numId w:val="126"/>
-        </w:numPr>
-      </w:pPr>
-      <w:r>
-        <w:t xml:space="preserve">deprecated content; and </w:t>
-      </w:r>
-    </w:p>
-    <w:p>
-      <w:pPr>
-        <w:numPr>
-          <w:ilvl w:val="0"/>
-          <w:numId w:val="126"/>
-        </w:numPr>
-      </w:pPr>
-      <w:r>
-        <w:t xml:space="preserve">affected companion specifications. </w:t>
-      </w:r>
-    </w:p>
-    <w:p>
-      <w:r>
-        <w:t>Release documentation supports controlled adoption by implementers.</w:t>
-      </w:r>
-    </w:p>
-    <w:p>
-      <w:r>
-        <w:pict w14:anchorId="1D3EEF2F">
-          <v:rect id="_x0000_i1844" style="width:0;height:1.5pt" o:hralign="center" o:hrstd="t" o:hr="t" fillcolor="#a0a0a0" stroked="f"/>
+        <w:t>G.13 Long-Term Evolution</w:t>
+      </w:r>
+    </w:p>
+    <w:p>
+      <w:r>
+        <w:t>The AGCP architecture is intended to support long-term growth without requiring architectural redesign.</w:t>
+      </w:r>
+    </w:p>
+    <w:p>
+      <w:r>
+        <w:t>Future evolution is expected to occur primarily through:</w:t>
+      </w:r>
+    </w:p>
+    <w:p>
+      <w:pPr>
+        <w:numPr>
+          <w:ilvl w:val="0"/>
+          <w:numId w:val="127"/>
+        </w:numPr>
+      </w:pPr>
+      <w:r>
+        <w:t xml:space="preserve">additional Runtime Governance Requirements; </w:t>
+      </w:r>
+    </w:p>
+    <w:p>
+      <w:pPr>
+        <w:numPr>
+          <w:ilvl w:val="0"/>
+          <w:numId w:val="127"/>
+        </w:numPr>
+      </w:pPr>
+      <w:r>
+        <w:t xml:space="preserve">additional Companion Specifications; </w:t>
+      </w:r>
+    </w:p>
+    <w:p>
+      <w:pPr>
+        <w:numPr>
+          <w:ilvl w:val="0"/>
+          <w:numId w:val="127"/>
+        </w:numPr>
+      </w:pPr>
+      <w:r>
+        <w:t xml:space="preserve">expanded assessment methodologies; </w:t>
+      </w:r>
+    </w:p>
+    <w:p>
+      <w:pPr>
+        <w:numPr>
+          <w:ilvl w:val="0"/>
+          <w:numId w:val="127"/>
+        </w:numPr>
+      </w:pPr>
+      <w:r>
+        <w:t xml:space="preserve">additional implementation profiles; </w:t>
+      </w:r>
+    </w:p>
+    <w:p>
+      <w:pPr>
+        <w:numPr>
+          <w:ilvl w:val="0"/>
+          <w:numId w:val="127"/>
+        </w:numPr>
+      </w:pPr>
+      <w:r>
+        <w:t xml:space="preserve">additional protocol bindings; and </w:t>
+      </w:r>
+    </w:p>
+    <w:p>
+      <w:pPr>
+        <w:numPr>
+          <w:ilvl w:val="0"/>
+          <w:numId w:val="127"/>
+        </w:numPr>
+      </w:pPr>
+      <w:r>
+        <w:t xml:space="preserve">additional conformance tests. </w:t>
+      </w:r>
+    </w:p>
+    <w:p>
+      <w:r>
+        <w:t>This evolutionary approach enables the specification ecosystem to grow while preserving the architectural foundation established by the Core Specification.</w:t>
+      </w:r>
+    </w:p>
+    <w:p>
+      <w:r>
+        <w:pict w14:anchorId="126AA57C">
+          <v:rect id="_x0000_i1235" style="width:0;height:1.5pt" o:hralign="center" o:hrstd="t" o:hr="t" fillcolor="#a0a0a0" stroked="f"/>
         </w:pict>
       </w:r>
     </w:p>
@@ -22492,94 +22679,144 @@
           <w:b/>
           <w:bCs/>
         </w:rPr>
-        <w:t>G.13 Long-Term Evolution</w:t>
-      </w:r>
-    </w:p>
-    <w:p>
-      <w:r>
-        <w:t>The AGCP architecture is intended to support long-term growth without requiring architectural redesign.</w:t>
-      </w:r>
-    </w:p>
-    <w:p>
-      <w:r>
-        <w:t>Future evolution is expected to occur primarily through:</w:t>
-      </w:r>
-    </w:p>
-    <w:p>
-      <w:pPr>
-        <w:numPr>
-          <w:ilvl w:val="0"/>
-          <w:numId w:val="127"/>
-        </w:numPr>
-      </w:pPr>
-      <w:r>
-        <w:t xml:space="preserve">additional Runtime Governance Requirements; </w:t>
-      </w:r>
-    </w:p>
-    <w:p>
-      <w:pPr>
-        <w:numPr>
-          <w:ilvl w:val="0"/>
-          <w:numId w:val="127"/>
-        </w:numPr>
-      </w:pPr>
-      <w:r>
-        <w:t xml:space="preserve">additional Companion Specifications; </w:t>
-      </w:r>
-    </w:p>
-    <w:p>
-      <w:pPr>
-        <w:numPr>
-          <w:ilvl w:val="0"/>
-          <w:numId w:val="127"/>
-        </w:numPr>
-      </w:pPr>
-      <w:r>
-        <w:t xml:space="preserve">expanded assessment methodologies; </w:t>
-      </w:r>
-    </w:p>
-    <w:p>
-      <w:pPr>
-        <w:numPr>
-          <w:ilvl w:val="0"/>
-          <w:numId w:val="127"/>
-        </w:numPr>
-      </w:pPr>
-      <w:r>
-        <w:t xml:space="preserve">additional implementation profiles; </w:t>
-      </w:r>
-    </w:p>
-    <w:p>
-      <w:pPr>
-        <w:numPr>
-          <w:ilvl w:val="0"/>
-          <w:numId w:val="127"/>
-        </w:numPr>
-      </w:pPr>
-      <w:r>
-        <w:t xml:space="preserve">additional protocol bindings; and </w:t>
-      </w:r>
-    </w:p>
-    <w:p>
-      <w:pPr>
-        <w:numPr>
-          <w:ilvl w:val="0"/>
-          <w:numId w:val="127"/>
-        </w:numPr>
-      </w:pPr>
-      <w:r>
-        <w:t xml:space="preserve">additional conformance tests. </w:t>
-      </w:r>
-    </w:p>
-    <w:p>
-      <w:r>
-        <w:t>This evolutionary approach enables the specification ecosystem to grow while preserving the architectural foundation established by the Core Specification.</w:t>
-      </w:r>
-    </w:p>
-    <w:p>
-      <w:r>
-        <w:pict w14:anchorId="126AA57C">
-          <v:rect id="_x0000_i1845" style="width:0;height:1.5pt" o:hralign="center" o:hrstd="t" o:hr="t" fillcolor="#a0a0a0" stroked="f"/>
+        <w:t>G.14 Relationship to the Core Specification</w:t>
+      </w:r>
+    </w:p>
+    <w:p>
+      <w:r>
+        <w:t>The Core Specification defines the normative runtime architecture.</w:t>
+      </w:r>
+    </w:p>
+    <w:p>
+      <w:r>
+        <w:t>This appendix describes how that architecture may evolve while preserving:</w:t>
+      </w:r>
+    </w:p>
+    <w:p>
+      <w:pPr>
+        <w:numPr>
+          <w:ilvl w:val="0"/>
+          <w:numId w:val="128"/>
+        </w:numPr>
+      </w:pPr>
+      <w:r>
+        <w:t xml:space="preserve">architectural integrity; </w:t>
+      </w:r>
+    </w:p>
+    <w:p>
+      <w:pPr>
+        <w:numPr>
+          <w:ilvl w:val="0"/>
+          <w:numId w:val="128"/>
+        </w:numPr>
+      </w:pPr>
+      <w:r>
+        <w:t xml:space="preserve">traceability; </w:t>
+      </w:r>
+    </w:p>
+    <w:p>
+      <w:pPr>
+        <w:numPr>
+          <w:ilvl w:val="0"/>
+          <w:numId w:val="128"/>
+        </w:numPr>
+      </w:pPr>
+      <w:r>
+        <w:t xml:space="preserve">deterministic governance; </w:t>
+      </w:r>
+    </w:p>
+    <w:p>
+      <w:pPr>
+        <w:numPr>
+          <w:ilvl w:val="0"/>
+          <w:numId w:val="128"/>
+        </w:numPr>
+      </w:pPr>
+      <w:r>
+        <w:t xml:space="preserve">implementation independence; and </w:t>
+      </w:r>
+    </w:p>
+    <w:p>
+      <w:pPr>
+        <w:numPr>
+          <w:ilvl w:val="0"/>
+          <w:numId w:val="128"/>
+        </w:numPr>
+      </w:pPr>
+      <w:r>
+        <w:t xml:space="preserve">objective conformance. </w:t>
+      </w:r>
+    </w:p>
+    <w:p>
+      <w:r>
+        <w:lastRenderedPageBreak/>
+        <w:t>The principles described herein are intended to support the long-term stability and maintainability of the AGCP specification ecosystem.</w:t>
+      </w:r>
+    </w:p>
+    <w:p>
+      <w:pPr>
+        <w:rPr>
+          <w:b/>
+          <w:bCs/>
+        </w:rPr>
+      </w:pPr>
+      <w:r>
+        <w:rPr>
+          <w:b/>
+          <w:bCs/>
+        </w:rPr>
+        <w:t>Appendix H (Informative)</w:t>
+      </w:r>
+    </w:p>
+    <w:p>
+      <w:pPr>
+        <w:rPr>
+          <w:b/>
+          <w:bCs/>
+        </w:rPr>
+      </w:pPr>
+      <w:r>
+        <w:rPr>
+          <w:b/>
+          <w:bCs/>
+        </w:rPr>
+        <w:t>Architectural Design Principles</w:t>
+      </w:r>
+    </w:p>
+    <w:p>
+      <w:pPr>
+        <w:rPr>
+          <w:b/>
+          <w:bCs/>
+        </w:rPr>
+      </w:pPr>
+      <w:r>
+        <w:rPr>
+          <w:b/>
+          <w:bCs/>
+        </w:rPr>
+        <w:t>H.1 Purpose</w:t>
+      </w:r>
+    </w:p>
+    <w:p>
+      <w:r>
+        <w:t>This appendix summarizes the architectural design principles that guided the development of the AGCP Core Specification.</w:t>
+      </w:r>
+    </w:p>
+    <w:p>
+      <w:r>
+        <w:t>These principles explain the rationale underlying the architecture and provide context for understanding the normative requirements defined throughout this specification.</w:t>
+      </w:r>
+    </w:p>
+    <w:p>
+      <w:r>
+        <w:t>This appendix is informative and introduces no additional normative requirements.</w:t>
+      </w:r>
+    </w:p>
+    <w:p>
+      <w:r>
+        <w:pict w14:anchorId="01DA46B2">
+          <v:rect id="_x0000_i1236" style="width:0;height:1.5pt" o:hralign="center" o:hrstd="t" o:hr="t" fillcolor="#a0a0a0" stroked="f"/>
         </w:pict>
       </w:r>
     </w:p>
@@ -22595,144 +22832,37 @@
           <w:b/>
           <w:bCs/>
         </w:rPr>
-        <w:t>G.14 Relationship to the Core Specification</w:t>
-      </w:r>
-    </w:p>
-    <w:p>
-      <w:r>
-        <w:t>The Core Specification defines the normative runtime architecture.</w:t>
-      </w:r>
-    </w:p>
-    <w:p>
-      <w:r>
-        <w:lastRenderedPageBreak/>
-        <w:t>This appendix describes how that architecture may evolve while preserving:</w:t>
-      </w:r>
-    </w:p>
-    <w:p>
-      <w:pPr>
-        <w:numPr>
-          <w:ilvl w:val="0"/>
-          <w:numId w:val="128"/>
-        </w:numPr>
-      </w:pPr>
-      <w:r>
-        <w:t xml:space="preserve">architectural integrity; </w:t>
-      </w:r>
-    </w:p>
-    <w:p>
-      <w:pPr>
-        <w:numPr>
-          <w:ilvl w:val="0"/>
-          <w:numId w:val="128"/>
-        </w:numPr>
-      </w:pPr>
-      <w:r>
-        <w:t xml:space="preserve">traceability; </w:t>
-      </w:r>
-    </w:p>
-    <w:p>
-      <w:pPr>
-        <w:numPr>
-          <w:ilvl w:val="0"/>
-          <w:numId w:val="128"/>
-        </w:numPr>
-      </w:pPr>
-      <w:r>
-        <w:t xml:space="preserve">deterministic governance; </w:t>
-      </w:r>
-    </w:p>
-    <w:p>
-      <w:pPr>
-        <w:numPr>
-          <w:ilvl w:val="0"/>
-          <w:numId w:val="128"/>
-        </w:numPr>
-      </w:pPr>
-      <w:r>
-        <w:t xml:space="preserve">implementation independence; and </w:t>
-      </w:r>
-    </w:p>
-    <w:p>
-      <w:pPr>
-        <w:numPr>
-          <w:ilvl w:val="0"/>
-          <w:numId w:val="128"/>
-        </w:numPr>
-      </w:pPr>
-      <w:r>
-        <w:t xml:space="preserve">objective conformance. </w:t>
-      </w:r>
-    </w:p>
-    <w:p>
-      <w:r>
-        <w:t>The principles described herein are intended to support the long-term stability and maintainability of the AGCP specification ecosystem.</w:t>
-      </w:r>
-    </w:p>
-    <w:p>
-      <w:pPr>
-        <w:rPr>
-          <w:b/>
-          <w:bCs/>
-        </w:rPr>
-      </w:pPr>
-      <w:r>
-        <w:rPr>
-          <w:b/>
-          <w:bCs/>
-        </w:rPr>
-        <w:t>Appendix H (Informative)</w:t>
-      </w:r>
-    </w:p>
-    <w:p>
-      <w:pPr>
-        <w:rPr>
-          <w:b/>
-          <w:bCs/>
-        </w:rPr>
-      </w:pPr>
-      <w:r>
-        <w:rPr>
-          <w:b/>
-          <w:bCs/>
-        </w:rPr>
-        <w:t>Architectural Design Principles</w:t>
-      </w:r>
-    </w:p>
-    <w:p>
-      <w:pPr>
-        <w:rPr>
-          <w:b/>
-          <w:bCs/>
-        </w:rPr>
-      </w:pPr>
-      <w:r>
-        <w:rPr>
-          <w:b/>
-          <w:bCs/>
-        </w:rPr>
-        <w:t>H.1 Purpose</w:t>
-      </w:r>
-    </w:p>
-    <w:p>
-      <w:r>
-        <w:t>This appendix summarizes the architectural design principles that guided the development of the AGCP Core Specification.</w:t>
-      </w:r>
-    </w:p>
-    <w:p>
-      <w:r>
-        <w:t>These principles explain the rationale underlying the architecture and provide context for understanding the normative requirements defined throughout this specification.</w:t>
-      </w:r>
-    </w:p>
-    <w:p>
-      <w:r>
-        <w:t>This appendix is informative and introduces no additional normative requirements.</w:t>
-      </w:r>
-    </w:p>
-    <w:p>
-      <w:r>
-        <w:pict w14:anchorId="01DA46B2">
-          <v:rect id="_x0000_i1943" style="width:0;height:1.5pt" o:hralign="center" o:hrstd="t" o:hr="t" fillcolor="#a0a0a0" stroked="f"/>
+        <w:t>H.2 Design Philosophy</w:t>
+      </w:r>
+    </w:p>
+    <w:p>
+      <w:r>
+        <w:t>The AGCP architecture was developed around a single objective:</w:t>
+      </w:r>
+    </w:p>
+    <w:p>
+      <w:r>
+        <w:rPr>
+          <w:b/>
+          <w:bCs/>
+        </w:rPr>
+        <w:t>Ensure that every governance-significant action is deterministically evaluated, authorized, committed, and evidenced before execution occurs.</w:t>
+      </w:r>
+    </w:p>
+    <w:p>
+      <w:r>
+        <w:t>Achieving this objective requires governance to function as a runtime architectural capability rather than solely as a policy management activity or an audit function.</w:t>
+      </w:r>
+    </w:p>
+    <w:p>
+      <w:r>
+        <w:t>The resulting architecture emphasizes deterministic execution-layer governance that is implementation-independent, objectively assessable, and suitable for autonomous as well as programmatic systems.</w:t>
+      </w:r>
+    </w:p>
+    <w:p>
+      <w:r>
+        <w:pict w14:anchorId="2DD6DDE0">
+          <v:rect id="_x0000_i1237" style="width:0;height:1.5pt" o:hralign="center" o:hrstd="t" o:hr="t" fillcolor="#a0a0a0" stroked="f"/>
         </w:pict>
       </w:r>
     </w:p>
@@ -22748,52 +22878,6 @@
           <w:b/>
           <w:bCs/>
         </w:rPr>
-        <w:t>H.2 Design Philosophy</w:t>
-      </w:r>
-    </w:p>
-    <w:p>
-      <w:r>
-        <w:t>The AGCP architecture was developed around a single objective:</w:t>
-      </w:r>
-    </w:p>
-    <w:p>
-      <w:r>
-        <w:rPr>
-          <w:b/>
-          <w:bCs/>
-        </w:rPr>
-        <w:t>Ensure that every governance-significant action is deterministically evaluated, authorized, committed, and evidenced before execution occurs.</w:t>
-      </w:r>
-    </w:p>
-    <w:p>
-      <w:r>
-        <w:t>Achieving this objective requires governance to function as a runtime architectural capability rather than solely as a policy management activity or an audit function.</w:t>
-      </w:r>
-    </w:p>
-    <w:p>
-      <w:r>
-        <w:t>The resulting architecture emphasizes deterministic execution-layer governance that is implementation-independent, objectively assessable, and suitable for autonomous as well as programmatic systems.</w:t>
-      </w:r>
-    </w:p>
-    <w:p>
-      <w:r>
-        <w:pict w14:anchorId="2DD6DDE0">
-          <v:rect id="_x0000_i1944" style="width:0;height:1.5pt" o:hralign="center" o:hrstd="t" o:hr="t" fillcolor="#a0a0a0" stroked="f"/>
-        </w:pict>
-      </w:r>
-    </w:p>
-    <w:p>
-      <w:pPr>
-        <w:rPr>
-          <w:b/>
-          <w:bCs/>
-        </w:rPr>
-      </w:pPr>
-      <w:r>
-        <w:rPr>
-          <w:b/>
-          <w:bCs/>
-        </w:rPr>
         <w:t>H.3 Governance Before Execution</w:t>
       </w:r>
     </w:p>
@@ -22809,14 +22893,13 @@
     </w:p>
     <w:p>
       <w:r>
-        <w:lastRenderedPageBreak/>
         <w:t>This principle separates governance from post-execution monitoring and distinguishes runtime governance from governance that operates solely during system design or deployment.</w:t>
       </w:r>
     </w:p>
     <w:p>
       <w:r>
         <w:pict w14:anchorId="270AB199">
-          <v:rect id="_x0000_i1945" style="width:0;height:1.5pt" o:hralign="center" o:hrstd="t" o:hr="t" fillcolor="#a0a0a0" stroked="f"/>
+          <v:rect id="_x0000_i1238" style="width:0;height:1.5pt" o:hralign="center" o:hrstd="t" o:hr="t" fillcolor="#a0a0a0" stroked="f"/>
         </w:pict>
       </w:r>
     </w:p>
@@ -22884,6 +22967,7 @@
                 <w:b/>
                 <w:bCs/>
               </w:rPr>
+              <w:lastRenderedPageBreak/>
               <w:t>Governance Stage</w:t>
             </w:r>
           </w:p>
@@ -23065,7 +23149,7 @@
     <w:p>
       <w:r>
         <w:pict w14:anchorId="604BEF2E">
-          <v:rect id="_x0000_i1946" style="width:0;height:1.5pt" o:hralign="center" o:hrstd="t" o:hr="t" fillcolor="#a0a0a0" stroked="f"/>
+          <v:rect id="_x0000_i1239" style="width:0;height:1.5pt" o:hralign="center" o:hrstd="t" o:hr="t" fillcolor="#a0a0a0" stroked="f"/>
         </w:pict>
       </w:r>
     </w:p>
@@ -23168,7 +23252,7 @@
     <w:p>
       <w:r>
         <w:pict w14:anchorId="5C23A52E">
-          <v:rect id="_x0000_i1947" style="width:0;height:1.5pt" o:hralign="center" o:hrstd="t" o:hr="t" fillcolor="#a0a0a0" stroked="f"/>
+          <v:rect id="_x0000_i1240" style="width:0;height:1.5pt" o:hralign="center" o:hrstd="t" o:hr="t" fillcolor="#a0a0a0" stroked="f"/>
         </w:pict>
       </w:r>
     </w:p>
@@ -23189,24 +23273,77 @@
     </w:p>
     <w:p>
       <w:r>
+        <w:t>AGCP performs governance at the execution layer.</w:t>
+      </w:r>
+    </w:p>
+    <w:p>
+      <w:r>
+        <w:t>Execution-layer governance provides several advantages over governance mechanisms operating solely during design time, deployment time, or post-execution monitoring.</w:t>
+      </w:r>
+    </w:p>
+    <w:p>
+      <w:r>
+        <w:t>Execution-layer governance ensures that governance decisions directly influence the transition from authorized intent to governed execution.</w:t>
+      </w:r>
+    </w:p>
+    <w:p>
+      <w:r>
+        <w:pict w14:anchorId="5E84BE02">
+          <v:rect id="_x0000_i1241" style="width:0;height:1.5pt" o:hralign="center" o:hrstd="t" o:hr="t" fillcolor="#a0a0a0" stroked="f"/>
+        </w:pict>
+      </w:r>
+    </w:p>
+    <w:p>
+      <w:pPr>
+        <w:rPr>
+          <w:b/>
+          <w:bCs/>
+        </w:rPr>
+      </w:pPr>
+      <w:r>
+        <w:rPr>
+          <w:b/>
+          <w:bCs/>
+        </w:rPr>
+        <w:t>H.7 Non-</w:t>
+      </w:r>
+      <w:proofErr w:type="spellStart"/>
+      <w:r>
+        <w:rPr>
+          <w:b/>
+          <w:bCs/>
+        </w:rPr>
+        <w:t>Bypassable</w:t>
+      </w:r>
+      <w:proofErr w:type="spellEnd"/>
+      <w:r>
+        <w:rPr>
+          <w:b/>
+          <w:bCs/>
+        </w:rPr>
+        <w:t xml:space="preserve"> Governance</w:t>
+      </w:r>
+    </w:p>
+    <w:p>
+      <w:r>
         <w:lastRenderedPageBreak/>
-        <w:t>AGCP performs governance at the execution layer.</w:t>
-      </w:r>
-    </w:p>
-    <w:p>
-      <w:r>
-        <w:t>Execution-layer governance provides several advantages over governance mechanisms operating solely during design time, deployment time, or post-execution monitoring.</w:t>
-      </w:r>
-    </w:p>
-    <w:p>
-      <w:r>
-        <w:t>Execution-layer governance ensures that governance decisions directly influence the transition from authorized intent to governed execution.</w:t>
-      </w:r>
-    </w:p>
-    <w:p>
-      <w:r>
-        <w:pict w14:anchorId="5E84BE02">
-          <v:rect id="_x0000_i1948" style="width:0;height:1.5pt" o:hralign="center" o:hrstd="t" o:hr="t" fillcolor="#a0a0a0" stroked="f"/>
+        <w:t>Governance is intended to be architecturally unavoidable.</w:t>
+      </w:r>
+    </w:p>
+    <w:p>
+      <w:r>
+        <w:t>Governance processing is positioned so that governance-significant execution cannot legitimately occur without successful completion of the governance pipeline.</w:t>
+      </w:r>
+    </w:p>
+    <w:p>
+      <w:r>
+        <w:t>This principle contributes directly to governance integrity and objective assurance.</w:t>
+      </w:r>
+    </w:p>
+    <w:p>
+      <w:r>
+        <w:pict w14:anchorId="257A4CF0">
+          <v:rect id="_x0000_i1242" style="width:0;height:1.5pt" o:hralign="center" o:hrstd="t" o:hr="t" fillcolor="#a0a0a0" stroked="f"/>
         </w:pict>
       </w:r>
     </w:p>
@@ -23222,44 +23359,315 @@
           <w:b/>
           <w:bCs/>
         </w:rPr>
-        <w:t>H.7 Non-</w:t>
-      </w:r>
+        <w:t>H.8 Explicit Authority</w:t>
+      </w:r>
+    </w:p>
+    <w:p>
+      <w:r>
+        <w:t>Authority is treated as an explicit architectural construct.</w:t>
+      </w:r>
+    </w:p>
+    <w:p>
+      <w:r>
+        <w:t>Authority is:</w:t>
+      </w:r>
+    </w:p>
+    <w:p>
+      <w:pPr>
+        <w:numPr>
+          <w:ilvl w:val="0"/>
+          <w:numId w:val="130"/>
+        </w:numPr>
+      </w:pPr>
+      <w:r>
+        <w:t xml:space="preserve">established; </w:t>
+      </w:r>
+    </w:p>
+    <w:p>
+      <w:pPr>
+        <w:numPr>
+          <w:ilvl w:val="0"/>
+          <w:numId w:val="130"/>
+        </w:numPr>
+      </w:pPr>
+      <w:r>
+        <w:t xml:space="preserve">validated; </w:t>
+      </w:r>
+    </w:p>
+    <w:p>
+      <w:pPr>
+        <w:numPr>
+          <w:ilvl w:val="0"/>
+          <w:numId w:val="130"/>
+        </w:numPr>
+      </w:pPr>
+      <w:r>
+        <w:t xml:space="preserve">constrained; </w:t>
+      </w:r>
+    </w:p>
+    <w:p>
+      <w:pPr>
+        <w:numPr>
+          <w:ilvl w:val="0"/>
+          <w:numId w:val="130"/>
+        </w:numPr>
+      </w:pPr>
+      <w:r>
+        <w:t xml:space="preserve">delegated; </w:t>
+      </w:r>
+    </w:p>
+    <w:p>
+      <w:pPr>
+        <w:numPr>
+          <w:ilvl w:val="0"/>
+          <w:numId w:val="130"/>
+        </w:numPr>
+      </w:pPr>
+      <w:r>
+        <w:t xml:space="preserve">traced; and </w:t>
+      </w:r>
+    </w:p>
+    <w:p>
+      <w:pPr>
+        <w:numPr>
+          <w:ilvl w:val="0"/>
+          <w:numId w:val="130"/>
+        </w:numPr>
+      </w:pPr>
+      <w:r>
+        <w:t xml:space="preserve">continuously evaluated. </w:t>
+      </w:r>
+    </w:p>
+    <w:p>
+      <w:r>
+        <w:t>Authority is never inferred implicitly.</w:t>
+      </w:r>
+    </w:p>
+    <w:p>
+      <w:r>
+        <w:t>Explicit authority simplifies governance reasoning and strengthens objective verification.</w:t>
+      </w:r>
+    </w:p>
+    <w:p>
+      <w:r>
+        <w:pict w14:anchorId="5FE6507A">
+          <v:rect id="_x0000_i1243" style="width:0;height:1.5pt" o:hralign="center" o:hrstd="t" o:hr="t" fillcolor="#a0a0a0" stroked="f"/>
+        </w:pict>
+      </w:r>
+    </w:p>
+    <w:p>
+      <w:pPr>
+        <w:rPr>
+          <w:b/>
+          <w:bCs/>
+        </w:rPr>
+      </w:pPr>
+      <w:r>
+        <w:rPr>
+          <w:b/>
+          <w:bCs/>
+        </w:rPr>
+        <w:t>H.9 Evidence by Design</w:t>
+      </w:r>
+    </w:p>
+    <w:p>
+      <w:r>
+        <w:t>Governance Evidence is produced as an integral component of governance processing rather than as an independent audit activity.</w:t>
+      </w:r>
+    </w:p>
+    <w:p>
+      <w:r>
+        <w:t>Evidence therefore reflects the authoritative governance decisions actually used during runtime.</w:t>
+      </w:r>
+    </w:p>
+    <w:p>
+      <w:r>
+        <w:t>This principle enables deterministic replay, conformance assessment, and governance assurance.</w:t>
+      </w:r>
+    </w:p>
+    <w:p>
+      <w:r>
+        <w:pict w14:anchorId="21AA487D">
+          <v:rect id="_x0000_i1244" style="width:0;height:1.5pt" o:hralign="center" o:hrstd="t" o:hr="t" fillcolor="#a0a0a0" stroked="f"/>
+        </w:pict>
+      </w:r>
+    </w:p>
+    <w:p>
+      <w:pPr>
+        <w:rPr>
+          <w:b/>
+          <w:bCs/>
+        </w:rPr>
+      </w:pPr>
+      <w:r>
+        <w:rPr>
+          <w:b/>
+          <w:bCs/>
+        </w:rPr>
+        <w:t>H.10 Architectural Independence</w:t>
+      </w:r>
+    </w:p>
+    <w:p>
+      <w:r>
+        <w:t>The AGCP architecture intentionally separates externally observable governance behavior from implementation technology.</w:t>
+      </w:r>
+    </w:p>
+    <w:p>
+      <w:r>
+        <w:t>Conformant implementations may differ internally while preserving equivalent governance behavior.</w:t>
+      </w:r>
+    </w:p>
+    <w:p>
+      <w:r>
+        <w:lastRenderedPageBreak/>
+        <w:t>This principle enables:</w:t>
+      </w:r>
+    </w:p>
+    <w:p>
+      <w:pPr>
+        <w:numPr>
+          <w:ilvl w:val="0"/>
+          <w:numId w:val="131"/>
+        </w:numPr>
+      </w:pPr>
+      <w:r>
+        <w:t xml:space="preserve">implementation flexibility; </w:t>
+      </w:r>
+    </w:p>
+    <w:p>
+      <w:pPr>
+        <w:numPr>
+          <w:ilvl w:val="0"/>
+          <w:numId w:val="131"/>
+        </w:numPr>
+      </w:pPr>
+      <w:r>
+        <w:t xml:space="preserve">vendor neutrality; </w:t>
+      </w:r>
+    </w:p>
+    <w:p>
+      <w:pPr>
+        <w:numPr>
+          <w:ilvl w:val="0"/>
+          <w:numId w:val="131"/>
+        </w:numPr>
+      </w:pPr>
+      <w:r>
+        <w:t xml:space="preserve">technology independence; and </w:t>
+      </w:r>
+    </w:p>
+    <w:p>
+      <w:pPr>
+        <w:numPr>
+          <w:ilvl w:val="0"/>
+          <w:numId w:val="131"/>
+        </w:numPr>
+      </w:pPr>
+      <w:r>
+        <w:t xml:space="preserve">long-term architectural stability. </w:t>
+      </w:r>
+    </w:p>
+    <w:p>
+      <w:r>
+        <w:pict w14:anchorId="1CABBA08">
+          <v:rect id="_x0000_i1245" style="width:0;height:1.5pt" o:hralign="center" o:hrstd="t" o:hr="t" fillcolor="#a0a0a0" stroked="f"/>
+        </w:pict>
+      </w:r>
+    </w:p>
+    <w:p>
+      <w:pPr>
+        <w:rPr>
+          <w:b/>
+          <w:bCs/>
+        </w:rPr>
+      </w:pPr>
+      <w:r>
+        <w:rPr>
+          <w:b/>
+          <w:bCs/>
+        </w:rPr>
+        <w:t>H.11 Runtime Governance as Infrastructure</w:t>
+      </w:r>
+    </w:p>
+    <w:p>
+      <w:r>
+        <w:t>AGCP treats runtime governance as foundational infrastructure rather than as an application feature.</w:t>
+      </w:r>
+    </w:p>
+    <w:p>
+      <w:r>
+        <w:t>Within this architecture:</w:t>
+      </w:r>
+    </w:p>
+    <w:p>
+      <w:pPr>
+        <w:numPr>
+          <w:ilvl w:val="0"/>
+          <w:numId w:val="132"/>
+        </w:numPr>
+      </w:pPr>
+      <w:r>
+        <w:t xml:space="preserve">applications propose actions; </w:t>
+      </w:r>
+    </w:p>
+    <w:p>
+      <w:pPr>
+        <w:numPr>
+          <w:ilvl w:val="0"/>
+          <w:numId w:val="132"/>
+        </w:numPr>
+      </w:pPr>
+      <w:r>
+        <w:t xml:space="preserve">governance determines admissibility; </w:t>
+      </w:r>
+    </w:p>
+    <w:p>
+      <w:pPr>
+        <w:numPr>
+          <w:ilvl w:val="0"/>
+          <w:numId w:val="132"/>
+        </w:numPr>
+      </w:pPr>
+      <w:r>
+        <w:t xml:space="preserve">authorization validates execution; </w:t>
+      </w:r>
+    </w:p>
+    <w:p>
+      <w:pPr>
+        <w:numPr>
+          <w:ilvl w:val="0"/>
+          <w:numId w:val="132"/>
+        </w:numPr>
+      </w:pPr>
       <w:proofErr w:type="spellStart"/>
       <w:r>
-        <w:rPr>
-          <w:b/>
-          <w:bCs/>
-        </w:rPr>
-        <w:t>Bypassable</w:t>
+        <w:t>the</w:t>
       </w:r>
       <w:proofErr w:type="spellEnd"/>
       <w:r>
-        <w:rPr>
-          <w:b/>
-          <w:bCs/>
-        </w:rPr>
-        <w:t xml:space="preserve"> Governance</w:t>
-      </w:r>
-    </w:p>
-    <w:p>
-      <w:r>
-        <w:t>Governance is intended to be architecturally unavoidable.</w:t>
-      </w:r>
-    </w:p>
-    <w:p>
-      <w:r>
-        <w:t>Governance processing is positioned so that governance-significant execution cannot legitimately occur without successful completion of the governance pipeline.</w:t>
-      </w:r>
-    </w:p>
-    <w:p>
-      <w:r>
-        <w:t>This principle contributes directly to governance integrity and objective assurance.</w:t>
-      </w:r>
-    </w:p>
-    <w:p>
-      <w:r>
-        <w:pict w14:anchorId="257A4CF0">
-          <v:rect id="_x0000_i1949" style="width:0;height:1.5pt" o:hralign="center" o:hrstd="t" o:hr="t" fillcolor="#a0a0a0" stroked="f"/>
+        <w:t xml:space="preserve"> Commit Boundary binds authorization to execution; and </w:t>
+      </w:r>
+    </w:p>
+    <w:p>
+      <w:pPr>
+        <w:numPr>
+          <w:ilvl w:val="0"/>
+          <w:numId w:val="132"/>
+        </w:numPr>
+      </w:pPr>
+      <w:r>
+        <w:t xml:space="preserve">supporting governance services preserve governance integrity. </w:t>
+      </w:r>
+    </w:p>
+    <w:p>
+      <w:r>
+        <w:t>This architectural perspective allows governance capabilities to be shared consistently across diverse systems and execution environments.</w:t>
+      </w:r>
+    </w:p>
+    <w:p>
+      <w:r>
+        <w:pict w14:anchorId="030C777D">
+          <v:rect id="_x0000_i1246" style="width:0;height:1.5pt" o:hralign="center" o:hrstd="t" o:hr="t" fillcolor="#a0a0a0" stroked="f"/>
         </w:pict>
       </w:r>
     </w:p>
@@ -23275,330 +23683,6 @@
           <w:b/>
           <w:bCs/>
         </w:rPr>
-        <w:t>H.8 Explicit Authority</w:t>
-      </w:r>
-    </w:p>
-    <w:p>
-      <w:r>
-        <w:t>Authority is treated as an explicit architectural construct.</w:t>
-      </w:r>
-    </w:p>
-    <w:p>
-      <w:r>
-        <w:t>Authority is:</w:t>
-      </w:r>
-    </w:p>
-    <w:p>
-      <w:pPr>
-        <w:numPr>
-          <w:ilvl w:val="0"/>
-          <w:numId w:val="130"/>
-        </w:numPr>
-      </w:pPr>
-      <w:r>
-        <w:t xml:space="preserve">established; </w:t>
-      </w:r>
-    </w:p>
-    <w:p>
-      <w:pPr>
-        <w:numPr>
-          <w:ilvl w:val="0"/>
-          <w:numId w:val="130"/>
-        </w:numPr>
-      </w:pPr>
-      <w:r>
-        <w:t xml:space="preserve">validated; </w:t>
-      </w:r>
-    </w:p>
-    <w:p>
-      <w:pPr>
-        <w:numPr>
-          <w:ilvl w:val="0"/>
-          <w:numId w:val="130"/>
-        </w:numPr>
-      </w:pPr>
-      <w:r>
-        <w:t xml:space="preserve">constrained; </w:t>
-      </w:r>
-    </w:p>
-    <w:p>
-      <w:pPr>
-        <w:numPr>
-          <w:ilvl w:val="0"/>
-          <w:numId w:val="130"/>
-        </w:numPr>
-      </w:pPr>
-      <w:r>
-        <w:t xml:space="preserve">delegated; </w:t>
-      </w:r>
-    </w:p>
-    <w:p>
-      <w:pPr>
-        <w:numPr>
-          <w:ilvl w:val="0"/>
-          <w:numId w:val="130"/>
-        </w:numPr>
-      </w:pPr>
-      <w:r>
-        <w:t xml:space="preserve">traced; and </w:t>
-      </w:r>
-    </w:p>
-    <w:p>
-      <w:pPr>
-        <w:numPr>
-          <w:ilvl w:val="0"/>
-          <w:numId w:val="130"/>
-        </w:numPr>
-      </w:pPr>
-      <w:r>
-        <w:t xml:space="preserve">continuously evaluated. </w:t>
-      </w:r>
-    </w:p>
-    <w:p>
-      <w:r>
-        <w:t>Authority is never inferred implicitly.</w:t>
-      </w:r>
-    </w:p>
-    <w:p>
-      <w:r>
-        <w:t>Explicit authority simplifies governance reasoning and strengthens objective verification.</w:t>
-      </w:r>
-    </w:p>
-    <w:p>
-      <w:r>
-        <w:pict w14:anchorId="5FE6507A">
-          <v:rect id="_x0000_i1950" style="width:0;height:1.5pt" o:hralign="center" o:hrstd="t" o:hr="t" fillcolor="#a0a0a0" stroked="f"/>
-        </w:pict>
-      </w:r>
-    </w:p>
-    <w:p>
-      <w:pPr>
-        <w:rPr>
-          <w:b/>
-          <w:bCs/>
-        </w:rPr>
-      </w:pPr>
-      <w:r>
-        <w:rPr>
-          <w:b/>
-          <w:bCs/>
-        </w:rPr>
-        <w:t>H.9 Evidence by Design</w:t>
-      </w:r>
-    </w:p>
-    <w:p>
-      <w:r>
-        <w:t>Governance Evidence is produced as an integral component of governance processing rather than as an independent audit activity.</w:t>
-      </w:r>
-    </w:p>
-    <w:p>
-      <w:r>
-        <w:t>Evidence therefore reflects the authoritative governance decisions actually used during runtime.</w:t>
-      </w:r>
-    </w:p>
-    <w:p>
-      <w:r>
-        <w:lastRenderedPageBreak/>
-        <w:t>This principle enables deterministic replay, conformance assessment, and governance assurance.</w:t>
-      </w:r>
-    </w:p>
-    <w:p>
-      <w:r>
-        <w:pict w14:anchorId="21AA487D">
-          <v:rect id="_x0000_i1951" style="width:0;height:1.5pt" o:hralign="center" o:hrstd="t" o:hr="t" fillcolor="#a0a0a0" stroked="f"/>
-        </w:pict>
-      </w:r>
-    </w:p>
-    <w:p>
-      <w:pPr>
-        <w:rPr>
-          <w:b/>
-          <w:bCs/>
-        </w:rPr>
-      </w:pPr>
-      <w:r>
-        <w:rPr>
-          <w:b/>
-          <w:bCs/>
-        </w:rPr>
-        <w:t>H.10 Architectural Independence</w:t>
-      </w:r>
-    </w:p>
-    <w:p>
-      <w:r>
-        <w:t>The AGCP architecture intentionally separates externally observable governance behavior from implementation technology.</w:t>
-      </w:r>
-    </w:p>
-    <w:p>
-      <w:r>
-        <w:t>Conformant implementations may differ internally while preserving equivalent governance behavior.</w:t>
-      </w:r>
-    </w:p>
-    <w:p>
-      <w:r>
-        <w:t>This principle enables:</w:t>
-      </w:r>
-    </w:p>
-    <w:p>
-      <w:pPr>
-        <w:numPr>
-          <w:ilvl w:val="0"/>
-          <w:numId w:val="131"/>
-        </w:numPr>
-      </w:pPr>
-      <w:r>
-        <w:t xml:space="preserve">implementation flexibility; </w:t>
-      </w:r>
-    </w:p>
-    <w:p>
-      <w:pPr>
-        <w:numPr>
-          <w:ilvl w:val="0"/>
-          <w:numId w:val="131"/>
-        </w:numPr>
-      </w:pPr>
-      <w:r>
-        <w:t xml:space="preserve">vendor neutrality; </w:t>
-      </w:r>
-    </w:p>
-    <w:p>
-      <w:pPr>
-        <w:numPr>
-          <w:ilvl w:val="0"/>
-          <w:numId w:val="131"/>
-        </w:numPr>
-      </w:pPr>
-      <w:r>
-        <w:t xml:space="preserve">technology independence; and </w:t>
-      </w:r>
-    </w:p>
-    <w:p>
-      <w:pPr>
-        <w:numPr>
-          <w:ilvl w:val="0"/>
-          <w:numId w:val="131"/>
-        </w:numPr>
-      </w:pPr>
-      <w:r>
-        <w:t xml:space="preserve">long-term architectural stability. </w:t>
-      </w:r>
-    </w:p>
-    <w:p>
-      <w:r>
-        <w:pict w14:anchorId="1CABBA08">
-          <v:rect id="_x0000_i1952" style="width:0;height:1.5pt" o:hralign="center" o:hrstd="t" o:hr="t" fillcolor="#a0a0a0" stroked="f"/>
-        </w:pict>
-      </w:r>
-    </w:p>
-    <w:p>
-      <w:pPr>
-        <w:rPr>
-          <w:b/>
-          <w:bCs/>
-        </w:rPr>
-      </w:pPr>
-      <w:r>
-        <w:rPr>
-          <w:b/>
-          <w:bCs/>
-        </w:rPr>
-        <w:t>H.11 Runtime Governance as Infrastructure</w:t>
-      </w:r>
-    </w:p>
-    <w:p>
-      <w:r>
-        <w:t>AGCP treats runtime governance as foundational infrastructure rather than as an application feature.</w:t>
-      </w:r>
-    </w:p>
-    <w:p>
-      <w:r>
-        <w:t>Within this architecture:</w:t>
-      </w:r>
-    </w:p>
-    <w:p>
-      <w:pPr>
-        <w:numPr>
-          <w:ilvl w:val="0"/>
-          <w:numId w:val="132"/>
-        </w:numPr>
-      </w:pPr>
-      <w:r>
-        <w:t xml:space="preserve">applications propose actions; </w:t>
-      </w:r>
-    </w:p>
-    <w:p>
-      <w:pPr>
-        <w:numPr>
-          <w:ilvl w:val="0"/>
-          <w:numId w:val="132"/>
-        </w:numPr>
-      </w:pPr>
-      <w:r>
-        <w:t xml:space="preserve">governance determines admissibility; </w:t>
-      </w:r>
-    </w:p>
-    <w:p>
-      <w:pPr>
-        <w:numPr>
-          <w:ilvl w:val="0"/>
-          <w:numId w:val="132"/>
-        </w:numPr>
-      </w:pPr>
-      <w:r>
-        <w:t xml:space="preserve">authorization validates execution; </w:t>
-      </w:r>
-    </w:p>
-    <w:p>
-      <w:pPr>
-        <w:numPr>
-          <w:ilvl w:val="0"/>
-          <w:numId w:val="132"/>
-        </w:numPr>
-      </w:pPr>
-      <w:proofErr w:type="spellStart"/>
-      <w:r>
-        <w:t>the</w:t>
-      </w:r>
-      <w:proofErr w:type="spellEnd"/>
-      <w:r>
-        <w:t xml:space="preserve"> Commit Boundary binds authorization to execution; and </w:t>
-      </w:r>
-    </w:p>
-    <w:p>
-      <w:pPr>
-        <w:numPr>
-          <w:ilvl w:val="0"/>
-          <w:numId w:val="132"/>
-        </w:numPr>
-      </w:pPr>
-      <w:r>
-        <w:t xml:space="preserve">supporting governance services preserve governance integrity. </w:t>
-      </w:r>
-    </w:p>
-    <w:p>
-      <w:r>
-        <w:t>This architectural perspective allows governance capabilities to be shared consistently across diverse systems and execution environments.</w:t>
-      </w:r>
-    </w:p>
-    <w:p>
-      <w:r>
-        <w:pict w14:anchorId="030C777D">
-          <v:rect id="_x0000_i1953" style="width:0;height:1.5pt" o:hralign="center" o:hrstd="t" o:hr="t" fillcolor="#a0a0a0" stroked="f"/>
-        </w:pict>
-      </w:r>
-    </w:p>
-    <w:p>
-      <w:pPr>
-        <w:rPr>
-          <w:b/>
-          <w:bCs/>
-        </w:rPr>
-      </w:pPr>
-      <w:r>
-        <w:rPr>
-          <w:b/>
-          <w:bCs/>
-        </w:rPr>
         <w:t>H.12 Layered Specification Architecture</w:t>
       </w:r>
     </w:p>
@@ -23614,7 +23698,6 @@
     </w:p>
     <w:p>
       <w:r>
-        <w:lastRenderedPageBreak/>
         <w:t>Runtime Governance Requirements</w:t>
       </w:r>
       <w:r>
@@ -23659,6 +23742,9 @@
       </w:r>
       <w:r>
         <w:br/>
+      </w:r>
+      <w:r>
+        <w:lastRenderedPageBreak/>
         <w:t xml:space="preserve">              ▼</w:t>
       </w:r>
       <w:r>
@@ -23690,7 +23776,7 @@
     <w:p>
       <w:r>
         <w:pict w14:anchorId="10509AD4">
-          <v:rect id="_x0000_i1954" style="width:0;height:1.5pt" o:hralign="center" o:hrstd="t" o:hr="t" fillcolor="#a0a0a0" stroked="f"/>
+          <v:rect id="_x0000_i1247" style="width:0;height:1.5pt" o:hralign="center" o:hrstd="t" o:hr="t" fillcolor="#a0a0a0" stroked="f"/>
         </w:pict>
       </w:r>
     </w:p>
@@ -23727,7 +23813,7 @@
     <w:p>
       <w:r>
         <w:pict w14:anchorId="7F507521">
-          <v:rect id="_x0000_i1955" style="width:0;height:1.5pt" o:hralign="center" o:hrstd="t" o:hr="t" fillcolor="#a0a0a0" stroked="f"/>
+          <v:rect id="_x0000_i1248" style="width:0;height:1.5pt" o:hralign="center" o:hrstd="t" o:hr="t" fillcolor="#a0a0a0" stroked="f"/>
         </w:pict>
       </w:r>
     </w:p>
@@ -23822,63 +23908,63 @@
         </w:numPr>
       </w:pPr>
       <w:r>
+        <w:t xml:space="preserve">separation of responsibilities; </w:t>
+      </w:r>
+    </w:p>
+    <w:p>
+      <w:pPr>
+        <w:numPr>
+          <w:ilvl w:val="0"/>
+          <w:numId w:val="133"/>
+        </w:numPr>
+      </w:pPr>
+      <w:r>
+        <w:t xml:space="preserve">evidence by design; </w:t>
+      </w:r>
+    </w:p>
+    <w:p>
+      <w:pPr>
+        <w:numPr>
+          <w:ilvl w:val="0"/>
+          <w:numId w:val="133"/>
+        </w:numPr>
+      </w:pPr>
+      <w:r>
+        <w:t xml:space="preserve">implementation independence; </w:t>
+      </w:r>
+    </w:p>
+    <w:p>
+      <w:pPr>
+        <w:numPr>
+          <w:ilvl w:val="0"/>
+          <w:numId w:val="133"/>
+        </w:numPr>
+      </w:pPr>
+      <w:r>
+        <w:t xml:space="preserve">complete traceability; and </w:t>
+      </w:r>
+    </w:p>
+    <w:p>
+      <w:pPr>
+        <w:numPr>
+          <w:ilvl w:val="0"/>
+          <w:numId w:val="133"/>
+        </w:numPr>
+      </w:pPr>
+      <w:r>
+        <w:t xml:space="preserve">modular specification evolution. </w:t>
+      </w:r>
+    </w:p>
+    <w:p>
+      <w:r>
+        <w:t>Together these principles define the architectural character of AGCP and provide the conceptual foundation for the normative requirements contained within this Core Specification.</w:t>
+      </w:r>
+    </w:p>
+    <w:p>
+      <w:r>
         <w:lastRenderedPageBreak/>
-        <w:t xml:space="preserve">separation of responsibilities; </w:t>
-      </w:r>
-    </w:p>
-    <w:p>
-      <w:pPr>
-        <w:numPr>
-          <w:ilvl w:val="0"/>
-          <w:numId w:val="133"/>
-        </w:numPr>
-      </w:pPr>
-      <w:r>
-        <w:t xml:space="preserve">evidence by design; </w:t>
-      </w:r>
-    </w:p>
-    <w:p>
-      <w:pPr>
-        <w:numPr>
-          <w:ilvl w:val="0"/>
-          <w:numId w:val="133"/>
-        </w:numPr>
-      </w:pPr>
-      <w:r>
-        <w:t xml:space="preserve">implementation independence; </w:t>
-      </w:r>
-    </w:p>
-    <w:p>
-      <w:pPr>
-        <w:numPr>
-          <w:ilvl w:val="0"/>
-          <w:numId w:val="133"/>
-        </w:numPr>
-      </w:pPr>
-      <w:r>
-        <w:t xml:space="preserve">complete traceability; and </w:t>
-      </w:r>
-    </w:p>
-    <w:p>
-      <w:pPr>
-        <w:numPr>
-          <w:ilvl w:val="0"/>
-          <w:numId w:val="133"/>
-        </w:numPr>
-      </w:pPr>
-      <w:r>
-        <w:t xml:space="preserve">modular specification evolution. </w:t>
-      </w:r>
-    </w:p>
-    <w:p>
-      <w:r>
-        <w:t>Together these principles define the architectural character of AGCP and provide the conceptual foundation for the normative requirements contained within this Core Specification.</w:t>
-      </w:r>
-    </w:p>
-    <w:p>
-      <w:r>
         <w:pict w14:anchorId="4CAA7A15">
-          <v:rect id="_x0000_i1956" style="width:0;height:1.5pt" o:hralign="center" o:hrstd="t" o:hr="t" fillcolor="#a0a0a0" stroked="f"/>
+          <v:rect id="_x0000_i1249" style="width:0;height:1.5pt" o:hralign="center" o:hrstd="t" o:hr="t" fillcolor="#a0a0a0" stroked="f"/>
         </w:pict>
       </w:r>
     </w:p>

--- a/spec/AGCP-Core.docx
+++ b/spec/AGCP-Core.docx
@@ -759,17 +759,17 @@
         </w:rPr>
       </w:pPr>
       <w:r>
-        <w:t>2.6 Companion Specifications</w:t>
-      </w:r>
-    </w:p>
-    <w:p>
-      <w:r>
-        <w:t>This Core Specification establishes normative governance behavior.</w:t>
-      </w:r>
-    </w:p>
-    <w:p>
-      <w:r>
-        <w:t>Companion specifications provide supporting implementation detail including:</w:t>
+        <w:t>2.6 Supporting Specifications and Artifacts</w:t>
+      </w:r>
+    </w:p>
+    <w:p>
+      <w:r>
+        <w:t>This Core Specification establishes normative runtime governance behavior.</w:t>
+      </w:r>
+    </w:p>
+    <w:p>
+      <w:r>
+        <w:t>The AGCP specification ecosystem includes supporting architectural references, specifications, and implementation artifacts including:</w:t>
       </w:r>
     </w:p>
     <w:p>
@@ -791,7 +791,7 @@
         </w:numPr>
       </w:pPr>
       <w:r>
-        <w:t>Governed Action Proposal representation Specification;</w:t>
+        <w:t>Governed Action Proposal Representation Specification;</w:t>
       </w:r>
     </w:p>
     <w:p>
@@ -873,8 +873,7 @@
     </w:p>
     <w:p>
       <w:r>
-        <w:lastRenderedPageBreak/>
-        <w:t>Companion specifications SHALL support, but SHALL NOT modify, the normative behavior established by this Core Specification.</w:t>
+        <w:t>Supporting specifications and artifacts SHALL remain consistent with the controlled Conformance Requirements and this Core Specification and SHALL NOT weaken, replace, or contradict their normative behavior.</w:t>
       </w:r>
     </w:p>
     <w:p/>
@@ -964,7 +963,7 @@
     </w:p>
     <w:p>
       <w:r>
-        <w:t>The AGCP specification ecosystem consists of the following normative components:</w:t>
+        <w:t>The AGCP specification ecosystem comprises distinct conceptual, normative, traceability, verification, assessment, and implementation artifacts:</w:t>
       </w:r>
     </w:p>
     <w:p>
@@ -975,7 +974,7 @@
         </w:numPr>
       </w:pPr>
       <w:r>
-        <w:t>AGCP Runtime Governance Requirements (CR-001 through CR-122)</w:t>
+        <w:t>AGCP Runtime Governance Conformance Requirements (CR-001 through CR-122) - controlled normative capability requirements</w:t>
       </w:r>
     </w:p>
     <w:p>
@@ -986,7 +985,7 @@
         </w:numPr>
       </w:pPr>
       <w:r>
-        <w:t>AGCP Core Specification</w:t>
+        <w:t>AGCP Core Specification - normative runtime behavior</w:t>
       </w:r>
     </w:p>
     <w:p>
@@ -997,7 +996,7 @@
         </w:numPr>
       </w:pPr>
       <w:r>
-        <w:t>AGCP Architecture Reference Model (ARM)</w:t>
+        <w:t>AGCP Architecture Reference Model (ARM) - authoritative architectural vocabulary and conceptual reference; non-normative</w:t>
       </w:r>
     </w:p>
     <w:p>
@@ -1008,7 +1007,7 @@
         </w:numPr>
       </w:pPr>
       <w:r>
-        <w:t>AGCP Requirements Traceability Matrix (RTM)</w:t>
+        <w:t>AGCP Normative Statements - extracted atomic obligations from the Core Specification</w:t>
       </w:r>
     </w:p>
     <w:p>
@@ -1019,7 +1018,7 @@
         </w:numPr>
       </w:pPr>
       <w:r>
-        <w:t>AGCP Conformance Test Suite</w:t>
+        <w:t>AGCP Requirements Traceability Matrix (RTM) - authoritative traceability artifact</w:t>
       </w:r>
     </w:p>
     <w:p>
@@ -1030,12 +1029,12 @@
         </w:numPr>
       </w:pPr>
       <w:r>
-        <w:t>Applicable Companion Specifications</w:t>
-      </w:r>
-    </w:p>
-    <w:p>
-      <w:r>
-        <w:t>These specifications collectively define the normative behavior required for conformant AGCP implementations.</w:t>
+        <w:t>AGCP Conformance Test Suite and Assessment Framework - verification and assessment artifacts</w:t>
+      </w:r>
+    </w:p>
+    <w:p>
+      <w:r>
+        <w:t>The controlled Conformance Requirements and this Core Specification establish normative behavior. Applicable normative Companion Specifications may add profile-specific obligations only where expressly adopted. The ARM provides the authoritative architectural vocabulary used to interpret the normative sources but does not independently create conformance obligations. Normative Statements, the RTM, tests, assessments, implementation profiles, and reference implementations support extraction, traceability, verification, and implementation without superseding the normative sources.</w:t>
       </w:r>
     </w:p>
     <w:p/>
@@ -1053,7 +1052,7 @@
     </w:p>
     <w:p>
       <w:r>
-        <w:t>Where interpretation requires resolution between AGCP specifications, the following order of precedence SHALL apply:</w:t>
+        <w:t>Where interpretation requires resolution among normative AGCP sources, the following order of precedence SHALL apply:</w:t>
       </w:r>
     </w:p>
     <w:p>
@@ -1064,8 +1063,7 @@
         </w:numPr>
       </w:pPr>
       <w:r>
-        <w:lastRenderedPageBreak/>
-        <w:t>Published Runtime Governance Requirements (CRs)</w:t>
+        <w:t>Published AGCP Runtime Governance Conformance Requirements (CRs)</w:t>
       </w:r>
     </w:p>
     <w:p>
@@ -1087,7 +1085,7 @@
         </w:numPr>
       </w:pPr>
       <w:r>
-        <w:t>Applicable Companion Specifications</w:t>
+        <w:t>Applicable normative Companion Specifications expressly adopted by the implementation profile</w:t>
       </w:r>
     </w:p>
     <w:p>
@@ -1098,6 +1096,17 @@
         </w:numPr>
       </w:pPr>
       <w:r>
+        <w:t>Implementation Profiles</w:t>
+      </w:r>
+    </w:p>
+    <w:p>
+      <w:pPr>
+        <w:numPr>
+          <w:ilvl w:val="0"/>
+          <w:numId w:val="7"/>
+        </w:numPr>
+      </w:pPr>
+      <w:r>
         <w:t>AGCP Conformance Test Suite</w:t>
       </w:r>
     </w:p>
@@ -1109,23 +1118,12 @@
         </w:numPr>
       </w:pPr>
       <w:r>
-        <w:t>Implementation Profiles</w:t>
-      </w:r>
-    </w:p>
-    <w:p>
-      <w:pPr>
-        <w:numPr>
-          <w:ilvl w:val="0"/>
-          <w:numId w:val="7"/>
-        </w:numPr>
-      </w:pPr>
-      <w:r>
         <w:t>Reference Implementations</w:t>
       </w:r>
     </w:p>
     <w:p>
       <w:r>
-        <w:t>No lower-precedence specification SHALL weaken, replace, or contradict a higher-precedence specification.</w:t>
+        <w:t>No lower-precedence normative or verification artifact SHALL weaken, replace, or contradict a higher-precedence normative source. The ARM SHALL govern architectural terminology and concept meaning where the Core Specification uses an ARM-defined concept, provided that the ARM does not create an obligation absent from the controlled Conformance Requirements or this Core Specification.</w:t>
       </w:r>
     </w:p>
     <w:p/>
@@ -1516,8 +1514,7 @@
         </w:rPr>
       </w:pPr>
       <w:r>
-        <w:lastRenderedPageBreak/>
-        <w:t>4.3 Governed Action Proposal representation</w:t>
+        <w:t>4.3 Governed Action Proposal Representation</w:t>
       </w:r>
     </w:p>
     <w:p>
@@ -1527,7 +1524,7 @@
     </w:p>
     <w:p>
       <w:r>
-        <w:t>The Governed Action Proposal representation SHALL contain all governance-significant information required to support deterministic governance evaluation.</w:t>
+        <w:t>The Governed Action Proposal Representation SHALL contain all governance-significant information required to support deterministic governance evaluation.</w:t>
       </w:r>
     </w:p>
     <w:p/>
@@ -1601,7 +1598,7 @@
     </w:p>
     <w:p>
       <w:r>
-        <w:t>Canonical State SHALL be derived exclusively from the ordered Governance Ledger, or from a verifiable materialized state whose derivation from the ordered Governance Ledger can be deterministically reproduced. Ledger ordering SHALL be authoritative for Canonical State derivation and SHALL NOT be inferred from timestamps or implementation-specific storage behavior.</w:t>
+        <w:t>Canonical State SHALL be deterministically resolved from qualified authoritative governance sources. The ordered Governance Ledger SHALL be authoritative for recorded governance events, event ordering, and Derived Lifecycle State. Canonical State used for an evaluation SHALL be versioned, attributable, integrity-verifiable, and sufficiently recorded or referenced to support deterministic replay. Ledger ordering SHALL NOT be inferred from timestamps or implementation-specific storage behavior.</w:t>
       </w:r>
     </w:p>
     <w:p/>
@@ -1712,12 +1709,12 @@
     </w:p>
     <w:p>
       <w:r>
-        <w:t>The final governance determination immediately preceding Commit Boundary processing.</w:t>
-      </w:r>
-    </w:p>
-    <w:p>
-      <w:r>
-        <w:t>Execution Authorization binds the authoritative governance decision to execution.</w:t>
+        <w:t>An attributable governance artifact or lifecycle outcome recording that a qualified Proposal satisfied an earlier governance evaluation and may proceed toward Commit Boundary processing, subject to current Canonical State Resolution, Authority Re-Derivation, Governance Binding Validation, and Commit-Bound Admissibility.</w:t>
+      </w:r>
+    </w:p>
+    <w:p>
+      <w:r>
+        <w:t>Execution Authorization SHALL NOT itself constitute authority at commitment, final execution admissibility, Governance Enforcement Binding, or permission to execute.</w:t>
       </w:r>
     </w:p>
     <w:p/>
@@ -1833,7 +1830,7 @@
     </w:p>
     <w:p>
       <w:r>
-        <w:t>Proposal Qualification validates the Governed Action Proposal representation, identity, provenance, Governance Context, and other mandatory governance prerequisites.</w:t>
+        <w:t>Proposal Qualification validates the Governed Action Proposal Representation, identity, provenance, Governance Context, and other mandatory governance prerequisites.</w:t>
       </w:r>
     </w:p>
     <w:p/>
@@ -2147,7 +2144,7 @@
     </w:p>
     <w:p>
       <w:r>
-        <w:t>The governance pipeline SHALL execute in the following sequence:</w:t>
+        <w:t>The primary governance processing sequence SHALL proceed as follows:</w:t>
       </w:r>
     </w:p>
     <w:p>
@@ -2191,7 +2188,7 @@
         </w:numPr>
       </w:pPr>
       <w:r>
-        <w:t>Commit Boundary</w:t>
+        <w:t>Continuation Integrity for nonterminal Proposals, where applicable, until final Commit-Bound Admissibility is resolved</w:t>
       </w:r>
     </w:p>
     <w:p>
@@ -2202,12 +2199,12 @@
         </w:numPr>
       </w:pPr>
       <w:r>
-        <w:t>Continuation Integrity (where applicable)</w:t>
-      </w:r>
-    </w:p>
-    <w:p>
-      <w:r>
-        <w:t>Each stage SHALL successfully complete before the subsequent stage begins.</w:t>
+        <w:t>Governance Realization and Commit Boundary processing</w:t>
+      </w:r>
+    </w:p>
+    <w:p>
+      <w:r>
+        <w:t>Each required stage or governed lifecycle condition SHALL be successfully satisfied before a Proposal proceeds to the next applicable stage. Continuation Integrity operates across the pre-commit interval rather than as a post-commit stage.</w:t>
       </w:r>
     </w:p>
     <w:p>
@@ -2479,17 +2476,17 @@
     </w:p>
     <w:p>
       <w:r>
-        <w:t>Execution Authorization determines whether the resulting governance decision remains valid immediately before execution.</w:t>
-      </w:r>
-    </w:p>
-    <w:p>
-      <w:r>
-        <w:t>The Commit Boundary binds the authoritative governance decision to execution.</w:t>
-      </w:r>
-    </w:p>
-    <w:p>
-      <w:r>
-        <w:t>Continuation Integrity governs execution that persists beyond successful Commit Boundary processing.</w:t>
+        <w:t>Execution Authorization records that a Proposal satisfied an earlier governance evaluation and remains eligible to proceed toward commit-time governance processing.</w:t>
+      </w:r>
+    </w:p>
+    <w:p>
+      <w:r>
+        <w:t>Immediately before commitment, the Governance Realization Function coordinates Canonical State Resolution, State Qualification, Evidence Qualification, Authority Re-Derivation, Governance Binding Validation, Commit-Bound Admissibility, and enforcement at the Commit Boundary.</w:t>
+      </w:r>
+    </w:p>
+    <w:p>
+      <w:r>
+        <w:t>Continuation Integrity preserves the governance legitimacy and admissible-path viability of nonterminal Proposals between initial evaluation or authorization and final Commit-Bound Admissibility. Post-commit operational controls are distinct and are outside this concept unless separately established.</w:t>
       </w:r>
     </w:p>
     <w:p/>
@@ -2622,7 +2619,7 @@
     </w:p>
     <w:p>
       <w:r>
-        <w:t>Companion specifications SHALL support, but SHALL NOT modify, the normative behavior established by this Core Specification.</w:t>
+        <w:t>Supporting specifications and artifacts SHALL remain consistent with the controlled Conformance Requirements and this Core Specification and SHALL NOT weaken, replace, or contradict their normative behavior.</w:t>
       </w:r>
     </w:p>
     <w:p/>
@@ -2780,7 +2777,7 @@
         </w:numPr>
       </w:pPr>
       <w:r>
-        <w:t>the Governed Action Proposal representation;</w:t>
+        <w:t>the Governed Action Proposal Representation;</w:t>
       </w:r>
     </w:p>
     <w:p>
@@ -2885,7 +2882,7 @@
         </w:numPr>
       </w:pPr>
       <w:r>
-        <w:t>Governed Action Proposal representation validity;</w:t>
+        <w:t>Governed Action Proposal Representation validity;</w:t>
       </w:r>
     </w:p>
     <w:p>
@@ -3045,7 +3042,7 @@
         </w:numPr>
       </w:pPr>
       <w:r>
-        <w:t>the qualified Governed Action Proposal representation SHALL remain immutable;</w:t>
+        <w:t>the qualified Governed Action Proposal Representation SHALL remain immutable;</w:t>
       </w:r>
     </w:p>
     <w:p>
@@ -3291,7 +3288,7 @@
         </w:numPr>
       </w:pPr>
       <w:r>
-        <w:t>the qualified Governed Action Proposal representation;</w:t>
+        <w:t>the qualified Governed Action Proposal Representation;</w:t>
       </w:r>
     </w:p>
     <w:p>
@@ -3815,7 +3812,7 @@
         </w:numPr>
       </w:pPr>
       <w:r>
-        <w:t>the qualified Governed Action Proposal representation;</w:t>
+        <w:t>the qualified Governed Action Proposal Representation;</w:t>
       </w:r>
     </w:p>
     <w:p>
@@ -4339,7 +4336,7 @@
         </w:numPr>
       </w:pPr>
       <w:r>
-        <w:t>the qualified Governed Action Proposal representation;</w:t>
+        <w:t>the qualified Governed Action Proposal Representation;</w:t>
       </w:r>
     </w:p>
     <w:p>
@@ -4439,7 +4436,7 @@
         </w:numPr>
       </w:pPr>
       <w:r>
-        <w:t>the qualified Governed Action Proposal representation remains unchanged;</w:t>
+        <w:t>the qualified Governed Action Proposal Representation remains unchanged;</w:t>
       </w:r>
     </w:p>
     <w:p>
@@ -6687,8 +6684,7 @@
     </w:p>
     <w:p>
       <w:r>
-        <w:lastRenderedPageBreak/>
-        <w:t>Continuation Integrity SHALL ensure that governed Proposals and governed execution remain admissible throughout their applicable lifetimes.</w:t>
+        <w:t>Continuation Integrity SHALL ensure that nonterminal governed Proposals retain a verified continuation basis and at least one admissible path toward binding until they reach a terminal lifecycle state or successfully complete Commit Boundary processing.</w:t>
       </w:r>
     </w:p>
     <w:p/>
@@ -6711,7 +6707,7 @@
     </w:p>
     <w:p>
       <w:r>
-        <w:t>Continuation Integrity SHALL preserve the validity of governance authorization throughout the applicable Proposal and execution lifecycle.</w:t>
+        <w:t>Continuation Integrity SHALL preserve and re-establish, where required, the governance basis supporting a nonterminal Proposal throughout its pre-commit lifecycle.</w:t>
       </w:r>
     </w:p>
     <w:p>
@@ -6766,7 +6762,7 @@
         </w:numPr>
       </w:pPr>
       <w:r>
-        <w:t xml:space="preserve">the authorized nonterminal Proposal or committed Action; </w:t>
+        <w:t>the authorized or otherwise eligible nonterminal Proposal;</w:t>
       </w:r>
     </w:p>
     <w:p>
@@ -6821,7 +6817,7 @@
         </w:numPr>
       </w:pPr>
       <w:r>
-        <w:t xml:space="preserve">Proposal lifecycle state or execution state; </w:t>
+        <w:t>Proposal lifecycle state;</w:t>
       </w:r>
     </w:p>
     <w:p>
@@ -6859,7 +6855,7 @@
     </w:p>
     <w:p>
       <w:r>
-        <w:t>Continuation evaluation SHALL NOT begin until all mandatory continuation inputs applicable to the Proposal or Action have been established.</w:t>
+        <w:t>Continuation evaluation SHALL NOT begin until all mandatory continuation inputs applicable to the nonterminal Proposal have been established.</w:t>
       </w:r>
     </w:p>
     <w:p/>
@@ -6888,7 +6884,7 @@
         </w:numPr>
       </w:pPr>
       <w:r>
-        <w:t xml:space="preserve">validate continued execution authority; </w:t>
+        <w:t xml:space="preserve">validate the continued authority basis supporting potential commitment; </w:t>
       </w:r>
     </w:p>
     <w:p>
@@ -6988,7 +6984,7 @@
         </w:numPr>
       </w:pPr>
       <w:r>
-        <w:t xml:space="preserve">determine whether governed execution may continue. </w:t>
+        <w:t xml:space="preserve">determine whether at least one governed path toward binding remains viable. </w:t>
       </w:r>
     </w:p>
     <w:p>
@@ -7124,8 +7120,7 @@
     </w:p>
     <w:p>
       <w:r>
-        <w:lastRenderedPageBreak/>
-        <w:t>Entry into the DEGRADED state SHALL indicate that one or more governance conditions require governed resolution before unrestricted execution may continue.</w:t>
+        <w:t>Entry into the DEGRADED state SHALL indicate that one or more governance conditions require governed resolution before the Proposal may proceed toward commitment.</w:t>
       </w:r>
     </w:p>
     <w:p>
@@ -8805,7 +8800,7 @@
         </w:numPr>
       </w:pPr>
       <w:r>
-        <w:t>qualified Governed Action Proposal representations;</w:t>
+        <w:t>qualified Governed Action Proposal Representations;</w:t>
       </w:r>
     </w:p>
     <w:p>
@@ -10206,87 +10201,52 @@
     </w:p>
     <w:p>
       <w:r>
-        <w:t>The governance processing pipeline consists of the following stages.</w:t>
+        <w:t>The primary governance processing sequence and pre-commit continuation interval are illustrated below.</w:t>
       </w:r>
     </w:p>
     <w:p>
       <w:r>
         <w:t>Proposal</w:t>
-      </w:r>
-      <w:r>
         <w:br/>
         <w:t xml:space="preserve">    │</w:t>
-      </w:r>
-      <w:r>
         <w:br/>
         <w:t xml:space="preserve">    ▼</w:t>
-      </w:r>
-      <w:r>
         <w:br/>
         <w:t>Proposal Qualification</w:t>
-      </w:r>
-      <w:r>
         <w:br/>
         <w:t xml:space="preserve">    │</w:t>
-      </w:r>
-      <w:r>
         <w:br/>
         <w:t xml:space="preserve">    ▼</w:t>
-      </w:r>
-      <w:r>
         <w:br/>
         <w:t>Governance Decision Function</w:t>
-      </w:r>
-      <w:r>
         <w:br/>
         <w:t xml:space="preserve">    │</w:t>
-      </w:r>
-      <w:r>
         <w:br/>
         <w:t xml:space="preserve">    ▼</w:t>
-      </w:r>
-      <w:r>
         <w:br/>
-        <w:t>Execution Authorization</w:t>
-      </w:r>
-      <w:r>
+        <w:t>Execution Authorization / Eligible Nonterminal State</w:t>
         <w:br/>
         <w:t xml:space="preserve">    │</w:t>
-      </w:r>
-      <w:r>
+        <w:br/>
+        <w:t xml:space="preserve">    ├── Continuation Integrity, Risk-Based Re-Evaluation, or Recovery as applicable</w:t>
+        <w:br/>
+        <w:t xml:space="preserve">    │</w:t>
         <w:br/>
         <w:t xml:space="preserve">    ▼</w:t>
-      </w:r>
-      <w:r>
         <w:br/>
-        <w:t>Commit Boundary</w:t>
-      </w:r>
-      <w:r>
+        <w:t>Governance Realization and Commit-Bound Admissibility</w:t>
         <w:br/>
         <w:t xml:space="preserve">    │</w:t>
-      </w:r>
-      <w:r>
         <w:br/>
         <w:t xml:space="preserve">    ▼</w:t>
-      </w:r>
-      <w:r>
+        <w:br/>
+        <w:t>Commit Boundary and Policy Enforcement Point</w:t>
+        <w:br/>
+        <w:t xml:space="preserve">    │</w:t>
+        <w:br/>
+        <w:t xml:space="preserve">    ▼</w:t>
         <w:br/>
         <w:t>Governed Execution</w:t>
-      </w:r>
-      <w:r>
-        <w:br/>
-        <w:t xml:space="preserve">    │</w:t>
-      </w:r>
-      <w:r>
-        <w:br/>
-      </w:r>
-      <w:r>
-        <w:lastRenderedPageBreak/>
-        <w:t xml:space="preserve">    ▼</w:t>
-      </w:r>
-      <w:r>
-        <w:br/>
-        <w:t>Continuation Integrity</w:t>
       </w:r>
     </w:p>
     <w:p>
@@ -10413,7 +10373,7 @@
         </w:numPr>
       </w:pPr>
       <w:r>
-        <w:t xml:space="preserve">Governed Action Proposal representation validation; </w:t>
+        <w:t xml:space="preserve">Governed Action Proposal Representation validation; </w:t>
       </w:r>
     </w:p>
     <w:p>
@@ -10686,7 +10646,7 @@
     </w:p>
     <w:p>
       <w:r>
-        <w:t>Execution remains subject to any governance requirements defined by the applicable implementation profile.</w:t>
+        <w:t>After successful commitment, operational execution remains subject to any separately defined post-commit controls established by the applicable implementation profile. Those controls are distinct from ARM Continuation Integrity.</w:t>
       </w:r>
     </w:p>
     <w:p/>
@@ -10811,6 +10771,7 @@
         <w:trPr>
           <w:tblHeader/>
           <w:tblCellSpacing w:w="15" w:type="dxa"/>
+          <w:tblHeader w:val="true"/>
         </w:trPr>
         <w:tc>
           <w:tcPr>
@@ -11202,6 +11163,7 @@
         <w:trPr>
           <w:tblHeader/>
           <w:tblCellSpacing w:w="15" w:type="dxa"/>
+          <w:tblHeader w:val="true"/>
         </w:trPr>
         <w:tc>
           <w:tcPr>
@@ -12302,6 +12264,7 @@
         <w:trPr>
           <w:tblHeader/>
           <w:tblCellSpacing w:w="15" w:type="dxa"/>
+          <w:tblHeader w:val="true"/>
         </w:trPr>
         <w:tc>
           <w:tcPr>
@@ -12903,6 +12866,7 @@
         <w:trPr>
           <w:tblHeader/>
           <w:tblCellSpacing w:w="15" w:type="dxa"/>
+          <w:tblHeader w:val="true"/>
         </w:trPr>
         <w:tc>
           <w:tcPr>
@@ -13065,7 +13029,7 @@
           </w:tcPr>
           <w:p>
             <w:r>
-              <w:t>Validate authority and execution prerequisites</w:t>
+              <w:t>Record eligibility to proceed toward commit-time governance processing</w:t>
             </w:r>
           </w:p>
         </w:tc>
@@ -13106,7 +13070,7 @@
           </w:tcPr>
           <w:p>
             <w:r>
-              <w:t>Bind execution authorization to execution</w:t>
+              <w:t>Apply final Commit-Bound Admissibility and Governance Enforcement Binding</w:t>
             </w:r>
           </w:p>
         </w:tc>
@@ -13147,7 +13111,7 @@
           </w:tcPr>
           <w:p>
             <w:r>
-              <w:t>Evaluate continued admissibility during execution</w:t>
+              <w:t>Preserve pre-commit continuation legitimacy and admissible-path viability</w:t>
             </w:r>
           </w:p>
         </w:tc>
@@ -13159,7 +13123,7 @@
           </w:tcPr>
           <w:p>
             <w:r>
-              <w:t>Viable, Degraded, Re-evaluate, Recover, Escalate, or Refuse</w:t>
+              <w:t>Viable, Degraded, Re-evaluate, Recover, Escalate, Refuse, Expire, or Cancel</w:t>
             </w:r>
           </w:p>
         </w:tc>
@@ -13208,6 +13172,7 @@
         <w:trPr>
           <w:tblHeader/>
           <w:tblCellSpacing w:w="15" w:type="dxa"/>
+          <w:tblHeader w:val="true"/>
         </w:trPr>
         <w:tc>
           <w:tcPr>
@@ -13871,129 +13836,54 @@
     <w:p>
       <w:r>
         <w:t>Proposal Qualification</w:t>
-      </w:r>
-      <w:r>
         <w:br/>
-        <w:t xml:space="preserve">        │</w:t>
-      </w:r>
-      <w:r>
+        <w:t xml:space="preserve"> │</w:t>
         <w:br/>
-        <w:t xml:space="preserve">        ▼</w:t>
-      </w:r>
-      <w:r>
+        <w:t xml:space="preserve"> ▼</w:t>
         <w:br/>
         <w:t>Structural Admissibility</w:t>
-      </w:r>
-      <w:r>
         <w:br/>
-        <w:t xml:space="preserve">        │</w:t>
-      </w:r>
-      <w:r>
+        <w:t xml:space="preserve"> │</w:t>
         <w:br/>
-        <w:t xml:space="preserve">        ▼</w:t>
-      </w:r>
-      <w:r>
+        <w:t xml:space="preserve"> ▼</w:t>
         <w:br/>
         <w:t>Governance Decision Function</w:t>
-      </w:r>
-      <w:r>
         <w:br/>
-        <w:t xml:space="preserve">        │</w:t>
-      </w:r>
-      <w:r>
+        <w:t xml:space="preserve"> │</w:t>
         <w:br/>
-        <w:t xml:space="preserve">        ▼</w:t>
-      </w:r>
-      <w:r>
+        <w:t xml:space="preserve"> ▼</w:t>
         <w:br/>
         <w:t>Policy Evaluation</w:t>
-      </w:r>
-      <w:r>
         <w:br/>
-        <w:t xml:space="preserve">        │</w:t>
-      </w:r>
-      <w:r>
+        <w:t xml:space="preserve"> │</w:t>
         <w:br/>
-        <w:t xml:space="preserve">        ▼</w:t>
-      </w:r>
-      <w:r>
+        <w:t xml:space="preserve"> ▼</w:t>
         <w:br/>
-        <w:t>Execution Authorization</w:t>
-      </w:r>
-      <w:r>
+        <w:t>Execution Authorization / Eligible Nonterminal State</w:t>
         <w:br/>
-      </w:r>
-      <w:r>
-        <w:lastRenderedPageBreak/>
-        <w:t xml:space="preserve">        │</w:t>
-      </w:r>
-      <w:r>
+        <w:t xml:space="preserve"> │</w:t>
         <w:br/>
-        <w:t xml:space="preserve">        ▼</w:t>
-      </w:r>
-      <w:r>
+        <w:t xml:space="preserve"> ▼</w:t>
         <w:br/>
-        <w:t>Authority Validation</w:t>
-      </w:r>
-      <w:r>
+        <w:t>Continuation Integrity as applicable</w:t>
         <w:br/>
-        <w:t xml:space="preserve">        │</w:t>
-      </w:r>
-      <w:r>
+        <w:t xml:space="preserve"> │</w:t>
         <w:br/>
-        <w:t xml:space="preserve">        ▼</w:t>
-      </w:r>
-      <w:r>
+        <w:t xml:space="preserve"> ▼</w:t>
+        <w:br/>
+        <w:t>Governance Realization, Commit-Bound Admissibility, and Enforcement</w:t>
+        <w:br/>
+        <w:t xml:space="preserve"> │</w:t>
+        <w:br/>
+        <w:t xml:space="preserve"> ▼</w:t>
         <w:br/>
         <w:t>Commit Boundary</w:t>
-      </w:r>
-      <w:r>
         <w:br/>
-        <w:t xml:space="preserve">        │</w:t>
-      </w:r>
-      <w:r>
+        <w:t xml:space="preserve"> │</w:t>
         <w:br/>
-        <w:t xml:space="preserve">        ▼</w:t>
-      </w:r>
-      <w:r>
-        <w:br/>
-        <w:t>Authorization Binding</w:t>
-      </w:r>
-      <w:r>
-        <w:br/>
-        <w:t xml:space="preserve">        │</w:t>
-      </w:r>
-      <w:r>
-        <w:br/>
-        <w:t xml:space="preserve">        ▼</w:t>
-      </w:r>
-      <w:r>
+        <w:t xml:space="preserve"> ▼</w:t>
         <w:br/>
         <w:t>Governed Execution</w:t>
-      </w:r>
-      <w:r>
-        <w:br/>
-        <w:t xml:space="preserve">        │</w:t>
-      </w:r>
-      <w:r>
-        <w:br/>
-        <w:t xml:space="preserve">        ▼</w:t>
-      </w:r>
-      <w:r>
-        <w:br/>
-        <w:t>Continuation Integrity</w:t>
-      </w:r>
-      <w:r>
-        <w:br/>
-        <w:t xml:space="preserve">        │</w:t>
-      </w:r>
-      <w:r>
-        <w:br/>
-        <w:t xml:space="preserve">        ▼</w:t>
-      </w:r>
-      <w:r>
-        <w:br/>
-        <w:t>Pre-Commit Continuation Integrity</w:t>
       </w:r>
     </w:p>
     <w:p>
@@ -14234,6 +14124,7 @@
         <w:trPr>
           <w:tblHeader/>
           <w:tblCellSpacing w:w="15" w:type="dxa"/>
+          <w:tblHeader w:val="true"/>
         </w:trPr>
         <w:tc>
           <w:tcPr>
@@ -14768,6 +14659,7 @@
         <w:trPr>
           <w:tblHeader/>
           <w:tblCellSpacing w:w="15" w:type="dxa"/>
+          <w:tblHeader w:val="true"/>
         </w:trPr>
         <w:tc>
           <w:tcPr>
@@ -14918,6 +14810,7 @@
         <w:trPr>
           <w:tblHeader/>
           <w:tblCellSpacing w:w="15" w:type="dxa"/>
+          <w:tblHeader w:val="true"/>
         </w:trPr>
         <w:tc>
           <w:tcPr>
@@ -15180,6 +15073,7 @@
         <w:trPr>
           <w:tblHeader/>
           <w:tblCellSpacing w:w="15" w:type="dxa"/>
+          <w:tblHeader w:val="true"/>
         </w:trPr>
         <w:tc>
           <w:tcPr>
@@ -15354,6 +15248,7 @@
         <w:trPr>
           <w:tblHeader/>
           <w:tblCellSpacing w:w="15" w:type="dxa"/>
+          <w:tblHeader w:val="true"/>
         </w:trPr>
         <w:tc>
           <w:tcPr>
@@ -15500,7 +15395,7 @@
     </w:p>
     <w:p>
       <w:r>
-        <w:t>Continuation Integrity evaluates the continued governance legitimacy of nonterminal proposals before commitment.</w:t>
+        <w:t>Continuation Integrity evaluates the continued governance legitimacy and admissible-path viability of nonterminal Proposals before commitment.</w:t>
       </w:r>
     </w:p>
     <w:p>
@@ -15528,6 +15423,7 @@
         <w:trPr>
           <w:tblHeader/>
           <w:tblCellSpacing w:w="15" w:type="dxa"/>
+          <w:tblHeader w:val="true"/>
         </w:trPr>
         <w:tc>
           <w:tcPr>
@@ -15579,7 +15475,7 @@
           </w:tcPr>
           <w:p>
             <w:r>
-              <w:t>Continue Execution</w:t>
+              <w:t>Proposal Remains Viable</w:t>
             </w:r>
           </w:p>
         </w:tc>
@@ -15591,7 +15487,7 @@
           </w:tcPr>
           <w:p>
             <w:r>
-              <w:t>Execution remains admissible.</w:t>
+              <w:t>The nonterminal Proposal retains a verified continuation basis and at least one admissible path toward binding.</w:t>
             </w:r>
           </w:p>
         </w:tc>
@@ -15637,7 +15533,7 @@
           </w:tcPr>
           <w:p>
             <w:r>
-              <w:t>Suspend Execution</w:t>
+              <w:t>Commitment Suspended</w:t>
             </w:r>
           </w:p>
         </w:tc>
@@ -15649,7 +15545,7 @@
           </w:tcPr>
           <w:p>
             <w:r>
-              <w:t>Governed execution is temporarily halted.</w:t>
+              <w:t>The Proposal may not proceed toward commitment until governed resolution completes.</w:t>
             </w:r>
           </w:p>
         </w:tc>
@@ -15666,7 +15562,7 @@
           </w:tcPr>
           <w:p>
             <w:r>
-              <w:t>Resume Execution</w:t>
+              <w:t>Proposal Restored to Eligible State</w:t>
             </w:r>
           </w:p>
         </w:tc>
@@ -15678,7 +15574,7 @@
           </w:tcPr>
           <w:p>
             <w:r>
-              <w:t>Execution resumes following successful governed re-evaluation.</w:t>
+              <w:t>Governed re-evaluation or recovery restores eligibility to proceed toward renewed Commit-Bound Admissibility.</w:t>
             </w:r>
           </w:p>
         </w:tc>
@@ -15695,7 +15591,7 @@
           </w:tcPr>
           <w:p>
             <w:r>
-              <w:t>Governed Termination</w:t>
+              <w:t>Governed Terminal Outcome</w:t>
             </w:r>
           </w:p>
         </w:tc>
@@ -15707,7 +15603,7 @@
           </w:tcPr>
           <w:p>
             <w:r>
-              <w:t>Execution permanently terminates under governance control.</w:t>
+              <w:t>The Proposal is refused, expired, cancelled, or otherwise transitioned to a terminal lifecycle state.</w:t>
             </w:r>
           </w:p>
         </w:tc>
@@ -15761,6 +15657,7 @@
         <w:trPr>
           <w:tblHeader/>
           <w:tblCellSpacing w:w="15" w:type="dxa"/>
+          <w:tblHeader w:val="true"/>
         </w:trPr>
         <w:tc>
           <w:tcPr>
@@ -15930,6 +15827,7 @@
         <w:trPr>
           <w:tblHeader/>
           <w:tblCellSpacing w:w="15" w:type="dxa"/>
+          <w:tblHeader w:val="true"/>
         </w:trPr>
         <w:tc>
           <w:tcPr>
@@ -16410,6 +16308,7 @@
         <w:trPr>
           <w:tblHeader/>
           <w:tblCellSpacing w:w="15" w:type="dxa"/>
+          <w:tblHeader w:val="true"/>
         </w:trPr>
         <w:tc>
           <w:tcPr>
@@ -16817,109 +16716,67 @@
     </w:p>
     <w:p>
       <w:r>
-        <w:t xml:space="preserve">                 Runtime Governance Requirements</w:t>
-      </w:r>
-      <w:r>
+        <w:t>Runtime Governance Body of Knowledge</w:t>
         <w:br/>
-        <w:t xml:space="preserve">                              (CRs)</w:t>
-      </w:r>
-      <w:r>
+        <w:t xml:space="preserve">  Non-normative conceptual and explanatory foundation</w:t>
         <w:br/>
         <w:t xml:space="preserve">                                │</w:t>
-      </w:r>
-      <w:r>
         <w:br/>
         <w:t xml:space="preserve">                                ▼</w:t>
-      </w:r>
-      <w:r>
         <w:br/>
-        <w:t xml:space="preserve">                    AGCP Core Specification</w:t>
-      </w:r>
-      <w:r>
+        <w:t>Architecture Reference Model</w:t>
+        <w:br/>
+        <w:t xml:space="preserve">  Authoritative architectural vocabulary; non-normative</w:t>
         <w:br/>
         <w:t xml:space="preserve">                                │</w:t>
-      </w:r>
-      <w:r>
         <w:br/>
-        <w:t xml:space="preserve">                 Defines normative architecture</w:t>
-      </w:r>
-      <w:r>
+        <w:t xml:space="preserve">                                ▼</w:t>
+        <w:br/>
+        <w:t>Runtime Governance Conformance Requirements (CRs)</w:t>
+        <w:br/>
+        <w:t xml:space="preserve">  Controlled normative capability requirements</w:t>
         <w:br/>
         <w:t xml:space="preserve">                                │</w:t>
-      </w:r>
-      <w:r>
         <w:br/>
         <w:t xml:space="preserve">                                ▼</w:t>
-      </w:r>
-      <w:r>
         <w:br/>
-        <w:t xml:space="preserve">               AGCP Normative Statements</w:t>
-      </w:r>
-      <w:r>
+        <w:t>AGCP Core Specification</w:t>
+        <w:br/>
+        <w:t xml:space="preserve">  Normative runtime behavior</w:t>
         <w:br/>
         <w:t xml:space="preserve">                                │</w:t>
-      </w:r>
-      <w:r>
         <w:br/>
-        <w:t xml:space="preserve">            Extracted atomic normative requirements</w:t>
-      </w:r>
-      <w:r>
+        <w:t xml:space="preserve">                                ▼</w:t>
+        <w:br/>
+        <w:t>AGCP Normative Statements</w:t>
+        <w:br/>
+        <w:t xml:space="preserve">  Extracted atomic normative obligations</w:t>
         <w:br/>
         <w:t xml:space="preserve">                                │</w:t>
-      </w:r>
-      <w:r>
         <w:br/>
         <w:t xml:space="preserve">                                ▼</w:t>
-      </w:r>
-      <w:r>
         <w:br/>
-        <w:t xml:space="preserve">         Requirements Traceability Matrix (RTM)</w:t>
-      </w:r>
-      <w:r>
+        <w:t>Requirements Traceability Matrix (RTM)</w:t>
         <w:br/>
-        <w:t xml:space="preserve">                                │</w:t>
-      </w:r>
-      <w:r>
-        <w:br/>
-        <w:t xml:space="preserve">             Complete traceability relationships</w:t>
-      </w:r>
-      <w:r>
+        <w:t xml:space="preserve">  Complete traceability relationships</w:t>
         <w:br/>
         <w:t xml:space="preserve">                │                           │</w:t>
-      </w:r>
-      <w:r>
         <w:br/>
         <w:t xml:space="preserve">                ▼                           ▼</w:t>
-      </w:r>
-      <w:r>
         <w:br/>
-        <w:t xml:space="preserve">   Conformance Test Suite         Assessment Framework</w:t>
-      </w:r>
-      <w:r>
+        <w:t>Conformance Test Suite         Assessment Framework</w:t>
         <w:br/>
         <w:t xml:space="preserve">                │                           │</w:t>
-      </w:r>
-      <w:r>
         <w:br/>
         <w:t xml:space="preserve">                └──────────────┬────────────┘</w:t>
-      </w:r>
-      <w:r>
         <w:br/>
         <w:t xml:space="preserve">                               ▼</w:t>
-      </w:r>
-      <w:r>
         <w:br/>
         <w:t xml:space="preserve">                     Conformance Assessment</w:t>
-      </w:r>
-      <w:r>
         <w:br/>
         <w:t xml:space="preserve">                               │</w:t>
-      </w:r>
-      <w:r>
         <w:br/>
         <w:t xml:space="preserve">                               ▼</w:t>
-      </w:r>
-      <w:r>
         <w:br/>
         <w:t xml:space="preserve">                     Conformance Claim</w:t>
       </w:r>
@@ -17677,6 +17534,7 @@
         <w:trPr>
           <w:tblHeader/>
           <w:tblCellSpacing w:w="15" w:type="dxa"/>
+          <w:tblHeader w:val="true"/>
         </w:trPr>
         <w:tc>
           <w:tcPr>
@@ -19749,6 +19607,7 @@
         <w:trPr>
           <w:tblHeader/>
           <w:tblCellSpacing w:w="15" w:type="dxa"/>
+          <w:tblHeader w:val="true"/>
         </w:trPr>
         <w:tc>
           <w:tcPr>
@@ -20255,79 +20114,51 @@
     </w:p>
     <w:p>
       <w:r>
-        <w:t>In the event of apparent inconsistency, precedence should generally follow the architectural hierarchy.</w:t>
-      </w:r>
-    </w:p>
-    <w:p>
-      <w:r>
-        <w:t>Runtime Governance Requirements</w:t>
-      </w:r>
-      <w:r>
+        <w:t>The ecosystem distinguishes conceptual derivation from normative precedence. Conceptual derivation proceeds from the BoK through the ARM to the Core, while normative precedence is governed by Section 3.3.</w:t>
+      </w:r>
+    </w:p>
+    <w:p>
+      <w:r>
+        <w:t>Conceptual Derivation</w:t>
+        <w:br/>
+        <w:br/>
+        <w:t>Runtime Governance Body of Knowledge</w:t>
         <w:br/>
         <w:t xml:space="preserve">                │</w:t>
-      </w:r>
-      <w:r>
         <w:br/>
         <w:t xml:space="preserve">                ▼</w:t>
-      </w:r>
-      <w:r>
         <w:br/>
-      </w:r>
-      <w:r>
-        <w:lastRenderedPageBreak/>
         <w:t>Architecture Reference Model</w:t>
-      </w:r>
-      <w:r>
         <w:br/>
         <w:t xml:space="preserve">                │</w:t>
-      </w:r>
-      <w:r>
         <w:br/>
         <w:t xml:space="preserve">                ▼</w:t>
-      </w:r>
-      <w:r>
+        <w:br/>
+        <w:t>Core Specification and supporting artifacts</w:t>
+        <w:br/>
+        <w:br/>
+        <w:t>Normative Precedence</w:t>
+        <w:br/>
+        <w:br/>
+        <w:t>Runtime Governance Conformance Requirements</w:t>
+        <w:br/>
+        <w:t xml:space="preserve">                │</w:t>
+        <w:br/>
+        <w:t xml:space="preserve">                ▼</w:t>
         <w:br/>
         <w:t>Core Specification</w:t>
-      </w:r>
-      <w:r>
         <w:br/>
         <w:t xml:space="preserve">                │</w:t>
-      </w:r>
-      <w:r>
         <w:br/>
         <w:t xml:space="preserve">                ▼</w:t>
-      </w:r>
-      <w:r>
         <w:br/>
-        <w:t>Normative Statements</w:t>
-      </w:r>
-      <w:r>
+        <w:t>Applicable normative Companion Specifications</w:t>
         <w:br/>
         <w:t xml:space="preserve">                │</w:t>
-      </w:r>
-      <w:r>
         <w:br/>
         <w:t xml:space="preserve">                ▼</w:t>
-      </w:r>
-      <w:r>
         <w:br/>
-        <w:t>Requirements Traceability Matrix</w:t>
-      </w:r>
-      <w:r>
-        <w:br/>
-        <w:t xml:space="preserve">                │</w:t>
-      </w:r>
-      <w:r>
-        <w:br/>
-        <w:t xml:space="preserve">        ┌───────┴────────┐</w:t>
-      </w:r>
-      <w:r>
-        <w:br/>
-        <w:t xml:space="preserve">        ▼                ▼</w:t>
-      </w:r>
-      <w:r>
-        <w:br/>
-        <w:t>Conformance Test Suite  Assessment Framework</w:t>
+        <w:t>Conformance Test Suite and Assessment Framework</w:t>
       </w:r>
     </w:p>
     <w:p>
@@ -20988,6 +20819,7 @@
         <w:trPr>
           <w:tblHeader/>
           <w:tblCellSpacing w:w="15" w:type="dxa"/>
+          <w:tblHeader w:val="true"/>
         </w:trPr>
         <w:tc>
           <w:tcPr>
@@ -21108,7 +20940,7 @@
           </w:tcPr>
           <w:p>
             <w:r>
-              <w:t>Authority validation</w:t>
+              <w:t>Pre-commit eligibility record</w:t>
             </w:r>
           </w:p>
         </w:tc>
@@ -21137,7 +20969,7 @@
           </w:tcPr>
           <w:p>
             <w:r>
-              <w:t>Authorization binding</w:t>
+              <w:t>Final admissibility and enforcement binding</w:t>
             </w:r>
           </w:p>
         </w:tc>
@@ -21166,7 +20998,7 @@
           </w:tcPr>
           <w:p>
             <w:r>
-              <w:t>Ongoing admissibility</w:t>
+              <w:t>Pre-commit continuation legitimacy and path viability</w:t>
             </w:r>
           </w:p>
         </w:tc>
@@ -21626,7 +21458,7 @@
     </w:p>
     <w:p>
       <w:r>
-        <w:t>The AGCP specification ecosystem reflects the same architectural separation as the runtime itself.</w:t>
+        <w:t>The AGCP specification ecosystem separates non-normative conceptual foundations, authoritative architectural vocabulary, normative behavior, traceability, verification, and assessment.</w:t>
       </w:r>
     </w:p>
     <w:p>
@@ -21636,69 +21468,37 @@
     </w:p>
     <w:p>
       <w:r>
-        <w:t>Runtime Governance Requirements</w:t>
-      </w:r>
-      <w:r>
+        <w:t>Runtime Governance Body of Knowledge</w:t>
         <w:br/>
         <w:t xml:space="preserve">              │</w:t>
-      </w:r>
-      <w:r>
         <w:br/>
         <w:t xml:space="preserve">              ▼</w:t>
-      </w:r>
-      <w:r>
         <w:br/>
         <w:t>Architecture Reference Model</w:t>
-      </w:r>
-      <w:r>
         <w:br/>
         <w:t xml:space="preserve">              │</w:t>
-      </w:r>
-      <w:r>
         <w:br/>
         <w:t xml:space="preserve">              ▼</w:t>
-      </w:r>
-      <w:r>
         <w:br/>
-        <w:t>Core Specification</w:t>
-      </w:r>
-      <w:r>
+        <w:t>Runtime Governance Conformance Requirements and Core Specification</w:t>
         <w:br/>
         <w:t xml:space="preserve">              │</w:t>
-      </w:r>
-      <w:r>
         <w:br/>
         <w:t xml:space="preserve">              ▼</w:t>
-      </w:r>
-      <w:r>
         <w:br/>
         <w:t>Normative Statements</w:t>
-      </w:r>
-      <w:r>
         <w:br/>
         <w:t xml:space="preserve">              │</w:t>
-      </w:r>
-      <w:r>
         <w:br/>
         <w:t xml:space="preserve">              ▼</w:t>
-      </w:r>
-      <w:r>
         <w:br/>
         <w:t>Requirements Traceability Matrix</w:t>
-      </w:r>
-      <w:r>
         <w:br/>
         <w:t xml:space="preserve">              │</w:t>
-      </w:r>
-      <w:r>
         <w:br/>
         <w:t xml:space="preserve">      ┌───────┴────────┐</w:t>
-      </w:r>
-      <w:r>
         <w:br/>
         <w:t xml:space="preserve">      ▼                ▼</w:t>
-      </w:r>
-      <w:r>
         <w:br/>
         <w:t>Conformance Test Suite Assessment Framework</w:t>
       </w:r>

--- a/spec/AGCP-Core.docx
+++ b/spec/AGCP-Core.docx
@@ -873,6 +873,7 @@
     </w:p>
     <w:p>
       <w:r>
+        <w:lastRenderedPageBreak/>
         <w:t>Supporting specifications and artifacts SHALL remain consistent with the controlled Conformance Requirements and this Core Specification and SHALL NOT weaken, replace, or contradict their normative behavior.</w:t>
       </w:r>
     </w:p>
@@ -1034,7 +1035,11 @@
     </w:p>
     <w:p>
       <w:r>
-        <w:t>The controlled Conformance Requirements and this Core Specification establish normative behavior. Applicable normative Companion Specifications may add profile-specific obligations only where expressly adopted. The ARM provides the authoritative architectural vocabulary used to interpret the normative sources but does not independently create conformance obligations. Normative Statements, the RTM, tests, assessments, implementation profiles, and reference implementations support extraction, traceability, verification, and implementation without superseding the normative sources.</w:t>
+        <w:t xml:space="preserve">The controlled Conformance Requirements and this Core Specification establish normative behavior. Applicable normative Companion Specifications may add profile-specific obligations only where expressly adopted. The ARM provides the authoritative architectural vocabulary used to interpret the normative sources but does not independently create conformance obligations. Normative Statements, the RTM, tests, </w:t>
+      </w:r>
+      <w:r>
+        <w:lastRenderedPageBreak/>
+        <w:t>assessments, implementation profiles, and reference implementations support extraction, traceability, verification, and implementation without superseding the normative sources.</w:t>
       </w:r>
     </w:p>
     <w:p/>
@@ -1268,6 +1273,7 @@
         </w:numPr>
       </w:pPr>
       <w:r>
+        <w:lastRenderedPageBreak/>
         <w:t>MAY — optional behavior</w:t>
       </w:r>
     </w:p>
@@ -1301,7 +1307,6 @@
     </w:p>
     <w:p>
       <w:r>
-        <w:lastRenderedPageBreak/>
         <w:t>Every conformance test SHALL trace to one or more normative statements.</w:t>
       </w:r>
     </w:p>
@@ -1478,6 +1483,7 @@
     </w:p>
     <w:p>
       <w:r>
+        <w:lastRenderedPageBreak/>
         <w:t>Terms not defined herein SHALL be interpreted according to their ordinary meaning within the context of deterministic runtime governance.</w:t>
       </w:r>
     </w:p>
@@ -1611,6 +1617,7 @@
         </w:rPr>
       </w:pPr>
       <w:r>
+        <w:lastRenderedPageBreak/>
         <w:t>4.7 Commit Boundary</w:t>
       </w:r>
     </w:p>
@@ -1644,7 +1651,6 @@
     </w:p>
     <w:p>
       <w:r>
-        <w:lastRenderedPageBreak/>
         <w:t>Companion Specifications SHALL remain consistent with this Core Specification.</w:t>
       </w:r>
     </w:p>
@@ -1737,6 +1743,7 @@
     </w:p>
     <w:p>
       <w:r>
+        <w:lastRenderedPageBreak/>
         <w:t>The Governance Context Envelope may carry identity, authority, policy, Canonical State, tenant context, execution context, and other governance-significant attributes required by the applicable implementation profile.</w:t>
       </w:r>
     </w:p>
@@ -1783,7 +1790,6 @@
     </w:p>
     <w:p>
       <w:r>
-        <w:lastRenderedPageBreak/>
         <w:t>Governance Evidence provides objective evidence supporting audit, conformance assessment, assurance assessment, and deterministic replay.</w:t>
       </w:r>
     </w:p>
@@ -1866,6 +1872,7 @@
         </w:rPr>
       </w:pPr>
       <w:r>
+        <w:lastRenderedPageBreak/>
         <w:t>4.18 Tenant</w:t>
       </w:r>
     </w:p>
@@ -1949,7 +1956,6 @@
     </w:p>
     <w:p>
       <w:r>
-        <w:lastRenderedPageBreak/>
         <w:t>Notes, examples, figures, and explanatory material are informative and SHALL NOT override normative requirements.</w:t>
       </w:r>
     </w:p>
@@ -2057,6 +2063,7 @@
     </w:p>
     <w:p>
       <w:r>
+        <w:lastRenderedPageBreak/>
         <w:t>Reasoning, planning, orchestration, optimization, inference, and proposal generation are outside the scope of AGCP except where they produce governance-significant Proposals.</w:t>
       </w:r>
     </w:p>
@@ -2222,6 +2229,7 @@
         </w:rPr>
       </w:pPr>
       <w:r>
+        <w:lastRenderedPageBreak/>
         <w:t>5.4 Supporting Governance Services</w:t>
       </w:r>
     </w:p>
@@ -2632,6 +2640,7 @@
         </w:rPr>
       </w:pPr>
       <w:r>
+        <w:lastRenderedPageBreak/>
         <w:t>5.9 Architectural Conformance</w:t>
       </w:r>
     </w:p>
@@ -2731,7 +2740,6 @@
     </w:p>
     <w:p>
       <w:r>
-        <w:lastRenderedPageBreak/>
         <w:t>Proposal Qualification SHALL be deterministic.</w:t>
       </w:r>
     </w:p>
@@ -2976,7 +2984,6 @@
     </w:p>
     <w:p>
       <w:r>
-        <w:lastRenderedPageBreak/>
         <w:t>The Proposal satisfies all structural governance prerequisites and may proceed to the Governance Decision Function.</w:t>
       </w:r>
     </w:p>
@@ -3069,6 +3076,7 @@
     </w:p>
     <w:p>
       <w:r>
+        <w:lastRenderedPageBreak/>
         <w:t>Proposal Qualification SHALL satisfy the Global Governance Invariants defined in Section 5.</w:t>
       </w:r>
     </w:p>
@@ -3120,7 +3128,6 @@
     </w:p>
     <w:p>
       <w:r>
-        <w:lastRenderedPageBreak/>
         <w:t>The implementation SHALL reject malformed, incomplete, or structurally invalid Proposals before governance evaluation.</w:t>
       </w:r>
     </w:p>
@@ -3210,6 +3217,7 @@
         </w:numPr>
       </w:pPr>
       <w:r>
+        <w:lastRenderedPageBreak/>
         <w:t>the qualified Governance Context;</w:t>
       </w:r>
     </w:p>
@@ -3348,7 +3356,6 @@
     </w:p>
     <w:p>
       <w:r>
-        <w:lastRenderedPageBreak/>
         <w:t>Governance evaluation SHALL NOT begin until all mandatory inputs have been established.</w:t>
       </w:r>
     </w:p>
@@ -3378,7 +3385,7 @@
         </w:numPr>
       </w:pPr>
       <w:r>
-        <w:t>establish the Canonical State required for evaluation by deriving it from the ordered Governance Ledger, or from a verifiable materialized state derived from that ledger;</w:t>
+        <w:t>deterministically resolve the Canonical State required for evaluation from qualified authoritative governance sources;</w:t>
       </w:r>
     </w:p>
     <w:p>
@@ -3389,7 +3396,29 @@
         </w:numPr>
       </w:pPr>
       <w:r>
-        <w:t>validate Canonical State completeness, consistency, integrity, provenance, freshness, and availability;</w:t>
+        <w:t>validate Canonical State freshness, provenance, completeness, consistency, integrity, availability, and ordering suitability for the applicable evaluation horizon;</w:t>
+      </w:r>
+    </w:p>
+    <w:p>
+      <w:pPr>
+        <w:numPr>
+          <w:ilvl w:val="0"/>
+          <w:numId w:val="22"/>
+        </w:numPr>
+      </w:pPr>
+      <w:r>
+        <w:t>where candidate authoritative governance sources conflict, resolve one authoritative Canonical State or produce Structural Refusal;</w:t>
+      </w:r>
+    </w:p>
+    <w:p>
+      <w:pPr>
+        <w:numPr>
+          <w:ilvl w:val="0"/>
+          <w:numId w:val="22"/>
+        </w:numPr>
+      </w:pPr>
+      <w:r>
+        <w:t>prevent admissibility evaluation from proceeding when Canonical State suitability cannot be established;</w:t>
       </w:r>
     </w:p>
     <w:p>
@@ -3527,6 +3556,11 @@
     </w:p>
     <w:p>
       <w:r>
+        <w:t>Each governance outcome SHALL identify the governing constraints that produced or controlled the outcome, including applicable policy and invariant references.</w:t>
+      </w:r>
+    </w:p>
+    <w:p>
+      <w:r>
         <w:t>Governance outcomes SHALL accurately represent the result of governance evaluation.</w:t>
       </w:r>
     </w:p>
@@ -3570,7 +3604,6 @@
     </w:p>
     <w:p>
       <w:r>
-        <w:lastRenderedPageBreak/>
         <w:t>Canonical State processing SHALL remain authoritative throughout governance evaluation.</w:t>
       </w:r>
     </w:p>
@@ -3695,7 +3728,6 @@
         </w:rPr>
       </w:pPr>
       <w:r>
-        <w:lastRenderedPageBreak/>
         <w:t>8. Execution Authorization</w:t>
       </w:r>
     </w:p>
@@ -3756,6 +3788,7 @@
     </w:p>
     <w:p>
       <w:r>
+        <w:lastRenderedPageBreak/>
         <w:t>Execution Authorization SHALL precede Commit Boundary processing, but a nonterminal proposal MAY remain pending between authorization and commitment and SHALL remain subject to lifecycle, continuation, expiration, cancellation, degradation, and re-evaluation controls.</w:t>
       </w:r>
     </w:p>
@@ -3896,7 +3929,6 @@
         </w:rPr>
       </w:pPr>
       <w:r>
-        <w:lastRenderedPageBreak/>
         <w:t>8.4 Authorization Processing</w:t>
       </w:r>
     </w:p>
@@ -3997,6 +4029,7 @@
         </w:rPr>
       </w:pPr>
       <w:r>
+        <w:lastRenderedPageBreak/>
         <w:t>8.5 Authorization Outcomes</w:t>
       </w:r>
     </w:p>
@@ -4130,6 +4163,7 @@
         </w:rPr>
       </w:pPr>
       <w:r>
+        <w:lastRenderedPageBreak/>
         <w:t>8.7 Conformance</w:t>
       </w:r>
     </w:p>
@@ -4241,7 +4275,6 @@
         </w:rPr>
       </w:pPr>
       <w:r>
-        <w:lastRenderedPageBreak/>
         <w:t>9.2 General</w:t>
       </w:r>
     </w:p>
@@ -4347,6 +4380,7 @@
         </w:numPr>
       </w:pPr>
       <w:r>
+        <w:lastRenderedPageBreak/>
         <w:t>the qualified Governance Context;</w:t>
       </w:r>
     </w:p>
@@ -4495,7 +4529,6 @@
     </w:p>
     <w:p>
       <w:r>
-        <w:lastRenderedPageBreak/>
         <w:t>Where a Proposal produces multiple governance-significant state changes, Commit processing SHALL preserve the governance semantics defined for that Proposal.</w:t>
       </w:r>
     </w:p>
@@ -4575,6 +4608,7 @@
         </w:rPr>
       </w:pPr>
       <w:r>
+        <w:lastRenderedPageBreak/>
         <w:t>9.6 Relationships</w:t>
       </w:r>
     </w:p>
@@ -4655,7 +4689,6 @@
     <w:p/>
     <w:p>
       <w:r>
-        <w:lastRenderedPageBreak/>
         <w:t>Governance Binding Validation SHALL verify that the proposal remains bound to the same authority, authorization artifact, evidence, target, tenant, policy, Canonical State basis, scope, lifecycle state, validity window, governance version, and bind conditions evaluated by governance.</w:t>
       </w:r>
     </w:p>
@@ -4679,6 +4712,7 @@
         <w:pStyle w:val="Heading2"/>
       </w:pPr>
       <w:r>
+        <w:lastRenderedPageBreak/>
         <w:t>9.6B Resulting-State and Composite Proposal Validation</w:t>
       </w:r>
     </w:p>
@@ -4765,7 +4799,6 @@
         </w:numPr>
       </w:pPr>
       <w:r>
-        <w:lastRenderedPageBreak/>
         <w:t>preserve deterministic execution ordering where governance semantics require ordering.</w:t>
       </w:r>
     </w:p>
@@ -4982,7 +5015,6 @@
         </w:numPr>
       </w:pPr>
       <w:r>
-        <w:lastRenderedPageBreak/>
         <w:t>Continuation Integrity processing;</w:t>
       </w:r>
     </w:p>
@@ -5072,6 +5104,7 @@
         </w:numPr>
       </w:pPr>
       <w:r>
+        <w:lastRenderedPageBreak/>
         <w:t>Proposal identity;</w:t>
       </w:r>
     </w:p>
@@ -5150,6 +5183,17 @@
       </w:pPr>
       <w:r>
         <w:t>governance policy reference;</w:t>
+      </w:r>
+    </w:p>
+    <w:p>
+      <w:pPr>
+        <w:numPr>
+          <w:ilvl w:val="0"/>
+          <w:numId w:val="37"/>
+        </w:numPr>
+      </w:pPr>
+      <w:r>
+        <w:t>governing constraint and invariant references;</w:t>
       </w:r>
     </w:p>
     <w:p>
@@ -5260,7 +5304,6 @@
         </w:numPr>
       </w:pPr>
       <w:r>
-        <w:lastRenderedPageBreak/>
         <w:t>attribution;</w:t>
       </w:r>
     </w:p>
@@ -5339,6 +5382,7 @@
         </w:numPr>
       </w:pPr>
       <w:r>
+        <w:lastRenderedPageBreak/>
         <w:t>conformance assessment;</w:t>
       </w:r>
     </w:p>
@@ -5494,7 +5538,6 @@
     </w:p>
     <w:p>
       <w:r>
-        <w:lastRenderedPageBreak/>
         <w:t>Governance Evidence SHALL support, but SHALL NOT alter, governance processing.</w:t>
       </w:r>
     </w:p>
@@ -5522,6 +5565,7 @@
     <w:p/>
     <w:p>
       <w:r>
+        <w:lastRenderedPageBreak/>
         <w:t>The Governance Ledger SHALL be append-only and SHALL record or reference submissions, decisions, approvals, refusals, commitments, enforcement outcomes, lifecycle transitions, continuation events, and associated evidence references with ordering integrity sufficient for reconstruction.</w:t>
       </w:r>
     </w:p>
@@ -5624,7 +5668,6 @@
         </w:rPr>
       </w:pPr>
       <w:r>
-        <w:lastRenderedPageBreak/>
         <w:t>11. Tenant and Domain Isolation</w:t>
       </w:r>
     </w:p>
@@ -5686,6 +5729,7 @@
         </w:numPr>
       </w:pPr>
       <w:r>
+        <w:lastRenderedPageBreak/>
         <w:t>Proposal Qualification;</w:t>
       </w:r>
     </w:p>
@@ -5948,6 +5992,7 @@
         </w:rPr>
       </w:pPr>
       <w:r>
+        <w:lastRenderedPageBreak/>
         <w:t>11.5 Cross-Tenant References</w:t>
       </w:r>
     </w:p>
@@ -6058,7 +6103,6 @@
         </w:rPr>
       </w:pPr>
       <w:r>
-        <w:lastRenderedPageBreak/>
         <w:t>11.7 Conformance</w:t>
       </w:r>
     </w:p>
@@ -6141,6 +6185,7 @@
         </w:rPr>
       </w:pPr>
       <w:r>
+        <w:lastRenderedPageBreak/>
         <w:t>12. Delegation and Authority Lineage</w:t>
       </w:r>
     </w:p>
@@ -6236,7 +6281,6 @@
         </w:numPr>
       </w:pPr>
       <w:r>
-        <w:lastRenderedPageBreak/>
         <w:t>delegating authority;</w:t>
       </w:r>
     </w:p>
@@ -6348,6 +6392,7 @@
         </w:numPr>
       </w:pPr>
       <w:r>
+        <w:lastRenderedPageBreak/>
         <w:t>validate delegated authority;</w:t>
       </w:r>
     </w:p>
@@ -6504,7 +6549,6 @@
         </w:rPr>
       </w:pPr>
       <w:r>
-        <w:lastRenderedPageBreak/>
         <w:t>12.6 Relationships</w:t>
       </w:r>
     </w:p>
@@ -6569,6 +6613,7 @@
         </w:numPr>
       </w:pPr>
       <w:r>
+        <w:lastRenderedPageBreak/>
         <w:t>validate execution authority;</w:t>
       </w:r>
     </w:p>
@@ -6895,105 +6940,105 @@
         </w:numPr>
       </w:pPr>
       <w:r>
+        <w:t xml:space="preserve">validate governance dependencies; </w:t>
+      </w:r>
+    </w:p>
+    <w:p>
+      <w:pPr>
+        <w:numPr>
+          <w:ilvl w:val="0"/>
+          <w:numId w:val="136"/>
+        </w:numPr>
+      </w:pPr>
+      <w:r>
+        <w:t xml:space="preserve">validate governance configuration; </w:t>
+      </w:r>
+    </w:p>
+    <w:p>
+      <w:pPr>
+        <w:numPr>
+          <w:ilvl w:val="0"/>
+          <w:numId w:val="136"/>
+        </w:numPr>
+      </w:pPr>
+      <w:r>
+        <w:t xml:space="preserve">evaluate Authority Lineage; </w:t>
+      </w:r>
+    </w:p>
+    <w:p>
+      <w:pPr>
+        <w:numPr>
+          <w:ilvl w:val="0"/>
+          <w:numId w:val="136"/>
+        </w:numPr>
+      </w:pPr>
+      <w:r>
+        <w:t xml:space="preserve">evaluate applicable Canonical State where required; </w:t>
+      </w:r>
+    </w:p>
+    <w:p>
+      <w:pPr>
+        <w:numPr>
+          <w:ilvl w:val="0"/>
+          <w:numId w:val="136"/>
+        </w:numPr>
+      </w:pPr>
+      <w:r>
+        <w:t xml:space="preserve">detect material changes to governance conditions; </w:t>
+      </w:r>
+    </w:p>
+    <w:p>
+      <w:pPr>
+        <w:numPr>
+          <w:ilvl w:val="0"/>
+          <w:numId w:val="136"/>
+        </w:numPr>
+      </w:pPr>
+      <w:r>
+        <w:t xml:space="preserve">identify affected nonterminal Proposals in accordance with active risk-based governance configuration; </w:t>
+      </w:r>
+    </w:p>
+    <w:p>
+      <w:pPr>
+        <w:numPr>
+          <w:ilvl w:val="0"/>
+          <w:numId w:val="136"/>
+        </w:numPr>
+      </w:pPr>
+      <w:r>
+        <w:t xml:space="preserve">detect loss of mandatory governance conditions; </w:t>
+      </w:r>
+    </w:p>
+    <w:p>
+      <w:pPr>
+        <w:numPr>
+          <w:ilvl w:val="0"/>
+          <w:numId w:val="136"/>
+        </w:numPr>
+      </w:pPr>
+      <w:r>
+        <w:t xml:space="preserve">determine whether a Proposal remains admissible for commitment; </w:t>
+      </w:r>
+    </w:p>
+    <w:p>
+      <w:pPr>
+        <w:numPr>
+          <w:ilvl w:val="0"/>
+          <w:numId w:val="136"/>
+        </w:numPr>
+      </w:pPr>
+      <w:r>
+        <w:t xml:space="preserve">determine whether at least one governed path toward binding remains viable. </w:t>
+      </w:r>
+    </w:p>
+    <w:p>
+      <w:r>
+        <w:t>The governance control plane SHALL deterministically re-evaluate affected nonterminal Proposals when material changes to governance conditions may affect continued execution admissibility, in accordance with active risk-based governance configuration.</w:t>
+      </w:r>
+    </w:p>
+    <w:p>
+      <w:r>
         <w:lastRenderedPageBreak/>
-        <w:t xml:space="preserve">validate governance dependencies; </w:t>
-      </w:r>
-    </w:p>
-    <w:p>
-      <w:pPr>
-        <w:numPr>
-          <w:ilvl w:val="0"/>
-          <w:numId w:val="136"/>
-        </w:numPr>
-      </w:pPr>
-      <w:r>
-        <w:t xml:space="preserve">validate governance configuration; </w:t>
-      </w:r>
-    </w:p>
-    <w:p>
-      <w:pPr>
-        <w:numPr>
-          <w:ilvl w:val="0"/>
-          <w:numId w:val="136"/>
-        </w:numPr>
-      </w:pPr>
-      <w:r>
-        <w:t xml:space="preserve">evaluate Authority Lineage; </w:t>
-      </w:r>
-    </w:p>
-    <w:p>
-      <w:pPr>
-        <w:numPr>
-          <w:ilvl w:val="0"/>
-          <w:numId w:val="136"/>
-        </w:numPr>
-      </w:pPr>
-      <w:r>
-        <w:t xml:space="preserve">evaluate applicable Canonical State where required; </w:t>
-      </w:r>
-    </w:p>
-    <w:p>
-      <w:pPr>
-        <w:numPr>
-          <w:ilvl w:val="0"/>
-          <w:numId w:val="136"/>
-        </w:numPr>
-      </w:pPr>
-      <w:r>
-        <w:t xml:space="preserve">detect material changes to governance conditions; </w:t>
-      </w:r>
-    </w:p>
-    <w:p>
-      <w:pPr>
-        <w:numPr>
-          <w:ilvl w:val="0"/>
-          <w:numId w:val="136"/>
-        </w:numPr>
-      </w:pPr>
-      <w:r>
-        <w:t xml:space="preserve">identify affected nonterminal Proposals in accordance with active risk-based governance configuration; </w:t>
-      </w:r>
-    </w:p>
-    <w:p>
-      <w:pPr>
-        <w:numPr>
-          <w:ilvl w:val="0"/>
-          <w:numId w:val="136"/>
-        </w:numPr>
-      </w:pPr>
-      <w:r>
-        <w:t xml:space="preserve">detect loss of mandatory governance conditions; </w:t>
-      </w:r>
-    </w:p>
-    <w:p>
-      <w:pPr>
-        <w:numPr>
-          <w:ilvl w:val="0"/>
-          <w:numId w:val="136"/>
-        </w:numPr>
-      </w:pPr>
-      <w:r>
-        <w:t xml:space="preserve">determine whether a Proposal remains admissible for commitment; </w:t>
-      </w:r>
-    </w:p>
-    <w:p>
-      <w:pPr>
-        <w:numPr>
-          <w:ilvl w:val="0"/>
-          <w:numId w:val="136"/>
-        </w:numPr>
-      </w:pPr>
-      <w:r>
-        <w:t xml:space="preserve">determine whether at least one governed path toward binding remains viable. </w:t>
-      </w:r>
-    </w:p>
-    <w:p>
-      <w:r>
-        <w:t>The governance control plane SHALL deterministically re-evaluate affected nonterminal Proposals when material changes to governance conditions may affect continued execution admissibility, in accordance with active risk-based governance configuration.</w:t>
-      </w:r>
-    </w:p>
-    <w:p>
-      <w:r>
         <w:t>Re-evaluation SHALL re-derive the governance-significant information required to determine continued admissibility, including current authority, applicable governance conditions, Governance Evidence, and Canonical State where applicable.</w:t>
       </w:r>
     </w:p>
@@ -7168,6 +7213,7 @@
     </w:p>
     <w:p>
       <w:r>
+        <w:lastRenderedPageBreak/>
         <w:t>Authority processing SHALL satisfy the requirements of Section 12.</w:t>
       </w:r>
     </w:p>
@@ -7200,6 +7246,18 @@
     <w:p>
       <w:r>
         <w:t>Lifecycle State SHALL be derived deterministically from ordered authoritative Governance Ledger records rather than asserted as an uncontrolled mutable operational flag.</w:t>
+      </w:r>
+    </w:p>
+    <w:p/>
+    <w:p>
+      <w:r>
+        <w:t>Authorized governance state, as represented by Derived Lifecycle State, SHALL be externally retrievable within the applicable tenant, governance-domain, and authorization scope.</w:t>
+      </w:r>
+    </w:p>
+    <w:p/>
+    <w:p>
+      <w:r>
+        <w:t>Internal processing states SHALL NOT become canonical externally visible governance states. Only Derived Lifecycle State established through permitted lifecycle transitions and authoritative governance records SHALL be exposed as canonical lifecycle state.</w:t>
       </w:r>
     </w:p>
     <w:p/>
@@ -7228,7 +7286,14 @@
     <w:p/>
     <w:p>
       <w:r>
-        <w:t>Human adjudication, approval, negative adjudication, cosignature, risk acceptance, and quorum SHALL be represented by attributable and verifiable Governance Approval Artifacts bound to eligible Proposal Identity, lifecycle state, scope, tenant, and validity conditions.</w:t>
+        <w:t>Human adjudication, approval, negative adjudication, cosignature, risk acceptance, and quorum SHALL be represented by cryptographically attributable and verifiable Governance Approval Artifacts bound to eligible Proposal Identity, lifecycle state, scope, tenant, and validity conditions.</w:t>
+      </w:r>
+    </w:p>
+    <w:p/>
+    <w:p>
+      <w:r>
+        <w:lastRenderedPageBreak/>
+        <w:t>Governance escalation SHALL support accumulation of valid partial quorum through one or more Governance Approval Artifacts until the required quorum is completed or the escalation terminates under applicable governance policy.</w:t>
       </w:r>
     </w:p>
     <w:p/>
@@ -7326,40 +7391,40 @@
         </w:numPr>
       </w:pPr>
       <w:r>
+        <w:t xml:space="preserve">deterministically re-evaluate affected nonterminal Proposals; </w:t>
+      </w:r>
+    </w:p>
+    <w:p>
+      <w:pPr>
+        <w:numPr>
+          <w:ilvl w:val="0"/>
+          <w:numId w:val="138"/>
+        </w:numPr>
+      </w:pPr>
+      <w:r>
+        <w:t xml:space="preserve">avoid unnecessary re-evaluation of unaffected Proposals; </w:t>
+      </w:r>
+    </w:p>
+    <w:p>
+      <w:pPr>
+        <w:numPr>
+          <w:ilvl w:val="0"/>
+          <w:numId w:val="138"/>
+        </w:numPr>
+      </w:pPr>
+      <w:r>
+        <w:t xml:space="preserve">transition inadmissible Proposals to a policy-defined non-executable lifecycle state; </w:t>
+      </w:r>
+    </w:p>
+    <w:p>
+      <w:pPr>
+        <w:numPr>
+          <w:ilvl w:val="0"/>
+          <w:numId w:val="138"/>
+        </w:numPr>
+      </w:pPr>
+      <w:r>
         <w:lastRenderedPageBreak/>
-        <w:t xml:space="preserve">deterministically re-evaluate affected nonterminal Proposals; </w:t>
-      </w:r>
-    </w:p>
-    <w:p>
-      <w:pPr>
-        <w:numPr>
-          <w:ilvl w:val="0"/>
-          <w:numId w:val="138"/>
-        </w:numPr>
-      </w:pPr>
-      <w:r>
-        <w:t xml:space="preserve">avoid unnecessary re-evaluation of unaffected Proposals; </w:t>
-      </w:r>
-    </w:p>
-    <w:p>
-      <w:pPr>
-        <w:numPr>
-          <w:ilvl w:val="0"/>
-          <w:numId w:val="138"/>
-        </w:numPr>
-      </w:pPr>
-      <w:r>
-        <w:t xml:space="preserve">transition inadmissible Proposals to a policy-defined non-executable lifecycle state; </w:t>
-      </w:r>
-    </w:p>
-    <w:p>
-      <w:pPr>
-        <w:numPr>
-          <w:ilvl w:val="0"/>
-          <w:numId w:val="138"/>
-        </w:numPr>
-      </w:pPr>
-      <w:r>
         <w:t xml:space="preserve">detect reduction or loss of admissible-path viability before commitment; </w:t>
       </w:r>
     </w:p>
@@ -7566,6 +7631,7 @@
         </w:numPr>
       </w:pPr>
       <w:r>
+        <w:lastRenderedPageBreak/>
         <w:t>participating governance domains;</w:t>
       </w:r>
     </w:p>
@@ -7821,7 +7887,6 @@
         </w:numPr>
       </w:pPr>
       <w:r>
-        <w:lastRenderedPageBreak/>
         <w:t>authoritative cross-domain governance context.</w:t>
       </w:r>
     </w:p>
@@ -7840,6 +7905,7 @@
         </w:rPr>
       </w:pPr>
       <w:r>
+        <w:lastRenderedPageBreak/>
         <w:t>14.6 Relationships</w:t>
       </w:r>
     </w:p>
@@ -8003,7 +8069,6 @@
     </w:p>
     <w:p>
       <w:r>
-        <w:lastRenderedPageBreak/>
         <w:t>Governance SHALL govern itself.</w:t>
       </w:r>
     </w:p>
@@ -8017,6 +8082,7 @@
         </w:rPr>
       </w:pPr>
       <w:r>
+        <w:lastRenderedPageBreak/>
         <w:t>15.2 General</w:t>
       </w:r>
     </w:p>
@@ -8229,29 +8295,29 @@
         </w:numPr>
       </w:pPr>
       <w:r>
+        <w:t>governance authority;</w:t>
+      </w:r>
+    </w:p>
+    <w:p>
+      <w:pPr>
+        <w:numPr>
+          <w:ilvl w:val="0"/>
+          <w:numId w:val="61"/>
+        </w:numPr>
+      </w:pPr>
+      <w:r>
+        <w:t>implementation profile;</w:t>
+      </w:r>
+    </w:p>
+    <w:p>
+      <w:pPr>
+        <w:numPr>
+          <w:ilvl w:val="0"/>
+          <w:numId w:val="61"/>
+        </w:numPr>
+      </w:pPr>
+      <w:r>
         <w:lastRenderedPageBreak/>
-        <w:t>governance authority;</w:t>
-      </w:r>
-    </w:p>
-    <w:p>
-      <w:pPr>
-        <w:numPr>
-          <w:ilvl w:val="0"/>
-          <w:numId w:val="61"/>
-        </w:numPr>
-      </w:pPr>
-      <w:r>
-        <w:t>implementation profile;</w:t>
-      </w:r>
-    </w:p>
-    <w:p>
-      <w:pPr>
-        <w:numPr>
-          <w:ilvl w:val="0"/>
-          <w:numId w:val="61"/>
-        </w:numPr>
-      </w:pPr>
-      <w:r>
         <w:t>applicable companion specifications;</w:t>
       </w:r>
     </w:p>
@@ -8474,29 +8540,29 @@
         </w:numPr>
       </w:pPr>
       <w:r>
+        <w:t>Proposal Qualification;</w:t>
+      </w:r>
+    </w:p>
+    <w:p>
+      <w:pPr>
+        <w:numPr>
+          <w:ilvl w:val="0"/>
+          <w:numId w:val="64"/>
+        </w:numPr>
+      </w:pPr>
+      <w:r>
+        <w:t>Governance Decision Function;</w:t>
+      </w:r>
+    </w:p>
+    <w:p>
+      <w:pPr>
+        <w:numPr>
+          <w:ilvl w:val="0"/>
+          <w:numId w:val="64"/>
+        </w:numPr>
+      </w:pPr>
+      <w:r>
         <w:lastRenderedPageBreak/>
-        <w:t>Proposal Qualification;</w:t>
-      </w:r>
-    </w:p>
-    <w:p>
-      <w:pPr>
-        <w:numPr>
-          <w:ilvl w:val="0"/>
-          <w:numId w:val="64"/>
-        </w:numPr>
-      </w:pPr>
-      <w:r>
-        <w:t>Governance Decision Function;</w:t>
-      </w:r>
-    </w:p>
-    <w:p>
-      <w:pPr>
-        <w:numPr>
-          <w:ilvl w:val="0"/>
-          <w:numId w:val="64"/>
-        </w:numPr>
-      </w:pPr>
-      <w:r>
         <w:t>Execution Authorization;</w:t>
       </w:r>
     </w:p>
@@ -8591,13 +8657,13 @@
     <w:p/>
     <w:p>
       <w:r>
+        <w:t>Governance-significant configuration SHALL be explicit, attributable, versioned, and available for governance evaluation. Hidden or implicit configuration SHALL NOT influence governance decisions.</w:t>
+      </w:r>
+    </w:p>
+    <w:p/>
+    <w:p>
+      <w:r>
         <w:lastRenderedPageBreak/>
-        <w:t>Governance-significant configuration SHALL be explicit, attributable, versioned, and available for governance evaluation. Hidden or implicit configuration SHALL NOT influence governance decisions.</w:t>
-      </w:r>
-    </w:p>
-    <w:p/>
-    <w:p>
-      <w:r>
         <w:t>A governed system MAY propose a governance change but SHALL NOT directly modify its own admissibility conditions, protected constraints, or authoritative governance artifacts without externally authorized governance approval, compilation, validation, and controlled activation.</w:t>
       </w:r>
     </w:p>
@@ -8778,6 +8844,7 @@
         </w:numPr>
       </w:pPr>
       <w:r>
+        <w:lastRenderedPageBreak/>
         <w:t>the coordinated Proposal;</w:t>
       </w:r>
     </w:p>
@@ -9022,34 +9089,34 @@
         </w:rPr>
       </w:pPr>
       <w:r>
+        <w:t>16.5 Coordination Outcomes</w:t>
+      </w:r>
+    </w:p>
+    <w:p>
+      <w:r>
+        <w:t>Autonomous Coordination SHALL produce one of the following outcomes:</w:t>
+      </w:r>
+    </w:p>
+    <w:p>
+      <w:pPr>
+        <w:numPr>
+          <w:ilvl w:val="0"/>
+          <w:numId w:val="69"/>
+        </w:numPr>
+      </w:pPr>
+      <w:r>
+        <w:t>Coordinated Execution Authorized;</w:t>
+      </w:r>
+    </w:p>
+    <w:p>
+      <w:pPr>
+        <w:numPr>
+          <w:ilvl w:val="0"/>
+          <w:numId w:val="69"/>
+        </w:numPr>
+      </w:pPr>
+      <w:r>
         <w:lastRenderedPageBreak/>
-        <w:t>16.5 Coordination Outcomes</w:t>
-      </w:r>
-    </w:p>
-    <w:p>
-      <w:r>
-        <w:t>Autonomous Coordination SHALL produce one of the following outcomes:</w:t>
-      </w:r>
-    </w:p>
-    <w:p>
-      <w:pPr>
-        <w:numPr>
-          <w:ilvl w:val="0"/>
-          <w:numId w:val="69"/>
-        </w:numPr>
-      </w:pPr>
-      <w:r>
-        <w:t>Coordinated Execution Authorized;</w:t>
-      </w:r>
-    </w:p>
-    <w:p>
-      <w:pPr>
-        <w:numPr>
-          <w:ilvl w:val="0"/>
-          <w:numId w:val="69"/>
-        </w:numPr>
-      </w:pPr>
-      <w:r>
         <w:t>Coordinated Execution Denied;</w:t>
       </w:r>
     </w:p>
@@ -9167,6 +9234,7 @@
         </w:rPr>
       </w:pPr>
       <w:r>
+        <w:lastRenderedPageBreak/>
         <w:t>16.7 Conformance</w:t>
       </w:r>
     </w:p>
@@ -9372,6 +9440,7 @@
         </w:rPr>
       </w:pPr>
       <w:r>
+        <w:lastRenderedPageBreak/>
         <w:t>17.3 Conformance Scope</w:t>
       </w:r>
     </w:p>
@@ -9631,18 +9700,18 @@
     </w:p>
     <w:p>
       <w:r>
+        <w:t>Implementation Profiles MAY define:</w:t>
+      </w:r>
+    </w:p>
+    <w:p>
+      <w:pPr>
+        <w:numPr>
+          <w:ilvl w:val="0"/>
+          <w:numId w:val="75"/>
+        </w:numPr>
+      </w:pPr>
+      <w:r>
         <w:lastRenderedPageBreak/>
-        <w:t>Implementation Profiles MAY define:</w:t>
-      </w:r>
-    </w:p>
-    <w:p>
-      <w:pPr>
-        <w:numPr>
-          <w:ilvl w:val="0"/>
-          <w:numId w:val="75"/>
-        </w:numPr>
-      </w:pPr>
-      <w:r>
         <w:t>supported capabilities;</w:t>
       </w:r>
     </w:p>
@@ -9842,18 +9911,18 @@
         </w:numPr>
       </w:pPr>
       <w:r>
+        <w:t>Runtime Governance Requirements;</w:t>
+      </w:r>
+    </w:p>
+    <w:p>
+      <w:pPr>
+        <w:numPr>
+          <w:ilvl w:val="0"/>
+          <w:numId w:val="77"/>
+        </w:numPr>
+      </w:pPr>
+      <w:r>
         <w:lastRenderedPageBreak/>
-        <w:t>Runtime Governance Requirements;</w:t>
-      </w:r>
-    </w:p>
-    <w:p>
-      <w:pPr>
-        <w:numPr>
-          <w:ilvl w:val="0"/>
-          <w:numId w:val="77"/>
-        </w:numPr>
-      </w:pPr>
-      <w:r>
         <w:t>normative statements;</w:t>
       </w:r>
     </w:p>
@@ -10089,17 +10158,17 @@
         </w:rPr>
       </w:pPr>
       <w:r>
+        <w:t>A.1 Purpose</w:t>
+      </w:r>
+    </w:p>
+    <w:p>
+      <w:r>
+        <w:t>This appendix provides an informative overview of the AGCP governance pipeline. It summarizes the sequential execution of the architectural stages defined by this Core Specification and illustrates how governance processing proceeds from proposal through governed execution.</w:t>
+      </w:r>
+    </w:p>
+    <w:p>
+      <w:r>
         <w:lastRenderedPageBreak/>
-        <w:t>A.1 Purpose</w:t>
-      </w:r>
-    </w:p>
-    <w:p>
-      <w:r>
-        <w:t>This appendix provides an informative overview of the AGCP governance pipeline. It summarizes the sequential execution of the architectural stages defined by this Core Specification and illustrates how governance processing proceeds from proposal through governed execution.</w:t>
-      </w:r>
-    </w:p>
-    <w:p>
-      <w:r>
         <w:t>This appendix is provided solely to aid understanding of the architecture. It introduces no additional normative requirements beyond those defined elsewhere in this specification.</w:t>
       </w:r>
     </w:p>
@@ -10207,44 +10276,84 @@
     <w:p>
       <w:r>
         <w:t>Proposal</w:t>
+      </w:r>
+      <w:r>
         <w:br/>
         <w:t xml:space="preserve">    │</w:t>
+      </w:r>
+      <w:r>
         <w:br/>
         <w:t xml:space="preserve">    ▼</w:t>
+      </w:r>
+      <w:r>
         <w:br/>
         <w:t>Proposal Qualification</w:t>
+      </w:r>
+      <w:r>
         <w:br/>
         <w:t xml:space="preserve">    │</w:t>
+      </w:r>
+      <w:r>
         <w:br/>
         <w:t xml:space="preserve">    ▼</w:t>
+      </w:r>
+      <w:r>
         <w:br/>
         <w:t>Governance Decision Function</w:t>
+      </w:r>
+      <w:r>
         <w:br/>
         <w:t xml:space="preserve">    │</w:t>
+      </w:r>
+      <w:r>
         <w:br/>
         <w:t xml:space="preserve">    ▼</w:t>
+      </w:r>
+      <w:r>
         <w:br/>
         <w:t>Execution Authorization / Eligible Nonterminal State</w:t>
+      </w:r>
+      <w:r>
         <w:br/>
         <w:t xml:space="preserve">    │</w:t>
+      </w:r>
+      <w:r>
         <w:br/>
         <w:t xml:space="preserve">    ├── Continuation Integrity, Risk-Based Re-Evaluation, or Recovery as applicable</w:t>
+      </w:r>
+      <w:r>
         <w:br/>
         <w:t xml:space="preserve">    │</w:t>
+      </w:r>
+      <w:r>
         <w:br/>
         <w:t xml:space="preserve">    ▼</w:t>
+      </w:r>
+      <w:r>
         <w:br/>
         <w:t>Governance Realization and Commit-Bound Admissibility</w:t>
+      </w:r>
+      <w:r>
         <w:br/>
         <w:t xml:space="preserve">    │</w:t>
+      </w:r>
+      <w:r>
         <w:br/>
         <w:t xml:space="preserve">    ▼</w:t>
+      </w:r>
+      <w:r>
         <w:br/>
         <w:t>Commit Boundary and Policy Enforcement Point</w:t>
+      </w:r>
+      <w:r>
         <w:br/>
         <w:t xml:space="preserve">    │</w:t>
+      </w:r>
+      <w:r>
         <w:br/>
         <w:t xml:space="preserve">    ▼</w:t>
+      </w:r>
+      <w:r>
         <w:br/>
         <w:t>Governed Execution</w:t>
       </w:r>
@@ -10256,6 +10365,7 @@
     </w:p>
     <w:p>
       <w:r>
+        <w:lastRenderedPageBreak/>
         <w:t>These include:</w:t>
       </w:r>
     </w:p>
@@ -10506,7 +10616,6 @@
         </w:numPr>
       </w:pPr>
       <w:r>
-        <w:lastRenderedPageBreak/>
         <w:t xml:space="preserve">other governance-significant inputs. </w:t>
       </w:r>
     </w:p>
@@ -10702,29 +10811,29 @@
         </w:numPr>
       </w:pPr>
       <w:r>
+        <w:t xml:space="preserve">place the proposal in Degraded State; </w:t>
+      </w:r>
+    </w:p>
+    <w:p>
+      <w:pPr>
+        <w:numPr>
+          <w:ilvl w:val="0"/>
+          <w:numId w:val="85"/>
+        </w:numPr>
+      </w:pPr>
+      <w:r>
+        <w:t xml:space="preserve">restore the proposal to an eligible lifecycle state; or </w:t>
+      </w:r>
+    </w:p>
+    <w:p>
+      <w:pPr>
+        <w:numPr>
+          <w:ilvl w:val="0"/>
+          <w:numId w:val="85"/>
+        </w:numPr>
+      </w:pPr>
+      <w:r>
         <w:lastRenderedPageBreak/>
-        <w:t xml:space="preserve">place the proposal in Degraded State; </w:t>
-      </w:r>
-    </w:p>
-    <w:p>
-      <w:pPr>
-        <w:numPr>
-          <w:ilvl w:val="0"/>
-          <w:numId w:val="85"/>
-        </w:numPr>
-      </w:pPr>
-      <w:r>
-        <w:t xml:space="preserve">restore the proposal to an eligible lifecycle state; or </w:t>
-      </w:r>
-    </w:p>
-    <w:p>
-      <w:pPr>
-        <w:numPr>
-          <w:ilvl w:val="0"/>
-          <w:numId w:val="85"/>
-        </w:numPr>
-      </w:pPr>
-      <w:r>
         <w:t xml:space="preserve">produce escalation, refusal, expiration, cancellation, or another governed terminal outcome. </w:t>
       </w:r>
     </w:p>
@@ -10771,7 +10880,6 @@
         <w:trPr>
           <w:tblHeader/>
           <w:tblCellSpacing w:w="15" w:type="dxa"/>
-          <w:tblHeader w:val="true"/>
         </w:trPr>
         <w:tc>
           <w:tcPr>
@@ -11108,13 +11216,13 @@
         <w:pStyle w:val="Heading2"/>
       </w:pPr>
       <w:r>
+        <w:t>A.6A ARM-Aligned Realization and Enforcement</w:t>
+      </w:r>
+    </w:p>
+    <w:p/>
+    <w:p>
+      <w:r>
         <w:lastRenderedPageBreak/>
-        <w:t>A.6A ARM-Aligned Realization and Enforcement</w:t>
-      </w:r>
-    </w:p>
-    <w:p/>
-    <w:p>
-      <w:r>
         <w:t>At the Commit Boundary, final governance realization includes current Canonical State Resolution, State Qualification, Evidence Qualification, Authority Re-Derivation, Governance Binding Validation, Commit-Bound Admissibility, and application of the resulting decision through a Policy Enforcement Point using sufficient Enforcement Context. The decision-to-enforcement relationship remains protected by Governance Enforcement Binding.</w:t>
       </w:r>
     </w:p>
@@ -11163,7 +11271,6 @@
         <w:trPr>
           <w:tblHeader/>
           <w:tblCellSpacing w:w="15" w:type="dxa"/>
-          <w:tblHeader w:val="true"/>
         </w:trPr>
         <w:tc>
           <w:tcPr>
@@ -11560,7 +11667,6 @@
         </w:rPr>
       </w:pPr>
       <w:r>
-        <w:lastRenderedPageBreak/>
         <w:t>Appendix B (Informative)</w:t>
       </w:r>
     </w:p>
@@ -11584,6 +11690,7 @@
         </w:rPr>
       </w:pPr>
       <w:r>
+        <w:lastRenderedPageBreak/>
         <w:t>B.1 Purpose</w:t>
       </w:r>
     </w:p>
@@ -11748,17 +11855,17 @@
         </w:rPr>
       </w:pPr>
       <w:r>
+        <w:t>B.3.3 Execution Authorization Integrity</w:t>
+      </w:r>
+    </w:p>
+    <w:p>
+      <w:r>
+        <w:t>Execution Authorization validates that governance decisions remain executable immediately prior to Commit Boundary processing.</w:t>
+      </w:r>
+    </w:p>
+    <w:p>
+      <w:r>
         <w:lastRenderedPageBreak/>
-        <w:t>B.3.3 Execution Authorization Integrity</w:t>
-      </w:r>
-    </w:p>
-    <w:p>
-      <w:r>
-        <w:t>Execution Authorization validates that governance decisions remain executable immediately prior to Commit Boundary processing.</w:t>
-      </w:r>
-    </w:p>
-    <w:p>
-      <w:r>
         <w:t>Execution Authorization preserves the integrity of authoritative governance decisions while validating execution prerequisites.</w:t>
       </w:r>
     </w:p>
@@ -11916,7 +12023,6 @@
     </w:p>
     <w:p>
       <w:r>
-        <w:lastRenderedPageBreak/>
         <w:t>Authority is never inferred.</w:t>
       </w:r>
     </w:p>
@@ -11930,6 +12036,7 @@
         </w:rPr>
       </w:pPr>
       <w:r>
+        <w:lastRenderedPageBreak/>
         <w:t>B.3.8 Tenant Isolation</w:t>
       </w:r>
     </w:p>
@@ -12103,9 +12210,6 @@
       </w:r>
       <w:r>
         <w:br/>
-      </w:r>
-      <w:r>
-        <w:lastRenderedPageBreak/>
         <w:t>Governance Decision    Canonical State     Governance Configuration</w:t>
       </w:r>
       <w:r>
@@ -12118,6 +12222,9 @@
       </w:r>
       <w:r>
         <w:br/>
+      </w:r>
+      <w:r>
+        <w:lastRenderedPageBreak/>
         <w:t xml:space="preserve">        └──────────────┬──────┴──────┬──────────────┘</w:t>
       </w:r>
       <w:r>
@@ -12264,7 +12371,6 @@
         <w:trPr>
           <w:tblHeader/>
           <w:tblCellSpacing w:w="15" w:type="dxa"/>
-          <w:tblHeader w:val="true"/>
         </w:trPr>
         <w:tc>
           <w:tcPr>
@@ -12402,7 +12508,6 @@
           </w:tcPr>
           <w:p>
             <w:r>
-              <w:lastRenderedPageBreak/>
               <w:t>Section 8</w:t>
             </w:r>
           </w:p>
@@ -12461,6 +12566,7 @@
           </w:tcPr>
           <w:p>
             <w:r>
+              <w:lastRenderedPageBreak/>
               <w:t>Section 10</w:t>
             </w:r>
           </w:p>
@@ -12806,29 +12912,29 @@
         </w:numPr>
       </w:pPr>
       <w:r>
+        <w:t xml:space="preserve">modular implementation; </w:t>
+      </w:r>
+    </w:p>
+    <w:p>
+      <w:pPr>
+        <w:numPr>
+          <w:ilvl w:val="0"/>
+          <w:numId w:val="90"/>
+        </w:numPr>
+      </w:pPr>
+      <w:r>
+        <w:t xml:space="preserve">objective conformance assessment; and </w:t>
+      </w:r>
+    </w:p>
+    <w:p>
+      <w:pPr>
+        <w:numPr>
+          <w:ilvl w:val="0"/>
+          <w:numId w:val="90"/>
+        </w:numPr>
+      </w:pPr>
+      <w:r>
         <w:lastRenderedPageBreak/>
-        <w:t xml:space="preserve">modular implementation; </w:t>
-      </w:r>
-    </w:p>
-    <w:p>
-      <w:pPr>
-        <w:numPr>
-          <w:ilvl w:val="0"/>
-          <w:numId w:val="90"/>
-        </w:numPr>
-      </w:pPr>
-      <w:r>
-        <w:t xml:space="preserve">objective conformance assessment; and </w:t>
-      </w:r>
-    </w:p>
-    <w:p>
-      <w:pPr>
-        <w:numPr>
-          <w:ilvl w:val="0"/>
-          <w:numId w:val="90"/>
-        </w:numPr>
-      </w:pPr>
-      <w:r>
         <w:t xml:space="preserve">architectural clarity. </w:t>
       </w:r>
     </w:p>
@@ -12858,15 +12964,14 @@
         <w:tblLook w:val="04A0" w:firstRow="1" w:lastRow="0" w:firstColumn="1" w:lastColumn="0" w:noHBand="0" w:noVBand="1"/>
       </w:tblPr>
       <w:tblGrid>
-        <w:gridCol w:w="2323"/>
-        <w:gridCol w:w="3439"/>
-        <w:gridCol w:w="4030"/>
+        <w:gridCol w:w="2003"/>
+        <w:gridCol w:w="3967"/>
+        <w:gridCol w:w="3822"/>
       </w:tblGrid>
       <w:tr>
         <w:trPr>
           <w:tblHeader/>
           <w:tblCellSpacing w:w="15" w:type="dxa"/>
-          <w:tblHeader w:val="true"/>
         </w:trPr>
         <w:tc>
           <w:tcPr>
@@ -13172,7 +13277,6 @@
         <w:trPr>
           <w:tblHeader/>
           <w:tblCellSpacing w:w="15" w:type="dxa"/>
-          <w:tblHeader w:val="true"/>
         </w:trPr>
         <w:tc>
           <w:tcPr>
@@ -13412,17 +13516,17 @@
         </w:rPr>
       </w:pPr>
       <w:r>
+        <w:t>Proposal Qualification</w:t>
+      </w:r>
+    </w:p>
+    <w:p>
+      <w:r>
+        <w:t>Responsible for determining whether a Proposal is structurally suitable for governance evaluation.</w:t>
+      </w:r>
+    </w:p>
+    <w:p>
+      <w:r>
         <w:lastRenderedPageBreak/>
-        <w:t>Proposal Qualification</w:t>
-      </w:r>
-    </w:p>
-    <w:p>
-      <w:r>
-        <w:t>Responsible for determining whether a Proposal is structurally suitable for governance evaluation.</w:t>
-      </w:r>
-    </w:p>
-    <w:p>
-      <w:r>
         <w:t>Typical activities include:</w:t>
       </w:r>
     </w:p>
@@ -13659,17 +13763,17 @@
         </w:rPr>
       </w:pPr>
       <w:r>
+        <w:t>Commit Boundary</w:t>
+      </w:r>
+    </w:p>
+    <w:p>
+      <w:r>
+        <w:t>Responsible for binding authoritative execution authorization to execution.</w:t>
+      </w:r>
+    </w:p>
+    <w:p>
+      <w:r>
         <w:lastRenderedPageBreak/>
-        <w:t>Commit Boundary</w:t>
-      </w:r>
-    </w:p>
-    <w:p>
-      <w:r>
-        <w:t>Responsible for binding authoritative execution authorization to execution.</w:t>
-      </w:r>
-    </w:p>
-    <w:p>
-      <w:r>
         <w:t>Typical activities include:</w:t>
       </w:r>
     </w:p>
@@ -13836,52 +13940,103 @@
     <w:p>
       <w:r>
         <w:t>Proposal Qualification</w:t>
+      </w:r>
+      <w:r>
         <w:br/>
         <w:t xml:space="preserve"> │</w:t>
+      </w:r>
+      <w:r>
         <w:br/>
         <w:t xml:space="preserve"> ▼</w:t>
+      </w:r>
+      <w:r>
         <w:br/>
         <w:t>Structural Admissibility</w:t>
+      </w:r>
+      <w:r>
         <w:br/>
         <w:t xml:space="preserve"> │</w:t>
+      </w:r>
+      <w:r>
         <w:br/>
         <w:t xml:space="preserve"> ▼</w:t>
+      </w:r>
+      <w:r>
         <w:br/>
         <w:t>Governance Decision Function</w:t>
+      </w:r>
+      <w:r>
         <w:br/>
         <w:t xml:space="preserve"> │</w:t>
+      </w:r>
+      <w:r>
         <w:br/>
         <w:t xml:space="preserve"> ▼</w:t>
+      </w:r>
+      <w:r>
         <w:br/>
         <w:t>Policy Evaluation</w:t>
+      </w:r>
+      <w:r>
         <w:br/>
         <w:t xml:space="preserve"> │</w:t>
+      </w:r>
+      <w:r>
         <w:br/>
         <w:t xml:space="preserve"> ▼</w:t>
+      </w:r>
+      <w:r>
         <w:br/>
         <w:t>Execution Authorization / Eligible Nonterminal State</w:t>
+      </w:r>
+      <w:r>
         <w:br/>
         <w:t xml:space="preserve"> │</w:t>
+      </w:r>
+      <w:r>
         <w:br/>
         <w:t xml:space="preserve"> ▼</w:t>
+      </w:r>
+      <w:r>
         <w:br/>
         <w:t>Continuation Integrity as applicable</w:t>
+      </w:r>
+      <w:r>
+        <w:br/>
+      </w:r>
+      <w:r>
+        <w:lastRenderedPageBreak/>
+        <w:t xml:space="preserve"> │</w:t>
+      </w:r>
+      <w:r>
+        <w:br/>
+        <w:t xml:space="preserve"> ▼</w:t>
+      </w:r>
+      <w:r>
+        <w:br/>
+        <w:t>Governance Realization, Commit-Bound Admissibility, and Enforcement</w:t>
+      </w:r>
+      <w:r>
         <w:br/>
         <w:t xml:space="preserve"> │</w:t>
+      </w:r>
+      <w:r>
         <w:br/>
         <w:t xml:space="preserve"> ▼</w:t>
+      </w:r>
+      <w:r>
         <w:br/>
-        <w:t>Governance Realization, Commit-Bound Admissibility, and Enforcement</w:t>
+        <w:t>Commit Boundary</w:t>
+      </w:r>
+      <w:r>
         <w:br/>
         <w:t xml:space="preserve"> │</w:t>
+      </w:r>
+      <w:r>
         <w:br/>
         <w:t xml:space="preserve"> ▼</w:t>
-        <w:br/>
-        <w:t>Commit Boundary</w:t>
-        <w:br/>
-        <w:t xml:space="preserve"> │</w:t>
-        <w:br/>
-        <w:t xml:space="preserve"> ▼</w:t>
+      </w:r>
+      <w:r>
         <w:br/>
         <w:t>Governed Execution</w:t>
       </w:r>
@@ -14044,7 +14199,6 @@
         </w:numPr>
       </w:pPr>
       <w:r>
-        <w:lastRenderedPageBreak/>
         <w:t xml:space="preserve">Tenant Isolation constrains governance scope. </w:t>
       </w:r>
     </w:p>
@@ -14124,7 +14278,6 @@
         <w:trPr>
           <w:tblHeader/>
           <w:tblCellSpacing w:w="15" w:type="dxa"/>
-          <w:tblHeader w:val="true"/>
         </w:trPr>
         <w:tc>
           <w:tcPr>
@@ -14586,6 +14739,7 @@
         </w:numPr>
       </w:pPr>
       <w:r>
+        <w:lastRenderedPageBreak/>
         <w:t xml:space="preserve">support deterministic governance processing; </w:t>
       </w:r>
     </w:p>
@@ -14659,7 +14813,6 @@
         <w:trPr>
           <w:tblHeader/>
           <w:tblCellSpacing w:w="15" w:type="dxa"/>
-          <w:tblHeader w:val="true"/>
         </w:trPr>
         <w:tc>
           <w:tcPr>
@@ -14810,7 +14963,6 @@
         <w:trPr>
           <w:tblHeader/>
           <w:tblCellSpacing w:w="15" w:type="dxa"/>
-          <w:tblHeader w:val="true"/>
         </w:trPr>
         <w:tc>
           <w:tcPr>
@@ -14977,7 +15129,6 @@
           </w:tcPr>
           <w:p>
             <w:r>
-              <w:lastRenderedPageBreak/>
               <w:t>Deferred</w:t>
             </w:r>
           </w:p>
@@ -15050,6 +15201,7 @@
     </w:p>
     <w:p>
       <w:r>
+        <w:lastRenderedPageBreak/>
         <w:t>Possible outcomes include:</w:t>
       </w:r>
     </w:p>
@@ -15073,7 +15225,6 @@
         <w:trPr>
           <w:tblHeader/>
           <w:tblCellSpacing w:w="15" w:type="dxa"/>
-          <w:tblHeader w:val="true"/>
         </w:trPr>
         <w:tc>
           <w:tcPr>
@@ -15248,7 +15399,6 @@
         <w:trPr>
           <w:tblHeader/>
           <w:tblCellSpacing w:w="15" w:type="dxa"/>
-          <w:tblHeader w:val="true"/>
         </w:trPr>
         <w:tc>
           <w:tcPr>
@@ -15416,14 +15566,13 @@
         <w:tblLook w:val="04A0" w:firstRow="1" w:lastRow="0" w:firstColumn="1" w:lastColumn="0" w:noHBand="0" w:noVBand="1"/>
       </w:tblPr>
       <w:tblGrid>
-        <w:gridCol w:w="2068"/>
-        <w:gridCol w:w="5874"/>
+        <w:gridCol w:w="2565"/>
+        <w:gridCol w:w="7227"/>
       </w:tblGrid>
       <w:tr>
         <w:trPr>
           <w:tblHeader/>
           <w:tblCellSpacing w:w="15" w:type="dxa"/>
-          <w:tblHeader w:val="true"/>
         </w:trPr>
         <w:tc>
           <w:tcPr>
@@ -15439,7 +15588,6 @@
               </w:rPr>
             </w:pPr>
             <w:r>
-              <w:lastRenderedPageBreak/>
               <w:t>Outcome</w:t>
             </w:r>
           </w:p>
@@ -15591,6 +15739,7 @@
           </w:tcPr>
           <w:p>
             <w:r>
+              <w:lastRenderedPageBreak/>
               <w:t>Governed Terminal Outcome</w:t>
             </w:r>
           </w:p>
@@ -15657,7 +15806,6 @@
         <w:trPr>
           <w:tblHeader/>
           <w:tblCellSpacing w:w="15" w:type="dxa"/>
-          <w:tblHeader w:val="true"/>
         </w:trPr>
         <w:tc>
           <w:tcPr>
@@ -15827,7 +15975,6 @@
         <w:trPr>
           <w:tblHeader/>
           <w:tblCellSpacing w:w="15" w:type="dxa"/>
-          <w:tblHeader w:val="true"/>
         </w:trPr>
         <w:tc>
           <w:tcPr>
@@ -16011,9 +16158,6 @@
       </w:r>
       <w:r>
         <w:br/>
-      </w:r>
-      <w:r>
-        <w:lastRenderedPageBreak/>
         <w:t xml:space="preserve">    ▼</w:t>
       </w:r>
       <w:r>
@@ -16038,6 +16182,9 @@
       </w:r>
       <w:r>
         <w:br/>
+      </w:r>
+      <w:r>
+        <w:lastRenderedPageBreak/>
         <w:t xml:space="preserve">    ├── Authorized</w:t>
       </w:r>
       <w:r>
@@ -16206,51 +16353,51 @@
         </w:numPr>
       </w:pPr>
       <w:r>
+        <w:t xml:space="preserve">deterministic; </w:t>
+      </w:r>
+    </w:p>
+    <w:p>
+      <w:pPr>
+        <w:numPr>
+          <w:ilvl w:val="0"/>
+          <w:numId w:val="99"/>
+        </w:numPr>
+      </w:pPr>
+      <w:r>
+        <w:t xml:space="preserve">authoritative; </w:t>
+      </w:r>
+    </w:p>
+    <w:p>
+      <w:pPr>
+        <w:numPr>
+          <w:ilvl w:val="0"/>
+          <w:numId w:val="99"/>
+        </w:numPr>
+      </w:pPr>
+      <w:r>
+        <w:t xml:space="preserve">attributable; </w:t>
+      </w:r>
+    </w:p>
+    <w:p>
+      <w:pPr>
+        <w:numPr>
+          <w:ilvl w:val="0"/>
+          <w:numId w:val="99"/>
+        </w:numPr>
+      </w:pPr>
+      <w:r>
+        <w:t xml:space="preserve">supported by Governance Evidence; </w:t>
+      </w:r>
+    </w:p>
+    <w:p>
+      <w:pPr>
+        <w:numPr>
+          <w:ilvl w:val="0"/>
+          <w:numId w:val="99"/>
+        </w:numPr>
+      </w:pPr>
+      <w:r>
         <w:lastRenderedPageBreak/>
-        <w:t xml:space="preserve">deterministic; </w:t>
-      </w:r>
-    </w:p>
-    <w:p>
-      <w:pPr>
-        <w:numPr>
-          <w:ilvl w:val="0"/>
-          <w:numId w:val="99"/>
-        </w:numPr>
-      </w:pPr>
-      <w:r>
-        <w:t xml:space="preserve">authoritative; </w:t>
-      </w:r>
-    </w:p>
-    <w:p>
-      <w:pPr>
-        <w:numPr>
-          <w:ilvl w:val="0"/>
-          <w:numId w:val="99"/>
-        </w:numPr>
-      </w:pPr>
-      <w:r>
-        <w:t xml:space="preserve">attributable; </w:t>
-      </w:r>
-    </w:p>
-    <w:p>
-      <w:pPr>
-        <w:numPr>
-          <w:ilvl w:val="0"/>
-          <w:numId w:val="99"/>
-        </w:numPr>
-      </w:pPr>
-      <w:r>
-        <w:t xml:space="preserve">supported by Governance Evidence; </w:t>
-      </w:r>
-    </w:p>
-    <w:p>
-      <w:pPr>
-        <w:numPr>
-          <w:ilvl w:val="0"/>
-          <w:numId w:val="99"/>
-        </w:numPr>
-      </w:pPr>
-      <w:r>
         <w:t xml:space="preserve">traceable through the governance pipeline; and </w:t>
       </w:r>
     </w:p>
@@ -16308,7 +16455,6 @@
         <w:trPr>
           <w:tblHeader/>
           <w:tblCellSpacing w:w="15" w:type="dxa"/>
-          <w:tblHeader w:val="true"/>
         </w:trPr>
         <w:tc>
           <w:tcPr>
@@ -16616,45 +16762,45 @@
     </w:p>
     <w:p>
       <w:r>
+        <w:t>Each specification has a distinct responsibility.</w:t>
+      </w:r>
+    </w:p>
+    <w:p>
+      <w:r>
+        <w:t>Collectively, the specifications define:</w:t>
+      </w:r>
+    </w:p>
+    <w:p>
+      <w:pPr>
+        <w:numPr>
+          <w:ilvl w:val="0"/>
+          <w:numId w:val="100"/>
+        </w:numPr>
+      </w:pPr>
+      <w:r>
+        <w:t xml:space="preserve">governance requirements; </w:t>
+      </w:r>
+    </w:p>
+    <w:p>
+      <w:pPr>
+        <w:numPr>
+          <w:ilvl w:val="0"/>
+          <w:numId w:val="100"/>
+        </w:numPr>
+      </w:pPr>
+      <w:r>
+        <w:t xml:space="preserve">normative behavior; </w:t>
+      </w:r>
+    </w:p>
+    <w:p>
+      <w:pPr>
+        <w:numPr>
+          <w:ilvl w:val="0"/>
+          <w:numId w:val="100"/>
+        </w:numPr>
+      </w:pPr>
+      <w:r>
         <w:lastRenderedPageBreak/>
-        <w:t>Each specification has a distinct responsibility.</w:t>
-      </w:r>
-    </w:p>
-    <w:p>
-      <w:r>
-        <w:t>Collectively, the specifications define:</w:t>
-      </w:r>
-    </w:p>
-    <w:p>
-      <w:pPr>
-        <w:numPr>
-          <w:ilvl w:val="0"/>
-          <w:numId w:val="100"/>
-        </w:numPr>
-      </w:pPr>
-      <w:r>
-        <w:t xml:space="preserve">governance requirements; </w:t>
-      </w:r>
-    </w:p>
-    <w:p>
-      <w:pPr>
-        <w:numPr>
-          <w:ilvl w:val="0"/>
-          <w:numId w:val="100"/>
-        </w:numPr>
-      </w:pPr>
-      <w:r>
-        <w:t xml:space="preserve">normative behavior; </w:t>
-      </w:r>
-    </w:p>
-    <w:p>
-      <w:pPr>
-        <w:numPr>
-          <w:ilvl w:val="0"/>
-          <w:numId w:val="100"/>
-        </w:numPr>
-      </w:pPr>
-      <w:r>
         <w:t xml:space="preserve">implementation expectations; </w:t>
       </w:r>
     </w:p>
@@ -16717,66 +16863,128 @@
     <w:p>
       <w:r>
         <w:t>Runtime Governance Body of Knowledge</w:t>
+      </w:r>
+      <w:r>
         <w:br/>
         <w:t xml:space="preserve">  Non-normative conceptual and explanatory foundation</w:t>
+      </w:r>
+      <w:r>
         <w:br/>
         <w:t xml:space="preserve">                                │</w:t>
+      </w:r>
+      <w:r>
         <w:br/>
         <w:t xml:space="preserve">                                ▼</w:t>
+      </w:r>
+      <w:r>
         <w:br/>
         <w:t>Architecture Reference Model</w:t>
+      </w:r>
+      <w:r>
         <w:br/>
         <w:t xml:space="preserve">  Authoritative architectural vocabulary; non-normative</w:t>
+      </w:r>
+      <w:r>
         <w:br/>
         <w:t xml:space="preserve">                                │</w:t>
+      </w:r>
+      <w:r>
         <w:br/>
         <w:t xml:space="preserve">                                ▼</w:t>
+      </w:r>
+      <w:r>
         <w:br/>
         <w:t>Runtime Governance Conformance Requirements (CRs)</w:t>
+      </w:r>
+      <w:r>
         <w:br/>
         <w:t xml:space="preserve">  Controlled normative capability requirements</w:t>
+      </w:r>
+      <w:r>
         <w:br/>
         <w:t xml:space="preserve">                                │</w:t>
+      </w:r>
+      <w:r>
         <w:br/>
         <w:t xml:space="preserve">                                ▼</w:t>
+      </w:r>
+      <w:r>
         <w:br/>
         <w:t>AGCP Core Specification</w:t>
+      </w:r>
+      <w:r>
         <w:br/>
         <w:t xml:space="preserve">  Normative runtime behavior</w:t>
+      </w:r>
+      <w:r>
         <w:br/>
         <w:t xml:space="preserve">                                │</w:t>
+      </w:r>
+      <w:r>
         <w:br/>
         <w:t xml:space="preserve">                                ▼</w:t>
+      </w:r>
+      <w:r>
         <w:br/>
         <w:t>AGCP Normative Statements</w:t>
+      </w:r>
+      <w:r>
         <w:br/>
         <w:t xml:space="preserve">  Extracted atomic normative obligations</w:t>
+      </w:r>
+      <w:r>
         <w:br/>
         <w:t xml:space="preserve">                                │</w:t>
+      </w:r>
+      <w:r>
         <w:br/>
         <w:t xml:space="preserve">                                ▼</w:t>
+      </w:r>
+      <w:r>
         <w:br/>
         <w:t>Requirements Traceability Matrix (RTM)</w:t>
+      </w:r>
+      <w:r>
         <w:br/>
         <w:t xml:space="preserve">  Complete traceability relationships</w:t>
+      </w:r>
+      <w:r>
         <w:br/>
         <w:t xml:space="preserve">                │                           │</w:t>
+      </w:r>
+      <w:r>
         <w:br/>
         <w:t xml:space="preserve">                ▼                           ▼</w:t>
+      </w:r>
+      <w:r>
         <w:br/>
         <w:t>Conformance Test Suite         Assessment Framework</w:t>
+      </w:r>
+      <w:r>
         <w:br/>
         <w:t xml:space="preserve">                │                           │</w:t>
+      </w:r>
+      <w:r>
         <w:br/>
         <w:t xml:space="preserve">                └──────────────┬────────────┘</w:t>
+      </w:r>
+      <w:r>
         <w:br/>
         <w:t xml:space="preserve">                               ▼</w:t>
+      </w:r>
+      <w:r>
         <w:br/>
         <w:t xml:space="preserve">                     Conformance Assessment</w:t>
+      </w:r>
+      <w:r>
         <w:br/>
         <w:t xml:space="preserve">                               │</w:t>
+      </w:r>
+      <w:r>
         <w:br/>
         <w:t xml:space="preserve">                               ▼</w:t>
+      </w:r>
+      <w:r>
         <w:br/>
         <w:t xml:space="preserve">                     Conformance Claim</w:t>
       </w:r>
@@ -17534,7 +17742,6 @@
         <w:trPr>
           <w:tblHeader/>
           <w:tblCellSpacing w:w="15" w:type="dxa"/>
-          <w:tblHeader w:val="true"/>
         </w:trPr>
         <w:tc>
           <w:tcPr>
@@ -19607,7 +19814,6 @@
         <w:trPr>
           <w:tblHeader/>
           <w:tblCellSpacing w:w="15" w:type="dxa"/>
-          <w:tblHeader w:val="true"/>
         </w:trPr>
         <w:tc>
           <w:tcPr>
@@ -20120,43 +20326,88 @@
     <w:p>
       <w:r>
         <w:t>Conceptual Derivation</w:t>
+      </w:r>
+      <w:r>
         <w:br/>
+      </w:r>
+      <w:r>
         <w:br/>
+      </w:r>
+      <w:r>
+        <w:lastRenderedPageBreak/>
         <w:t>Runtime Governance Body of Knowledge</w:t>
+      </w:r>
+      <w:r>
         <w:br/>
         <w:t xml:space="preserve">                │</w:t>
+      </w:r>
+      <w:r>
         <w:br/>
         <w:t xml:space="preserve">                ▼</w:t>
+      </w:r>
+      <w:r>
         <w:br/>
         <w:t>Architecture Reference Model</w:t>
+      </w:r>
+      <w:r>
         <w:br/>
         <w:t xml:space="preserve">                │</w:t>
+      </w:r>
+      <w:r>
         <w:br/>
         <w:t xml:space="preserve">                ▼</w:t>
+      </w:r>
+      <w:r>
         <w:br/>
         <w:t>Core Specification and supporting artifacts</w:t>
+      </w:r>
+      <w:r>
         <w:br/>
+      </w:r>
+      <w:r>
         <w:br/>
         <w:t>Normative Precedence</w:t>
+      </w:r>
+      <w:r>
         <w:br/>
+      </w:r>
+      <w:r>
         <w:br/>
         <w:t>Runtime Governance Conformance Requirements</w:t>
+      </w:r>
+      <w:r>
         <w:br/>
         <w:t xml:space="preserve">                │</w:t>
+      </w:r>
+      <w:r>
         <w:br/>
         <w:t xml:space="preserve">                ▼</w:t>
+      </w:r>
+      <w:r>
         <w:br/>
         <w:t>Core Specification</w:t>
+      </w:r>
+      <w:r>
         <w:br/>
         <w:t xml:space="preserve">                │</w:t>
+      </w:r>
+      <w:r>
         <w:br/>
         <w:t xml:space="preserve">                ▼</w:t>
+      </w:r>
+      <w:r>
         <w:br/>
         <w:t>Applicable normative Companion Specifications</w:t>
+      </w:r>
+      <w:r>
         <w:br/>
         <w:t xml:space="preserve">                │</w:t>
+      </w:r>
+      <w:r>
         <w:br/>
         <w:t xml:space="preserve">                ▼</w:t>
+      </w:r>
+      <w:r>
         <w:br/>
         <w:t>Conformance Test Suite and Assessment Framework</w:t>
       </w:r>
@@ -20313,6 +20564,7 @@
         </w:numPr>
       </w:pPr>
       <w:r>
+        <w:lastRenderedPageBreak/>
         <w:t xml:space="preserve">normative specifications; </w:t>
       </w:r>
     </w:p>
@@ -20357,7 +20609,6 @@
         </w:numPr>
       </w:pPr>
       <w:r>
-        <w:lastRenderedPageBreak/>
         <w:t xml:space="preserve">examples; </w:t>
       </w:r>
     </w:p>
@@ -20578,6 +20829,7 @@
     </w:p>
     <w:p>
       <w:r>
+        <w:lastRenderedPageBreak/>
         <w:t>This evolutionary approach enables the specification ecosystem to grow while preserving the architectural foundation established by the Core Specification.</w:t>
       </w:r>
     </w:p>
@@ -20601,7 +20853,6 @@
     </w:p>
     <w:p>
       <w:r>
-        <w:lastRenderedPageBreak/>
         <w:t>This appendix describes how that architecture may evolve while preserving:</w:t>
       </w:r>
     </w:p>
@@ -20758,6 +21009,7 @@
         </w:rPr>
       </w:pPr>
       <w:r>
+        <w:lastRenderedPageBreak/>
         <w:t>H.3 Governance Before Execution</w:t>
       </w:r>
     </w:p>
@@ -20813,13 +21065,12 @@
       </w:tblPr>
       <w:tblGrid>
         <w:gridCol w:w="2862"/>
-        <w:gridCol w:w="2162"/>
+        <w:gridCol w:w="4890"/>
       </w:tblGrid>
       <w:tr>
         <w:trPr>
           <w:tblHeader/>
           <w:tblCellSpacing w:w="15" w:type="dxa"/>
-          <w:tblHeader w:val="true"/>
         </w:trPr>
         <w:tc>
           <w:tcPr>
@@ -21113,6 +21364,7 @@
         </w:rPr>
       </w:pPr>
       <w:r>
+        <w:lastRenderedPageBreak/>
         <w:t>H.6 Execution-Layer Governance</w:t>
       </w:r>
     </w:p>
@@ -21141,7 +21393,6 @@
         </w:rPr>
       </w:pPr>
       <w:r>
-        <w:lastRenderedPageBreak/>
         <w:t>H.7 Non-Bypassable Governance</w:t>
       </w:r>
     </w:p>
@@ -21297,6 +21548,7 @@
         </w:rPr>
       </w:pPr>
       <w:r>
+        <w:lastRenderedPageBreak/>
         <w:t>H.10 Architectural Independence</w:t>
       </w:r>
     </w:p>
@@ -21356,7 +21608,6 @@
         </w:numPr>
       </w:pPr>
       <w:r>
-        <w:lastRenderedPageBreak/>
         <w:t xml:space="preserve">long-term architectural stability. </w:t>
       </w:r>
     </w:p>
@@ -21469,36 +21720,71 @@
     <w:p>
       <w:r>
         <w:t>Runtime Governance Body of Knowledge</w:t>
+      </w:r>
+      <w:r>
         <w:br/>
         <w:t xml:space="preserve">              │</w:t>
+      </w:r>
+      <w:r>
         <w:br/>
         <w:t xml:space="preserve">              ▼</w:t>
+      </w:r>
+      <w:r>
         <w:br/>
         <w:t>Architecture Reference Model</w:t>
+      </w:r>
+      <w:r>
         <w:br/>
         <w:t xml:space="preserve">              │</w:t>
+      </w:r>
+      <w:r>
         <w:br/>
         <w:t xml:space="preserve">              ▼</w:t>
+      </w:r>
+      <w:r>
         <w:br/>
         <w:t>Runtime Governance Conformance Requirements and Core Specification</w:t>
+      </w:r>
+      <w:r>
         <w:br/>
         <w:t xml:space="preserve">              │</w:t>
+      </w:r>
+      <w:r>
         <w:br/>
         <w:t xml:space="preserve">              ▼</w:t>
+      </w:r>
+      <w:r>
         <w:br/>
         <w:t>Normative Statements</w:t>
+      </w:r>
+      <w:r>
+        <w:br/>
+      </w:r>
+      <w:r>
+        <w:lastRenderedPageBreak/>
+        <w:t xml:space="preserve">              │</w:t>
+      </w:r>
+      <w:r>
+        <w:br/>
+        <w:t xml:space="preserve">              ▼</w:t>
+      </w:r>
+      <w:r>
+        <w:br/>
+        <w:t>Requirements Traceability Matrix</w:t>
+      </w:r>
+      <w:r>
         <w:br/>
         <w:t xml:space="preserve">              │</w:t>
-        <w:br/>
-        <w:t xml:space="preserve">              ▼</w:t>
-        <w:br/>
-        <w:t>Requirements Traceability Matrix</w:t>
-        <w:br/>
-        <w:t xml:space="preserve">              │</w:t>
+      </w:r>
+      <w:r>
         <w:br/>
         <w:t xml:space="preserve">      ┌───────┴────────┐</w:t>
+      </w:r>
+      <w:r>
         <w:br/>
         <w:t xml:space="preserve">      ▼                ▼</w:t>
+      </w:r>
+      <w:r>
         <w:br/>
         <w:t>Conformance Test Suite Assessment Framework</w:t>
       </w:r>
@@ -21518,7 +21804,6 @@
         </w:rPr>
       </w:pPr>
       <w:r>
-        <w:lastRenderedPageBreak/>
         <w:t>H.13 Evolution Through Extension</w:t>
       </w:r>
     </w:p>
@@ -21701,6 +21986,7 @@
         </w:numPr>
       </w:pPr>
       <w:r>
+        <w:lastRenderedPageBreak/>
         <w:t xml:space="preserve">the governance processing pipeline; </w:t>
       </w:r>
     </w:p>
@@ -21761,7 +22047,6 @@
     </w:p>
     <w:p>
       <w:r>
-        <w:lastRenderedPageBreak/>
         <w:t>While informative in nature, these principles provide the conceptual framework that unifies the architecture presented in this specification.</w:t>
       </w:r>
     </w:p>

--- a/spec/AGCP-Core.docx
+++ b/spec/AGCP-Core.docx
@@ -2043,6 +2043,11 @@
         <w:t>Governance processing SHALL produce identical governance outcomes when evaluated using identical qualified inputs, governance configuration, applicable policy, and Canonical State.</w:t>
       </w:r>
     </w:p>
+    <w:p>
+      <w:r>
+        <w:t>Internal agent reasoning variability SHALL NOT alter governance outcomes unless it changes one or more qualified governance inputs.</w:t>
+      </w:r>
+    </w:p>
     <w:p/>
     <w:p>
       <w:pPr>
@@ -2053,6 +2058,7 @@
         </w:rPr>
       </w:pPr>
       <w:r>
+        <w:lastRenderedPageBreak/>
         <w:t>5.2.2 Execution-Layer Governance</w:t>
       </w:r>
     </w:p>
@@ -2063,7 +2069,6 @@
     </w:p>
     <w:p>
       <w:r>
-        <w:lastRenderedPageBreak/>
         <w:t>Reasoning, planning, orchestration, optimization, inference, and proposal generation are outside the scope of AGCP except where they produce governance-significant Proposals.</w:t>
       </w:r>
     </w:p>
@@ -2133,7 +2138,21 @@
     </w:p>
     <w:p>
       <w:r>
-        <w:t>The ordered Governance Ledger is the authoritative source for Canonical State derivation. Implementations MAY maintain materialized state views for performance provided those views are deterministically reproducible from the ordered ledger and do not supersede it as the authoritative source of governance state.</w:t>
+        <w:t>The ordered Governance Ledger SHALL be authoritative for recorded governance events, event ordering, and Derived Lifecycle State. Canonical State SHALL be deterministically resolved from one or more qualified authoritative governance sources; the Governance Ledger need not be the originating system of record for every governance-relevant fact incorporated into Canonical State. Implementations MAY maintain materialized state views for performance provided those views are deterministically reproducible from the applicable qualified authoritative sources and do not supersede those sources as the authoritative governance basis.</w:t>
+      </w:r>
+    </w:p>
+    <w:p/>
+    <w:p>
+      <w:pPr>
+        <w:pStyle w:val="Heading3"/>
+      </w:pPr>
+      <w:r>
+        <w:t>5.2.6 Technology, Transport, and Node Independence</w:t>
+      </w:r>
+    </w:p>
+    <w:p>
+      <w:r>
+        <w:t>Governance semantics and governance outcomes SHALL remain independent of communication transport and distributed node placement. Equivalent qualified governance inputs expressed through conformant transports or evaluated on different conformant nodes SHALL produce equivalent governance outcomes.</w:t>
       </w:r>
     </w:p>
     <w:p/>
@@ -2195,6 +2214,7 @@
         </w:numPr>
       </w:pPr>
       <w:r>
+        <w:lastRenderedPageBreak/>
         <w:t>Continuation Integrity for nonterminal Proposals, where applicable, until final Commit-Bound Admissibility is resolved</w:t>
       </w:r>
     </w:p>
@@ -2229,7 +2249,6 @@
         </w:rPr>
       </w:pPr>
       <w:r>
-        <w:lastRenderedPageBreak/>
         <w:t>5.4 Supporting Governance Services</w:t>
       </w:r>
     </w:p>
@@ -2385,6 +2404,7 @@
         </w:numPr>
       </w:pPr>
       <w:r>
+        <w:lastRenderedPageBreak/>
         <w:t>Commit Boundary integrity;</w:t>
       </w:r>
     </w:p>
@@ -2578,6 +2598,7 @@
         </w:numPr>
       </w:pPr>
       <w:r>
+        <w:lastRenderedPageBreak/>
         <w:t>registry specifications;</w:t>
       </w:r>
     </w:p>
@@ -2640,7 +2661,6 @@
         </w:rPr>
       </w:pPr>
       <w:r>
-        <w:lastRenderedPageBreak/>
         <w:t>5.9 Architectural Conformance</w:t>
       </w:r>
     </w:p>
@@ -2774,6 +2794,7 @@
         </w:numPr>
       </w:pPr>
       <w:r>
+        <w:lastRenderedPageBreak/>
         <w:t>the submitted Proposal;</w:t>
       </w:r>
     </w:p>
@@ -3023,6 +3044,7 @@
         </w:rPr>
       </w:pPr>
       <w:r>
+        <w:lastRenderedPageBreak/>
         <w:t>6.6 Relationships</w:t>
       </w:r>
     </w:p>
@@ -3076,7 +3098,6 @@
     </w:p>
     <w:p>
       <w:r>
-        <w:lastRenderedPageBreak/>
         <w:t>Proposal Qualification SHALL satisfy the Global Governance Invariants defined in Section 5.</w:t>
       </w:r>
     </w:p>
@@ -3145,6 +3166,7 @@
         </w:rPr>
       </w:pPr>
       <w:r>
+        <w:lastRenderedPageBreak/>
         <w:t>7. Governance Decision Function</w:t>
       </w:r>
     </w:p>
@@ -3217,7 +3239,6 @@
         </w:numPr>
       </w:pPr>
       <w:r>
-        <w:lastRenderedPageBreak/>
         <w:t>the qualified Governance Context;</w:t>
       </w:r>
     </w:p>
@@ -3385,6 +3406,7 @@
         </w:numPr>
       </w:pPr>
       <w:r>
+        <w:lastRenderedPageBreak/>
         <w:t>deterministically resolve the Canonical State required for evaluation from qualified authoritative governance sources;</w:t>
       </w:r>
     </w:p>
@@ -3468,6 +3490,21 @@
     <w:p>
       <w:r>
         <w:t>Governance processing SHALL remain deterministic throughout evaluation.</w:t>
+      </w:r>
+    </w:p>
+    <w:p>
+      <w:r>
+        <w:t>Governance evaluation SHALL enforce the originating tenant's current operational status and SHALL NOT authorize a Proposal when the tenant is suspended, decommissioned, inactive, or otherwise operationally ineligible under applicable governance policy.</w:t>
+      </w:r>
+    </w:p>
+    <w:p>
+      <w:r>
+        <w:t>Governance evaluation SHALL enforce Proposal temporal validity, including applicable not-before, expiration, and validity-window conditions.</w:t>
+      </w:r>
+    </w:p>
+    <w:p>
+      <w:r>
+        <w:t>A Proposal that violates an applicable governance invariant SHALL NOT be authorized.</w:t>
       </w:r>
     </w:p>
     <w:p/>
@@ -3556,6 +3593,11 @@
     </w:p>
     <w:p>
       <w:r>
+        <w:t>A Qualified Proposal that satisfies all applicable governance constraints and invariants SHALL be eligible for an Authorized outcome.</w:t>
+      </w:r>
+    </w:p>
+    <w:p>
+      <w:r>
         <w:t>Each governance outcome SHALL identify the governing constraints that produced or controlled the outcome, including applicable policy and invariant references.</w:t>
       </w:r>
     </w:p>
@@ -3716,6 +3758,7 @@
     </w:p>
     <w:p>
       <w:r>
+        <w:lastRenderedPageBreak/>
         <w:t>Failure to establish Canonical State, failure to evaluate all applicable governance policy, modification of governance decisions after production, or non-deterministic governance evaluation SHALL constitute non-conformance with this specification.</w:t>
       </w:r>
     </w:p>
@@ -3788,7 +3831,6 @@
     </w:p>
     <w:p>
       <w:r>
-        <w:lastRenderedPageBreak/>
         <w:t>Execution Authorization SHALL precede Commit Boundary processing, but a nonterminal proposal MAY remain pending between authorization and commitment and SHALL remain subject to lifecycle, continuation, expiration, cancellation, degradation, and re-evaluation controls.</w:t>
       </w:r>
     </w:p>
@@ -3916,6 +3958,7 @@
     </w:p>
     <w:p>
       <w:r>
+        <w:lastRenderedPageBreak/>
         <w:t>Execution Authorization SHALL NOT begin until all mandatory authorization inputs have been established.</w:t>
       </w:r>
     </w:p>
@@ -4029,7 +4072,6 @@
         </w:rPr>
       </w:pPr>
       <w:r>
-        <w:lastRenderedPageBreak/>
         <w:t>8.5 Authorization Outcomes</w:t>
       </w:r>
     </w:p>
@@ -4121,6 +4163,7 @@
     </w:p>
     <w:p>
       <w:r>
+        <w:lastRenderedPageBreak/>
         <w:t>Authority validation SHALL satisfy the requirements of Section 12.</w:t>
       </w:r>
     </w:p>
@@ -4163,7 +4206,6 @@
         </w:rPr>
       </w:pPr>
       <w:r>
-        <w:lastRenderedPageBreak/>
         <w:t>8.7 Conformance</w:t>
       </w:r>
     </w:p>
@@ -4262,6 +4304,7 @@
     </w:p>
     <w:p>
       <w:r>
+        <w:lastRenderedPageBreak/>
         <w:t>No governance-significant execution SHALL occur prior to successful Commit Boundary processing.</w:t>
       </w:r>
     </w:p>
@@ -4380,7 +4423,6 @@
         </w:numPr>
       </w:pPr>
       <w:r>
-        <w:lastRenderedPageBreak/>
         <w:t>the qualified Governance Context;</w:t>
       </w:r>
     </w:p>
@@ -4519,6 +4561,7 @@
     </w:p>
     <w:p>
       <w:r>
+        <w:lastRenderedPageBreak/>
         <w:t>The Commit Boundary SHALL bind the authoritative execution authorization to the governance-significant Action immediately before execution.</w:t>
       </w:r>
     </w:p>
@@ -4608,7 +4651,6 @@
         </w:rPr>
       </w:pPr>
       <w:r>
-        <w:lastRenderedPageBreak/>
         <w:t>9.6 Relationships</w:t>
       </w:r>
     </w:p>
@@ -4683,6 +4725,7 @@
     <w:p/>
     <w:p>
       <w:r>
+        <w:lastRenderedPageBreak/>
         <w:t>Immediately before commitment, the Governance Realization Function SHALL coordinate current Canonical State Resolution, State Qualification, Evidence Qualification, Authority Re-Derivation, Governance Binding Validation, Commit-Bound Admissibility, and enforcement.</w:t>
       </w:r>
     </w:p>
@@ -4695,7 +4738,10 @@
     <w:p/>
     <w:p>
       <w:r>
-        <w:t>The Policy Enforcement Point SHALL receive sufficient integrity-protected Enforcement Context to apply the decision to the specific proposal and governed consequence. The enforcement context SHALL NOT replace Canonical State, the Governance Context Envelope, or the underlying Governance Evidence.</w:t>
+        <w:t>The Policy Enforcement Point SHALL receive sufficient integrity-protected Enforcement Context to apply the decision to the specific proposal and governed consequence. The Policy Enforcement Point SHALL use the Enforcement Context to prevent execution when the Proposal, decision, authorization, target, tenant, state, evidence, lifecycle, validity, scope, or other applicable governance condition is inadmissible or mismatched. The Enforcement Context SHALL NOT replace Canonical State, the Governance Context En</w:t>
+      </w:r>
+      <w:r>
+        <w:t>velope, or the underlying Governance Evidence.</w:t>
       </w:r>
     </w:p>
     <w:p/>
@@ -4712,25 +4758,38 @@
         <w:pStyle w:val="Heading2"/>
       </w:pPr>
       <w:r>
+        <w:t>9.6B Resulting-State and Composite Proposal Validation</w:t>
+      </w:r>
+    </w:p>
+    <w:p/>
+    <w:p>
+      <w:r>
+        <w:t>Before commitment, the implementation SHALL validate that the projected resulting state satisfies applicable governance requirements.</w:t>
+      </w:r>
+    </w:p>
+    <w:p/>
+    <w:p>
+      <w:r>
+        <w:t>A composite proposal SHALL preserve parent and sub-transition identity, dependencies, coupling semantics, authority domains, targets, and aggregate resulting-state effects. A Bind Set and Governance Dependency Graph SHALL be evaluated where the proposal contains multiple governed sub-transitions.</w:t>
+      </w:r>
+    </w:p>
+    <w:p/>
+    <w:p>
+      <w:r>
+        <w:t>Composite proposals SHALL explicitly declare weakly coupled, strongly coupled, or other expressly governed coupling semantics applicable to their governed sub-transitions and dependency relationships.</w:t>
+      </w:r>
+    </w:p>
+    <w:p/>
+    <w:p>
+      <w:r>
+        <w:t>Previously admissible composite proposals SHALL be re-evaluated when governance-significant dependency conditions change before bind.</w:t>
+      </w:r>
+    </w:p>
+    <w:p/>
+    <w:p/>
+    <w:p>
+      <w:r>
         <w:lastRenderedPageBreak/>
-        <w:t>9.6B Resulting-State and Composite Proposal Validation</w:t>
-      </w:r>
-    </w:p>
-    <w:p/>
-    <w:p>
-      <w:r>
-        <w:t>Before commitment, the implementation SHALL validate that the projected resulting state satisfies applicable governance requirements.</w:t>
-      </w:r>
-    </w:p>
-    <w:p/>
-    <w:p>
-      <w:r>
-        <w:t>A composite proposal SHALL preserve parent and sub-transition identity, dependencies, coupling semantics, authority domains, targets, and aggregate resulting-state effects. A Bind Set and Governance Dependency Graph SHALL be evaluated where the proposal contains multiple governed sub-transitions.</w:t>
-      </w:r>
-    </w:p>
-    <w:p/>
-    <w:p>
-      <w:r>
         <w:t>Partial binding SHALL occur only where explicitly permitted by Composite Coupling Semantics and where Partial-Bind Admissibility establishes that the approved executable subset preserves parent-proposal admissibility, required dependencies, ordering, authority, evidence, Canonical State, policy, invariants, and acceptable resulting state.</w:t>
       </w:r>
     </w:p>
@@ -4915,6 +4974,7 @@
         </w:numPr>
       </w:pPr>
       <w:r>
+        <w:lastRenderedPageBreak/>
         <w:t>deterministic;</w:t>
       </w:r>
     </w:p>
@@ -5104,95 +5164,95 @@
         </w:numPr>
       </w:pPr>
       <w:r>
+        <w:t>Proposal identity;</w:t>
+      </w:r>
+    </w:p>
+    <w:p>
+      <w:pPr>
+        <w:numPr>
+          <w:ilvl w:val="0"/>
+          <w:numId w:val="37"/>
+        </w:numPr>
+      </w:pPr>
+      <w:r>
+        <w:t>Action identity;</w:t>
+      </w:r>
+    </w:p>
+    <w:p>
+      <w:pPr>
+        <w:numPr>
+          <w:ilvl w:val="0"/>
+          <w:numId w:val="37"/>
+        </w:numPr>
+      </w:pPr>
+      <w:r>
+        <w:t>governance decision;</w:t>
+      </w:r>
+    </w:p>
+    <w:p>
+      <w:pPr>
+        <w:numPr>
+          <w:ilvl w:val="0"/>
+          <w:numId w:val="37"/>
+        </w:numPr>
+      </w:pPr>
+      <w:r>
+        <w:t>execution authorization;</w:t>
+      </w:r>
+    </w:p>
+    <w:p>
+      <w:pPr>
+        <w:numPr>
+          <w:ilvl w:val="0"/>
+          <w:numId w:val="37"/>
+        </w:numPr>
+      </w:pPr>
+      <w:r>
+        <w:t>Commit Boundary outcome;</w:t>
+      </w:r>
+    </w:p>
+    <w:p>
+      <w:pPr>
+        <w:numPr>
+          <w:ilvl w:val="0"/>
+          <w:numId w:val="37"/>
+        </w:numPr>
+      </w:pPr>
+      <w:r>
+        <w:t>lifecycle transition;</w:t>
+      </w:r>
+    </w:p>
+    <w:p>
+      <w:pPr>
+        <w:numPr>
+          <w:ilvl w:val="0"/>
+          <w:numId w:val="37"/>
+        </w:numPr>
+      </w:pPr>
+      <w:r>
+        <w:t>Canonical State reference;</w:t>
+      </w:r>
+    </w:p>
+    <w:p>
+      <w:pPr>
+        <w:numPr>
+          <w:ilvl w:val="0"/>
+          <w:numId w:val="37"/>
+        </w:numPr>
+      </w:pPr>
+      <w:r>
+        <w:t>governance policy reference;</w:t>
+      </w:r>
+    </w:p>
+    <w:p>
+      <w:pPr>
+        <w:numPr>
+          <w:ilvl w:val="0"/>
+          <w:numId w:val="37"/>
+        </w:numPr>
+      </w:pPr>
+      <w:r>
         <w:lastRenderedPageBreak/>
-        <w:t>Proposal identity;</w:t>
-      </w:r>
-    </w:p>
-    <w:p>
-      <w:pPr>
-        <w:numPr>
-          <w:ilvl w:val="0"/>
-          <w:numId w:val="37"/>
-        </w:numPr>
-      </w:pPr>
-      <w:r>
-        <w:t>Action identity;</w:t>
-      </w:r>
-    </w:p>
-    <w:p>
-      <w:pPr>
-        <w:numPr>
-          <w:ilvl w:val="0"/>
-          <w:numId w:val="37"/>
-        </w:numPr>
-      </w:pPr>
-      <w:r>
-        <w:t>governance decision;</w:t>
-      </w:r>
-    </w:p>
-    <w:p>
-      <w:pPr>
-        <w:numPr>
-          <w:ilvl w:val="0"/>
-          <w:numId w:val="37"/>
-        </w:numPr>
-      </w:pPr>
-      <w:r>
-        <w:t>execution authorization;</w:t>
-      </w:r>
-    </w:p>
-    <w:p>
-      <w:pPr>
-        <w:numPr>
-          <w:ilvl w:val="0"/>
-          <w:numId w:val="37"/>
-        </w:numPr>
-      </w:pPr>
-      <w:r>
-        <w:t>Commit Boundary outcome;</w:t>
-      </w:r>
-    </w:p>
-    <w:p>
-      <w:pPr>
-        <w:numPr>
-          <w:ilvl w:val="0"/>
-          <w:numId w:val="37"/>
-        </w:numPr>
-      </w:pPr>
-      <w:r>
-        <w:t>lifecycle transition;</w:t>
-      </w:r>
-    </w:p>
-    <w:p>
-      <w:pPr>
-        <w:numPr>
-          <w:ilvl w:val="0"/>
-          <w:numId w:val="37"/>
-        </w:numPr>
-      </w:pPr>
-      <w:r>
-        <w:t>Canonical State reference;</w:t>
-      </w:r>
-    </w:p>
-    <w:p>
-      <w:pPr>
-        <w:numPr>
-          <w:ilvl w:val="0"/>
-          <w:numId w:val="37"/>
-        </w:numPr>
-      </w:pPr>
-      <w:r>
-        <w:t>governance policy reference;</w:t>
-      </w:r>
-    </w:p>
-    <w:p>
-      <w:pPr>
-        <w:numPr>
-          <w:ilvl w:val="0"/>
-          <w:numId w:val="37"/>
-        </w:numPr>
-      </w:pPr>
-      <w:r>
         <w:t>governing constraint and invariant references;</w:t>
       </w:r>
     </w:p>
@@ -5382,7 +5442,6 @@
         </w:numPr>
       </w:pPr>
       <w:r>
-        <w:lastRenderedPageBreak/>
         <w:t>conformance assessment;</w:t>
       </w:r>
     </w:p>
@@ -5445,6 +5504,7 @@
         </w:rPr>
       </w:pPr>
       <w:r>
+        <w:lastRenderedPageBreak/>
         <w:t>10.7 Deterministic Replay</w:t>
       </w:r>
     </w:p>
@@ -5565,7 +5625,6 @@
     <w:p/>
     <w:p>
       <w:r>
-        <w:lastRenderedPageBreak/>
         <w:t>The Governance Ledger SHALL be append-only and SHALL record or reference submissions, decisions, approvals, refusals, commitments, enforcement outcomes, lifecycle transitions, continuation events, and associated evidence references with ordering integrity sufficient for reconstruction.</w:t>
       </w:r>
     </w:p>
@@ -5586,6 +5645,7 @@
         </w:rPr>
       </w:pPr>
       <w:r>
+        <w:lastRenderedPageBreak/>
         <w:t>10.9 Conformance</w:t>
       </w:r>
     </w:p>
@@ -5729,7 +5789,6 @@
         </w:numPr>
       </w:pPr>
       <w:r>
-        <w:lastRenderedPageBreak/>
         <w:t>Proposal Qualification;</w:t>
       </w:r>
     </w:p>
@@ -5992,66 +6051,66 @@
         </w:rPr>
       </w:pPr>
       <w:r>
+        <w:t>11.5 Cross-Tenant References</w:t>
+      </w:r>
+    </w:p>
+    <w:p>
+      <w:r>
+        <w:t>Where governance policy permits references between tenants or governance domains, such references SHALL undergo governed validation.</w:t>
+      </w:r>
+    </w:p>
+    <w:p>
+      <w:r>
+        <w:t>Validation SHALL determine that:</w:t>
+      </w:r>
+    </w:p>
+    <w:p>
+      <w:pPr>
+        <w:numPr>
+          <w:ilvl w:val="0"/>
+          <w:numId w:val="45"/>
+        </w:numPr>
+      </w:pPr>
+      <w:r>
+        <w:t>the reference is authorized;</w:t>
+      </w:r>
+    </w:p>
+    <w:p>
+      <w:pPr>
+        <w:numPr>
+          <w:ilvl w:val="0"/>
+          <w:numId w:val="45"/>
+        </w:numPr>
+      </w:pPr>
+      <w:r>
+        <w:t>applicable governance policy permits the reference;</w:t>
+      </w:r>
+    </w:p>
+    <w:p>
+      <w:pPr>
+        <w:numPr>
+          <w:ilvl w:val="0"/>
+          <w:numId w:val="45"/>
+        </w:numPr>
+      </w:pPr>
+      <w:r>
+        <w:t>Authority Lineage remains valid;</w:t>
+      </w:r>
+    </w:p>
+    <w:p>
+      <w:pPr>
+        <w:numPr>
+          <w:ilvl w:val="0"/>
+          <w:numId w:val="45"/>
+        </w:numPr>
+      </w:pPr>
+      <w:r>
+        <w:t>tenant isolation is preserved.</w:t>
+      </w:r>
+    </w:p>
+    <w:p>
+      <w:r>
         <w:lastRenderedPageBreak/>
-        <w:t>11.5 Cross-Tenant References</w:t>
-      </w:r>
-    </w:p>
-    <w:p>
-      <w:r>
-        <w:t>Where governance policy permits references between tenants or governance domains, such references SHALL undergo governed validation.</w:t>
-      </w:r>
-    </w:p>
-    <w:p>
-      <w:r>
-        <w:t>Validation SHALL determine that:</w:t>
-      </w:r>
-    </w:p>
-    <w:p>
-      <w:pPr>
-        <w:numPr>
-          <w:ilvl w:val="0"/>
-          <w:numId w:val="45"/>
-        </w:numPr>
-      </w:pPr>
-      <w:r>
-        <w:t>the reference is authorized;</w:t>
-      </w:r>
-    </w:p>
-    <w:p>
-      <w:pPr>
-        <w:numPr>
-          <w:ilvl w:val="0"/>
-          <w:numId w:val="45"/>
-        </w:numPr>
-      </w:pPr>
-      <w:r>
-        <w:t>applicable governance policy permits the reference;</w:t>
-      </w:r>
-    </w:p>
-    <w:p>
-      <w:pPr>
-        <w:numPr>
-          <w:ilvl w:val="0"/>
-          <w:numId w:val="45"/>
-        </w:numPr>
-      </w:pPr>
-      <w:r>
-        <w:t>Authority Lineage remains valid;</w:t>
-      </w:r>
-    </w:p>
-    <w:p>
-      <w:pPr>
-        <w:numPr>
-          <w:ilvl w:val="0"/>
-          <w:numId w:val="45"/>
-        </w:numPr>
-      </w:pPr>
-      <w:r>
-        <w:t>tenant isolation is preserved.</w:t>
-      </w:r>
-    </w:p>
-    <w:p>
-      <w:r>
         <w:t>Unauthorized references SHALL result in Structural Refusal or governance denial, as applicable.</w:t>
       </w:r>
     </w:p>
@@ -6185,7 +6244,6 @@
         </w:rPr>
       </w:pPr>
       <w:r>
-        <w:lastRenderedPageBreak/>
         <w:t>12. Delegation and Authority Lineage</w:t>
       </w:r>
     </w:p>
@@ -6226,6 +6284,7 @@
         </w:rPr>
       </w:pPr>
       <w:r>
+        <w:lastRenderedPageBreak/>
         <w:t>12.2 General</w:t>
       </w:r>
     </w:p>
@@ -6392,73 +6451,78 @@
         </w:numPr>
       </w:pPr>
       <w:r>
+        <w:t>validate delegated authority;</w:t>
+      </w:r>
+    </w:p>
+    <w:p>
+      <w:pPr>
+        <w:numPr>
+          <w:ilvl w:val="0"/>
+          <w:numId w:val="48"/>
+        </w:numPr>
+      </w:pPr>
+      <w:r>
+        <w:t>enforce delegation constraints;</w:t>
+      </w:r>
+    </w:p>
+    <w:p>
+      <w:pPr>
+        <w:numPr>
+          <w:ilvl w:val="0"/>
+          <w:numId w:val="48"/>
+        </w:numPr>
+      </w:pPr>
+      <w:r>
+        <w:t>validate delegation lifetime;</w:t>
+      </w:r>
+    </w:p>
+    <w:p>
+      <w:pPr>
+        <w:numPr>
+          <w:ilvl w:val="0"/>
+          <w:numId w:val="48"/>
+        </w:numPr>
+      </w:pPr>
+      <w:r>
+        <w:t>detect authority revocation;</w:t>
+      </w:r>
+    </w:p>
+    <w:p>
+      <w:pPr>
+        <w:numPr>
+          <w:ilvl w:val="0"/>
+          <w:numId w:val="48"/>
+        </w:numPr>
+      </w:pPr>
+      <w:r>
+        <w:t>prevent unauthorized authority expansion;</w:t>
+      </w:r>
+    </w:p>
+    <w:p>
+      <w:pPr>
+        <w:numPr>
+          <w:ilvl w:val="0"/>
+          <w:numId w:val="48"/>
+        </w:numPr>
+      </w:pPr>
+      <w:r>
+        <w:t>prevent unauthorized authority replay.</w:t>
+      </w:r>
+    </w:p>
+    <w:p>
+      <w:r>
+        <w:t>Delegated authority SHALL NOT exceed the authority possessed by the delegating authority.</w:t>
+      </w:r>
+    </w:p>
+    <w:p>
+      <w:r>
+        <w:t>Authority Lineage SHALL remain complete and attributable throughout governance processing.</w:t>
+      </w:r>
+    </w:p>
+    <w:p>
+      <w:r>
         <w:lastRenderedPageBreak/>
-        <w:t>validate delegated authority;</w:t>
-      </w:r>
-    </w:p>
-    <w:p>
-      <w:pPr>
-        <w:numPr>
-          <w:ilvl w:val="0"/>
-          <w:numId w:val="48"/>
-        </w:numPr>
-      </w:pPr>
-      <w:r>
-        <w:t>enforce delegation constraints;</w:t>
-      </w:r>
-    </w:p>
-    <w:p>
-      <w:pPr>
-        <w:numPr>
-          <w:ilvl w:val="0"/>
-          <w:numId w:val="48"/>
-        </w:numPr>
-      </w:pPr>
-      <w:r>
-        <w:t>validate delegation lifetime;</w:t>
-      </w:r>
-    </w:p>
-    <w:p>
-      <w:pPr>
-        <w:numPr>
-          <w:ilvl w:val="0"/>
-          <w:numId w:val="48"/>
-        </w:numPr>
-      </w:pPr>
-      <w:r>
-        <w:t>detect authority revocation;</w:t>
-      </w:r>
-    </w:p>
-    <w:p>
-      <w:pPr>
-        <w:numPr>
-          <w:ilvl w:val="0"/>
-          <w:numId w:val="48"/>
-        </w:numPr>
-      </w:pPr>
-      <w:r>
-        <w:t>prevent unauthorized authority expansion;</w:t>
-      </w:r>
-    </w:p>
-    <w:p>
-      <w:pPr>
-        <w:numPr>
-          <w:ilvl w:val="0"/>
-          <w:numId w:val="48"/>
-        </w:numPr>
-      </w:pPr>
-      <w:r>
-        <w:t>prevent unauthorized authority replay.</w:t>
-      </w:r>
-    </w:p>
-    <w:p>
-      <w:r>
-        <w:t>Delegated authority SHALL NOT exceed the authority possessed by the delegating authority.</w:t>
-      </w:r>
-    </w:p>
-    <w:p>
-      <w:r>
-        <w:t>Authority Lineage SHALL remain complete and attributable throughout governance processing.</w:t>
+        <w:t>Authority SHALL terminate when the governance subject ceases to exist or otherwise becomes ineligible under current Canonical State.</w:t>
       </w:r>
     </w:p>
     <w:p/>
@@ -6564,7 +6628,7 @@
     </w:p>
     <w:p>
       <w:r>
-        <w:t>Continuation Integrity SHALL evaluate continued authority validity throughout governed execution.</w:t>
+        <w:t>Continuation Integrity SHALL evaluate continued authority validity throughout the applicable nonterminal pre-commit lifecycle until final Commit-Bound Admissibility is resolved.</w:t>
       </w:r>
     </w:p>
     <w:p>
@@ -6613,73 +6677,73 @@
         </w:numPr>
       </w:pPr>
       <w:r>
+        <w:t>validate execution authority;</w:t>
+      </w:r>
+    </w:p>
+    <w:p>
+      <w:pPr>
+        <w:numPr>
+          <w:ilvl w:val="0"/>
+          <w:numId w:val="50"/>
+        </w:numPr>
+      </w:pPr>
+      <w:r>
+        <w:t>preserve complete Authority Lineage;</w:t>
+      </w:r>
+    </w:p>
+    <w:p>
+      <w:pPr>
+        <w:numPr>
+          <w:ilvl w:val="0"/>
+          <w:numId w:val="50"/>
+        </w:numPr>
+      </w:pPr>
+      <w:r>
+        <w:t>enforce delegation constraints;</w:t>
+      </w:r>
+    </w:p>
+    <w:p>
+      <w:pPr>
+        <w:numPr>
+          <w:ilvl w:val="0"/>
+          <w:numId w:val="50"/>
+        </w:numPr>
+      </w:pPr>
+      <w:r>
+        <w:t>propagate authority revocation as required by governance policy;</w:t>
+      </w:r>
+    </w:p>
+    <w:p>
+      <w:pPr>
+        <w:numPr>
+          <w:ilvl w:val="0"/>
+          <w:numId w:val="50"/>
+        </w:numPr>
+      </w:pPr>
+      <w:r>
+        <w:t>prevent unauthorized delegation;</w:t>
+      </w:r>
+    </w:p>
+    <w:p>
+      <w:pPr>
+        <w:numPr>
+          <w:ilvl w:val="0"/>
+          <w:numId w:val="50"/>
+        </w:numPr>
+      </w:pPr>
+      <w:r>
+        <w:t>prevent unauthorized authority expansion;</w:t>
+      </w:r>
+    </w:p>
+    <w:p>
+      <w:pPr>
+        <w:numPr>
+          <w:ilvl w:val="0"/>
+          <w:numId w:val="50"/>
+        </w:numPr>
+      </w:pPr>
+      <w:r>
         <w:lastRenderedPageBreak/>
-        <w:t>validate execution authority;</w:t>
-      </w:r>
-    </w:p>
-    <w:p>
-      <w:pPr>
-        <w:numPr>
-          <w:ilvl w:val="0"/>
-          <w:numId w:val="50"/>
-        </w:numPr>
-      </w:pPr>
-      <w:r>
-        <w:t>preserve complete Authority Lineage;</w:t>
-      </w:r>
-    </w:p>
-    <w:p>
-      <w:pPr>
-        <w:numPr>
-          <w:ilvl w:val="0"/>
-          <w:numId w:val="50"/>
-        </w:numPr>
-      </w:pPr>
-      <w:r>
-        <w:t>enforce delegation constraints;</w:t>
-      </w:r>
-    </w:p>
-    <w:p>
-      <w:pPr>
-        <w:numPr>
-          <w:ilvl w:val="0"/>
-          <w:numId w:val="50"/>
-        </w:numPr>
-      </w:pPr>
-      <w:r>
-        <w:t>propagate authority revocation as required by governance policy;</w:t>
-      </w:r>
-    </w:p>
-    <w:p>
-      <w:pPr>
-        <w:numPr>
-          <w:ilvl w:val="0"/>
-          <w:numId w:val="50"/>
-        </w:numPr>
-      </w:pPr>
-      <w:r>
-        <w:t>prevent unauthorized delegation;</w:t>
-      </w:r>
-    </w:p>
-    <w:p>
-      <w:pPr>
-        <w:numPr>
-          <w:ilvl w:val="0"/>
-          <w:numId w:val="50"/>
-        </w:numPr>
-      </w:pPr>
-      <w:r>
-        <w:t>prevent unauthorized authority expansion;</w:t>
-      </w:r>
-    </w:p>
-    <w:p>
-      <w:pPr>
-        <w:numPr>
-          <w:ilvl w:val="0"/>
-          <w:numId w:val="50"/>
-        </w:numPr>
-      </w:pPr>
-      <w:r>
         <w:t>prevent authority replay.</w:t>
       </w:r>
     </w:p>
@@ -6829,6 +6893,7 @@
         </w:numPr>
       </w:pPr>
       <w:r>
+        <w:lastRenderedPageBreak/>
         <w:t xml:space="preserve">the Canonical State where applicable; </w:t>
       </w:r>
     </w:p>
@@ -7038,22 +7103,22 @@
     </w:p>
     <w:p>
       <w:r>
+        <w:t>Re-evaluation SHALL re-derive the governance-significant information required to determine continued admissibility, including current authority, applicable governance conditions, Governance Evidence, and Canonical State where applicable.</w:t>
+      </w:r>
+    </w:p>
+    <w:p>
+      <w:r>
+        <w:t>Nonterminal Proposals not affected by the material governance-condition change SHALL NOT be unnecessarily re-evaluated.</w:t>
+      </w:r>
+    </w:p>
+    <w:p>
+      <w:r>
+        <w:t>Where an affected nonterminal Proposal no longer satisfies continued execution admissibility, the Proposal SHALL transition to a policy-defined non-executable lifecycle state.</w:t>
+      </w:r>
+    </w:p>
+    <w:p>
+      <w:r>
         <w:lastRenderedPageBreak/>
-        <w:t>Re-evaluation SHALL re-derive the governance-significant information required to determine continued admissibility, including current authority, applicable governance conditions, Governance Evidence, and Canonical State where applicable.</w:t>
-      </w:r>
-    </w:p>
-    <w:p>
-      <w:r>
-        <w:t>Nonterminal Proposals not affected by the material governance-condition change SHALL NOT be unnecessarily re-evaluated.</w:t>
-      </w:r>
-    </w:p>
-    <w:p>
-      <w:r>
-        <w:t>Where an affected nonterminal Proposal no longer satisfies continued execution admissibility, the Proposal SHALL transition to a policy-defined non-executable lifecycle state.</w:t>
-      </w:r>
-    </w:p>
-    <w:p>
-      <w:r>
         <w:t>Where the continuation basis cannot be restored before commitment, the proposal SHALL be escalated, refused, expired, cancelled, or otherwise transitioned according to applicable governance policy.</w:t>
       </w:r>
     </w:p>
@@ -7213,7 +7278,6 @@
     </w:p>
     <w:p>
       <w:r>
-        <w:lastRenderedPageBreak/>
         <w:t>Authority processing SHALL satisfy the requirements of Section 12.</w:t>
       </w:r>
     </w:p>
@@ -7292,14 +7356,26 @@
     <w:p/>
     <w:p>
       <w:r>
+        <w:t>Governance escalation SHALL support accumulation of valid partial quorum through one or more Governance Approval Artifacts until the required quorum is completed or the escalation terminates under applicable governance policy.</w:t>
+      </w:r>
+    </w:p>
+    <w:p/>
+    <w:p>
+      <w:r>
+        <w:t>Completion of the required quorum SHALL make the Proposal eligible for the applicable authorization lifecycle transition, subject to all other applicable governance conditions. Completion of approval or quorum SHALL NOT itself constitute authority at commitment or permission to execute.</w:t>
+      </w:r>
+    </w:p>
+    <w:p/>
+    <w:p>
+      <w:r>
         <w:lastRenderedPageBreak/>
-        <w:t>Governance escalation SHALL support accumulation of valid partial quorum through one or more Governance Approval Artifacts until the required quorum is completed or the escalation terminates under applicable governance policy.</w:t>
+        <w:t>Authorized governance authorities SHALL be able to cancel pending Proposals before commitment.</w:t>
       </w:r>
     </w:p>
     <w:p/>
     <w:p>
       <w:r>
-        <w:t>Completion of approval or quorum SHALL enable only the applicable lifecycle transition and SHALL NOT itself constitute authority at commitment or permission to execute.</w:t>
+        <w:t>Deferred governance decisions SHALL honor their applicable validity periods and SHALL expire or require governed re-evaluation when those periods lapse.</w:t>
       </w:r>
     </w:p>
     <w:p/>
@@ -7328,13 +7404,19 @@
     <w:p/>
     <w:p>
       <w:r>
+        <w:t>Degraded State SHALL be a nonterminal lifecycle state.</w:t>
+      </w:r>
+    </w:p>
+    <w:p/>
+    <w:p>
+      <w:r>
         <w:t>Admissible Path Viability SHALL determine whether at least one governed path remains through which the proposal may validly progress toward binding under current conditions.</w:t>
       </w:r>
     </w:p>
     <w:p/>
     <w:p>
       <w:r>
-        <w:t>Continuation Recovery MAY restore verified legitimacy through re-derivation, recomputation, reconstruction, renewed qualification, or escalation. Recovery SHALL preserve Proposal Identity and governance lineage and SHALL NOT bypass renewed Commit-Bound Admissibility or confer automatic permission to execute.</w:t>
+        <w:t>The governance system SHALL support Continuation Recovery through re-derivation, recomputation, reconstruction, renewed qualification, or escalation. A Continuation Recovery attempt MAY restore verified continuation legitimacy when the applicable recovery conditions are satisfied. Recovery SHALL preserve Proposal Identity and governance lineage and SHALL NOT bypass renewed Commit-Bound Admissibility or confer automatic permission to execute.</w:t>
       </w:r>
     </w:p>
     <w:p/>
@@ -7402,6 +7484,7 @@
         </w:numPr>
       </w:pPr>
       <w:r>
+        <w:lastRenderedPageBreak/>
         <w:t xml:space="preserve">avoid unnecessary re-evaluation of unaffected Proposals; </w:t>
       </w:r>
     </w:p>
@@ -7424,7 +7507,6 @@
         </w:numPr>
       </w:pPr>
       <w:r>
-        <w:lastRenderedPageBreak/>
         <w:t xml:space="preserve">detect reduction or loss of admissible-path viability before commitment; </w:t>
       </w:r>
     </w:p>
@@ -7458,7 +7540,7 @@
         </w:numPr>
       </w:pPr>
       <w:r>
-        <w:t xml:space="preserve">preserve execution authorization integrity throughout the applicable Proposal and execution lifecycle; </w:t>
+        <w:t>preserve execution authorization integrity throughout the applicable nonterminal pre-commit Proposal lifecycle until final Commit-Bound Admissibility is resolved;</w:t>
       </w:r>
     </w:p>
     <w:p>
@@ -7615,6 +7697,7 @@
         </w:rPr>
       </w:pPr>
       <w:r>
+        <w:lastRenderedPageBreak/>
         <w:t>14.3 Inputs</w:t>
       </w:r>
     </w:p>
@@ -7631,7 +7714,6 @@
         </w:numPr>
       </w:pPr>
       <w:r>
-        <w:lastRenderedPageBreak/>
         <w:t>participating governance domains;</w:t>
       </w:r>
     </w:p>
@@ -7892,6 +7974,7 @@
     </w:p>
     <w:p>
       <w:r>
+        <w:lastRenderedPageBreak/>
         <w:t>Failure to establish valid cross-domain authority SHALL prevent governance processing from proceeding.</w:t>
       </w:r>
     </w:p>
@@ -7905,7 +7988,6 @@
         </w:rPr>
       </w:pPr>
       <w:r>
-        <w:lastRenderedPageBreak/>
         <w:t>14.6 Relationships</w:t>
       </w:r>
     </w:p>
@@ -7926,7 +8008,7 @@
     </w:p>
     <w:p>
       <w:r>
-        <w:t>Continuation Integrity SHALL preserve cross-domain authority relationships throughout governed execution where applicable.</w:t>
+        <w:t>Continuation Integrity SHALL preserve cross-domain authority relationships throughout the applicable nonterminal pre-commit lifecycle until final Commit-Bound Admissibility is resolved, where applicable.</w:t>
       </w:r>
     </w:p>
     <w:p>
@@ -8082,7 +8164,6 @@
         </w:rPr>
       </w:pPr>
       <w:r>
-        <w:lastRenderedPageBreak/>
         <w:t>15.2 General</w:t>
       </w:r>
     </w:p>
@@ -8306,6 +8387,7 @@
         </w:numPr>
       </w:pPr>
       <w:r>
+        <w:lastRenderedPageBreak/>
         <w:t>implementation profile;</w:t>
       </w:r>
     </w:p>
@@ -8317,7 +8399,6 @@
         </w:numPr>
       </w:pPr>
       <w:r>
-        <w:lastRenderedPageBreak/>
         <w:t>applicable companion specifications;</w:t>
       </w:r>
     </w:p>
@@ -8551,6 +8632,7 @@
         </w:numPr>
       </w:pPr>
       <w:r>
+        <w:lastRenderedPageBreak/>
         <w:t>Governance Decision Function;</w:t>
       </w:r>
     </w:p>
@@ -8562,7 +8644,6 @@
         </w:numPr>
       </w:pPr>
       <w:r>
-        <w:lastRenderedPageBreak/>
         <w:t>Execution Authorization;</w:t>
       </w:r>
     </w:p>
@@ -8663,7 +8744,6 @@
     <w:p/>
     <w:p>
       <w:r>
-        <w:lastRenderedPageBreak/>
         <w:t>A governed system MAY propose a governance change but SHALL NOT directly modify its own admissibility conditions, protected constraints, or authoritative governance artifacts without externally authorized governance approval, compilation, validation, and controlled activation.</w:t>
       </w:r>
     </w:p>
@@ -8828,6 +8908,7 @@
         </w:rPr>
       </w:pPr>
       <w:r>
+        <w:lastRenderedPageBreak/>
         <w:t>16.3 Inputs</w:t>
       </w:r>
     </w:p>
@@ -8844,7 +8925,6 @@
         </w:numPr>
       </w:pPr>
       <w:r>
-        <w:lastRenderedPageBreak/>
         <w:t>the coordinated Proposal;</w:t>
       </w:r>
     </w:p>
@@ -9089,6 +9169,7 @@
         </w:rPr>
       </w:pPr>
       <w:r>
+        <w:lastRenderedPageBreak/>
         <w:t>16.5 Coordination Outcomes</w:t>
       </w:r>
     </w:p>
@@ -9116,7 +9197,6 @@
         </w:numPr>
       </w:pPr>
       <w:r>
-        <w:lastRenderedPageBreak/>
         <w:t>Coordinated Execution Denied;</w:t>
       </w:r>
     </w:p>
@@ -9234,7 +9314,6 @@
         </w:rPr>
       </w:pPr>
       <w:r>
-        <w:lastRenderedPageBreak/>
         <w:t>16.7 Conformance</w:t>
       </w:r>
     </w:p>
@@ -9440,7 +9519,6 @@
         </w:rPr>
       </w:pPr>
       <w:r>
-        <w:lastRenderedPageBreak/>
         <w:t>17.3 Conformance Scope</w:t>
       </w:r>
     </w:p>
@@ -9700,6 +9778,7 @@
     </w:p>
     <w:p>
       <w:r>
+        <w:lastRenderedPageBreak/>
         <w:t>Implementation Profiles MAY define:</w:t>
       </w:r>
     </w:p>
@@ -9711,7 +9790,6 @@
         </w:numPr>
       </w:pPr>
       <w:r>
-        <w:lastRenderedPageBreak/>
         <w:t>supported capabilities;</w:t>
       </w:r>
     </w:p>
@@ -9911,6 +9989,7 @@
         </w:numPr>
       </w:pPr>
       <w:r>
+        <w:lastRenderedPageBreak/>
         <w:t>Runtime Governance Requirements;</w:t>
       </w:r>
     </w:p>
@@ -9922,7 +10001,6 @@
         </w:numPr>
       </w:pPr>
       <w:r>
-        <w:lastRenderedPageBreak/>
         <w:t>normative statements;</w:t>
       </w:r>
     </w:p>
@@ -10158,6 +10236,7 @@
         </w:rPr>
       </w:pPr>
       <w:r>
+        <w:lastRenderedPageBreak/>
         <w:t>A.1 Purpose</w:t>
       </w:r>
     </w:p>
@@ -10168,7 +10247,6 @@
     </w:p>
     <w:p>
       <w:r>
-        <w:lastRenderedPageBreak/>
         <w:t>This appendix is provided solely to aid understanding of the architecture. It introduces no additional normative requirements beyond those defined elsewhere in this specification.</w:t>
       </w:r>
     </w:p>
@@ -10247,7 +10325,7 @@
         </w:numPr>
       </w:pPr>
       <w:r>
-        <w:t xml:space="preserve">governance admissibility may continue to be evaluated throughout governed execution where required. </w:t>
+        <w:t>governance admissibility may continue to be evaluated throughout the applicable nonterminal pre-commit lifecycle until final Commit-Bound Admissibility is resolved.</w:t>
       </w:r>
     </w:p>
     <w:p>
@@ -10343,6 +10421,9 @@
       </w:r>
       <w:r>
         <w:br/>
+      </w:r>
+      <w:r>
+        <w:lastRenderedPageBreak/>
         <w:t>Commit Boundary and Policy Enforcement Point</w:t>
       </w:r>
       <w:r>
@@ -10365,7 +10446,6 @@
     </w:p>
     <w:p>
       <w:r>
-        <w:lastRenderedPageBreak/>
         <w:t>These include:</w:t>
       </w:r>
     </w:p>
@@ -10605,6 +10685,7 @@
         </w:numPr>
       </w:pPr>
       <w:r>
+        <w:lastRenderedPageBreak/>
         <w:t xml:space="preserve">Governance Context; and </w:t>
       </w:r>
     </w:p>
@@ -10800,6 +10881,7 @@
         </w:numPr>
       </w:pPr>
       <w:r>
+        <w:lastRenderedPageBreak/>
         <w:t xml:space="preserve">require renewed evaluation or recovery; </w:t>
       </w:r>
     </w:p>
@@ -10833,7 +10915,6 @@
         </w:numPr>
       </w:pPr>
       <w:r>
-        <w:lastRenderedPageBreak/>
         <w:t xml:space="preserve">produce escalation, refusal, expiration, cancellation, or another governed terminal outcome. </w:t>
       </w:r>
     </w:p>
@@ -11222,7 +11303,6 @@
     <w:p/>
     <w:p>
       <w:r>
-        <w:lastRenderedPageBreak/>
         <w:t>At the Commit Boundary, final governance realization includes current Canonical State Resolution, State Qualification, Evidence Qualification, Authority Re-Derivation, Governance Binding Validation, Commit-Bound Admissibility, and application of the resulting decision through a Policy Enforcement Point using sufficient Enforcement Context. The decision-to-enforcement relationship remains protected by Governance Enforcement Binding.</w:t>
       </w:r>
     </w:p>
@@ -11667,6 +11747,7 @@
         </w:rPr>
       </w:pPr>
       <w:r>
+        <w:lastRenderedPageBreak/>
         <w:t>Appendix B (Informative)</w:t>
       </w:r>
     </w:p>
@@ -11690,7 +11771,6 @@
         </w:rPr>
       </w:pPr>
       <w:r>
-        <w:lastRenderedPageBreak/>
         <w:t>B.1 Purpose</w:t>
       </w:r>
     </w:p>
@@ -11855,6 +11935,7 @@
         </w:rPr>
       </w:pPr>
       <w:r>
+        <w:lastRenderedPageBreak/>
         <w:t>B.3.3 Execution Authorization Integrity</w:t>
       </w:r>
     </w:p>
@@ -11865,7 +11946,6 @@
     </w:p>
     <w:p>
       <w:r>
-        <w:lastRenderedPageBreak/>
         <w:t>Execution Authorization preserves the integrity of authoritative governance decisions while validating execution prerequisites.</w:t>
       </w:r>
     </w:p>
@@ -11912,7 +11992,7 @@
     </w:p>
     <w:p>
       <w:r>
-        <w:t>Canonical State remains complete, consistent, authoritative, and suitable for deterministic governance evaluation. Canonical State is derived from the ordered Governance Ledger, or from a verifiable materialized state deterministically derived from that ledger, ensuring deterministic replay and implementation-independent governance behavior.</w:t>
+        <w:t>Canonical State remains complete, consistent, authoritative, and suitable for deterministic governance evaluation. Canonical State may be resolved from multiple qualified authoritative governance sources. The ordered Governance Ledger is authoritative for recorded governance events, event ordering, and Derived Lifecycle State, but need not be the originating system of record for every governance-relevant fact incorporated into Canonical State.</w:t>
       </w:r>
     </w:p>
     <w:p>
@@ -12023,6 +12103,7 @@
     </w:p>
     <w:p>
       <w:r>
+        <w:lastRenderedPageBreak/>
         <w:t>Authority is never inferred.</w:t>
       </w:r>
     </w:p>
@@ -12036,7 +12117,6 @@
         </w:rPr>
       </w:pPr>
       <w:r>
-        <w:lastRenderedPageBreak/>
         <w:t>B.3.8 Tenant Isolation</w:t>
       </w:r>
     </w:p>
@@ -12210,6 +12290,9 @@
       </w:r>
       <w:r>
         <w:br/>
+      </w:r>
+      <w:r>
+        <w:lastRenderedPageBreak/>
         <w:t>Governance Decision    Canonical State     Governance Configuration</w:t>
       </w:r>
       <w:r>
@@ -12222,9 +12305,6 @@
       </w:r>
       <w:r>
         <w:br/>
-      </w:r>
-      <w:r>
-        <w:lastRenderedPageBreak/>
         <w:t xml:space="preserve">        └──────────────┬──────┴──────┬──────────────┘</w:t>
       </w:r>
       <w:r>
@@ -12508,6 +12588,7 @@
           </w:tcPr>
           <w:p>
             <w:r>
+              <w:lastRenderedPageBreak/>
               <w:t>Section 8</w:t>
             </w:r>
           </w:p>
@@ -12566,7 +12647,6 @@
           </w:tcPr>
           <w:p>
             <w:r>
-              <w:lastRenderedPageBreak/>
               <w:t>Section 10</w:t>
             </w:r>
           </w:p>
@@ -12912,6 +12992,7 @@
         </w:numPr>
       </w:pPr>
       <w:r>
+        <w:lastRenderedPageBreak/>
         <w:t xml:space="preserve">modular implementation; </w:t>
       </w:r>
     </w:p>
@@ -12934,7 +13015,6 @@
         </w:numPr>
       </w:pPr>
       <w:r>
-        <w:lastRenderedPageBreak/>
         <w:t xml:space="preserve">architectural clarity. </w:t>
       </w:r>
     </w:p>
@@ -13516,6 +13596,7 @@
         </w:rPr>
       </w:pPr>
       <w:r>
+        <w:lastRenderedPageBreak/>
         <w:t>Proposal Qualification</w:t>
       </w:r>
     </w:p>
@@ -13526,7 +13607,6 @@
     </w:p>
     <w:p>
       <w:r>
-        <w:lastRenderedPageBreak/>
         <w:t>Typical activities include:</w:t>
       </w:r>
     </w:p>
@@ -13763,6 +13843,7 @@
         </w:rPr>
       </w:pPr>
       <w:r>
+        <w:lastRenderedPageBreak/>
         <w:t>Commit Boundary</w:t>
       </w:r>
     </w:p>
@@ -13773,7 +13854,6 @@
     </w:p>
     <w:p>
       <w:r>
-        <w:lastRenderedPageBreak/>
         <w:t>Typical activities include:</w:t>
       </w:r>
     </w:p>
@@ -13991,6 +14071,9 @@
       </w:r>
       <w:r>
         <w:br/>
+      </w:r>
+      <w:r>
+        <w:lastRenderedPageBreak/>
         <w:t xml:space="preserve"> │</w:t>
       </w:r>
       <w:r>
@@ -14003,9 +14086,6 @@
       </w:r>
       <w:r>
         <w:br/>
-      </w:r>
-      <w:r>
-        <w:lastRenderedPageBreak/>
         <w:t xml:space="preserve"> │</w:t>
       </w:r>
       <w:r>
@@ -14237,6 +14317,7 @@
     </w:p>
     <w:p>
       <w:r>
+        <w:lastRenderedPageBreak/>
         <w:t>These services augment governance processing while preserving the deterministic ordering and responsibilities of the primary governance pipeline.</w:t>
       </w:r>
     </w:p>
@@ -14717,6 +14798,7 @@
         </w:numPr>
       </w:pPr>
       <w:r>
+        <w:lastRenderedPageBreak/>
         <w:t xml:space="preserve">represent the completion of a governance stage; </w:t>
       </w:r>
     </w:p>
@@ -14739,7 +14821,6 @@
         </w:numPr>
       </w:pPr>
       <w:r>
-        <w:lastRenderedPageBreak/>
         <w:t xml:space="preserve">support deterministic governance processing; </w:t>
       </w:r>
     </w:p>
@@ -15191,6 +15272,7 @@
         </w:rPr>
       </w:pPr>
       <w:r>
+        <w:lastRenderedPageBreak/>
         <w:t>D.5 Execution Authorization Outcomes</w:t>
       </w:r>
     </w:p>
@@ -15201,7 +15283,6 @@
     </w:p>
     <w:p>
       <w:r>
-        <w:lastRenderedPageBreak/>
         <w:t>Possible outcomes include:</w:t>
       </w:r>
     </w:p>
@@ -15710,6 +15791,7 @@
           </w:tcPr>
           <w:p>
             <w:r>
+              <w:lastRenderedPageBreak/>
               <w:t>Proposal Restored to Eligible State</w:t>
             </w:r>
           </w:p>
@@ -15739,7 +15821,6 @@
           </w:tcPr>
           <w:p>
             <w:r>
-              <w:lastRenderedPageBreak/>
               <w:t>Governed Terminal Outcome</w:t>
             </w:r>
           </w:p>
@@ -16174,6 +16255,9 @@
       </w:r>
       <w:r>
         <w:br/>
+      </w:r>
+      <w:r>
+        <w:lastRenderedPageBreak/>
         <w:t>Governance Decision</w:t>
       </w:r>
       <w:r>
@@ -16182,9 +16266,6 @@
       </w:r>
       <w:r>
         <w:br/>
-      </w:r>
-      <w:r>
-        <w:lastRenderedPageBreak/>
         <w:t xml:space="preserve">    ├── Authorized</w:t>
       </w:r>
       <w:r>
@@ -16386,6 +16467,7 @@
         </w:numPr>
       </w:pPr>
       <w:r>
+        <w:lastRenderedPageBreak/>
         <w:t xml:space="preserve">supported by Governance Evidence; </w:t>
       </w:r>
     </w:p>
@@ -16397,7 +16479,6 @@
         </w:numPr>
       </w:pPr>
       <w:r>
-        <w:lastRenderedPageBreak/>
         <w:t xml:space="preserve">traceable through the governance pipeline; and </w:t>
       </w:r>
     </w:p>
@@ -16789,6 +16870,7 @@
         </w:numPr>
       </w:pPr>
       <w:r>
+        <w:lastRenderedPageBreak/>
         <w:t xml:space="preserve">normative behavior; </w:t>
       </w:r>
     </w:p>
@@ -16800,7 +16882,6 @@
         </w:numPr>
       </w:pPr>
       <w:r>
-        <w:lastRenderedPageBreak/>
         <w:t xml:space="preserve">implementation expectations; </w:t>
       </w:r>
     </w:p>

--- a/spec/AGCP-Core.docx
+++ b/spec/AGCP-Core.docx
@@ -3212,7 +3212,7 @@
     </w:p>
     <w:p>
       <w:r>
-        <w:t>The Governance Decision Function operates only upon Qualified Proposals.</w:t>
+        <w:t>The Governance Decision Function SHALL operate only upon Qualified Proposals.</w:t>
       </w:r>
     </w:p>
     <w:p>
@@ -3821,7 +3821,7 @@
     </w:p>
     <w:p>
       <w:r>
-        <w:t>Execution Authorization operates only upon governance decisions produced by the Governance Decision Function.</w:t>
+        <w:t>Execution Authorization SHALL operate only upon governance decisions produced by the Governance Decision Function.</w:t>
       </w:r>
     </w:p>
     <w:p>
@@ -43660,7 +43660,6 @@
   <w:style w:type="character" w:default="1" w:styleId="DefaultParagraphFont">
     <w:name w:val="Default Paragraph Font"/>
     <w:uiPriority w:val="1"/>
-    <w:semiHidden/>
     <w:unhideWhenUsed/>
   </w:style>
   <w:style w:type="table" w:default="1" w:styleId="TableNormal">
